--- a/docs/traspaso-conocimiento.docx
+++ b/docs/traspaso-conocimiento.docx
@@ -3528,6 +3528,270 @@
       </w:r>
     </w:p>
     <w:p>
+      <w:r>
+        <w:rPr>
+          <w:b/>
+          <w:i w:val="0"/>
+        </w:rPr>
+        <w:t>Reglas de negocio del listado paginado (caps):</w:t>
+      </w:r>
+    </w:p>
+    <w:tbl>
+      <w:tblPr>
+        <w:tblStyle w:val="LightGrid-Accent1"/>
+        <w:tblW w:type="auto" w:w="0"/>
+        <w:tblLook w:firstColumn="1" w:firstRow="1" w:lastColumn="0" w:lastRow="0" w:noHBand="0" w:noVBand="1" w:val="04A0"/>
+      </w:tblPr>
+      <w:tblGrid>
+        <w:gridCol w:w="2160"/>
+        <w:gridCol w:w="2160"/>
+        <w:gridCol w:w="2160"/>
+        <w:gridCol w:w="2160"/>
+      </w:tblGrid>
+      <w:tr>
+        <w:tc>
+          <w:tcPr>
+            <w:tcW w:type="dxa" w:w="2592"/>
+          </w:tcPr>
+          <w:p>
+            <w:r>
+              <w:rPr>
+                <w:b/>
+              </w:rPr>
+              <w:t>Parámetro</w:t>
+            </w:r>
+          </w:p>
+        </w:tc>
+        <w:tc>
+          <w:tcPr>
+            <w:tcW w:type="dxa" w:w="1008"/>
+          </w:tcPr>
+          <w:p>
+            <w:r>
+              <w:rPr>
+                <w:b/>
+              </w:rPr>
+              <w:t>Valor</w:t>
+            </w:r>
+          </w:p>
+        </w:tc>
+        <w:tc>
+          <w:tcPr>
+            <w:tcW w:type="dxa" w:w="2016"/>
+          </w:tcPr>
+          <w:p>
+            <w:r>
+              <w:rPr>
+                <w:b/>
+              </w:rPr>
+              <w:t>Definido en</w:t>
+            </w:r>
+          </w:p>
+        </w:tc>
+        <w:tc>
+          <w:tcPr>
+            <w:tcW w:type="dxa" w:w="3744"/>
+          </w:tcPr>
+          <w:p>
+            <w:r>
+              <w:rPr>
+                <w:b/>
+              </w:rPr>
+              <w:t>Por qué</w:t>
+            </w:r>
+          </w:p>
+        </w:tc>
+      </w:tr>
+      <w:tr>
+        <w:tc>
+          <w:tcPr>
+            <w:tcW w:type="dxa" w:w="2592"/>
+          </w:tcPr>
+          <w:p>
+            <w:r>
+              <w:t>DEFAULT_LIMIT</w:t>
+            </w:r>
+          </w:p>
+        </w:tc>
+        <w:tc>
+          <w:tcPr>
+            <w:tcW w:type="dxa" w:w="1008"/>
+          </w:tcPr>
+          <w:p>
+            <w:r>
+              <w:t>10</w:t>
+            </w:r>
+          </w:p>
+        </w:tc>
+        <w:tc>
+          <w:tcPr>
+            <w:tcW w:type="dxa" w:w="2016"/>
+          </w:tcPr>
+          <w:p>
+            <w:r>
+              <w:t>api/providers.js:4</w:t>
+            </w:r>
+          </w:p>
+        </w:tc>
+        <w:tc>
+          <w:tcPr>
+            <w:tcW w:type="dxa" w:w="3744"/>
+          </w:tcPr>
+          <w:p>
+            <w:r>
+              <w:t>Tamaño de página por defecto cuando el bloque no pasa limit explícito.</w:t>
+            </w:r>
+          </w:p>
+        </w:tc>
+      </w:tr>
+      <w:tr>
+        <w:tc>
+          <w:tcPr>
+            <w:tcW w:type="dxa" w:w="2592"/>
+          </w:tcPr>
+          <w:p>
+            <w:r>
+              <w:t>MAX_LIMIT</w:t>
+            </w:r>
+          </w:p>
+        </w:tc>
+        <w:tc>
+          <w:tcPr>
+            <w:tcW w:type="dxa" w:w="1008"/>
+          </w:tcPr>
+          <w:p>
+            <w:r>
+              <w:t>50</w:t>
+            </w:r>
+          </w:p>
+        </w:tc>
+        <w:tc>
+          <w:tcPr>
+            <w:tcW w:type="dxa" w:w="2016"/>
+          </w:tcPr>
+          <w:p>
+            <w:r>
+              <w:t>api/providers.js:5</w:t>
+            </w:r>
+          </w:p>
+        </w:tc>
+        <w:tc>
+          <w:tcPr>
+            <w:tcW w:type="dxa" w:w="3744"/>
+          </w:tcPr>
+          <w:p>
+            <w:r>
+              <w:t>Tope al limit que un cliente puede pedir en una sola request (evita XHR enormes).</w:t>
+            </w:r>
+          </w:p>
+        </w:tc>
+      </w:tr>
+      <w:tr>
+        <w:tc>
+          <w:tcPr>
+            <w:tcW w:type="dxa" w:w="2592"/>
+          </w:tcPr>
+          <w:p>
+            <w:r>
+              <w:t>MAX_TOTAL_BY_TAB.professionals</w:t>
+            </w:r>
+          </w:p>
+        </w:tc>
+        <w:tc>
+          <w:tcPr>
+            <w:tcW w:type="dxa" w:w="1008"/>
+          </w:tcPr>
+          <w:p>
+            <w:r>
+              <w:t>30</w:t>
+            </w:r>
+          </w:p>
+        </w:tc>
+        <w:tc>
+          <w:tcPr>
+            <w:tcW w:type="dxa" w:w="2016"/>
+          </w:tcPr>
+          <w:p>
+            <w:r>
+              <w:t>api/providers.js:6</w:t>
+            </w:r>
+          </w:p>
+        </w:tc>
+        <w:tc>
+          <w:tcPr>
+            <w:tcW w:type="dxa" w:w="3744"/>
+          </w:tcPr>
+          <w:p>
+            <w:r>
+              <w:t>TOTAL de profesionales mostrables en el cuadro (≈ 3 páginas de 10). El backend trunca la lista a 30 antes de paginar — el resto NO es alcanzable navegando.</w:t>
+            </w:r>
+          </w:p>
+        </w:tc>
+      </w:tr>
+      <w:tr>
+        <w:tc>
+          <w:tcPr>
+            <w:tcW w:type="dxa" w:w="2592"/>
+          </w:tcPr>
+          <w:p>
+            <w:r>
+              <w:t>MAX_TOTAL_BY_TAB.centers</w:t>
+            </w:r>
+          </w:p>
+        </w:tc>
+        <w:tc>
+          <w:tcPr>
+            <w:tcW w:type="dxa" w:w="1008"/>
+          </w:tcPr>
+          <w:p>
+            <w:r>
+              <w:t>50</w:t>
+            </w:r>
+          </w:p>
+        </w:tc>
+        <w:tc>
+          <w:tcPr>
+            <w:tcW w:type="dxa" w:w="2016"/>
+          </w:tcPr>
+          <w:p>
+            <w:r>
+              <w:t>api/providers.js:6</w:t>
+            </w:r>
+          </w:p>
+        </w:tc>
+        <w:tc>
+          <w:tcPr>
+            <w:tcW w:type="dxa" w:w="3744"/>
+          </w:tcPr>
+          <w:p>
+            <w:r>
+              <w:t>TOTAL de centros mostrables (≈ 5 páginas de 10).</w:t>
+            </w:r>
+          </w:p>
+        </w:tc>
+      </w:tr>
+    </w:tbl>
+    <w:p>
+      <w:r>
+        <w:t>Justificación: el backend de ASISA puede devolver listados muy largos (cientos de médicos por provincia+especialidad). Mostrarlos todos haría la página injustificadamente larga y mal indexable. La regla de producto acuerda topes razonables (30 profesionales, 50 centros) y obliga al usuario a refinar por provincia/especialidad/centro para encontrar lo que busca. La etiqueta del tab refleja el conteo CAPADO (e.g. "Profesionales (30)") para no engañar sobre lo navegable.</w:t>
+      </w:r>
+    </w:p>
+    <w:p>
+      <w:r>
+        <w:t>Implicación en pagination: con tab=professionals y limit=10, totalPages será como máximo 3 (30/10). Con tab=centers, como máximo 5 (50/10). El bloque renderiza paginación con elipsis si hace falta, pero en la práctica nunca pasa de 5 páginas.</w:t>
+      </w:r>
+    </w:p>
+    <w:p>
+      <w:r>
+        <w:t>Si en el futuro hay que cambiar estos caps (p.ej. para SEO o por petición de marketing), es un cambio de UNA línea en api/providers.js. El frontend no asume nada del cap: respeta totalPages que viene en la respuesta.</w:t>
+      </w:r>
+    </w:p>
+    <w:p>
+      <w:r>
+        <w:t>Otros usos del endpoint: el bloque cuadro-medico-otros-medicos pide limit=50&amp;tab=professionals para extraer hasta 50 chips. Como MAX_LIMIT=50, no hay que tocar caps. Si se necesitara más, primero hay que subir MAX_LIMIT.</w:t>
+      </w:r>
+    </w:p>
+    <w:p>
       <w:pPr>
         <w:pStyle w:val="Heading4"/>
       </w:pPr>
@@ -5119,6 +5383,674 @@
         <w:t>hero: stub vacío (no implementado).</w:t>
       </w:r>
     </w:p>
+    <w:p>
+      <w:pPr>
+        <w:pStyle w:val="Heading4"/>
+      </w:pPr>
+      <w:r>
+        <w:t>Reglas de negocio consolidadas (caps y umbrales)</w:t>
+      </w:r>
+    </w:p>
+    <w:p>
+      <w:r>
+        <w:t>Esta tabla consolida todos los "magic numbers" del proyecto. Son acuerdos de producto o topes técnicos que el equipo nuevo debe conocer: tocar uno puede cambiar visiblemente la experiencia del usuario o la cobertura SEO.</w:t>
+      </w:r>
+    </w:p>
+    <w:tbl>
+      <w:tblPr>
+        <w:tblStyle w:val="LightGrid-Accent1"/>
+        <w:tblW w:type="auto" w:w="0"/>
+        <w:tblLook w:firstColumn="1" w:firstRow="1" w:lastColumn="0" w:lastRow="0" w:noHBand="0" w:noVBand="1" w:val="04A0"/>
+      </w:tblPr>
+      <w:tblGrid>
+        <w:gridCol w:w="2160"/>
+        <w:gridCol w:w="2160"/>
+        <w:gridCol w:w="2160"/>
+        <w:gridCol w:w="2160"/>
+      </w:tblGrid>
+      <w:tr>
+        <w:tc>
+          <w:tcPr>
+            <w:tcW w:type="dxa" w:w="2304"/>
+          </w:tcPr>
+          <w:p>
+            <w:r>
+              <w:rPr>
+                <w:b/>
+              </w:rPr>
+              <w:t>Cap / umbral</w:t>
+            </w:r>
+          </w:p>
+        </w:tc>
+        <w:tc>
+          <w:tcPr>
+            <w:tcW w:type="dxa" w:w="1296"/>
+          </w:tcPr>
+          <w:p>
+            <w:r>
+              <w:rPr>
+                <w:b/>
+              </w:rPr>
+              <w:t>Valor</w:t>
+            </w:r>
+          </w:p>
+        </w:tc>
+        <w:tc>
+          <w:tcPr>
+            <w:tcW w:type="dxa" w:w="2880"/>
+          </w:tcPr>
+          <w:p>
+            <w:r>
+              <w:rPr>
+                <w:b/>
+              </w:rPr>
+              <w:t>Definido en</w:t>
+            </w:r>
+          </w:p>
+        </w:tc>
+        <w:tc>
+          <w:tcPr>
+            <w:tcW w:type="dxa" w:w="2880"/>
+          </w:tcPr>
+          <w:p>
+            <w:r>
+              <w:rPr>
+                <w:b/>
+              </w:rPr>
+              <w:t>Qué controla</w:t>
+            </w:r>
+          </w:p>
+        </w:tc>
+      </w:tr>
+      <w:tr>
+        <w:tc>
+          <w:tcPr>
+            <w:tcW w:type="dxa" w:w="2304"/>
+          </w:tcPr>
+          <w:p>
+            <w:r>
+              <w:t>Tamaño de página por defecto</w:t>
+            </w:r>
+          </w:p>
+        </w:tc>
+        <w:tc>
+          <w:tcPr>
+            <w:tcW w:type="dxa" w:w="1296"/>
+          </w:tcPr>
+          <w:p>
+            <w:r>
+              <w:t>10</w:t>
+            </w:r>
+          </w:p>
+        </w:tc>
+        <w:tc>
+          <w:tcPr>
+            <w:tcW w:type="dxa" w:w="2880"/>
+          </w:tcPr>
+          <w:p>
+            <w:r>
+              <w:t>api/providers.js:4 (DEFAULT_LIMIT)</w:t>
+            </w:r>
+          </w:p>
+        </w:tc>
+        <w:tc>
+          <w:tcPr>
+            <w:tcW w:type="dxa" w:w="2880"/>
+          </w:tcPr>
+          <w:p>
+            <w:r>
+              <w:t>Resultados por página cuando el bloque no pasa limit.</w:t>
+            </w:r>
+          </w:p>
+        </w:tc>
+      </w:tr>
+      <w:tr>
+        <w:tc>
+          <w:tcPr>
+            <w:tcW w:type="dxa" w:w="2304"/>
+          </w:tcPr>
+          <w:p>
+            <w:r>
+              <w:t>Tamaño máximo de página</w:t>
+            </w:r>
+          </w:p>
+        </w:tc>
+        <w:tc>
+          <w:tcPr>
+            <w:tcW w:type="dxa" w:w="1296"/>
+          </w:tcPr>
+          <w:p>
+            <w:r>
+              <w:t>50</w:t>
+            </w:r>
+          </w:p>
+        </w:tc>
+        <w:tc>
+          <w:tcPr>
+            <w:tcW w:type="dxa" w:w="2880"/>
+          </w:tcPr>
+          <w:p>
+            <w:r>
+              <w:t>api/providers.js:5 (MAX_LIMIT)</w:t>
+            </w:r>
+          </w:p>
+        </w:tc>
+        <w:tc>
+          <w:tcPr>
+            <w:tcW w:type="dxa" w:w="2880"/>
+          </w:tcPr>
+          <w:p>
+            <w:r>
+              <w:t>Tope al limit por request. Si un cliente pide más, se trunca a 50.</w:t>
+            </w:r>
+          </w:p>
+        </w:tc>
+      </w:tr>
+      <w:tr>
+        <w:tc>
+          <w:tcPr>
+            <w:tcW w:type="dxa" w:w="2304"/>
+          </w:tcPr>
+          <w:p>
+            <w:r>
+              <w:t>Total profesionales mostrables</w:t>
+            </w:r>
+          </w:p>
+        </w:tc>
+        <w:tc>
+          <w:tcPr>
+            <w:tcW w:type="dxa" w:w="1296"/>
+          </w:tcPr>
+          <w:p>
+            <w:r>
+              <w:t>30</w:t>
+            </w:r>
+          </w:p>
+        </w:tc>
+        <w:tc>
+          <w:tcPr>
+            <w:tcW w:type="dxa" w:w="2880"/>
+          </w:tcPr>
+          <w:p>
+            <w:r>
+              <w:t>api/providers.js:6 (MAX_TOTAL_BY_TAB.professionals)</w:t>
+            </w:r>
+          </w:p>
+        </w:tc>
+        <w:tc>
+          <w:tcPr>
+            <w:tcW w:type="dxa" w:w="2880"/>
+          </w:tcPr>
+          <w:p>
+            <w:r>
+              <w:t>Tope total del listado en el tab "Profesionales" (≈ 3 páginas de 10). El backend trunca la lista antes de paginar; el resto NO es alcanzable.</w:t>
+            </w:r>
+          </w:p>
+        </w:tc>
+      </w:tr>
+      <w:tr>
+        <w:tc>
+          <w:tcPr>
+            <w:tcW w:type="dxa" w:w="2304"/>
+          </w:tcPr>
+          <w:p>
+            <w:r>
+              <w:t>Total centros mostrables</w:t>
+            </w:r>
+          </w:p>
+        </w:tc>
+        <w:tc>
+          <w:tcPr>
+            <w:tcW w:type="dxa" w:w="1296"/>
+          </w:tcPr>
+          <w:p>
+            <w:r>
+              <w:t>50</w:t>
+            </w:r>
+          </w:p>
+        </w:tc>
+        <w:tc>
+          <w:tcPr>
+            <w:tcW w:type="dxa" w:w="2880"/>
+          </w:tcPr>
+          <w:p>
+            <w:r>
+              <w:t>api/providers.js:6 (MAX_TOTAL_BY_TAB.centers)</w:t>
+            </w:r>
+          </w:p>
+        </w:tc>
+        <w:tc>
+          <w:tcPr>
+            <w:tcW w:type="dxa" w:w="2880"/>
+          </w:tcPr>
+          <w:p>
+            <w:r>
+              <w:t>Tope total en el tab "Centros médicos" (≈ 5 páginas de 10).</w:t>
+            </w:r>
+          </w:p>
+        </w:tc>
+      </w:tr>
+      <w:tr>
+        <w:tc>
+          <w:tcPr>
+            <w:tcW w:type="dxa" w:w="2304"/>
+          </w:tcPr>
+          <w:p>
+            <w:r>
+              <w:t>Top especialidades nacionales</w:t>
+            </w:r>
+          </w:p>
+        </w:tc>
+        <w:tc>
+          <w:tcPr>
+            <w:tcW w:type="dxa" w:w="1296"/>
+          </w:tcPr>
+          <w:p>
+            <w:r>
+              <w:t>15</w:t>
+            </w:r>
+          </w:p>
+        </w:tc>
+        <w:tc>
+          <w:tcPr>
+            <w:tcW w:type="dxa" w:w="2880"/>
+          </w:tcPr>
+          <w:p>
+            <w:r>
+              <w:t>blocks/cuadro-medico-otras-especialidades/cuadro-medico-otras-especialidades.js:41</w:t>
+            </w:r>
+          </w:p>
+        </w:tc>
+        <w:tc>
+          <w:tcPr>
+            <w:tcW w:type="dxa" w:w="2880"/>
+          </w:tcPr>
+          <w:p>
+            <w:r>
+              <w:t>Especialidades mostradas como chips en /cuadro-medico/e/&lt;spec&gt; (filtra kind !== "service" antes).</w:t>
+            </w:r>
+          </w:p>
+        </w:tc>
+      </w:tr>
+      <w:tr>
+        <w:tc>
+          <w:tcPr>
+            <w:tcW w:type="dxa" w:w="2304"/>
+          </w:tcPr>
+          <w:p>
+            <w:r>
+              <w:t>Otros médicos en provincia (chips)</w:t>
+            </w:r>
+          </w:p>
+        </w:tc>
+        <w:tc>
+          <w:tcPr>
+            <w:tcW w:type="dxa" w:w="1296"/>
+          </w:tcPr>
+          <w:p>
+            <w:r>
+              <w:t>20</w:t>
+            </w:r>
+          </w:p>
+        </w:tc>
+        <w:tc>
+          <w:tcPr>
+            <w:tcW w:type="dxa" w:w="2880"/>
+          </w:tcPr>
+          <w:p>
+            <w:r>
+              <w:t>blocks/cuadro-medico-otros-medicos/cuadro-medico-otros-medicos.js:78</w:t>
+            </w:r>
+          </w:p>
+        </w:tc>
+        <w:tc>
+          <w:tcPr>
+            <w:tcW w:type="dxa" w:w="2880"/>
+          </w:tcPr>
+          <w:p>
+            <w:r>
+              <w:t>Chips máximos en la lista "Otros médicos de {spec} en {provincia}" bajo la ficha de doctor.</w:t>
+            </w:r>
+          </w:p>
+        </w:tc>
+      </w:tr>
+      <w:tr>
+        <w:tc>
+          <w:tcPr>
+            <w:tcW w:type="dxa" w:w="2304"/>
+          </w:tcPr>
+          <w:p>
+            <w:r>
+              <w:t>Otros médicos en centro (chips)</w:t>
+            </w:r>
+          </w:p>
+        </w:tc>
+        <w:tc>
+          <w:tcPr>
+            <w:tcW w:type="dxa" w:w="1296"/>
+          </w:tcPr>
+          <w:p>
+            <w:r>
+              <w:t>10</w:t>
+            </w:r>
+          </w:p>
+        </w:tc>
+        <w:tc>
+          <w:tcPr>
+            <w:tcW w:type="dxa" w:w="2880"/>
+          </w:tcPr>
+          <w:p>
+            <w:r>
+              <w:t>blocks/cuadro-medico-otros-medicos/cuadro-medico-otros-medicos.js:79</w:t>
+            </w:r>
+          </w:p>
+        </w:tc>
+        <w:tc>
+          <w:tcPr>
+            <w:tcW w:type="dxa" w:w="2880"/>
+          </w:tcPr>
+          <w:p>
+            <w:r>
+              <w:t>Chips máximos en "Otros médicos de {spec} en {centro}" — solo aparece si el doctor tiene parentDescription.</w:t>
+            </w:r>
+          </w:p>
+        </w:tc>
+      </w:tr>
+      <w:tr>
+        <w:tc>
+          <w:tcPr>
+            <w:tcW w:type="dxa" w:w="2304"/>
+          </w:tcPr>
+          <w:p>
+            <w:r>
+              <w:t>Otros centros con mismas especialidades</w:t>
+            </w:r>
+          </w:p>
+        </w:tc>
+        <w:tc>
+          <w:tcPr>
+            <w:tcW w:type="dxa" w:w="1296"/>
+          </w:tcPr>
+          <w:p>
+            <w:r>
+              <w:t>— (configurable)</w:t>
+            </w:r>
+          </w:p>
+        </w:tc>
+        <w:tc>
+          <w:tcPr>
+            <w:tcW w:type="dxa" w:w="2880"/>
+          </w:tcPr>
+          <w:p>
+            <w:r>
+              <w:t>api/centro.js:141</w:t>
+            </w:r>
+          </w:p>
+        </w:tc>
+        <w:tc>
+          <w:tcPr>
+            <w:tcW w:type="dxa" w:w="2880"/>
+          </w:tcPr>
+          <w:p>
+            <w:r>
+              <w:t>Centros similares mostrados al pie de la ficha de centro. El cap se pasa como argumento a la función; revisa el código si se va a modificar.</w:t>
+            </w:r>
+          </w:p>
+        </w:tc>
+      </w:tr>
+      <w:tr>
+        <w:tc>
+          <w:tcPr>
+            <w:tcW w:type="dxa" w:w="2304"/>
+          </w:tcPr>
+          <w:p>
+            <w:r>
+              <w:t>Especialidades visibles por centro</w:t>
+            </w:r>
+          </w:p>
+        </w:tc>
+        <w:tc>
+          <w:tcPr>
+            <w:tcW w:type="dxa" w:w="1296"/>
+          </w:tcPr>
+          <w:p>
+            <w:r>
+              <w:t>4 (resto colapsadas)</w:t>
+            </w:r>
+          </w:p>
+        </w:tc>
+        <w:tc>
+          <w:tcPr>
+            <w:tcW w:type="dxa" w:w="2880"/>
+          </w:tcPr>
+          <w:p>
+            <w:r>
+              <w:t>api/centro.js:145</w:t>
+            </w:r>
+          </w:p>
+        </w:tc>
+        <w:tc>
+          <w:tcPr>
+            <w:tcW w:type="dxa" w:w="2880"/>
+          </w:tcPr>
+          <w:p>
+            <w:r>
+              <w:t>Solo las primeras 4 especialidades se muestran expandidas por defecto en el card de un centro; el resto aparecen colapsadas tras un toggle.</w:t>
+            </w:r>
+          </w:p>
+        </w:tc>
+      </w:tr>
+      <w:tr>
+        <w:tc>
+          <w:tcPr>
+            <w:tcW w:type="dxa" w:w="2304"/>
+          </w:tcPr>
+          <w:p>
+            <w:r>
+              <w:t>Concurrencia de fetch a API ASISA</w:t>
+            </w:r>
+          </w:p>
+        </w:tc>
+        <w:tc>
+          <w:tcPr>
+            <w:tcW w:type="dxa" w:w="1296"/>
+          </w:tcPr>
+          <w:p>
+            <w:r>
+              <w:t>10 (providers), 25 (provider-details)</w:t>
+            </w:r>
+          </w:p>
+        </w:tc>
+        <w:tc>
+          <w:tcPr>
+            <w:tcW w:type="dxa" w:w="2880"/>
+          </w:tcPr>
+          <w:p>
+            <w:r>
+              <w:t>generate-providers-data.mjs y generate-provider-details.mjs</w:t>
+            </w:r>
+          </w:p>
+        </w:tc>
+        <w:tc>
+          <w:tcPr>
+            <w:tcW w:type="dxa" w:w="2880"/>
+          </w:tcPr>
+          <w:p>
+            <w:r>
+              <w:t>Requests paralelas a /searchPortal y /providers/details. Bajar a 5/10 si aparecen 429.</w:t>
+            </w:r>
+          </w:p>
+        </w:tc>
+      </w:tr>
+      <w:tr>
+        <w:tc>
+          <w:tcPr>
+            <w:tcW w:type="dxa" w:w="2304"/>
+          </w:tcPr>
+          <w:p>
+            <w:r>
+              <w:t>Concurrencia de admin EDS</w:t>
+            </w:r>
+          </w:p>
+        </w:tc>
+        <w:tc>
+          <w:tcPr>
+            <w:tcW w:type="dxa" w:w="1296"/>
+          </w:tcPr>
+          <w:p>
+            <w:r>
+              <w:t>10</w:t>
+            </w:r>
+          </w:p>
+        </w:tc>
+        <w:tc>
+          <w:tcPr>
+            <w:tcW w:type="dxa" w:w="2880"/>
+          </w:tcPr>
+          <w:p>
+            <w:r>
+              <w:t>refresh-eds-pages.mjs (CONCURRENCY)</w:t>
+            </w:r>
+          </w:p>
+        </w:tc>
+        <w:tc>
+          <w:tcPr>
+            <w:tcW w:type="dxa" w:w="2880"/>
+          </w:tcPr>
+          <w:p>
+            <w:r>
+              <w:t>Requests paralelas a admin.hlx.page (preview/live/code/index). Subir podría disparar rate limits.</w:t>
+            </w:r>
+          </w:p>
+        </w:tc>
+      </w:tr>
+      <w:tr>
+        <w:tc>
+          <w:tcPr>
+            <w:tcW w:type="dxa" w:w="2304"/>
+          </w:tcPr>
+          <w:p>
+            <w:r>
+              <w:t>Concurrencia de copy AEM Author</w:t>
+            </w:r>
+          </w:p>
+        </w:tc>
+        <w:tc>
+          <w:tcPr>
+            <w:tcW w:type="dxa" w:w="1296"/>
+          </w:tcPr>
+          <w:p>
+            <w:r>
+              <w:t>5</w:t>
+            </w:r>
+          </w:p>
+        </w:tc>
+        <w:tc>
+          <w:tcPr>
+            <w:tcW w:type="dxa" w:w="2880"/>
+          </w:tcPr>
+          <w:p>
+            <w:r>
+              <w:t>create-aem-pages.mjs (CONCURRENCY)</w:t>
+            </w:r>
+          </w:p>
+        </w:tc>
+        <w:tc>
+          <w:tcPr>
+            <w:tcW w:type="dxa" w:w="2880"/>
+          </w:tcPr>
+          <w:p>
+            <w:r>
+              <w:t>Copias paralelas vía /bin/wcmcommand. Más causa OakLock collisions; menos enlentece.</w:t>
+            </w:r>
+          </w:p>
+        </w:tc>
+      </w:tr>
+      <w:tr>
+        <w:tc>
+          <w:tcPr>
+            <w:tcW w:type="dxa" w:w="2304"/>
+          </w:tcPr>
+          <w:p>
+            <w:r>
+              <w:t>Cache TTL CDN</w:t>
+            </w:r>
+          </w:p>
+        </w:tc>
+        <w:tc>
+          <w:tcPr>
+            <w:tcW w:type="dxa" w:w="1296"/>
+          </w:tcPr>
+          <w:p>
+            <w:r>
+              <w:t>s-maxage=300, stale-while-revalidate=3600</w:t>
+            </w:r>
+          </w:p>
+        </w:tc>
+        <w:tc>
+          <w:tcPr>
+            <w:tcW w:type="dxa" w:w="2880"/>
+          </w:tcPr>
+          <w:p>
+            <w:r>
+              <w:t>api/providers.js, api/doctor.js, api/centro.js (res.setHeader)</w:t>
+            </w:r>
+          </w:p>
+        </w:tc>
+        <w:tc>
+          <w:tcPr>
+            <w:tcW w:type="dxa" w:w="2880"/>
+          </w:tcPr>
+          <w:p>
+            <w:r>
+              <w:t>5 min de cache fresh + 1h de stale en el edge. Tras un update de datos, los listados pueden tardar hasta 5 min en reflejar.</w:t>
+            </w:r>
+          </w:p>
+        </w:tc>
+      </w:tr>
+      <w:tr>
+        <w:tc>
+          <w:tcPr>
+            <w:tcW w:type="dxa" w:w="2304"/>
+          </w:tcPr>
+          <w:p>
+            <w:r>
+              <w:t>Cache TTL sitemaps</w:t>
+            </w:r>
+          </w:p>
+        </w:tc>
+        <w:tc>
+          <w:tcPr>
+            <w:tcW w:type="dxa" w:w="1296"/>
+          </w:tcPr>
+          <w:p>
+            <w:r>
+              <w:t>s-maxage=86400, stale-while-revalidate=86400</w:t>
+            </w:r>
+          </w:p>
+        </w:tc>
+        <w:tc>
+          <w:tcPr>
+            <w:tcW w:type="dxa" w:w="2880"/>
+          </w:tcPr>
+          <w:p>
+            <w:r>
+              <w:t>api/sitemap.js, api/sitemap-cuadro-medico.js</w:t>
+            </w:r>
+          </w:p>
+        </w:tc>
+        <w:tc>
+          <w:tcPr>
+            <w:tcW w:type="dxa" w:w="2880"/>
+          </w:tcPr>
+          <w:p>
+            <w:r>
+              <w:t>24h de cache fresh + 24h stale para sitemaps.</w:t>
+            </w:r>
+          </w:p>
+        </w:tc>
+      </w:tr>
+    </w:tbl>
     <w:p>
       <w:pPr>
         <w:pStyle w:val="Heading4"/>

--- a/docs/traspaso-conocimiento.docx
+++ b/docs/traspaso-conocimiento.docx
@@ -1378,7 +1378,7 @@
           </w:tcPr>
           <w:p>
             <w:r>
-              <w:t>Mountpoints. Solo monta "/" desde AEM Author (/bin/franklin.delivery/asisa-softtek/asisa-pc/main, sufijo .html). Los sitemaps ya NO se montan aquí — los genera EDS nativamente vía helix-sitemap.yaml.</w:t>
+              <w:t>Mountpoints. Monta "/" desde AEM Author (/bin/franklin.delivery/asisa-softtek/asisa-pc/main, sufijo .html). Los sitemaps se generan nativamente vía helix-sitemap.yaml.</w:t>
             </w:r>
           </w:p>
         </w:tc>
@@ -3595,7 +3595,7 @@
         <w:pStyle w:val="ListBullet"/>
       </w:pPr>
       <w:r>
-        <w:t>Consumido por: cuadro-medico-ficha-doctor, cuadro-medico-otros-medicos, cuadro-medico-spec-localizacion (ya retirado).</w:t>
+        <w:t>Consumido por: cuadro-medico-ficha-doctor y cuadro-medico-otros-medicos.</w:t>
       </w:r>
     </w:p>
     <w:p>
@@ -4292,7 +4292,7 @@
         <w:pStyle w:val="Heading4"/>
       </w:pPr>
       <w:r>
-        <w:t>Endpoints 9 y 10 · sitemaps (Vercel-only fallback)</w:t>
+        <w:t>Endpoints 9 y 10 · sitemaps en Vercel</w:t>
       </w:r>
     </w:p>
     <w:p>
@@ -4301,6 +4301,96 @@
       </w:r>
     </w:p>
     <w:p>
+      <w:pPr>
+        <w:pStyle w:val="Code"/>
+        <w:shd w:fill="F4F4F4" w:val="clear"/>
+      </w:pPr>
+      <w:r>
+        <w:t>curl https://asisa-pc.vercel.app/sitemap.xml</w:t>
+      </w:r>
+    </w:p>
+    <w:p>
+      <w:pPr>
+        <w:pStyle w:val="Code"/>
+        <w:shd w:fill="F4F4F4" w:val="clear"/>
+      </w:pPr>
+      <w:r>
+        <w:t xml:space="preserve"> </w:t>
+      </w:r>
+    </w:p>
+    <w:p>
+      <w:pPr>
+        <w:pStyle w:val="Code"/>
+        <w:shd w:fill="F4F4F4" w:val="clear"/>
+      </w:pPr>
+      <w:r>
+        <w:t>Devuelve:</w:t>
+      </w:r>
+    </w:p>
+    <w:p>
+      <w:pPr>
+        <w:pStyle w:val="Code"/>
+        <w:shd w:fill="F4F4F4" w:val="clear"/>
+      </w:pPr>
+      <w:r>
+        <w:t>&lt;sitemapindex&gt;</w:t>
+      </w:r>
+    </w:p>
+    <w:p>
+      <w:pPr>
+        <w:pStyle w:val="Code"/>
+        <w:shd w:fill="F4F4F4" w:val="clear"/>
+      </w:pPr>
+      <w:r>
+        <w:t xml:space="preserve">  &lt;sitemap&gt;&lt;loc&gt;https://www.asisa.es/sitemap-cuadro-medico-provincias.xml&lt;/loc&gt;&lt;/sitemap&gt;</w:t>
+      </w:r>
+    </w:p>
+    <w:p>
+      <w:pPr>
+        <w:pStyle w:val="Code"/>
+        <w:shd w:fill="F4F4F4" w:val="clear"/>
+      </w:pPr>
+      <w:r>
+        <w:t xml:space="preserve">  &lt;sitemap&gt;&lt;loc&gt;https://www.asisa.es/sitemap-cuadro-medico-provincia-specs.xml&lt;/loc&gt;&lt;/sitemap&gt;</w:t>
+      </w:r>
+    </w:p>
+    <w:p>
+      <w:pPr>
+        <w:pStyle w:val="Code"/>
+        <w:shd w:fill="F4F4F4" w:val="clear"/>
+      </w:pPr>
+      <w:r>
+        <w:t xml:space="preserve">  &lt;sitemap&gt;&lt;loc&gt;https://www.asisa.es/sitemap-cuadro-medico-doctores.xml&lt;/loc&gt;&lt;/sitemap&gt;</w:t>
+      </w:r>
+    </w:p>
+    <w:p>
+      <w:pPr>
+        <w:pStyle w:val="Code"/>
+        <w:shd w:fill="F4F4F4" w:val="clear"/>
+      </w:pPr>
+      <w:r>
+        <w:t xml:space="preserve">  &lt;sitemap&gt;&lt;loc&gt;https://www.asisa.es/sitemap-cuadro-medico-centros.xml&lt;/loc&gt;&lt;/sitemap&gt;</w:t>
+      </w:r>
+    </w:p>
+    <w:p>
+      <w:pPr>
+        <w:pStyle w:val="Code"/>
+        <w:shd w:fill="F4F4F4" w:val="clear"/>
+      </w:pPr>
+      <w:r>
+        <w:t xml:space="preserve">  &lt;sitemap&gt;&lt;loc&gt;https://www.asisa.es/sitemap-cuadro-medico-especialidades.xml&lt;/loc&gt;&lt;/sitemap&gt;</w:t>
+      </w:r>
+    </w:p>
+    <w:p>
+      <w:pPr>
+        <w:pStyle w:val="Code"/>
+        <w:shd w:fill="F4F4F4" w:val="clear"/>
+      </w:pPr>
+      <w:r>
+        <w:t>&lt;/sitemapindex&gt;</w:t>
+      </w:r>
+    </w:p>
+    <w:p>
       <w:r>
         <w:t>api/sitemap-cuadro-medico.js (94 líneas) → /sitemap-cuadro-medico-&lt;type&gt;.xml: genera el XML del tipo según el query param type. Tipos aceptados: provincias, provincia-specs, doctores, centros, especialidades. Cada uno enumera URLs leyendo:</w:t>
       </w:r>
@@ -4347,7 +4437,39 @@
     </w:p>
     <w:p>
       <w:r>
-        <w:t>Estos endpoints existen como vía paralela. EDS sirve los mismos paths NATIVAMENTE vía helix-sitemap.yaml (con origin: https://www.asisa.es); los de Vercel son un fallback accesible directamente en asisa-pc.vercel.app y útil para debugging.</w:t>
+        <w:t>Ejemplos directos:</w:t>
+      </w:r>
+    </w:p>
+    <w:p>
+      <w:pPr>
+        <w:pStyle w:val="Code"/>
+        <w:shd w:fill="F4F4F4" w:val="clear"/>
+      </w:pPr>
+      <w:r>
+        <w:t>curl https://asisa-pc.vercel.app/sitemap-cuadro-medico-provincias.xml</w:t>
+      </w:r>
+    </w:p>
+    <w:p>
+      <w:pPr>
+        <w:pStyle w:val="Code"/>
+        <w:shd w:fill="F4F4F4" w:val="clear"/>
+      </w:pPr>
+      <w:r>
+        <w:t>curl https://asisa-pc.vercel.app/sitemap-cuadro-medico-doctores.xml</w:t>
+      </w:r>
+    </w:p>
+    <w:p>
+      <w:pPr>
+        <w:pStyle w:val="Code"/>
+        <w:shd w:fill="F4F4F4" w:val="clear"/>
+      </w:pPr>
+      <w:r>
+        <w:t>curl "https://asisa-pc.vercel.app/api/sitemap-cuadro-medico?type=centros"</w:t>
+      </w:r>
+    </w:p>
+    <w:p>
+      <w:r>
+        <w:t>Devuelven XML con la lista de URLs. EDS sirve los mismos paths nativamente vía helix-sitemap.yaml (con origin: https://www.asisa.es). Los endpoints de Vercel son accesibles directamente en asisa-pc.vercel.app y útiles para debugging.</w:t>
       </w:r>
     </w:p>
     <w:p>
@@ -9647,7 +9769,7 @@
     </w:p>
     <w:p>
       <w:r>
-        <w:t>Generador: manual (extraído originalmente del backend ASISA). Consumido por: api/especialidades.js + generate-cuadro-medico-specs.mjs (validación de slugs). El campo kind se usa para filtrar: el bloque cuadro-medico-otras-especialidades excluye las "service" cuando muestra el top 15 nacional.</w:t>
+        <w:t>Generador: manual (extraído del backend ASISA). Consumido por: api/especialidades.js + generate-cuadro-medico-specs.mjs (validación de slugs). El campo kind se usa para filtrar: el bloque cuadro-medico-otras-especialidades excluye las "service" cuando muestra el top 15 nacional.</w:t>
       </w:r>
     </w:p>
     <w:p>
@@ -11224,7 +11346,7 @@
     </w:p>
     <w:p>
       <w:r>
-        <w:t>Las cachés api/sitemap.js y api/sitemap-cuadro-medico.js en Vercel se conservan como vía paralela útil para diagnóstico (accesibles directamente en https://&lt;overlay-host&gt;/sitemap.xml y similares), pero EDS no las consume. En la migración a Azure pueden eliminarse o portarse según se prefiera.</w:t>
+        <w:t>api/sitemap.js y api/sitemap-cuadro-medico.js en Vercel sirven los mismos XML directamente en https://&lt;overlay-host&gt;/sitemap.xml y https://&lt;overlay-host&gt;/sitemap-cuadro-medico-*.xml, útiles para debugging y verificación sin pasar por EDS.</w:t>
       </w:r>
     </w:p>
     <w:p>
@@ -11366,7 +11488,7 @@
           </w:tcPr>
           <w:p>
             <w:r>
-              <w:t>Agrega lo anterior y construye los índices doctores-index.json, centros-index.json, especialidades/*.json y provincias/*.json.</w:t>
+              <w:t>Agrega los providers cacheados y construye los índices doctores-index.json, centros-index.json, especialidades/*.json y provincias/*.json.</w:t>
             </w:r>
           </w:p>
         </w:tc>
@@ -11834,7 +11956,7 @@
     </w:p>
     <w:p>
       <w:r>
-        <w:t>Concurrencia: 10. Sin retry automático para 429 (timeout 150 s ya es generoso). Errores tolerados: status != 200, NETWORK, TIMEOUT — log y continúa.</w:t>
+        <w:t>Concurrencia: 10. Sin retry automático para 429 (timeout 150 s da margen suficiente). Errores tolerados: status != 200, NETWORK, TIMEOUT — log y continúa.</w:t>
       </w:r>
     </w:p>
     <w:p>
@@ -13180,7 +13302,7 @@
           </w:tcPr>
           <w:p>
             <w:r>
-              <w:t>Auto-deploy desde GitHub</w:t>
+              <w:t>Despliegue del código</w:t>
             </w:r>
           </w:p>
         </w:tc>
@@ -13198,7 +13320,7 @@
           </w:tcPr>
           <w:p>
             <w:r>
-              <w:t>Conector Vercel ↔ GitHub (actualmente DESCONECTADO; el deploy de las últimas semanas se ha hecho manualmente con `vercel deploy --prod --archive=tgz`)</w:t>
+              <w:t>Manual con `vercel deploy --prod --archive=tgz`. El push a main no dispara deploy.</w:t>
             </w:r>
           </w:p>
         </w:tc>
@@ -13598,7 +13720,7 @@
         <w:pStyle w:val="ListNumber"/>
       </w:pPr>
       <w:r>
-        <w:t>Provisionar Azure Front Door con un Origin Group apuntando a la Function App. Añadir reglas: (a) /etc.clientlibs/* → origin www.asisa.es, (b) /sitemap.xml y /sitemap-cuadro-medico-*.xml → Function App (opcional, EDS ya los genera nativos), (c) /markup/* → Function App.</w:t>
+        <w:t>Provisionar Azure Front Door con un Origin Group apuntando a la Function App. Añadir reglas: (a) /etc.clientlibs/* → origin www.asisa.es, (b) /sitemap.xml y /sitemap-cuadro-medico-*.xml → Function App (opcional, EDS los genera nativos), (c) /markup/* → Function App.</w:t>
       </w:r>
     </w:p>
     <w:p>
@@ -13867,7 +13989,7 @@
         <w:pStyle w:val="ListNumber"/>
       </w:pPr>
       <w:r>
-        <w:t>Commit + push (los workflows GH Actions ya lo hacen).</w:t>
+        <w:t>Commit + push a main (los workflows de GH Actions ejecutan los generate-* y commitean los JSON resultantes en data/).</w:t>
       </w:r>
     </w:p>
     <w:p>
@@ -14276,7 +14398,7 @@
           </w:tcPr>
           <w:p>
             <w:r>
-              <w:t>Reducir vía exclude en helix-query.yaml o split en varios índices (ya hecho en este proyecto)</w:t>
+              <w:t>helix-query.yaml define 6 índices con excludes para mantener cada query-index.json bajo el límite.</w:t>
             </w:r>
           </w:p>
         </w:tc>
@@ -14821,7 +14943,7 @@
         <w:pStyle w:val="ListBullet"/>
       </w:pPr>
       <w:r>
-        <w:t>docs/byom.md — explicación detallada del setup BYOM, los 3 POSTs originales, troubleshooting histórico y permisos.</w:t>
+        <w:t>docs/byom.md — explicación detallada del setup BYOM, los 3 POSTs de configuración, troubleshooting y permisos.</w:t>
       </w:r>
     </w:p>
     <w:p>

--- a/docs/traspaso-conocimiento.docx
+++ b/docs/traspaso-conocimiento.docx
@@ -23,7 +23,7 @@
           <w:i/>
           <w:sz w:val="32"/>
         </w:rPr>
-        <w:t>Traspaso de conocimiento y plan de migración a Azure</w:t>
+        <w:t>Traspaso de conocimiento</w:t>
       </w:r>
     </w:p>
     <w:p/>
@@ -44,11 +44,7 @@
         <w:br/>
       </w:r>
       <w:r>
-        <w:t>Stack actual: AEM Author + Edge Delivery Services + Vercel</w:t>
-        <w:br/>
-      </w:r>
-      <w:r>
-        <w:t>Stack objetivo: AEM Author + Edge Delivery Services + Azure</w:t>
+        <w:t>Stack: AEM Author + Edge Delivery Services + Vercel</w:t>
       </w:r>
     </w:p>
     <w:p>
@@ -103,7 +99,7 @@
     </w:p>
     <w:p>
       <w:r>
-        <w:t>El objetivo de este documento es doble: (1) traspasar el conocimiento completo del proyecto al equipo entrante y (2) servir como guía para sustituir Vercel por Azure manteniendo intacto el resto del stack.</w:t>
+        <w:t>El objetivo de este documento es traspasar el conocimiento completo del proyecto al equipo entrante: arquitectura, configuración, endpoints, datos, bloques y operación.</w:t>
       </w:r>
     </w:p>
     <w:p>
@@ -539,7 +535,7 @@
     </w:p>
     <w:p>
       <w:r>
-        <w:t>Qué hace: EDS, para cada request, consulta primero al overlay. Si responde 200, usa esa respuesta. Si responde 404, hace fallback al source (AEM Author). En la migración a Azure, lo único que hay que cambiar aquí es la URL del overlay.</w:t>
+        <w:t>Qué hace: EDS, para cada request, consulta primero al overlay. Si responde 200, usa esa respuesta. Si responde 404, hace fallback al source (AEM Author).</w:t>
       </w:r>
     </w:p>
     <w:p>
@@ -870,12 +866,12 @@
         <w:pStyle w:val="Heading2"/>
       </w:pPr>
       <w:r>
-        <w:t>2.4 Headers config (opcional pero recomendado en migración Azure)</w:t>
-      </w:r>
-    </w:p>
-    <w:p>
-      <w:r>
-        <w:t>Si Azure necesita un header específico para autenticar al overlay (API key, bypass token, etc.), se inyecta vía headers.json:</w:t>
+        <w:t>2.4 Headers config (opcional)</w:t>
+      </w:r>
+    </w:p>
+    <w:p>
+      <w:r>
+        <w:t>Si en algún momento se necesita que EDS envíe un header específico al overlay (API key, bypass token, etc.), se inyecta vía headers.json:</w:t>
       </w:r>
     </w:p>
     <w:p>
@@ -956,7 +952,7 @@
         <w:shd w:fill="F4F4F4" w:val="clear"/>
       </w:pPr>
       <w:r>
-        <w:t xml:space="preserve">        "headers": { "X-BYOM-Origin": "Azure-Functions" }</w:t>
+        <w:t xml:space="preserve">        "headers": { "X-BYOM-Origin": "Vercel" }</w:t>
       </w:r>
     </w:p>
     <w:p>
@@ -1312,7 +1308,7 @@
     </w:p>
     <w:p>
       <w:r>
-        <w:t>El repo asisa-softtek/asisa-pc contiene tanto el código del frontend EDS como las funciones serverless del backend Vercel (carpeta api/). En la migración, todo el código del frontend (blocks/, scripts/, styles/, head.html, configuraciones EDS) se queda igual; solo se reemplaza la carpeta api/ y los ficheros de configuración de Vercel.</w:t>
+        <w:t>El repo asisa-softtek/asisa-pc contiene tanto el código del frontend EDS como las funciones serverless del backend Vercel (carpeta api/).</w:t>
       </w:r>
     </w:p>
     <w:p>
@@ -1543,7 +1539,7 @@
         <w:pStyle w:val="Heading2"/>
       </w:pPr>
       <w:r>
-        <w:t>3.2 Configuración Vercel (la que cambia en la migración)</w:t>
+        <w:t>3.2 Configuración Vercel</w:t>
       </w:r>
     </w:p>
     <w:tbl>
@@ -2184,7 +2180,7 @@
     </w:tbl>
     <w:p>
       <w:r>
-        <w:t>Importante: varios endpoints implementan caché in-memory (variables module-scope *Cache) para evitar releer los JSON en cada petición. En Azure Functions hay que tener en cuenta que estas cachés solo persisten dentro de la misma instancia warm; en cold start se reconstruyen.</w:t>
+        <w:t>Importante: varios endpoints implementan caché in-memory (variables module-scope *Cache) para evitar releer los JSON en cada petición. Solo persisten mientras la instancia serverless esté caliente; en un arranque en frío se reconstruyen.</w:t>
       </w:r>
     </w:p>
     <w:p>
@@ -2202,7 +2198,7 @@
     </w:p>
     <w:p>
       <w:r>
-        <w:t>A continuación se documenta cada uno de los 11 endpoints de la carpeta api/: fichero, método, query params con tipo y validaciones, ficheros de data/ que lee, cachés in-memory, headers de respuesta, shape EXACTA del JSON o XML devuelto, y reglas de negocio. Esta es la información imprescindible para portar cada función serverless a Azure Functions sin perder comportamiento.</w:t>
+        <w:t>A continuación se documenta cada uno de los 11 endpoints de la carpeta api/: fichero, método, query params con tipo y validaciones, ficheros de data/ que lee, cachés in-memory, headers de respuesta, shape EXACTA del JSON o XML devuelto, y reglas de negocio.</w:t>
       </w:r>
     </w:p>
     <w:p>
@@ -4284,7 +4280,7 @@
     </w:p>
     <w:p>
       <w:r>
-        <w:t>CRÍTICO para migración Azure: este endpoint es el único que sí depende del backend ASISA en runtime. La subscription key debe ir a Key Vault.</w:t>
+        <w:t>Este endpoint es el único que sí depende del backend ASISA en runtime. La subscription key debe ir a Key Vault.</w:t>
       </w:r>
     </w:p>
     <w:p>
@@ -4974,7 +4970,7 @@
     </w:tbl>
     <w:p>
       <w:r>
-        <w:t>Nota Azure: las cachés in-memory SOBREVIVEN dentro de la misma instancia warm pero NO entre instancias ni tras cold start. En Premium Plan con Always-On las cachés serán efectivas la mayoría del tiempo. Si quieres caché compartida, Azure Cache for Redis.</w:t>
+        <w:t>Las cachés in-memory sobreviven dentro de la misma instancia serverless caliente pero NO entre instancias ni tras un arranque en frío. La primera petición a una instancia recién arrancada paga el coste de leer los JSON; las siguientes son sub-milisegundo.</w:t>
       </w:r>
     </w:p>
     <w:p>
@@ -5335,7 +5331,7 @@
     </w:tbl>
     <w:p>
       <w:r>
-        <w:t>Regla de oro de los bloques: TODAS las llamadas a /api/* deben usar URL ABSOLUTA del overlay ("https://&lt;overlay-host&gt;/api/...") porque el bloque corre en aem.live, no en Vercel/Azure. Una llamada relativa fetch("/api/…") apuntaría al dominio de EDS, que no tiene esos endpoints. En la migración a Azure este punto es crítico: hay que cambiar la base URL en todos los bloques.</w:t>
+        <w:t>Regla de oro de los bloques: TODAS las llamadas a /api/* deben usar URL ABSOLUTA del overlay ("https://&lt;overlay-host&gt;/api/...") porque el bloque corre en aem.live, no en Vercel. Una llamada relativa fetch("/api/…") apuntaría al dominio de EDS, que no tiene esos endpoints. Importante: hay que cambiar la base URL en todos los bloques.</w:t>
       </w:r>
     </w:p>
     <w:p>
@@ -8851,7 +8847,7 @@
     </w:p>
     <w:p>
       <w:r>
-        <w:t>TODAS las llamadas a /api/* DEBEN usar URL ABSOLUTA "https://&lt;overlay-host&gt;/api/…". Una llamada relativa fetch("/api/…") apunta al dominio de aem.live, que no tiene los endpoints y devuelve 404. En la migración a Azure el cambio es masivo: hay que reemplazar "API_BASE = 'https://asisa-pc.vercel.app'" por el nuevo dominio en cada bloque (.js) y en api/markup.js.</w:t>
+        <w:t>TODAS las llamadas a /api/* DEBEN usar URL ABSOLUTA "https://&lt;overlay-host&gt;/api/…". Una llamada relativa fetch("/api/…") apunta al dominio de aem.live, que no tiene los endpoints y devuelve 404. Si en algún momento cambia el dominio del overlay: hay que reemplazar "API_BASE = 'https://asisa-pc.vercel.app'" por el nuevo dominio en cada bloque (.js) y en api/markup.js.</w:t>
       </w:r>
     </w:p>
     <w:p>
@@ -9536,7 +9532,7 @@
     </w:tbl>
     <w:p>
       <w:r>
-        <w:t>En Vercel, estos JSON viajan dentro del bundle de cada función serverless. En Azure hay dos opciones: (a) seguir empaquetándolos con cada Function (simple, pero el bundle es grande), o (b) moverlos a Azure Blob Storage y que las funciones los lean por HTTP. La opción (b) es preferible para deployments más rápidos.</w:t>
+        <w:t>En Vercel, estos JSON viajan dentro del bundle de cada función serverless en cada deploy. Las funciones los leen con readFileSync y los cachean en memoria.</w:t>
       </w:r>
     </w:p>
     <w:p>
@@ -12338,7 +12334,7 @@
     </w:p>
     <w:p>
       <w:r>
-        <w:t>Importante para la migración: este script es independiente de Vercel. Funciona igual sea cual sea el overlay. No requiere cambios.</w:t>
+        <w:t>Este script es independiente de Vercel. Funciona igual sea cual sea el overlay. No requiere cambios.</w:t>
       </w:r>
     </w:p>
     <w:p>
@@ -12843,12 +12839,12 @@
         <w:pStyle w:val="Heading1"/>
       </w:pPr>
       <w:r>
-        <w:t>8. Migración de Vercel a Azure</w:t>
-      </w:r>
-    </w:p>
-    <w:p>
-      <w:r>
-        <w:t>Este capítulo es la guía operativa de la migración. La filosofía es: cambiar SOLO la capa Vercel; AEM Author, Edge Delivery Services y GitHub se quedan exactamente como están.</w:t>
+        <w:t>8. Capacidades de la capa Vercel</w:t>
+      </w:r>
+    </w:p>
+    <w:p>
+      <w:r>
+        <w:t>Inventario de lo que sirve hoy el proyecto en Vercel y cómo está implementado.</w:t>
       </w:r>
     </w:p>
     <w:p>
@@ -12856,7 +12852,7 @@
         <w:pStyle w:val="Heading2"/>
       </w:pPr>
       <w:r>
-        <w:t>8.1 Qué hace Vercel hoy (inventario completo)</w:t>
+        <w:t>8.1 Endpoints y proxies servidos por Vercel</w:t>
       </w:r>
     </w:p>
     <w:tbl>
@@ -13327,11 +13323,295 @@
       </w:tr>
     </w:tbl>
     <w:p>
+      <w:r>
+        <w:br w:type="page"/>
+      </w:r>
+    </w:p>
+    <w:p>
+      <w:pPr>
+        <w:pStyle w:val="Heading1"/>
+      </w:pPr>
+      <w:r>
+        <w:t>9. Operación día a día</w:t>
+      </w:r>
+    </w:p>
+    <w:p>
       <w:pPr>
         <w:pStyle w:val="Heading2"/>
       </w:pPr>
       <w:r>
-        <w:t>8.2 Equivalencias Vercel → Azure</w:t>
+        <w:t>9.1 Tras cambiar JS o CSS de un bloque</w:t>
+      </w:r>
+    </w:p>
+    <w:p>
+      <w:pPr>
+        <w:pStyle w:val="ListNumber"/>
+      </w:pPr>
+      <w:r>
+        <w:t>Commit + push a main.</w:t>
+      </w:r>
+    </w:p>
+    <w:p>
+      <w:pPr>
+        <w:pStyle w:val="ListNumber"/>
+      </w:pPr>
+      <w:r>
+        <w:t>Si AEM Code Sync está activo en el repo, EDS se entera solo. Si no: POST /code refresh.</w:t>
+      </w:r>
+    </w:p>
+    <w:p>
+      <w:pPr>
+        <w:pStyle w:val="ListNumber"/>
+      </w:pPr>
+      <w:r>
+        <w:t>NO hace falta re-publicar páginas; los bloques se ejecutan en cliente.</w:t>
+      </w:r>
+    </w:p>
+    <w:p>
+      <w:pPr>
+        <w:pStyle w:val="Heading2"/>
+      </w:pPr>
+      <w:r>
+        <w:t>9.2 Tras cambiar head.html</w:t>
+      </w:r>
+    </w:p>
+    <w:p>
+      <w:pPr>
+        <w:pStyle w:val="ListNumber"/>
+      </w:pPr>
+      <w:r>
+        <w:t>Commit + push.</w:t>
+      </w:r>
+    </w:p>
+    <w:p>
+      <w:pPr>
+        <w:pStyle w:val="ListNumber"/>
+      </w:pPr>
+      <w:r>
+        <w:t>POST /code refresh.</w:t>
+      </w:r>
+    </w:p>
+    <w:p>
+      <w:pPr>
+        <w:pStyle w:val="ListNumber"/>
+      </w:pPr>
+      <w:r>
+        <w:t>POST /preview y /live para CADA URL afectada — head.html se inlinea en el HTML procesado, no se sirve dinámicamente. Para masivo: `node refresh-eds-pages.mjs` (sin flags = todo).</w:t>
+      </w:r>
+    </w:p>
+    <w:p>
+      <w:pPr>
+        <w:pStyle w:val="Heading2"/>
+      </w:pPr>
+      <w:r>
+        <w:t>9.3 Tras cambiar la plantilla en api/markup.js</w:t>
+      </w:r>
+    </w:p>
+    <w:p>
+      <w:pPr>
+        <w:pStyle w:val="ListNumber"/>
+      </w:pPr>
+      <w:r>
+        <w:t>Commit + push.</w:t>
+      </w:r>
+    </w:p>
+    <w:p>
+      <w:pPr>
+        <w:pStyle w:val="ListNumber"/>
+      </w:pPr>
+      <w:r>
+        <w:t>Deploy a Vercel.</w:t>
+      </w:r>
+    </w:p>
+    <w:p>
+      <w:pPr>
+        <w:pStyle w:val="ListNumber"/>
+      </w:pPr>
+      <w:r>
+        <w:t>`node refresh-eds-pages.mjs` para re-previewar todas las URLs dinámicas — EDS re-fetcha del overlay.</w:t>
+      </w:r>
+    </w:p>
+    <w:p>
+      <w:pPr>
+        <w:pStyle w:val="Heading2"/>
+      </w:pPr>
+      <w:r>
+        <w:t>9.4 Tras actualizar datos (data/*.json)</w:t>
+      </w:r>
+    </w:p>
+    <w:p>
+      <w:pPr>
+        <w:pStyle w:val="ListNumber"/>
+      </w:pPr>
+      <w:r>
+        <w:t>Commit + push a main (los workflows de GH Actions ejecutan los generate-* y commitean los JSON resultantes en data/).</w:t>
+      </w:r>
+    </w:p>
+    <w:p>
+      <w:pPr>
+        <w:pStyle w:val="ListNumber"/>
+      </w:pPr>
+      <w:r>
+        <w:t>Vercel recoge los datos en el siguiente deploy. Si Blob Storage, los datos son visibles inmediatamente sin redeploy.</w:t>
+      </w:r>
+    </w:p>
+    <w:p>
+      <w:pPr>
+        <w:pStyle w:val="ListNumber"/>
+      </w:pPr>
+      <w:r>
+        <w:t>Los bloques fetchean datos en runtime, así que NO hace falta re-publicar páginas.</w:t>
+      </w:r>
+    </w:p>
+    <w:p>
+      <w:pPr>
+        <w:pStyle w:val="Heading2"/>
+      </w:pPr>
+      <w:r>
+        <w:t>9.5 Verificación rápida del estado del sistema</w:t>
+      </w:r>
+    </w:p>
+    <w:p>
+      <w:pPr>
+        <w:pStyle w:val="Code"/>
+        <w:shd w:fill="F4F4F4" w:val="clear"/>
+      </w:pPr>
+      <w:r>
+        <w:t># Health check del overlay</w:t>
+      </w:r>
+    </w:p>
+    <w:p>
+      <w:pPr>
+        <w:pStyle w:val="Code"/>
+        <w:shd w:fill="F4F4F4" w:val="clear"/>
+      </w:pPr>
+      <w:r>
+        <w:t>curl -sI https://asisa-pc.vercel.app/markup/cuadro-medico/p/madrid</w:t>
+      </w:r>
+    </w:p>
+    <w:p>
+      <w:pPr>
+        <w:pStyle w:val="Code"/>
+        <w:shd w:fill="F4F4F4" w:val="clear"/>
+      </w:pPr>
+      <w:r>
+        <w:t># → HTTP 200, x-source: template:provincia</w:t>
+      </w:r>
+    </w:p>
+    <w:p>
+      <w:pPr>
+        <w:pStyle w:val="Code"/>
+        <w:shd w:fill="F4F4F4" w:val="clear"/>
+      </w:pPr>
+      <w:r>
+        <w:t xml:space="preserve"> </w:t>
+      </w:r>
+    </w:p>
+    <w:p>
+      <w:pPr>
+        <w:pStyle w:val="Code"/>
+        <w:shd w:fill="F4F4F4" w:val="clear"/>
+      </w:pPr>
+      <w:r>
+        <w:t># Health check de una API</w:t>
+      </w:r>
+    </w:p>
+    <w:p>
+      <w:pPr>
+        <w:pStyle w:val="Code"/>
+        <w:shd w:fill="F4F4F4" w:val="clear"/>
+      </w:pPr>
+      <w:r>
+        <w:t>curl -s "https://asisa-pc.vercel.app/api/provincias" | jq "length"</w:t>
+      </w:r>
+    </w:p>
+    <w:p>
+      <w:pPr>
+        <w:pStyle w:val="Code"/>
+        <w:shd w:fill="F4F4F4" w:val="clear"/>
+      </w:pPr>
+      <w:r>
+        <w:t># → 52</w:t>
+      </w:r>
+    </w:p>
+    <w:p>
+      <w:pPr>
+        <w:pStyle w:val="Code"/>
+        <w:shd w:fill="F4F4F4" w:val="clear"/>
+      </w:pPr>
+      <w:r>
+        <w:t xml:space="preserve"> </w:t>
+      </w:r>
+    </w:p>
+    <w:p>
+      <w:pPr>
+        <w:pStyle w:val="Code"/>
+        <w:shd w:fill="F4F4F4" w:val="clear"/>
+      </w:pPr>
+      <w:r>
+        <w:t># Status de una URL en EDS</w:t>
+      </w:r>
+    </w:p>
+    <w:p>
+      <w:pPr>
+        <w:pStyle w:val="Code"/>
+        <w:shd w:fill="F4F4F4" w:val="clear"/>
+      </w:pPr>
+      <w:r>
+        <w:t>curl https://admin.hlx.page/status/asisa-softtek/asisa-pc/main/cuadro-medico/p/madrid</w:t>
+      </w:r>
+    </w:p>
+    <w:p>
+      <w:pPr>
+        <w:pStyle w:val="Code"/>
+        <w:shd w:fill="F4F4F4" w:val="clear"/>
+      </w:pPr>
+      <w:r>
+        <w:t># → preview/live status 200, sourceLocation apuntando al overlay</w:t>
+      </w:r>
+    </w:p>
+    <w:p>
+      <w:pPr>
+        <w:pStyle w:val="Code"/>
+        <w:shd w:fill="F4F4F4" w:val="clear"/>
+      </w:pPr>
+      <w:r>
+        <w:t xml:space="preserve"> </w:t>
+      </w:r>
+    </w:p>
+    <w:p>
+      <w:pPr>
+        <w:pStyle w:val="Code"/>
+        <w:shd w:fill="F4F4F4" w:val="clear"/>
+      </w:pPr>
+      <w:r>
+        <w:t># Sitemap de un tipo</w:t>
+      </w:r>
+    </w:p>
+    <w:p>
+      <w:pPr>
+        <w:pStyle w:val="Code"/>
+        <w:shd w:fill="F4F4F4" w:val="clear"/>
+      </w:pPr>
+      <w:r>
+        <w:t>curl --compressed https://main--asisa-pc--asisa-softtek.aem.live/sitemap-cuadro-medico-provincias.xml</w:t>
+      </w:r>
+    </w:p>
+    <w:p>
+      <w:pPr>
+        <w:pStyle w:val="Code"/>
+        <w:shd w:fill="F4F4F4" w:val="clear"/>
+      </w:pPr>
+      <w:r>
+        <w:t># → XML con 52 &lt;url&gt;</w:t>
+      </w:r>
+    </w:p>
+    <w:p>
+      <w:pPr>
+        <w:pStyle w:val="Heading1"/>
+      </w:pPr>
+      <w:r>
+        <w:t>10. Troubleshooting</w:t>
       </w:r>
     </w:p>
     <w:tbl>
@@ -13348,14 +13628,14 @@
       <w:tr>
         <w:tc>
           <w:tcPr>
-            <w:tcW w:type="dxa" w:w="2880"/>
+            <w:tcW w:type="dxa" w:w="3168"/>
           </w:tcPr>
           <w:p>
             <w:r>
               <w:rPr>
                 <w:b/>
               </w:rPr>
-              <w:t>Capacidad Vercel</w:t>
+              <w:t>Síntoma</w:t>
             </w:r>
           </w:p>
         </w:tc>
@@ -13368,20 +13648,20 @@
               <w:rPr>
                 <w:b/>
               </w:rPr>
-              <w:t>Azure recomendado</w:t>
-            </w:r>
-          </w:p>
-        </w:tc>
-        <w:tc>
-          <w:tcPr>
-            <w:tcW w:type="dxa" w:w="3600"/>
+              <w:t>Causa probable</w:t>
+            </w:r>
+          </w:p>
+        </w:tc>
+        <w:tc>
+          <w:tcPr>
+            <w:tcW w:type="dxa" w:w="3312"/>
           </w:tcPr>
           <w:p>
             <w:r>
               <w:rPr>
                 <w:b/>
               </w:rPr>
-              <w:t>Notas</w:t>
+              <w:t>Solución</w:t>
             </w:r>
           </w:p>
         </w:tc>
@@ -13389,31 +13669,31 @@
       <w:tr>
         <w:tc>
           <w:tcPr>
+            <w:tcW w:type="dxa" w:w="3168"/>
+          </w:tcPr>
+          <w:p>
+            <w:r>
+              <w:t>Página dinámica devuelve 404 desde aem.live</w:t>
+            </w:r>
+          </w:p>
+        </w:tc>
+        <w:tc>
+          <w:tcPr>
             <w:tcW w:type="dxa" w:w="2880"/>
           </w:tcPr>
           <w:p>
             <w:r>
-              <w:t>Vercel Functions (Node 22, ESM)</w:t>
-            </w:r>
-          </w:p>
-        </w:tc>
-        <w:tc>
-          <w:tcPr>
-            <w:tcW w:type="dxa" w:w="2880"/>
-          </w:tcPr>
-          <w:p>
-            <w:r>
-              <w:t>Azure Functions (Node 22, ESM) con runtime v4</w:t>
-            </w:r>
-          </w:p>
-        </w:tc>
-        <w:tc>
-          <w:tcPr>
-            <w:tcW w:type="dxa" w:w="3600"/>
-          </w:tcPr>
-          <w:p>
-            <w:r>
-              <w:t>Mismo modelo de funciones. Hay que adaptar el "request handler shape" — Azure Functions usa context.res en lugar de (req, res). Wrappers fáciles de añadir.</w:t>
+              <w:t>La URL no ha sido previsualizada/publicada en EDS</w:t>
+            </w:r>
+          </w:p>
+        </w:tc>
+        <w:tc>
+          <w:tcPr>
+            <w:tcW w:type="dxa" w:w="3312"/>
+          </w:tcPr>
+          <w:p>
+            <w:r>
+              <w:t>POST /preview + POST /live para esa URL (o node refresh-eds-pages.mjs)</w:t>
             </w:r>
           </w:p>
         </w:tc>
@@ -13421,31 +13701,31 @@
       <w:tr>
         <w:tc>
           <w:tcPr>
+            <w:tcW w:type="dxa" w:w="3168"/>
+          </w:tcPr>
+          <w:p>
+            <w:r>
+              <w:t>Bloque no carga datos ("No se pudieron cargar")</w:t>
+            </w:r>
+          </w:p>
+        </w:tc>
+        <w:tc>
+          <w:tcPr>
             <w:tcW w:type="dxa" w:w="2880"/>
           </w:tcPr>
           <w:p>
             <w:r>
-              <w:t>Edge Functions / static</w:t>
-            </w:r>
-          </w:p>
-        </w:tc>
-        <w:tc>
-          <w:tcPr>
-            <w:tcW w:type="dxa" w:w="2880"/>
-          </w:tcPr>
-          <w:p>
-            <w:r>
-              <w:t>Azure Front Door + Azure Functions Premium</w:t>
-            </w:r>
-          </w:p>
-        </w:tc>
-        <w:tc>
-          <w:tcPr>
-            <w:tcW w:type="dxa" w:w="3600"/>
-          </w:tcPr>
-          <w:p>
-            <w:r>
-              <w:t>Front Door da CDN global y reglas de routing/rewrite equivalentes a vercel.json.</w:t>
+              <w:t>fetch relativo en lugar de absoluto</w:t>
+            </w:r>
+          </w:p>
+        </w:tc>
+        <w:tc>
+          <w:tcPr>
+            <w:tcW w:type="dxa" w:w="3312"/>
+          </w:tcPr>
+          <w:p>
+            <w:r>
+              <w:t>Cambiar fetch("/api/...") por fetch("https://&lt;overlay&gt;/api/...")</w:t>
             </w:r>
           </w:p>
         </w:tc>
@@ -13453,31 +13733,31 @@
       <w:tr>
         <w:tc>
           <w:tcPr>
+            <w:tcW w:type="dxa" w:w="3168"/>
+          </w:tcPr>
+          <w:p>
+            <w:r>
+              <w:t>Página "en blanco" sin estilos</w:t>
+            </w:r>
+          </w:p>
+        </w:tc>
+        <w:tc>
+          <w:tcPr>
             <w:tcW w:type="dxa" w:w="2880"/>
           </w:tcPr>
           <w:p>
             <w:r>
-              <w:t>Rewrites de vercel.json</w:t>
-            </w:r>
-          </w:p>
-        </w:tc>
-        <w:tc>
-          <w:tcPr>
-            <w:tcW w:type="dxa" w:w="2880"/>
-          </w:tcPr>
-          <w:p>
-            <w:r>
-              <w:t>Reglas en Azure Front Door (rules engine) o azure-functions host.json</w:t>
-            </w:r>
-          </w:p>
-        </w:tc>
-        <w:tc>
-          <w:tcPr>
-            <w:tcW w:type="dxa" w:w="3600"/>
-          </w:tcPr>
-          <w:p>
-            <w:r>
-              <w:t>Para /etc.clientlibs/* el proxy se hace con una Front Door Origin pointing to www.asisa.es y una regla path-based.</w:t>
+              <w:t>Falta las clientlibs CSS de ASISA</w:t>
+            </w:r>
+          </w:p>
+        </w:tc>
+        <w:tc>
+          <w:tcPr>
+            <w:tcW w:type="dxa" w:w="3312"/>
+          </w:tcPr>
+          <w:p>
+            <w:r>
+              <w:t>Comprobar que api/markup.js inyecta los &lt;link&gt; a /etc.clientlibs/* y que el rewrite apunta correctamente</w:t>
             </w:r>
           </w:p>
         </w:tc>
@@ -13485,31 +13765,31 @@
       <w:tr>
         <w:tc>
           <w:tcPr>
+            <w:tcW w:type="dxa" w:w="3168"/>
+          </w:tcPr>
+          <w:p>
+            <w:r>
+              <w:t>Cambio en api/markup.js no se ve</w:t>
+            </w:r>
+          </w:p>
+        </w:tc>
+        <w:tc>
+          <w:tcPr>
             <w:tcW w:type="dxa" w:w="2880"/>
           </w:tcPr>
           <w:p>
             <w:r>
-              <w:t>Headers CORS</w:t>
-            </w:r>
-          </w:p>
-        </w:tc>
-        <w:tc>
-          <w:tcPr>
-            <w:tcW w:type="dxa" w:w="2880"/>
-          </w:tcPr>
-          <w:p>
-            <w:r>
-              <w:t>Configurar en host.json de Azure Functions o vía Front Door</w:t>
-            </w:r>
-          </w:p>
-        </w:tc>
-        <w:tc>
-          <w:tcPr>
-            <w:tcW w:type="dxa" w:w="3600"/>
-          </w:tcPr>
-          <w:p>
-            <w:r>
-              <w:t>Definir Access-Control-Allow-Origin: * para /api/*.</w:t>
+              <w:t>EDS cachea el HTML procesado</w:t>
+            </w:r>
+          </w:p>
+        </w:tc>
+        <w:tc>
+          <w:tcPr>
+            <w:tcW w:type="dxa" w:w="3312"/>
+          </w:tcPr>
+          <w:p>
+            <w:r>
+              <w:t>POST /preview + POST /live para cada URL</w:t>
             </w:r>
           </w:p>
         </w:tc>
@@ -13517,31 +13797,31 @@
       <w:tr>
         <w:tc>
           <w:tcPr>
+            <w:tcW w:type="dxa" w:w="3168"/>
+          </w:tcPr>
+          <w:p>
+            <w:r>
+              <w:t>POST /config devuelve 401</w:t>
+            </w:r>
+          </w:p>
+        </w:tc>
+        <w:tc>
+          <w:tcPr>
             <w:tcW w:type="dxa" w:w="2880"/>
           </w:tcPr>
           <w:p>
             <w:r>
-              <w:t>Lectura de data/*.json</w:t>
-            </w:r>
-          </w:p>
-        </w:tc>
-        <w:tc>
-          <w:tcPr>
-            <w:tcW w:type="dxa" w:w="2880"/>
-          </w:tcPr>
-          <w:p>
-            <w:r>
-              <w:t>Azure Blob Storage (preferido) o bundled with function</w:t>
-            </w:r>
-          </w:p>
-        </w:tc>
-        <w:tc>
-          <w:tcPr>
-            <w:tcW w:type="dxa" w:w="3600"/>
-          </w:tcPr>
-          <w:p>
-            <w:r>
-              <w:t>Si los datos cambian a menudo (workflow GH Actions), Blob Storage es mejor: el deploy de funciones queda independiente de los datos. Usar @azure/storage-blob.</w:t>
+              <w:t>Usuario no está en config_admin</w:t>
+            </w:r>
+          </w:p>
+        </w:tc>
+        <w:tc>
+          <w:tcPr>
+            <w:tcW w:type="dxa" w:w="3312"/>
+          </w:tcPr>
+          <w:p>
+            <w:r>
+              <w:t>Usar el token de la cuenta técnica de Adobe</w:t>
             </w:r>
           </w:p>
         </w:tc>
@@ -13549,31 +13829,31 @@
       <w:tr>
         <w:tc>
           <w:tcPr>
+            <w:tcW w:type="dxa" w:w="3168"/>
+          </w:tcPr>
+          <w:p>
+            <w:r>
+              <w:t>/query-index.json devuelve 413</w:t>
+            </w:r>
+          </w:p>
+        </w:tc>
+        <w:tc>
+          <w:tcPr>
             <w:tcW w:type="dxa" w:w="2880"/>
           </w:tcPr>
           <w:p>
             <w:r>
-              <w:t>Caché in-memory por instancia</w:t>
-            </w:r>
-          </w:p>
-        </w:tc>
-        <w:tc>
-          <w:tcPr>
-            <w:tcW w:type="dxa" w:w="2880"/>
-          </w:tcPr>
-          <w:p>
-            <w:r>
-              <w:t>Sigue funcionando en Azure Functions</w:t>
-            </w:r>
-          </w:p>
-        </w:tc>
-        <w:tc>
-          <w:tcPr>
-            <w:tcW w:type="dxa" w:w="3600"/>
-          </w:tcPr>
-          <w:p>
-            <w:r>
-              <w:t>Premium plan = instancias más "warm". Considerar Azure Cache for Redis si se quiere caché compartida entre instancias.</w:t>
+              <w:t>Más de 6MB (límite de Lambda interno de EDS)</w:t>
+            </w:r>
+          </w:p>
+        </w:tc>
+        <w:tc>
+          <w:tcPr>
+            <w:tcW w:type="dxa" w:w="3312"/>
+          </w:tcPr>
+          <w:p>
+            <w:r>
+              <w:t>helix-query.yaml define 6 índices con excludes para mantener cada query-index.json bajo el límite.</w:t>
             </w:r>
           </w:p>
         </w:tc>
@@ -13581,31 +13861,31 @@
       <w:tr>
         <w:tc>
           <w:tcPr>
+            <w:tcW w:type="dxa" w:w="3168"/>
+          </w:tcPr>
+          <w:p>
+            <w:r>
+              <w:t>Vercel no auto-despliega tras push</w:t>
+            </w:r>
+          </w:p>
+        </w:tc>
+        <w:tc>
+          <w:tcPr>
             <w:tcW w:type="dxa" w:w="2880"/>
           </w:tcPr>
           <w:p>
             <w:r>
-              <w:t>Auto-deploy desde GitHub</w:t>
-            </w:r>
-          </w:p>
-        </w:tc>
-        <w:tc>
-          <w:tcPr>
-            <w:tcW w:type="dxa" w:w="2880"/>
-          </w:tcPr>
-          <w:p>
-            <w:r>
-              <w:t>GitHub Actions con azure/functions-action</w:t>
-            </w:r>
-          </w:p>
-        </w:tc>
-        <w:tc>
-          <w:tcPr>
-            <w:tcW w:type="dxa" w:w="3600"/>
-          </w:tcPr>
-          <w:p>
-            <w:r>
-              <w:t>Workflow estándar: en push a main, build + deploy a Function App. Habilitar deployment slots para staging.</w:t>
+              <w:t>El conector GitHub-Vercel está desconectado</w:t>
+            </w:r>
+          </w:p>
+        </w:tc>
+        <w:tc>
+          <w:tcPr>
+            <w:tcW w:type="dxa" w:w="3312"/>
+          </w:tcPr>
+          <w:p>
+            <w:r>
+              <w:t>Lanzar manualmente `vercel deploy --prod --archive=tgz`</w:t>
             </w:r>
           </w:p>
         </w:tc>
@@ -13613,31 +13893,31 @@
       <w:tr>
         <w:tc>
           <w:tcPr>
+            <w:tcW w:type="dxa" w:w="3168"/>
+          </w:tcPr>
+          <w:p>
+            <w:r>
+              <w:t>Sitemap viene en bytes binarios</w:t>
+            </w:r>
+          </w:p>
+        </w:tc>
+        <w:tc>
+          <w:tcPr>
             <w:tcW w:type="dxa" w:w="2880"/>
           </w:tcPr>
           <w:p>
             <w:r>
-              <w:t>Dominio asisa-pc.vercel.app</w:t>
-            </w:r>
-          </w:p>
-        </w:tc>
-        <w:tc>
-          <w:tcPr>
-            <w:tcW w:type="dxa" w:w="2880"/>
-          </w:tcPr>
-          <w:p>
-            <w:r>
-              <w:t>CNAME a asisa-pc.azurefd.net (o custom)</w:t>
-            </w:r>
-          </w:p>
-        </w:tc>
-        <w:tc>
-          <w:tcPr>
-            <w:tcW w:type="dxa" w:w="3600"/>
-          </w:tcPr>
-          <w:p>
-            <w:r>
-              <w:t>El dominio del overlay puede cambiar — solo hay que actualizar la URL en la config sitewide de EDS (§2.1) y en los bloques (§3.5).</w:t>
+              <w:t>Comprimido en Brotli</w:t>
+            </w:r>
+          </w:p>
+        </w:tc>
+        <w:tc>
+          <w:tcPr>
+            <w:tcW w:type="dxa" w:w="3312"/>
+          </w:tcPr>
+          <w:p>
+            <w:r>
+              <w:t>Añadir --compressed al curl</w:t>
             </w:r>
           </w:p>
         </w:tc>
@@ -13645,31 +13925,31 @@
       <w:tr>
         <w:tc>
           <w:tcPr>
+            <w:tcW w:type="dxa" w:w="3168"/>
+          </w:tcPr>
+          <w:p>
+            <w:r>
+              <w:t>POST /preview/sitemap-*.xml devuelve 415</w:t>
+            </w:r>
+          </w:p>
+        </w:tc>
+        <w:tc>
+          <w:tcPr>
             <w:tcW w:type="dxa" w:w="2880"/>
           </w:tcPr>
           <w:p>
             <w:r>
-              <w:t>Variables de entorno</w:t>
-            </w:r>
-          </w:p>
-        </w:tc>
-        <w:tc>
-          <w:tcPr>
-            <w:tcW w:type="dxa" w:w="2880"/>
-          </w:tcPr>
-          <w:p>
-            <w:r>
-              <w:t>Azure Function App Configuration / Key Vault</w:t>
-            </w:r>
-          </w:p>
-        </w:tc>
-        <w:tc>
-          <w:tcPr>
-            <w:tcW w:type="dxa" w:w="3600"/>
-          </w:tcPr>
-          <w:p>
-            <w:r>
-              <w:t>SYNC_SECRET, HLX_ADMIN_API_TOKEN, ASISA API keys.</w:t>
+              <w:t>El content-bus de EDS rechaza XML por el pipeline de preview</w:t>
+            </w:r>
+          </w:p>
+        </w:tc>
+        <w:tc>
+          <w:tcPr>
+            <w:tcW w:type="dxa" w:w="3312"/>
+          </w:tcPr>
+          <w:p>
+            <w:r>
+              <w:t>No es bloqueante: EDS genera los sitemaps nativamente vía helix-sitemap.yaml sin necesidad de preview/live</w:t>
             </w:r>
           </w:p>
         </w:tc>
@@ -13677,486 +13957,219 @@
     </w:tbl>
     <w:p>
       <w:pPr>
+        <w:pStyle w:val="Heading1"/>
+      </w:pPr>
+      <w:r>
+        <w:t>11. Apéndices</w:t>
+      </w:r>
+    </w:p>
+    <w:p>
+      <w:pPr>
         <w:pStyle w:val="Heading2"/>
       </w:pPr>
       <w:r>
-        <w:t>8.3 Plan de migración paso a paso</w:t>
-      </w:r>
-    </w:p>
-    <w:p>
-      <w:pPr>
-        <w:pStyle w:val="ListNumber"/>
-      </w:pPr>
-      <w:r>
-        <w:t>Crear el Resource Group en Azure (rg-asisa-pc-prod, rg-asisa-pc-stage).</w:t>
-      </w:r>
-    </w:p>
-    <w:p>
-      <w:pPr>
-        <w:pStyle w:val="ListNumber"/>
-      </w:pPr>
-      <w:r>
-        <w:t>Provisionar Azure Storage Account para los JSON de data/. Subir el catálogo actual y crear un container "asisa-pc-data" público read-only o privado con SAS.</w:t>
-      </w:r>
-    </w:p>
-    <w:p>
-      <w:pPr>
-        <w:pStyle w:val="ListNumber"/>
-      </w:pPr>
-      <w:r>
-        <w:t>Provisionar Azure Function App (Node 22, Premium plan ideal para evitar cold starts en /markup/*).</w:t>
-      </w:r>
-    </w:p>
-    <w:p>
-      <w:pPr>
-        <w:pStyle w:val="ListNumber"/>
-      </w:pPr>
-      <w:r>
-        <w:t>Portar el código de api/*.js: cambiar la firma a Azure Functions v4 (app.http(name, handler)), reemplazar readFileSync de data/ por fetch al Blob Storage (o seguir empaquetando si se prefiere simplicidad).</w:t>
-      </w:r>
-    </w:p>
-    <w:p>
-      <w:pPr>
-        <w:pStyle w:val="ListNumber"/>
-      </w:pPr>
-      <w:r>
-        <w:t>Provisionar Azure Front Door con un Origin Group apuntando a la Function App. Añadir reglas: (a) /etc.clientlibs/* → origin www.asisa.es, (b) /sitemap.xml y /sitemap-cuadro-medico-*.xml → Function App (opcional, EDS los genera nativos), (c) /markup/* → Function App.</w:t>
-      </w:r>
-    </w:p>
-    <w:p>
-      <w:pPr>
-        <w:pStyle w:val="ListNumber"/>
-      </w:pPr>
-      <w:r>
-        <w:t>Configurar dominio custom en Front Door (ej. asisa-pc.azurefd.net).</w:t>
-      </w:r>
-    </w:p>
-    <w:p>
-      <w:pPr>
-        <w:pStyle w:val="ListNumber"/>
-      </w:pPr>
-      <w:r>
-        <w:t>Crear un workflow GitHub Actions que despliega a Azure Functions en cada push.</w:t>
-      </w:r>
-    </w:p>
-    <w:p>
-      <w:pPr>
-        <w:pStyle w:val="ListNumber"/>
-      </w:pPr>
-      <w:r>
-        <w:t>Actualizar las URLs en los bloques (blocks/*/*.js — buscar "asisa-pc.vercel.app" y reemplazar). Ojo: hay ~10 ficheros con la URL hardcodeada.</w:t>
-      </w:r>
-    </w:p>
-    <w:p>
-      <w:pPr>
-        <w:pStyle w:val="ListNumber"/>
-      </w:pPr>
-      <w:r>
-        <w:t>Actualizar head.html: las tres líneas que cargan /etc.clientlibs/* deben apuntar al nuevo dominio Azure.</w:t>
-      </w:r>
-    </w:p>
-    <w:p>
-      <w:pPr>
-        <w:pStyle w:val="ListNumber"/>
-      </w:pPr>
-      <w:r>
-        <w:t>Actualizar api/markup.js: el template HTML inyecta tres &lt;link rel="stylesheet" href="https://asisa-pc.vercel.app/etc.clientlibs/..."&gt; — cambiar al nuevo dominio.</w:t>
-      </w:r>
-    </w:p>
-    <w:p>
-      <w:pPr>
-        <w:pStyle w:val="ListNumber"/>
-      </w:pPr>
-      <w:r>
-        <w:t>Hacer push a main (cambios de URL + nuevo workflow Azure).</w:t>
-      </w:r>
-    </w:p>
-    <w:p>
-      <w:pPr>
-        <w:pStyle w:val="ListNumber"/>
-      </w:pPr>
-      <w:r>
-        <w:t>Ejecutar POST /code refresh para que EDS recoja head.html y los bloques nuevos.</w:t>
-      </w:r>
-    </w:p>
-    <w:p>
-      <w:pPr>
-        <w:pStyle w:val="ListNumber"/>
-      </w:pPr>
-      <w:r>
-        <w:t>Modificar la sitewide config de EDS: cambiar content.overlay.url de https://asisa-pc.vercel.app/markup a https://asisa-pc.azurefd.net/markup (comando completo en §2.1). Requiere token config_admin.</w:t>
-      </w:r>
-    </w:p>
-    <w:p>
-      <w:pPr>
-        <w:pStyle w:val="ListNumber"/>
-      </w:pPr>
-      <w:r>
-        <w:t>Ejecutar `node refresh-eds-pages.mjs --reindex` para que EDS reconstruya sus índices apuntando al overlay nuevo.</w:t>
-      </w:r>
-    </w:p>
-    <w:p>
-      <w:pPr>
-        <w:pStyle w:val="ListNumber"/>
-      </w:pPr>
-      <w:r>
-        <w:t>Verificar: status de una URL de cuadro médico debe mostrar sourceLocation con el nuevo overlay; los bloques deben pintar datos correctamente; los 6 sitemaps deben responder 200 con XML válido.</w:t>
-      </w:r>
-    </w:p>
-    <w:p>
-      <w:pPr>
-        <w:pStyle w:val="ListNumber"/>
-      </w:pPr>
-      <w:r>
-        <w:t>Una vez verificado, retirar el proyecto Vercel (o dejarlo apagado un tiempo como backup).</w:t>
-      </w:r>
-    </w:p>
+        <w:t>11.1 URLs y dominios clave</w:t>
+      </w:r>
+    </w:p>
+    <w:tbl>
+      <w:tblPr>
+        <w:tblStyle w:val="LightGrid-Accent1"/>
+        <w:tblW w:type="auto" w:w="0"/>
+        <w:tblLook w:firstColumn="1" w:firstRow="1" w:lastColumn="0" w:lastRow="0" w:noHBand="0" w:noVBand="1" w:val="04A0"/>
+      </w:tblPr>
+      <w:tblGrid>
+        <w:gridCol w:w="4320"/>
+        <w:gridCol w:w="4320"/>
+      </w:tblGrid>
+      <w:tr>
+        <w:tc>
+          <w:tcPr>
+            <w:tcW w:type="dxa" w:w="3600"/>
+          </w:tcPr>
+          <w:p>
+            <w:r>
+              <w:rPr>
+                <w:b/>
+              </w:rPr>
+              <w:t>Entorno</w:t>
+            </w:r>
+          </w:p>
+        </w:tc>
+        <w:tc>
+          <w:tcPr>
+            <w:tcW w:type="dxa" w:w="5760"/>
+          </w:tcPr>
+          <w:p>
+            <w:r>
+              <w:rPr>
+                <w:b/>
+              </w:rPr>
+              <w:t>URL</w:t>
+            </w:r>
+          </w:p>
+        </w:tc>
+      </w:tr>
+      <w:tr>
+        <w:tc>
+          <w:tcPr>
+            <w:tcW w:type="dxa" w:w="3600"/>
+          </w:tcPr>
+          <w:p>
+            <w:r>
+              <w:t>EDS Live (público)</w:t>
+            </w:r>
+          </w:p>
+        </w:tc>
+        <w:tc>
+          <w:tcPr>
+            <w:tcW w:type="dxa" w:w="5760"/>
+          </w:tcPr>
+          <w:p>
+            <w:r>
+              <w:t>https://main--asisa-pc--asisa-softtek.aem.live</w:t>
+            </w:r>
+          </w:p>
+        </w:tc>
+      </w:tr>
+      <w:tr>
+        <w:tc>
+          <w:tcPr>
+            <w:tcW w:type="dxa" w:w="3600"/>
+          </w:tcPr>
+          <w:p>
+            <w:r>
+              <w:t>EDS Preview (autenticado)</w:t>
+            </w:r>
+          </w:p>
+        </w:tc>
+        <w:tc>
+          <w:tcPr>
+            <w:tcW w:type="dxa" w:w="5760"/>
+          </w:tcPr>
+          <w:p>
+            <w:r>
+              <w:t>https://main--asisa-pc--asisa-softtek.aem.page</w:t>
+            </w:r>
+          </w:p>
+        </w:tc>
+      </w:tr>
+      <w:tr>
+        <w:tc>
+          <w:tcPr>
+            <w:tcW w:type="dxa" w:w="3600"/>
+          </w:tcPr>
+          <w:p>
+            <w:r>
+              <w:t>Vercel (overlay + APIs)</w:t>
+            </w:r>
+          </w:p>
+        </w:tc>
+        <w:tc>
+          <w:tcPr>
+            <w:tcW w:type="dxa" w:w="5760"/>
+          </w:tcPr>
+          <w:p>
+            <w:r>
+              <w:t>https://asisa-pc.vercel.app</w:t>
+            </w:r>
+          </w:p>
+        </w:tc>
+      </w:tr>
+      <w:tr>
+        <w:tc>
+          <w:tcPr>
+            <w:tcW w:type="dxa" w:w="3600"/>
+          </w:tcPr>
+          <w:p>
+            <w:r>
+              <w:t>AEM Author</w:t>
+            </w:r>
+          </w:p>
+        </w:tc>
+        <w:tc>
+          <w:tcPr>
+            <w:tcW w:type="dxa" w:w="5760"/>
+          </w:tcPr>
+          <w:p>
+            <w:r>
+              <w:t>https://author-p133185-e1320482.adobeaemcloud.com</w:t>
+            </w:r>
+          </w:p>
+        </w:tc>
+      </w:tr>
+      <w:tr>
+        <w:tc>
+          <w:tcPr>
+            <w:tcW w:type="dxa" w:w="3600"/>
+          </w:tcPr>
+          <w:p>
+            <w:r>
+              <w:t>Admin HLX API</w:t>
+            </w:r>
+          </w:p>
+        </w:tc>
+        <w:tc>
+          <w:tcPr>
+            <w:tcW w:type="dxa" w:w="5760"/>
+          </w:tcPr>
+          <w:p>
+            <w:r>
+              <w:t>https://admin.hlx.page</w:t>
+            </w:r>
+          </w:p>
+        </w:tc>
+      </w:tr>
+      <w:tr>
+        <w:tc>
+          <w:tcPr>
+            <w:tcW w:type="dxa" w:w="3600"/>
+          </w:tcPr>
+          <w:p>
+            <w:r>
+              <w:t>GitHub repo</w:t>
+            </w:r>
+          </w:p>
+        </w:tc>
+        <w:tc>
+          <w:tcPr>
+            <w:tcW w:type="dxa" w:w="5760"/>
+          </w:tcPr>
+          <w:p>
+            <w:r>
+              <w:t>https://github.com/asisa-softtek/asisa-pc</w:t>
+            </w:r>
+          </w:p>
+        </w:tc>
+      </w:tr>
+      <w:tr>
+        <w:tc>
+          <w:tcPr>
+            <w:tcW w:type="dxa" w:w="3600"/>
+          </w:tcPr>
+          <w:p>
+            <w:r>
+              <w:t>Producción final (target)</w:t>
+            </w:r>
+          </w:p>
+        </w:tc>
+        <w:tc>
+          <w:tcPr>
+            <w:tcW w:type="dxa" w:w="5760"/>
+          </w:tcPr>
+          <w:p>
+            <w:r>
+              <w:t>https://www.asisa.es</w:t>
+            </w:r>
+          </w:p>
+        </w:tc>
+      </w:tr>
+    </w:tbl>
     <w:p>
       <w:pPr>
         <w:pStyle w:val="Heading2"/>
       </w:pPr>
       <w:r>
-        <w:t>8.4 Puntos delicados de la migración</w:t>
-      </w:r>
-    </w:p>
-    <w:p>
-      <w:pPr>
-        <w:pStyle w:val="ListBullet"/>
-      </w:pPr>
-      <w:r>
-        <w:t>Cold starts: Azure Functions en Consumption Plan puede tener cold starts &gt;2s, inaceptable para el overlay BYOM (EDS hace request y el HTML aparece en LCP). Usar Premium Plan o Always-On.</w:t>
-      </w:r>
-    </w:p>
-    <w:p>
-      <w:pPr>
-        <w:pStyle w:val="ListBullet"/>
-      </w:pPr>
-      <w:r>
-        <w:t>Imports entre funciones: api/markup.js importa de api/sitemap.js y api/sitemap-cuadro-medico.js. En Vercel cada función se bundlea independiente; en Azure Functions v4 hay que configurar el packaging para compartir código vía shared/.</w:t>
-      </w:r>
-    </w:p>
-    <w:p>
-      <w:pPr>
-        <w:pStyle w:val="ListBullet"/>
-      </w:pPr>
-      <w:r>
-        <w:t>Tamaño del deploy: con 33.000 ficheros JSON en data/ el bundle de cada función es enorme. Si NO se usa Blob Storage, hay que aumentar los límites de deploy en Azure (default ~250MB).</w:t>
-      </w:r>
-    </w:p>
-    <w:p>
-      <w:pPr>
-        <w:pStyle w:val="ListBullet"/>
-      </w:pPr>
-      <w:r>
-        <w:t>CORS: las APIs necesitan Access-Control-Allow-Origin: * porque los bloques en aem.live hacen fetch cross-origin. Configurar explícitamente en host.json o vía Front Door rules.</w:t>
-      </w:r>
-    </w:p>
-    <w:p>
-      <w:pPr>
-        <w:pStyle w:val="ListBullet"/>
-      </w:pPr>
-      <w:r>
-        <w:t>Permisos EDS: hace falta el token config_admin (cuenta técnica de Adobe) para cambiar la sitewide config. jorge.lorenzo@ext.softtek.com NO tiene ese rol. Localizar al técnico de Adobe (proyecto en https://developer.adobe.com/console) antes de empezar la migración.</w:t>
-      </w:r>
-    </w:p>
-    <w:p>
-      <w:pPr>
-        <w:pStyle w:val="ListBullet"/>
-      </w:pPr>
-      <w:r>
-        <w:t>Rollback: mientras Azure no esté validado, mantener Vercel funcional. Para volver, basta con un nuevo POST sitewide config apuntando de nuevo al overlay Vercel.</w:t>
-      </w:r>
-    </w:p>
-    <w:p>
-      <w:r>
-        <w:br w:type="page"/>
-      </w:r>
-    </w:p>
-    <w:p>
-      <w:pPr>
-        <w:pStyle w:val="Heading1"/>
-      </w:pPr>
-      <w:r>
-        <w:t>9. Operación día a día</w:t>
-      </w:r>
-    </w:p>
-    <w:p>
-      <w:pPr>
-        <w:pStyle w:val="Heading2"/>
-      </w:pPr>
-      <w:r>
-        <w:t>9.1 Tras cambiar JS o CSS de un bloque</w:t>
-      </w:r>
-    </w:p>
-    <w:p>
-      <w:pPr>
-        <w:pStyle w:val="ListNumber"/>
-      </w:pPr>
-      <w:r>
-        <w:t>Commit + push a main.</w:t>
-      </w:r>
-    </w:p>
-    <w:p>
-      <w:pPr>
-        <w:pStyle w:val="ListNumber"/>
-      </w:pPr>
-      <w:r>
-        <w:t>Si AEM Code Sync está activo en el repo, EDS se entera solo. Si no: POST /code refresh.</w:t>
-      </w:r>
-    </w:p>
-    <w:p>
-      <w:pPr>
-        <w:pStyle w:val="ListNumber"/>
-      </w:pPr>
-      <w:r>
-        <w:t>NO hace falta re-publicar páginas; los bloques se ejecutan en cliente.</w:t>
-      </w:r>
-    </w:p>
-    <w:p>
-      <w:pPr>
-        <w:pStyle w:val="Heading2"/>
-      </w:pPr>
-      <w:r>
-        <w:t>9.2 Tras cambiar head.html</w:t>
-      </w:r>
-    </w:p>
-    <w:p>
-      <w:pPr>
-        <w:pStyle w:val="ListNumber"/>
-      </w:pPr>
-      <w:r>
-        <w:t>Commit + push.</w:t>
-      </w:r>
-    </w:p>
-    <w:p>
-      <w:pPr>
-        <w:pStyle w:val="ListNumber"/>
-      </w:pPr>
-      <w:r>
-        <w:t>POST /code refresh.</w:t>
-      </w:r>
-    </w:p>
-    <w:p>
-      <w:pPr>
-        <w:pStyle w:val="ListNumber"/>
-      </w:pPr>
-      <w:r>
-        <w:t>POST /preview y /live para CADA URL afectada — head.html se inlinea en el HTML procesado, no se sirve dinámicamente. Para masivo: `node refresh-eds-pages.mjs` (sin flags = todo).</w:t>
-      </w:r>
-    </w:p>
-    <w:p>
-      <w:pPr>
-        <w:pStyle w:val="Heading2"/>
-      </w:pPr>
-      <w:r>
-        <w:t>9.3 Tras cambiar la plantilla en api/markup.js</w:t>
-      </w:r>
-    </w:p>
-    <w:p>
-      <w:pPr>
-        <w:pStyle w:val="ListNumber"/>
-      </w:pPr>
-      <w:r>
-        <w:t>Commit + push.</w:t>
-      </w:r>
-    </w:p>
-    <w:p>
-      <w:pPr>
-        <w:pStyle w:val="ListNumber"/>
-      </w:pPr>
-      <w:r>
-        <w:t>Deploy a Vercel (o Azure tras migración).</w:t>
-      </w:r>
-    </w:p>
-    <w:p>
-      <w:pPr>
-        <w:pStyle w:val="ListNumber"/>
-      </w:pPr>
-      <w:r>
-        <w:t>`node refresh-eds-pages.mjs` para re-previewar todas las URLs dinámicas — EDS re-fetcha del overlay.</w:t>
-      </w:r>
-    </w:p>
-    <w:p>
-      <w:pPr>
-        <w:pStyle w:val="Heading2"/>
-      </w:pPr>
-      <w:r>
-        <w:t>9.4 Tras actualizar datos (data/*.json)</w:t>
-      </w:r>
-    </w:p>
-    <w:p>
-      <w:pPr>
-        <w:pStyle w:val="ListNumber"/>
-      </w:pPr>
-      <w:r>
-        <w:t>Commit + push a main (los workflows de GH Actions ejecutan los generate-* y commitean los JSON resultantes en data/).</w:t>
-      </w:r>
-    </w:p>
-    <w:p>
-      <w:pPr>
-        <w:pStyle w:val="ListNumber"/>
-      </w:pPr>
-      <w:r>
-        <w:t>Vercel/Azure recoge los datos en el siguiente deploy. Si Blob Storage, los datos son visibles inmediatamente sin redeploy.</w:t>
-      </w:r>
-    </w:p>
-    <w:p>
-      <w:pPr>
-        <w:pStyle w:val="ListNumber"/>
-      </w:pPr>
-      <w:r>
-        <w:t>Los bloques fetchean datos en runtime, así que NO hace falta re-publicar páginas.</w:t>
-      </w:r>
-    </w:p>
-    <w:p>
-      <w:pPr>
-        <w:pStyle w:val="Heading2"/>
-      </w:pPr>
-      <w:r>
-        <w:t>9.5 Verificación rápida del estado del sistema</w:t>
-      </w:r>
-    </w:p>
-    <w:p>
-      <w:pPr>
-        <w:pStyle w:val="Code"/>
-        <w:shd w:fill="F4F4F4" w:val="clear"/>
-      </w:pPr>
-      <w:r>
-        <w:t># Health check del overlay</w:t>
-      </w:r>
-    </w:p>
-    <w:p>
-      <w:pPr>
-        <w:pStyle w:val="Code"/>
-        <w:shd w:fill="F4F4F4" w:val="clear"/>
-      </w:pPr>
-      <w:r>
-        <w:t>curl -sI https://asisa-pc.vercel.app/markup/cuadro-medico/p/madrid</w:t>
-      </w:r>
-    </w:p>
-    <w:p>
-      <w:pPr>
-        <w:pStyle w:val="Code"/>
-        <w:shd w:fill="F4F4F4" w:val="clear"/>
-      </w:pPr>
-      <w:r>
-        <w:t># → HTTP 200, x-source: template:provincia</w:t>
-      </w:r>
-    </w:p>
-    <w:p>
-      <w:pPr>
-        <w:pStyle w:val="Code"/>
-        <w:shd w:fill="F4F4F4" w:val="clear"/>
-      </w:pPr>
-      <w:r>
-        <w:t xml:space="preserve"> </w:t>
-      </w:r>
-    </w:p>
-    <w:p>
-      <w:pPr>
-        <w:pStyle w:val="Code"/>
-        <w:shd w:fill="F4F4F4" w:val="clear"/>
-      </w:pPr>
-      <w:r>
-        <w:t># Health check de una API</w:t>
-      </w:r>
-    </w:p>
-    <w:p>
-      <w:pPr>
-        <w:pStyle w:val="Code"/>
-        <w:shd w:fill="F4F4F4" w:val="clear"/>
-      </w:pPr>
-      <w:r>
-        <w:t>curl -s "https://asisa-pc.vercel.app/api/provincias" | jq "length"</w:t>
-      </w:r>
-    </w:p>
-    <w:p>
-      <w:pPr>
-        <w:pStyle w:val="Code"/>
-        <w:shd w:fill="F4F4F4" w:val="clear"/>
-      </w:pPr>
-      <w:r>
-        <w:t># → 52</w:t>
-      </w:r>
-    </w:p>
-    <w:p>
-      <w:pPr>
-        <w:pStyle w:val="Code"/>
-        <w:shd w:fill="F4F4F4" w:val="clear"/>
-      </w:pPr>
-      <w:r>
-        <w:t xml:space="preserve"> </w:t>
-      </w:r>
-    </w:p>
-    <w:p>
-      <w:pPr>
-        <w:pStyle w:val="Code"/>
-        <w:shd w:fill="F4F4F4" w:val="clear"/>
-      </w:pPr>
-      <w:r>
-        <w:t># Status de una URL en EDS</w:t>
-      </w:r>
-    </w:p>
-    <w:p>
-      <w:pPr>
-        <w:pStyle w:val="Code"/>
-        <w:shd w:fill="F4F4F4" w:val="clear"/>
-      </w:pPr>
-      <w:r>
-        <w:t>curl https://admin.hlx.page/status/asisa-softtek/asisa-pc/main/cuadro-medico/p/madrid</w:t>
-      </w:r>
-    </w:p>
-    <w:p>
-      <w:pPr>
-        <w:pStyle w:val="Code"/>
-        <w:shd w:fill="F4F4F4" w:val="clear"/>
-      </w:pPr>
-      <w:r>
-        <w:t># → preview/live status 200, sourceLocation apuntando al overlay</w:t>
-      </w:r>
-    </w:p>
-    <w:p>
-      <w:pPr>
-        <w:pStyle w:val="Code"/>
-        <w:shd w:fill="F4F4F4" w:val="clear"/>
-      </w:pPr>
-      <w:r>
-        <w:t xml:space="preserve"> </w:t>
-      </w:r>
-    </w:p>
-    <w:p>
-      <w:pPr>
-        <w:pStyle w:val="Code"/>
-        <w:shd w:fill="F4F4F4" w:val="clear"/>
-      </w:pPr>
-      <w:r>
-        <w:t># Sitemap de un tipo</w:t>
-      </w:r>
-    </w:p>
-    <w:p>
-      <w:pPr>
-        <w:pStyle w:val="Code"/>
-        <w:shd w:fill="F4F4F4" w:val="clear"/>
-      </w:pPr>
-      <w:r>
-        <w:t>curl --compressed https://main--asisa-pc--asisa-softtek.aem.live/sitemap-cuadro-medico-provincias.xml</w:t>
-      </w:r>
-    </w:p>
-    <w:p>
-      <w:pPr>
-        <w:pStyle w:val="Code"/>
-        <w:shd w:fill="F4F4F4" w:val="clear"/>
-      </w:pPr>
-      <w:r>
-        <w:t># → XML con 52 &lt;url&gt;</w:t>
-      </w:r>
-    </w:p>
-    <w:p>
-      <w:pPr>
-        <w:pStyle w:val="Heading1"/>
-      </w:pPr>
-      <w:r>
-        <w:t>10. Troubleshooting</w:t>
+        <w:t>11.2 Variables de entorno y secretos</w:t>
       </w:r>
     </w:p>
     <w:tbl>
@@ -14173,40 +14186,40 @@
       <w:tr>
         <w:tc>
           <w:tcPr>
-            <w:tcW w:type="dxa" w:w="3168"/>
+            <w:tcW w:type="dxa" w:w="2880"/>
           </w:tcPr>
           <w:p>
             <w:r>
               <w:rPr>
                 <w:b/>
               </w:rPr>
-              <w:t>Síntoma</w:t>
-            </w:r>
-          </w:p>
-        </w:tc>
-        <w:tc>
-          <w:tcPr>
-            <w:tcW w:type="dxa" w:w="2880"/>
+              <w:t>Variable</w:t>
+            </w:r>
+          </w:p>
+        </w:tc>
+        <w:tc>
+          <w:tcPr>
+            <w:tcW w:type="dxa" w:w="3600"/>
           </w:tcPr>
           <w:p>
             <w:r>
               <w:rPr>
                 <w:b/>
               </w:rPr>
-              <w:t>Causa probable</w:t>
-            </w:r>
-          </w:p>
-        </w:tc>
-        <w:tc>
-          <w:tcPr>
-            <w:tcW w:type="dxa" w:w="3312"/>
+              <w:t>Uso</w:t>
+            </w:r>
+          </w:p>
+        </w:tc>
+        <w:tc>
+          <w:tcPr>
+            <w:tcW w:type="dxa" w:w="2880"/>
           </w:tcPr>
           <w:p>
             <w:r>
               <w:rPr>
                 <w:b/>
               </w:rPr>
-              <w:t>Solución</w:t>
+              <w:t>Dónde se configura</w:t>
             </w:r>
           </w:p>
         </w:tc>
@@ -14214,31 +14227,31 @@
       <w:tr>
         <w:tc>
           <w:tcPr>
-            <w:tcW w:type="dxa" w:w="3168"/>
-          </w:tcPr>
-          <w:p>
-            <w:r>
-              <w:t>Página dinámica devuelve 404 desde aem.live</w:t>
-            </w:r>
-          </w:p>
-        </w:tc>
-        <w:tc>
-          <w:tcPr>
             <w:tcW w:type="dxa" w:w="2880"/>
           </w:tcPr>
           <w:p>
             <w:r>
-              <w:t>La URL no ha sido previsualizada/publicada en EDS</w:t>
-            </w:r>
-          </w:p>
-        </w:tc>
-        <w:tc>
-          <w:tcPr>
-            <w:tcW w:type="dxa" w:w="3312"/>
-          </w:tcPr>
-          <w:p>
-            <w:r>
-              <w:t>POST /preview + POST /live para esa URL (o node refresh-eds-pages.mjs)</w:t>
+              <w:t>HLX_ADMIN_API_TOKEN</w:t>
+            </w:r>
+          </w:p>
+        </w:tc>
+        <w:tc>
+          <w:tcPr>
+            <w:tcW w:type="dxa" w:w="3600"/>
+          </w:tcPr>
+          <w:p>
+            <w:r>
+              <w:t>Token admin EDS para POST /preview, /live, /code, /index</w:t>
+            </w:r>
+          </w:p>
+        </w:tc>
+        <w:tc>
+          <w:tcPr>
+            <w:tcW w:type="dxa" w:w="2880"/>
+          </w:tcPr>
+          <w:p>
+            <w:r>
+              <w:t>Local (export) o GitHub Secret</w:t>
             </w:r>
           </w:p>
         </w:tc>
@@ -14246,31 +14259,31 @@
       <w:tr>
         <w:tc>
           <w:tcPr>
-            <w:tcW w:type="dxa" w:w="3168"/>
-          </w:tcPr>
-          <w:p>
-            <w:r>
-              <w:t>Bloque no carga datos ("No se pudieron cargar")</w:t>
-            </w:r>
-          </w:p>
-        </w:tc>
-        <w:tc>
-          <w:tcPr>
             <w:tcW w:type="dxa" w:w="2880"/>
           </w:tcPr>
           <w:p>
             <w:r>
-              <w:t>fetch relativo en lugar de absoluto</w:t>
-            </w:r>
-          </w:p>
-        </w:tc>
-        <w:tc>
-          <w:tcPr>
-            <w:tcW w:type="dxa" w:w="3312"/>
-          </w:tcPr>
-          <w:p>
-            <w:r>
-              <w:t>Cambiar fetch("/api/...") por fetch("https://&lt;overlay&gt;/api/...")</w:t>
+              <w:t>AEM_TOKEN</w:t>
+            </w:r>
+          </w:p>
+        </w:tc>
+        <w:tc>
+          <w:tcPr>
+            <w:tcW w:type="dxa" w:w="3600"/>
+          </w:tcPr>
+          <w:p>
+            <w:r>
+              <w:t>Token de AEM Author para create-aem-pages.mjs</w:t>
+            </w:r>
+          </w:p>
+        </w:tc>
+        <w:tc>
+          <w:tcPr>
+            <w:tcW w:type="dxa" w:w="2880"/>
+          </w:tcPr>
+          <w:p>
+            <w:r>
+              <w:t>Local (export)</w:t>
             </w:r>
           </w:p>
         </w:tc>
@@ -14278,31 +14291,31 @@
       <w:tr>
         <w:tc>
           <w:tcPr>
-            <w:tcW w:type="dxa" w:w="3168"/>
-          </w:tcPr>
-          <w:p>
-            <w:r>
-              <w:t>Página "en blanco" sin estilos</w:t>
-            </w:r>
-          </w:p>
-        </w:tc>
-        <w:tc>
-          <w:tcPr>
             <w:tcW w:type="dxa" w:w="2880"/>
           </w:tcPr>
           <w:p>
             <w:r>
-              <w:t>Falta las clientlibs CSS de ASISA</w:t>
-            </w:r>
-          </w:p>
-        </w:tc>
-        <w:tc>
-          <w:tcPr>
-            <w:tcW w:type="dxa" w:w="3312"/>
-          </w:tcPr>
-          <w:p>
-            <w:r>
-              <w:t>Comprobar que api/markup.js inyecta los &lt;link&gt; a /etc.clientlibs/* y que el rewrite apunta correctamente</w:t>
+              <w:t>SYNC_SECRET</w:t>
+            </w:r>
+          </w:p>
+        </w:tc>
+        <w:tc>
+          <w:tcPr>
+            <w:tcW w:type="dxa" w:w="3600"/>
+          </w:tcPr>
+          <w:p>
+            <w:r>
+              <w:t>Shared secret para api/sync-aem.js</w:t>
+            </w:r>
+          </w:p>
+        </w:tc>
+        <w:tc>
+          <w:tcPr>
+            <w:tcW w:type="dxa" w:w="2880"/>
+          </w:tcPr>
+          <w:p>
+            <w:r>
+              <w:t>Vercel env</w:t>
             </w:r>
           </w:p>
         </w:tc>
@@ -14310,31 +14323,31 @@
       <w:tr>
         <w:tc>
           <w:tcPr>
-            <w:tcW w:type="dxa" w:w="3168"/>
-          </w:tcPr>
-          <w:p>
-            <w:r>
-              <w:t>Cambio en api/markup.js no se ve</w:t>
-            </w:r>
-          </w:p>
-        </w:tc>
-        <w:tc>
-          <w:tcPr>
             <w:tcW w:type="dxa" w:w="2880"/>
           </w:tcPr>
           <w:p>
             <w:r>
-              <w:t>EDS cachea el HTML procesado</w:t>
-            </w:r>
-          </w:p>
-        </w:tc>
-        <w:tc>
-          <w:tcPr>
-            <w:tcW w:type="dxa" w:w="3312"/>
-          </w:tcPr>
-          <w:p>
-            <w:r>
-              <w:t>POST /preview + POST /live para cada URL</w:t>
+              <w:t>FORCE</w:t>
+            </w:r>
+          </w:p>
+        </w:tc>
+        <w:tc>
+          <w:tcPr>
+            <w:tcW w:type="dxa" w:w="3600"/>
+          </w:tcPr>
+          <w:p>
+            <w:r>
+              <w:t>Flag para forzar regeneración en los generate-*.mjs</w:t>
+            </w:r>
+          </w:p>
+        </w:tc>
+        <w:tc>
+          <w:tcPr>
+            <w:tcW w:type="dxa" w:w="2880"/>
+          </w:tcPr>
+          <w:p>
+            <w:r>
+              <w:t>CLI inline o input del workflow</w:t>
             </w:r>
           </w:p>
         </w:tc>
@@ -14342,43 +14355,21 @@
       <w:tr>
         <w:tc>
           <w:tcPr>
-            <w:tcW w:type="dxa" w:w="3168"/>
-          </w:tcPr>
-          <w:p>
-            <w:r>
-              <w:t>POST /config devuelve 401</w:t>
-            </w:r>
-          </w:p>
-        </w:tc>
-        <w:tc>
-          <w:tcPr>
             <w:tcW w:type="dxa" w:w="2880"/>
           </w:tcPr>
           <w:p>
             <w:r>
-              <w:t>Usuario no está en config_admin</w:t>
-            </w:r>
-          </w:p>
-        </w:tc>
-        <w:tc>
-          <w:tcPr>
-            <w:tcW w:type="dxa" w:w="3312"/>
-          </w:tcPr>
-          <w:p>
-            <w:r>
-              <w:t>Usar el token de la cuenta técnica de Adobe</w:t>
-            </w:r>
-          </w:p>
-        </w:tc>
-      </w:tr>
-      <w:tr>
-        <w:tc>
-          <w:tcPr>
-            <w:tcW w:type="dxa" w:w="3168"/>
-          </w:tcPr>
-          <w:p>
-            <w:r>
-              <w:t>/query-index.json devuelve 413</w:t>
+              <w:t>PROVINCE_CODE</w:t>
+            </w:r>
+          </w:p>
+        </w:tc>
+        <w:tc>
+          <w:tcPr>
+            <w:tcW w:type="dxa" w:w="3600"/>
+          </w:tcPr>
+          <w:p>
+            <w:r>
+              <w:t>Restringe el scrape a una provincia</w:t>
             </w:r>
           </w:p>
         </w:tc>
@@ -14388,113 +14379,7 @@
           </w:tcPr>
           <w:p>
             <w:r>
-              <w:t>Más de 6MB (límite de Lambda interno de EDS)</w:t>
-            </w:r>
-          </w:p>
-        </w:tc>
-        <w:tc>
-          <w:tcPr>
-            <w:tcW w:type="dxa" w:w="3312"/>
-          </w:tcPr>
-          <w:p>
-            <w:r>
-              <w:t>helix-query.yaml define 6 índices con excludes para mantener cada query-index.json bajo el límite.</w:t>
-            </w:r>
-          </w:p>
-        </w:tc>
-      </w:tr>
-      <w:tr>
-        <w:tc>
-          <w:tcPr>
-            <w:tcW w:type="dxa" w:w="3168"/>
-          </w:tcPr>
-          <w:p>
-            <w:r>
-              <w:t>Vercel no auto-despliega tras push</w:t>
-            </w:r>
-          </w:p>
-        </w:tc>
-        <w:tc>
-          <w:tcPr>
-            <w:tcW w:type="dxa" w:w="2880"/>
-          </w:tcPr>
-          <w:p>
-            <w:r>
-              <w:t>El conector GitHub-Vercel está desconectado</w:t>
-            </w:r>
-          </w:p>
-        </w:tc>
-        <w:tc>
-          <w:tcPr>
-            <w:tcW w:type="dxa" w:w="3312"/>
-          </w:tcPr>
-          <w:p>
-            <w:r>
-              <w:t>Lanzar manualmente `vercel deploy --prod --archive=tgz`</w:t>
-            </w:r>
-          </w:p>
-        </w:tc>
-      </w:tr>
-      <w:tr>
-        <w:tc>
-          <w:tcPr>
-            <w:tcW w:type="dxa" w:w="3168"/>
-          </w:tcPr>
-          <w:p>
-            <w:r>
-              <w:t>Sitemap viene en bytes binarios</w:t>
-            </w:r>
-          </w:p>
-        </w:tc>
-        <w:tc>
-          <w:tcPr>
-            <w:tcW w:type="dxa" w:w="2880"/>
-          </w:tcPr>
-          <w:p>
-            <w:r>
-              <w:t>Comprimido en Brotli</w:t>
-            </w:r>
-          </w:p>
-        </w:tc>
-        <w:tc>
-          <w:tcPr>
-            <w:tcW w:type="dxa" w:w="3312"/>
-          </w:tcPr>
-          <w:p>
-            <w:r>
-              <w:t>Añadir --compressed al curl</w:t>
-            </w:r>
-          </w:p>
-        </w:tc>
-      </w:tr>
-      <w:tr>
-        <w:tc>
-          <w:tcPr>
-            <w:tcW w:type="dxa" w:w="3168"/>
-          </w:tcPr>
-          <w:p>
-            <w:r>
-              <w:t>POST /preview/sitemap-*.xml devuelve 415</w:t>
-            </w:r>
-          </w:p>
-        </w:tc>
-        <w:tc>
-          <w:tcPr>
-            <w:tcW w:type="dxa" w:w="2880"/>
-          </w:tcPr>
-          <w:p>
-            <w:r>
-              <w:t>El content-bus de EDS rechaza XML por el pipeline de preview</w:t>
-            </w:r>
-          </w:p>
-        </w:tc>
-        <w:tc>
-          <w:tcPr>
-            <w:tcW w:type="dxa" w:w="3312"/>
-          </w:tcPr>
-          <w:p>
-            <w:r>
-              <w:t>No es bloqueante: EDS genera los sitemaps nativamente vía helix-sitemap.yaml sin necesidad de preview/live</w:t>
+              <w:t>CLI inline</w:t>
             </w:r>
           </w:p>
         </w:tc>
@@ -14502,18 +14387,42 @@
     </w:tbl>
     <w:p>
       <w:pPr>
-        <w:pStyle w:val="Heading1"/>
-      </w:pPr>
-      <w:r>
-        <w:t>11. Apéndices</w:t>
-      </w:r>
-    </w:p>
-    <w:p>
-      <w:pPr>
         <w:pStyle w:val="Heading2"/>
       </w:pPr>
       <w:r>
-        <w:t>11.1 URLs y dominios clave</w:t>
+        <w:t>11.3 Docs internas del proyecto</w:t>
+      </w:r>
+    </w:p>
+    <w:p>
+      <w:pPr>
+        <w:pStyle w:val="ListBullet"/>
+      </w:pPr>
+      <w:r>
+        <w:t>docs/byom.md — explicación detallada del setup BYOM, los 3 POSTs de configuración, troubleshooting y permisos.</w:t>
+      </w:r>
+    </w:p>
+    <w:p>
+      <w:pPr>
+        <w:pStyle w:val="ListBullet"/>
+      </w:pPr>
+      <w:r>
+        <w:t>docs/estructura-proyecto.md — referencia fichero por fichero de todo el repo, con URLs en vivo donde inspeccionar cada pieza.</w:t>
+      </w:r>
+    </w:p>
+    <w:p>
+      <w:pPr>
+        <w:pStyle w:val="ListBullet"/>
+      </w:pPr>
+      <w:r>
+        <w:t>docs/traspaso-conocimiento.docx — este documento.</w:t>
+      </w:r>
+    </w:p>
+    <w:p>
+      <w:pPr>
+        <w:pStyle w:val="Heading2"/>
+      </w:pPr>
+      <w:r>
+        <w:t>11.4 Glosario rápido</w:t>
       </w:r>
     </w:p>
     <w:tbl>
@@ -14529,460 +14438,6 @@
       <w:tr>
         <w:tc>
           <w:tcPr>
-            <w:tcW w:type="dxa" w:w="3600"/>
-          </w:tcPr>
-          <w:p>
-            <w:r>
-              <w:rPr>
-                <w:b/>
-              </w:rPr>
-              <w:t>Entorno</w:t>
-            </w:r>
-          </w:p>
-        </w:tc>
-        <w:tc>
-          <w:tcPr>
-            <w:tcW w:type="dxa" w:w="5760"/>
-          </w:tcPr>
-          <w:p>
-            <w:r>
-              <w:rPr>
-                <w:b/>
-              </w:rPr>
-              <w:t>URL</w:t>
-            </w:r>
-          </w:p>
-        </w:tc>
-      </w:tr>
-      <w:tr>
-        <w:tc>
-          <w:tcPr>
-            <w:tcW w:type="dxa" w:w="3600"/>
-          </w:tcPr>
-          <w:p>
-            <w:r>
-              <w:t>EDS Live (público)</w:t>
-            </w:r>
-          </w:p>
-        </w:tc>
-        <w:tc>
-          <w:tcPr>
-            <w:tcW w:type="dxa" w:w="5760"/>
-          </w:tcPr>
-          <w:p>
-            <w:r>
-              <w:t>https://main--asisa-pc--asisa-softtek.aem.live</w:t>
-            </w:r>
-          </w:p>
-        </w:tc>
-      </w:tr>
-      <w:tr>
-        <w:tc>
-          <w:tcPr>
-            <w:tcW w:type="dxa" w:w="3600"/>
-          </w:tcPr>
-          <w:p>
-            <w:r>
-              <w:t>EDS Preview (autenticado)</w:t>
-            </w:r>
-          </w:p>
-        </w:tc>
-        <w:tc>
-          <w:tcPr>
-            <w:tcW w:type="dxa" w:w="5760"/>
-          </w:tcPr>
-          <w:p>
-            <w:r>
-              <w:t>https://main--asisa-pc--asisa-softtek.aem.page</w:t>
-            </w:r>
-          </w:p>
-        </w:tc>
-      </w:tr>
-      <w:tr>
-        <w:tc>
-          <w:tcPr>
-            <w:tcW w:type="dxa" w:w="3600"/>
-          </w:tcPr>
-          <w:p>
-            <w:r>
-              <w:t>Vercel (overlay + APIs)</w:t>
-            </w:r>
-          </w:p>
-        </w:tc>
-        <w:tc>
-          <w:tcPr>
-            <w:tcW w:type="dxa" w:w="5760"/>
-          </w:tcPr>
-          <w:p>
-            <w:r>
-              <w:t>https://asisa-pc.vercel.app</w:t>
-            </w:r>
-          </w:p>
-        </w:tc>
-      </w:tr>
-      <w:tr>
-        <w:tc>
-          <w:tcPr>
-            <w:tcW w:type="dxa" w:w="3600"/>
-          </w:tcPr>
-          <w:p>
-            <w:r>
-              <w:t>AEM Author</w:t>
-            </w:r>
-          </w:p>
-        </w:tc>
-        <w:tc>
-          <w:tcPr>
-            <w:tcW w:type="dxa" w:w="5760"/>
-          </w:tcPr>
-          <w:p>
-            <w:r>
-              <w:t>https://author-p133185-e1320482.adobeaemcloud.com</w:t>
-            </w:r>
-          </w:p>
-        </w:tc>
-      </w:tr>
-      <w:tr>
-        <w:tc>
-          <w:tcPr>
-            <w:tcW w:type="dxa" w:w="3600"/>
-          </w:tcPr>
-          <w:p>
-            <w:r>
-              <w:t>Admin HLX API</w:t>
-            </w:r>
-          </w:p>
-        </w:tc>
-        <w:tc>
-          <w:tcPr>
-            <w:tcW w:type="dxa" w:w="5760"/>
-          </w:tcPr>
-          <w:p>
-            <w:r>
-              <w:t>https://admin.hlx.page</w:t>
-            </w:r>
-          </w:p>
-        </w:tc>
-      </w:tr>
-      <w:tr>
-        <w:tc>
-          <w:tcPr>
-            <w:tcW w:type="dxa" w:w="3600"/>
-          </w:tcPr>
-          <w:p>
-            <w:r>
-              <w:t>GitHub repo</w:t>
-            </w:r>
-          </w:p>
-        </w:tc>
-        <w:tc>
-          <w:tcPr>
-            <w:tcW w:type="dxa" w:w="5760"/>
-          </w:tcPr>
-          <w:p>
-            <w:r>
-              <w:t>https://github.com/asisa-softtek/asisa-pc</w:t>
-            </w:r>
-          </w:p>
-        </w:tc>
-      </w:tr>
-      <w:tr>
-        <w:tc>
-          <w:tcPr>
-            <w:tcW w:type="dxa" w:w="3600"/>
-          </w:tcPr>
-          <w:p>
-            <w:r>
-              <w:t>Producción final (target)</w:t>
-            </w:r>
-          </w:p>
-        </w:tc>
-        <w:tc>
-          <w:tcPr>
-            <w:tcW w:type="dxa" w:w="5760"/>
-          </w:tcPr>
-          <w:p>
-            <w:r>
-              <w:t>https://www.asisa.es</w:t>
-            </w:r>
-          </w:p>
-        </w:tc>
-      </w:tr>
-    </w:tbl>
-    <w:p>
-      <w:pPr>
-        <w:pStyle w:val="Heading2"/>
-      </w:pPr>
-      <w:r>
-        <w:t>11.2 Variables de entorno y secretos</w:t>
-      </w:r>
-    </w:p>
-    <w:tbl>
-      <w:tblPr>
-        <w:tblStyle w:val="LightGrid-Accent1"/>
-        <w:tblW w:type="auto" w:w="0"/>
-        <w:tblLook w:firstColumn="1" w:firstRow="1" w:lastColumn="0" w:lastRow="0" w:noHBand="0" w:noVBand="1" w:val="04A0"/>
-      </w:tblPr>
-      <w:tblGrid>
-        <w:gridCol w:w="2880"/>
-        <w:gridCol w:w="2880"/>
-        <w:gridCol w:w="2880"/>
-      </w:tblGrid>
-      <w:tr>
-        <w:tc>
-          <w:tcPr>
-            <w:tcW w:type="dxa" w:w="2880"/>
-          </w:tcPr>
-          <w:p>
-            <w:r>
-              <w:rPr>
-                <w:b/>
-              </w:rPr>
-              <w:t>Variable</w:t>
-            </w:r>
-          </w:p>
-        </w:tc>
-        <w:tc>
-          <w:tcPr>
-            <w:tcW w:type="dxa" w:w="3600"/>
-          </w:tcPr>
-          <w:p>
-            <w:r>
-              <w:rPr>
-                <w:b/>
-              </w:rPr>
-              <w:t>Uso</w:t>
-            </w:r>
-          </w:p>
-        </w:tc>
-        <w:tc>
-          <w:tcPr>
-            <w:tcW w:type="dxa" w:w="2880"/>
-          </w:tcPr>
-          <w:p>
-            <w:r>
-              <w:rPr>
-                <w:b/>
-              </w:rPr>
-              <w:t>Dónde se configura</w:t>
-            </w:r>
-          </w:p>
-        </w:tc>
-      </w:tr>
-      <w:tr>
-        <w:tc>
-          <w:tcPr>
-            <w:tcW w:type="dxa" w:w="2880"/>
-          </w:tcPr>
-          <w:p>
-            <w:r>
-              <w:t>HLX_ADMIN_API_TOKEN</w:t>
-            </w:r>
-          </w:p>
-        </w:tc>
-        <w:tc>
-          <w:tcPr>
-            <w:tcW w:type="dxa" w:w="3600"/>
-          </w:tcPr>
-          <w:p>
-            <w:r>
-              <w:t>Token admin EDS para POST /preview, /live, /code, /index</w:t>
-            </w:r>
-          </w:p>
-        </w:tc>
-        <w:tc>
-          <w:tcPr>
-            <w:tcW w:type="dxa" w:w="2880"/>
-          </w:tcPr>
-          <w:p>
-            <w:r>
-              <w:t>Local (export) o GitHub Secret</w:t>
-            </w:r>
-          </w:p>
-        </w:tc>
-      </w:tr>
-      <w:tr>
-        <w:tc>
-          <w:tcPr>
-            <w:tcW w:type="dxa" w:w="2880"/>
-          </w:tcPr>
-          <w:p>
-            <w:r>
-              <w:t>AEM_TOKEN</w:t>
-            </w:r>
-          </w:p>
-        </w:tc>
-        <w:tc>
-          <w:tcPr>
-            <w:tcW w:type="dxa" w:w="3600"/>
-          </w:tcPr>
-          <w:p>
-            <w:r>
-              <w:t>Token de AEM Author para create-aem-pages.mjs</w:t>
-            </w:r>
-          </w:p>
-        </w:tc>
-        <w:tc>
-          <w:tcPr>
-            <w:tcW w:type="dxa" w:w="2880"/>
-          </w:tcPr>
-          <w:p>
-            <w:r>
-              <w:t>Local (export)</w:t>
-            </w:r>
-          </w:p>
-        </w:tc>
-      </w:tr>
-      <w:tr>
-        <w:tc>
-          <w:tcPr>
-            <w:tcW w:type="dxa" w:w="2880"/>
-          </w:tcPr>
-          <w:p>
-            <w:r>
-              <w:t>SYNC_SECRET</w:t>
-            </w:r>
-          </w:p>
-        </w:tc>
-        <w:tc>
-          <w:tcPr>
-            <w:tcW w:type="dxa" w:w="3600"/>
-          </w:tcPr>
-          <w:p>
-            <w:r>
-              <w:t>Shared secret para api/sync-aem.js</w:t>
-            </w:r>
-          </w:p>
-        </w:tc>
-        <w:tc>
-          <w:tcPr>
-            <w:tcW w:type="dxa" w:w="2880"/>
-          </w:tcPr>
-          <w:p>
-            <w:r>
-              <w:t>Vercel env / Azure Function App settings</w:t>
-            </w:r>
-          </w:p>
-        </w:tc>
-      </w:tr>
-      <w:tr>
-        <w:tc>
-          <w:tcPr>
-            <w:tcW w:type="dxa" w:w="2880"/>
-          </w:tcPr>
-          <w:p>
-            <w:r>
-              <w:t>FORCE</w:t>
-            </w:r>
-          </w:p>
-        </w:tc>
-        <w:tc>
-          <w:tcPr>
-            <w:tcW w:type="dxa" w:w="3600"/>
-          </w:tcPr>
-          <w:p>
-            <w:r>
-              <w:t>Flag para forzar regeneración en los generate-*.mjs</w:t>
-            </w:r>
-          </w:p>
-        </w:tc>
-        <w:tc>
-          <w:tcPr>
-            <w:tcW w:type="dxa" w:w="2880"/>
-          </w:tcPr>
-          <w:p>
-            <w:r>
-              <w:t>CLI inline o input del workflow</w:t>
-            </w:r>
-          </w:p>
-        </w:tc>
-      </w:tr>
-      <w:tr>
-        <w:tc>
-          <w:tcPr>
-            <w:tcW w:type="dxa" w:w="2880"/>
-          </w:tcPr>
-          <w:p>
-            <w:r>
-              <w:t>PROVINCE_CODE</w:t>
-            </w:r>
-          </w:p>
-        </w:tc>
-        <w:tc>
-          <w:tcPr>
-            <w:tcW w:type="dxa" w:w="3600"/>
-          </w:tcPr>
-          <w:p>
-            <w:r>
-              <w:t>Restringe el scrape a una provincia</w:t>
-            </w:r>
-          </w:p>
-        </w:tc>
-        <w:tc>
-          <w:tcPr>
-            <w:tcW w:type="dxa" w:w="2880"/>
-          </w:tcPr>
-          <w:p>
-            <w:r>
-              <w:t>CLI inline</w:t>
-            </w:r>
-          </w:p>
-        </w:tc>
-      </w:tr>
-    </w:tbl>
-    <w:p>
-      <w:pPr>
-        <w:pStyle w:val="Heading2"/>
-      </w:pPr>
-      <w:r>
-        <w:t>11.3 Docs internas del proyecto</w:t>
-      </w:r>
-    </w:p>
-    <w:p>
-      <w:pPr>
-        <w:pStyle w:val="ListBullet"/>
-      </w:pPr>
-      <w:r>
-        <w:t>docs/byom.md — explicación detallada del setup BYOM, los 3 POSTs de configuración, troubleshooting y permisos.</w:t>
-      </w:r>
-    </w:p>
-    <w:p>
-      <w:pPr>
-        <w:pStyle w:val="ListBullet"/>
-      </w:pPr>
-      <w:r>
-        <w:t>docs/estructura-proyecto.md — referencia fichero por fichero de todo el repo, con URLs en vivo donde inspeccionar cada pieza.</w:t>
-      </w:r>
-    </w:p>
-    <w:p>
-      <w:pPr>
-        <w:pStyle w:val="ListBullet"/>
-      </w:pPr>
-      <w:r>
-        <w:t>docs/traspaso-conocimiento.docx — este documento.</w:t>
-      </w:r>
-    </w:p>
-    <w:p>
-      <w:pPr>
-        <w:pStyle w:val="Heading2"/>
-      </w:pPr>
-      <w:r>
-        <w:t>11.4 Glosario rápido</w:t>
-      </w:r>
-    </w:p>
-    <w:tbl>
-      <w:tblPr>
-        <w:tblStyle w:val="LightGrid-Accent1"/>
-        <w:tblW w:type="auto" w:w="0"/>
-        <w:tblLook w:firstColumn="1" w:firstRow="1" w:lastColumn="0" w:lastRow="0" w:noHBand="0" w:noVBand="1" w:val="04A0"/>
-      </w:tblPr>
-      <w:tblGrid>
-        <w:gridCol w:w="4320"/>
-        <w:gridCol w:w="4320"/>
-      </w:tblGrid>
-      <w:tr>
-        <w:tc>
-          <w:tcPr>
             <w:tcW w:type="dxa" w:w="2880"/>
           </w:tcPr>
           <w:p>
@@ -15069,7 +14524,7 @@
           </w:tcPr>
           <w:p>
             <w:r>
-              <w:t>Servidor que devuelve el HTML para URLs dinámicas. Hoy en Vercel, mañana en Azure.</w:t>
+              <w:t>Servidor que devuelve el HTML para URLs dinámicas. Implementado en Vercel.</w:t>
             </w:r>
           </w:p>
         </w:tc>

--- a/docs/traspaso-conocimiento.docx
+++ b/docs/traspaso-conocimiento.docx
@@ -126,7 +126,7 @@
         <w:shd w:fill="F4F4F4" w:val="clear"/>
       </w:pPr>
       <w:r>
-        <w:t>Usuario</w:t>
+        <w:t>Usuario / Googlebot</w:t>
       </w:r>
     </w:p>
     <w:p>
@@ -162,7 +162,25 @@
         <w:shd w:fill="F4F4F4" w:val="clear"/>
       </w:pPr>
       <w:r>
-        <w:t xml:space="preserve">   │  Sirve HTML ya procesado (si está en el bus live).</w:t>
+        <w:t xml:space="preserve">   │  Sirve el HTML ya procesado del bus live (preview/live cacheado).</w:t>
+      </w:r>
+    </w:p>
+    <w:p>
+      <w:pPr>
+        <w:pStyle w:val="Code"/>
+        <w:shd w:fill="F4F4F4" w:val="clear"/>
+      </w:pPr>
+      <w:r>
+        <w:t xml:space="preserve">   │  Ese HTML YA TRAE &lt;title&gt;, &lt;meta description&gt;, &lt;h1&gt;, intro y los</w:t>
+      </w:r>
+    </w:p>
+    <w:p>
+      <w:pPr>
+        <w:pStyle w:val="Code"/>
+        <w:shd w:fill="F4F4F4" w:val="clear"/>
+      </w:pPr>
+      <w:r>
+        <w:t xml:space="preserve">   │  primeros resultados renderizados (SSR del overlay).</w:t>
       </w:r>
     </w:p>
     <w:p>
@@ -189,7 +207,25 @@
         <w:shd w:fill="F4F4F4" w:val="clear"/>
       </w:pPr>
       <w:r>
-        <w:t xml:space="preserve">   │  Detecta bloques &lt;div class="cuadro-medico"&gt; y los hidrata.</w:t>
+        <w:t xml:space="preserve">   │  Detecta bloques &lt;div class="cuadro-medico"&gt;, ficha-doctor, etc.</w:t>
+      </w:r>
+    </w:p>
+    <w:p>
+      <w:pPr>
+        <w:pStyle w:val="Code"/>
+        <w:shd w:fill="F4F4F4" w:val="clear"/>
+      </w:pPr>
+      <w:r>
+        <w:t xml:space="preserve">   │  Cada bloque hidrata: si ya hay contenido SSR, NO pinta</w:t>
+      </w:r>
+    </w:p>
+    <w:p>
+      <w:pPr>
+        <w:pStyle w:val="Code"/>
+        <w:shd w:fill="F4F4F4" w:val="clear"/>
+      </w:pPr>
+      <w:r>
+        <w:t xml:space="preserve">   │  "Cargando..." y reemplaza solo cuando llega la respuesta de la API.</w:t>
       </w:r>
     </w:p>
     <w:p>
@@ -261,7 +297,16 @@
         <w:shd w:fill="F4F4F4" w:val="clear"/>
       </w:pPr>
       <w:r>
-        <w:t>Devuelve el listado paginado al navegador, que renderiza tarjetas.</w:t>
+        <w:t>Devuelve el listado paginado al navegador, que sustituye el DOM SSR</w:t>
+      </w:r>
+    </w:p>
+    <w:p>
+      <w:pPr>
+        <w:pStyle w:val="Code"/>
+        <w:shd w:fill="F4F4F4" w:val="clear"/>
+      </w:pPr>
+      <w:r>
+        <w:t>con la versión interactiva (tabs, paginación).</w:t>
       </w:r>
     </w:p>
     <w:p>
@@ -290,7 +335,7 @@
         <w:pStyle w:val="ListNumber"/>
       </w:pPr>
       <w:r>
-        <w:t>Vercel respondió con una plantilla HTML mínima que tiene los &lt;div class="..."&gt; de los bloques (cuadro-medico, otras-especialidades, otras-provincias) vacíos.</w:t>
+        <w:t>Vercel (api/markup.js) llamó internamente a sus propios fetchProviders, fetchProvincia, fetchEspecialidad, etc. y construyó un HTML COMPLETO: title, meta description, canonical, og tags, H1, intro SEO, las primeras 10 tarjetas de profesionales reales, chips de otras especialidades en Madrid y grid de otras provincias con cardiología. El bloque cuadro-medico se marca con data-ssr="true".</w:t>
       </w:r>
     </w:p>
     <w:p>
@@ -311,1917 +356,15 @@
     </w:p>
     <w:p>
       <w:pPr>
-        <w:pStyle w:val="Heading1"/>
-      </w:pPr>
-      <w:r>
-        <w:t>2. Setup inicial EDS (configuración del Config Service)</w:t>
-      </w:r>
-    </w:p>
-    <w:p>
-      <w:r>
-        <w:t>EDS se configura mediante POSTs al "Config Service" en admin.hlx.page. Esto se hace UNA VEZ por entorno y solo se repite si cambia la arquitectura. Para modificarlos hace falta un token con rol config_admin (cuenta técnica de Adobe; jorge.lorenzo@ext.softtek.com sólo tiene rol admin y NO puede tocar estos endpoints).</w:t>
-      </w:r>
-    </w:p>
-    <w:p>
-      <w:r>
-        <w:t>IMPORTANTE — Tokens en este proyecto: el access.json (§2.3) tiene "requireAuth": "auto", lo que significa que las operaciones de preview, live, code, index y status admiten llamadas anónimas. Por tanto, todos los refrescos del día a día (POST /preview, /live, /code, /index; DELETE; GET /status) funcionan SIN token. Solo necesitan token los endpoints de configuración (POST /config/...) y los scripts que hablan directamente con AEM Author (create-aem-pages.mjs requiere AEM_TOKEN).</w:t>
-      </w:r>
-    </w:p>
-    <w:p>
-      <w:pPr>
         <w:pStyle w:val="Heading2"/>
       </w:pPr>
       <w:r>
-        <w:t>2.1 Sitewide config (vincula GitHub, AEM y el overlay)</w:t>
-      </w:r>
-    </w:p>
-    <w:p>
-      <w:pPr>
-        <w:pStyle w:val="Code"/>
-        <w:shd w:fill="F4F4F4" w:val="clear"/>
-      </w:pPr>
-      <w:r>
-        <w:t>curl --request POST \</w:t>
-      </w:r>
-    </w:p>
-    <w:p>
-      <w:pPr>
-        <w:pStyle w:val="Code"/>
-        <w:shd w:fill="F4F4F4" w:val="clear"/>
-      </w:pPr>
-      <w:r>
-        <w:t xml:space="preserve">  --url https://admin.hlx.page/config/asisa-softtek/sites/asisa-pc.json \</w:t>
-      </w:r>
-    </w:p>
-    <w:p>
-      <w:pPr>
-        <w:pStyle w:val="Code"/>
-        <w:shd w:fill="F4F4F4" w:val="clear"/>
-      </w:pPr>
-      <w:r>
-        <w:t xml:space="preserve">  --header 'Content-Type: application/json' \</w:t>
-      </w:r>
-    </w:p>
-    <w:p>
-      <w:pPr>
-        <w:pStyle w:val="Code"/>
-        <w:shd w:fill="F4F4F4" w:val="clear"/>
-      </w:pPr>
-      <w:r>
-        <w:t xml:space="preserve">  --header 'x-auth-token: &lt;TOKEN_CONFIG_ADMIN&gt;' \</w:t>
-      </w:r>
-    </w:p>
-    <w:p>
-      <w:pPr>
-        <w:pStyle w:val="Code"/>
-        <w:shd w:fill="F4F4F4" w:val="clear"/>
-      </w:pPr>
-      <w:r>
-        <w:t xml:space="preserve">  --data '{</w:t>
-      </w:r>
-    </w:p>
-    <w:p>
-      <w:pPr>
-        <w:pStyle w:val="Code"/>
-        <w:shd w:fill="F4F4F4" w:val="clear"/>
-      </w:pPr>
-      <w:r>
-        <w:t xml:space="preserve">    "code": {</w:t>
-      </w:r>
-    </w:p>
-    <w:p>
-      <w:pPr>
-        <w:pStyle w:val="Code"/>
-        <w:shd w:fill="F4F4F4" w:val="clear"/>
-      </w:pPr>
-      <w:r>
-        <w:t xml:space="preserve">      "owner": "asisa-softtek",</w:t>
-      </w:r>
-    </w:p>
-    <w:p>
-      <w:pPr>
-        <w:pStyle w:val="Code"/>
-        <w:shd w:fill="F4F4F4" w:val="clear"/>
-      </w:pPr>
-      <w:r>
-        <w:t xml:space="preserve">      "repo": "asisa-pc",</w:t>
-      </w:r>
-    </w:p>
-    <w:p>
-      <w:pPr>
-        <w:pStyle w:val="Code"/>
-        <w:shd w:fill="F4F4F4" w:val="clear"/>
-      </w:pPr>
-      <w:r>
-        <w:t xml:space="preserve">      "source": { "type": "github", "url": "https://github.com/asisa-softtek/asisa-pc" }</w:t>
-      </w:r>
-    </w:p>
-    <w:p>
-      <w:pPr>
-        <w:pStyle w:val="Code"/>
-        <w:shd w:fill="F4F4F4" w:val="clear"/>
-      </w:pPr>
-      <w:r>
-        <w:t xml:space="preserve">    },</w:t>
-      </w:r>
-    </w:p>
-    <w:p>
-      <w:pPr>
-        <w:pStyle w:val="Code"/>
-        <w:shd w:fill="F4F4F4" w:val="clear"/>
-      </w:pPr>
-      <w:r>
-        <w:t xml:space="preserve">    "content": {</w:t>
-      </w:r>
-    </w:p>
-    <w:p>
-      <w:pPr>
-        <w:pStyle w:val="Code"/>
-        <w:shd w:fill="F4F4F4" w:val="clear"/>
-      </w:pPr>
-      <w:r>
-        <w:t xml:space="preserve">      "source": {</w:t>
-      </w:r>
-    </w:p>
-    <w:p>
-      <w:pPr>
-        <w:pStyle w:val="Code"/>
-        <w:shd w:fill="F4F4F4" w:val="clear"/>
-      </w:pPr>
-      <w:r>
-        <w:t xml:space="preserve">        "url": "https://author-p133185-e1320482.adobeaemcloud.com/bin/franklin.delivery/asisa-softtek/asisa-pc/main",</w:t>
-      </w:r>
-    </w:p>
-    <w:p>
-      <w:pPr>
-        <w:pStyle w:val="Code"/>
-        <w:shd w:fill="F4F4F4" w:val="clear"/>
-      </w:pPr>
-      <w:r>
-        <w:t xml:space="preserve">        "type": "markup",</w:t>
-      </w:r>
-    </w:p>
-    <w:p>
-      <w:pPr>
-        <w:pStyle w:val="Code"/>
-        <w:shd w:fill="F4F4F4" w:val="clear"/>
-      </w:pPr>
-      <w:r>
-        <w:t xml:space="preserve">        "suffix": ".html"</w:t>
-      </w:r>
-    </w:p>
-    <w:p>
-      <w:pPr>
-        <w:pStyle w:val="Code"/>
-        <w:shd w:fill="F4F4F4" w:val="clear"/>
-      </w:pPr>
-      <w:r>
-        <w:t xml:space="preserve">      },</w:t>
-      </w:r>
-    </w:p>
-    <w:p>
-      <w:pPr>
-        <w:pStyle w:val="Code"/>
-        <w:shd w:fill="F4F4F4" w:val="clear"/>
-      </w:pPr>
-      <w:r>
-        <w:t xml:space="preserve">      "overlay": {</w:t>
-      </w:r>
-    </w:p>
-    <w:p>
-      <w:pPr>
-        <w:pStyle w:val="Code"/>
-        <w:shd w:fill="F4F4F4" w:val="clear"/>
-      </w:pPr>
-      <w:r>
-        <w:t xml:space="preserve">        "url": "https://asisa-pc.vercel.app/markup",</w:t>
-      </w:r>
-    </w:p>
-    <w:p>
-      <w:pPr>
-        <w:pStyle w:val="Code"/>
-        <w:shd w:fill="F4F4F4" w:val="clear"/>
-      </w:pPr>
-      <w:r>
-        <w:t xml:space="preserve">        "type": "markup"</w:t>
-      </w:r>
-    </w:p>
-    <w:p>
-      <w:pPr>
-        <w:pStyle w:val="Code"/>
-        <w:shd w:fill="F4F4F4" w:val="clear"/>
-      </w:pPr>
-      <w:r>
-        <w:t xml:space="preserve">      }</w:t>
-      </w:r>
-    </w:p>
-    <w:p>
-      <w:pPr>
-        <w:pStyle w:val="Code"/>
-        <w:shd w:fill="F4F4F4" w:val="clear"/>
-      </w:pPr>
-      <w:r>
-        <w:t xml:space="preserve">    }</w:t>
-      </w:r>
-    </w:p>
-    <w:p>
-      <w:pPr>
-        <w:pStyle w:val="Code"/>
-        <w:shd w:fill="F4F4F4" w:val="clear"/>
-      </w:pPr>
-      <w:r>
-        <w:t xml:space="preserve">  }'</w:t>
-      </w:r>
-    </w:p>
-    <w:p>
-      <w:r>
-        <w:t>Qué hace: EDS, para cada request, consulta primero al overlay. Si responde 200, usa esa respuesta. Si responde 404, hace fallback al source (AEM Author).</w:t>
-      </w:r>
-    </w:p>
-    <w:p>
-      <w:pPr>
-        <w:pStyle w:val="Heading2"/>
-      </w:pPr>
-      <w:r>
-        <w:t>2.2 Public config (mappings de rutas dinámicas)</w:t>
-      </w:r>
-    </w:p>
-    <w:p>
-      <w:pPr>
-        <w:pStyle w:val="Code"/>
-        <w:shd w:fill="F4F4F4" w:val="clear"/>
-      </w:pPr>
-      <w:r>
-        <w:t>curl --request POST \</w:t>
-      </w:r>
-    </w:p>
-    <w:p>
-      <w:pPr>
-        <w:pStyle w:val="Code"/>
-        <w:shd w:fill="F4F4F4" w:val="clear"/>
-      </w:pPr>
-      <w:r>
-        <w:t xml:space="preserve">  --url https://admin.hlx.page/config/asisa-softtek/sites/asisa-pc/public.json \</w:t>
-      </w:r>
-    </w:p>
-    <w:p>
-      <w:pPr>
-        <w:pStyle w:val="Code"/>
-        <w:shd w:fill="F4F4F4" w:val="clear"/>
-      </w:pPr>
-      <w:r>
-        <w:t xml:space="preserve">  --header 'Content-Type: application/json' \</w:t>
-      </w:r>
-    </w:p>
-    <w:p>
-      <w:pPr>
-        <w:pStyle w:val="Code"/>
-        <w:shd w:fill="F4F4F4" w:val="clear"/>
-      </w:pPr>
-      <w:r>
-        <w:t xml:space="preserve">  --header 'x-auth-token: &lt;TOKEN_CONFIG_ADMIN&gt;' \</w:t>
-      </w:r>
-    </w:p>
-    <w:p>
-      <w:pPr>
-        <w:pStyle w:val="Code"/>
-        <w:shd w:fill="F4F4F4" w:val="clear"/>
-      </w:pPr>
-      <w:r>
-        <w:t xml:space="preserve">  --data '{</w:t>
-      </w:r>
-    </w:p>
-    <w:p>
-      <w:pPr>
-        <w:pStyle w:val="Code"/>
-        <w:shd w:fill="F4F4F4" w:val="clear"/>
-      </w:pPr>
-      <w:r>
-        <w:t xml:space="preserve">    "paths": {</w:t>
-      </w:r>
-    </w:p>
-    <w:p>
-      <w:pPr>
-        <w:pStyle w:val="Code"/>
-        <w:shd w:fill="F4F4F4" w:val="clear"/>
-      </w:pPr>
-      <w:r>
-        <w:t xml:space="preserve">      "mappings": [</w:t>
-      </w:r>
-    </w:p>
-    <w:p>
-      <w:pPr>
-        <w:pStyle w:val="Code"/>
-        <w:shd w:fill="F4F4F4" w:val="clear"/>
-      </w:pPr>
-      <w:r>
-        <w:t xml:space="preserve">        "/content/site-pc/:/",</w:t>
-      </w:r>
-    </w:p>
-    <w:p>
-      <w:pPr>
-        <w:pStyle w:val="Code"/>
-        <w:shd w:fill="F4F4F4" w:val="clear"/>
-      </w:pPr>
-      <w:r>
-        <w:t xml:space="preserve">        "/content/site-pc/configuration:/.helix/config.json",</w:t>
-      </w:r>
-    </w:p>
-    <w:p>
-      <w:pPr>
-        <w:pStyle w:val="Code"/>
-        <w:shd w:fill="F4F4F4" w:val="clear"/>
-      </w:pPr>
-      <w:r>
-        <w:t xml:space="preserve">        "/cuadro-medico/p/*:/cuadro-medico/provincia",</w:t>
-      </w:r>
-    </w:p>
-    <w:p>
-      <w:pPr>
-        <w:pStyle w:val="Code"/>
-        <w:shd w:fill="F4F4F4" w:val="clear"/>
-      </w:pPr>
-      <w:r>
-        <w:t xml:space="preserve">        "/cuadro-medico/d/*:/cuadro-medico/doctor",</w:t>
-      </w:r>
-    </w:p>
-    <w:p>
-      <w:pPr>
-        <w:pStyle w:val="Code"/>
-        <w:shd w:fill="F4F4F4" w:val="clear"/>
-      </w:pPr>
-      <w:r>
-        <w:t xml:space="preserve">        "/cuadro-medico/e/*:/cuadro-medico/especialidad",</w:t>
-      </w:r>
-    </w:p>
-    <w:p>
-      <w:pPr>
-        <w:pStyle w:val="Code"/>
-        <w:shd w:fill="F4F4F4" w:val="clear"/>
-      </w:pPr>
-      <w:r>
-        <w:t xml:space="preserve">        "/cuadro-medico/c/*:/cuadro-medico/centro"</w:t>
-      </w:r>
-    </w:p>
-    <w:p>
-      <w:pPr>
-        <w:pStyle w:val="Code"/>
-        <w:shd w:fill="F4F4F4" w:val="clear"/>
-      </w:pPr>
-      <w:r>
-        <w:t xml:space="preserve">      ],</w:t>
-      </w:r>
-    </w:p>
-    <w:p>
-      <w:pPr>
-        <w:pStyle w:val="Code"/>
-        <w:shd w:fill="F4F4F4" w:val="clear"/>
-      </w:pPr>
-      <w:r>
-        <w:t xml:space="preserve">      "includes": ["/content/site-pc/"]</w:t>
-      </w:r>
-    </w:p>
-    <w:p>
-      <w:pPr>
-        <w:pStyle w:val="Code"/>
-        <w:shd w:fill="F4F4F4" w:val="clear"/>
-      </w:pPr>
-      <w:r>
-        <w:t xml:space="preserve">    }</w:t>
-      </w:r>
-    </w:p>
-    <w:p>
-      <w:pPr>
-        <w:pStyle w:val="Code"/>
-        <w:shd w:fill="F4F4F4" w:val="clear"/>
-      </w:pPr>
-      <w:r>
-        <w:t xml:space="preserve">  }'</w:t>
-      </w:r>
-    </w:p>
-    <w:p>
-      <w:r>
-        <w:t>Define la red de seguridad para fallback a AEM: si el overlay devuelve 404 para una URL dinámica, EDS sabe qué plantilla cargar desde AEM Author.</w:t>
-      </w:r>
-    </w:p>
-    <w:p>
-      <w:pPr>
-        <w:pStyle w:val="Heading2"/>
-      </w:pPr>
-      <w:r>
-        <w:t>2.3 Access config (roles admin / config_admin)</w:t>
-      </w:r>
-    </w:p>
-    <w:p>
-      <w:pPr>
-        <w:pStyle w:val="Code"/>
-        <w:shd w:fill="F4F4F4" w:val="clear"/>
-      </w:pPr>
-      <w:r>
-        <w:t>curl --request POST \</w:t>
-      </w:r>
-    </w:p>
-    <w:p>
-      <w:pPr>
-        <w:pStyle w:val="Code"/>
-        <w:shd w:fill="F4F4F4" w:val="clear"/>
-      </w:pPr>
-      <w:r>
-        <w:t xml:space="preserve">  --url https://admin.hlx.page/config/asisa-softtek/sites/asisa-pc/access.json \</w:t>
-      </w:r>
-    </w:p>
-    <w:p>
-      <w:pPr>
-        <w:pStyle w:val="Code"/>
-        <w:shd w:fill="F4F4F4" w:val="clear"/>
-      </w:pPr>
-      <w:r>
-        <w:t xml:space="preserve">  --header 'Content-Type: application/json' \</w:t>
-      </w:r>
-    </w:p>
-    <w:p>
-      <w:pPr>
-        <w:pStyle w:val="Code"/>
-        <w:shd w:fill="F4F4F4" w:val="clear"/>
-      </w:pPr>
-      <w:r>
-        <w:t xml:space="preserve">  --header 'x-auth-token: &lt;TOKEN_CONFIG_ADMIN&gt;' \</w:t>
-      </w:r>
-    </w:p>
-    <w:p>
-      <w:pPr>
-        <w:pStyle w:val="Code"/>
-        <w:shd w:fill="F4F4F4" w:val="clear"/>
-      </w:pPr>
-      <w:r>
-        <w:t xml:space="preserve">  --data '{</w:t>
-      </w:r>
-    </w:p>
-    <w:p>
-      <w:pPr>
-        <w:pStyle w:val="Code"/>
-        <w:shd w:fill="F4F4F4" w:val="clear"/>
-      </w:pPr>
-      <w:r>
-        <w:t xml:space="preserve">    "admin": {</w:t>
-      </w:r>
-    </w:p>
-    <w:p>
-      <w:pPr>
-        <w:pStyle w:val="Code"/>
-        <w:shd w:fill="F4F4F4" w:val="clear"/>
-      </w:pPr>
-      <w:r>
-        <w:t xml:space="preserve">      "role": {</w:t>
-      </w:r>
-    </w:p>
-    <w:p>
-      <w:pPr>
-        <w:pStyle w:val="Code"/>
-        <w:shd w:fill="F4F4F4" w:val="clear"/>
-      </w:pPr>
-      <w:r>
-        <w:t xml:space="preserve">        "admin": ["jorge.lorenzo@ext.softtek.com"],</w:t>
-      </w:r>
-    </w:p>
-    <w:p>
-      <w:pPr>
-        <w:pStyle w:val="Code"/>
-        <w:shd w:fill="F4F4F4" w:val="clear"/>
-      </w:pPr>
-      <w:r>
-        <w:t xml:space="preserve">        "config_admin": [</w:t>
-      </w:r>
-    </w:p>
-    <w:p>
-      <w:pPr>
-        <w:pStyle w:val="Code"/>
-        <w:shd w:fill="F4F4F4" w:val="clear"/>
-      </w:pPr>
-      <w:r>
-        <w:t xml:space="preserve">          "662F1E56661D006D0A495E33@techacct.adobe.com",</w:t>
-      </w:r>
-    </w:p>
-    <w:p>
-      <w:pPr>
-        <w:pStyle w:val="Code"/>
-        <w:shd w:fill="F4F4F4" w:val="clear"/>
-      </w:pPr>
-      <w:r>
-        <w:t xml:space="preserve">          "jorge.lorenzo@ext.softtek.com"</w:t>
-      </w:r>
-    </w:p>
-    <w:p>
-      <w:pPr>
-        <w:pStyle w:val="Code"/>
-        <w:shd w:fill="F4F4F4" w:val="clear"/>
-      </w:pPr>
-      <w:r>
-        <w:t xml:space="preserve">        ]</w:t>
-      </w:r>
-    </w:p>
-    <w:p>
-      <w:pPr>
-        <w:pStyle w:val="Code"/>
-        <w:shd w:fill="F4F4F4" w:val="clear"/>
-      </w:pPr>
-      <w:r>
-        <w:t xml:space="preserve">      },</w:t>
-      </w:r>
-    </w:p>
-    <w:p>
-      <w:pPr>
-        <w:pStyle w:val="Code"/>
-        <w:shd w:fill="F4F4F4" w:val="clear"/>
-      </w:pPr>
-      <w:r>
-        <w:t xml:space="preserve">      "requireAuth": "auto"</w:t>
-      </w:r>
-    </w:p>
-    <w:p>
-      <w:pPr>
-        <w:pStyle w:val="Code"/>
-        <w:shd w:fill="F4F4F4" w:val="clear"/>
-      </w:pPr>
-      <w:r>
-        <w:t xml:space="preserve">    }</w:t>
-      </w:r>
-    </w:p>
-    <w:p>
-      <w:pPr>
-        <w:pStyle w:val="Code"/>
-        <w:shd w:fill="F4F4F4" w:val="clear"/>
-      </w:pPr>
-      <w:r>
-        <w:t xml:space="preserve">  }'</w:t>
-      </w:r>
-    </w:p>
-    <w:p>
-      <w:r>
-        <w:t>admin permite previewar, publicar y refrescar code. config_admin permite ADEMÁS modificar estos 3 endpoints. Sin config_admin, todos los POST /config/... devuelven 401.</w:t>
-      </w:r>
-    </w:p>
-    <w:p>
-      <w:pPr>
-        <w:pStyle w:val="Heading2"/>
-      </w:pPr>
-      <w:r>
-        <w:t>2.4 Headers config (opcional)</w:t>
-      </w:r>
-    </w:p>
-    <w:p>
-      <w:r>
-        <w:t>Si en algún momento se necesita que EDS envíe un header específico al overlay (API key, bypass token, etc.), se inyecta vía headers.json:</w:t>
-      </w:r>
-    </w:p>
-    <w:p>
-      <w:pPr>
-        <w:pStyle w:val="Code"/>
-        <w:shd w:fill="F4F4F4" w:val="clear"/>
-      </w:pPr>
-      <w:r>
-        <w:t>curl --request POST \</w:t>
-      </w:r>
-    </w:p>
-    <w:p>
-      <w:pPr>
-        <w:pStyle w:val="Code"/>
-        <w:shd w:fill="F4F4F4" w:val="clear"/>
-      </w:pPr>
-      <w:r>
-        <w:t xml:space="preserve">  --url https://admin.hlx.page/config/asisa-softtek/sites/asisa-pc/headers.json \</w:t>
-      </w:r>
-    </w:p>
-    <w:p>
-      <w:pPr>
-        <w:pStyle w:val="Code"/>
-        <w:shd w:fill="F4F4F4" w:val="clear"/>
-      </w:pPr>
-      <w:r>
-        <w:t xml:space="preserve">  --header 'Content-Type: application/json' \</w:t>
-      </w:r>
-    </w:p>
-    <w:p>
-      <w:pPr>
-        <w:pStyle w:val="Code"/>
-        <w:shd w:fill="F4F4F4" w:val="clear"/>
-      </w:pPr>
-      <w:r>
-        <w:t xml:space="preserve">  --header 'x-auth-token: &lt;TOKEN_CONFIG_ADMIN&gt;' \</w:t>
-      </w:r>
-    </w:p>
-    <w:p>
-      <w:pPr>
-        <w:pStyle w:val="Code"/>
-        <w:shd w:fill="F4F4F4" w:val="clear"/>
-      </w:pPr>
-      <w:r>
-        <w:t xml:space="preserve">  --data '{</w:t>
-      </w:r>
-    </w:p>
-    <w:p>
-      <w:pPr>
-        <w:pStyle w:val="Code"/>
-        <w:shd w:fill="F4F4F4" w:val="clear"/>
-      </w:pPr>
-      <w:r>
-        <w:t xml:space="preserve">    "mappings": [</w:t>
-      </w:r>
-    </w:p>
-    <w:p>
-      <w:pPr>
-        <w:pStyle w:val="Code"/>
-        <w:shd w:fill="F4F4F4" w:val="clear"/>
-      </w:pPr>
-      <w:r>
-        <w:t xml:space="preserve">      {</w:t>
-      </w:r>
-    </w:p>
-    <w:p>
-      <w:pPr>
-        <w:pStyle w:val="Code"/>
-        <w:shd w:fill="F4F4F4" w:val="clear"/>
-      </w:pPr>
-      <w:r>
-        <w:t xml:space="preserve">        "path": "/**",</w:t>
-      </w:r>
-    </w:p>
-    <w:p>
-      <w:pPr>
-        <w:pStyle w:val="Code"/>
-        <w:shd w:fill="F4F4F4" w:val="clear"/>
-      </w:pPr>
-      <w:r>
-        <w:t xml:space="preserve">        "headers": { "X-BYOM-Origin": "Vercel" }</w:t>
-      </w:r>
-    </w:p>
-    <w:p>
-      <w:pPr>
-        <w:pStyle w:val="Code"/>
-        <w:shd w:fill="F4F4F4" w:val="clear"/>
-      </w:pPr>
-      <w:r>
-        <w:t xml:space="preserve">      }</w:t>
-      </w:r>
-    </w:p>
-    <w:p>
-      <w:pPr>
-        <w:pStyle w:val="Code"/>
-        <w:shd w:fill="F4F4F4" w:val="clear"/>
-      </w:pPr>
-      <w:r>
-        <w:t xml:space="preserve">    ]</w:t>
-      </w:r>
-    </w:p>
-    <w:p>
-      <w:pPr>
-        <w:pStyle w:val="Code"/>
-        <w:shd w:fill="F4F4F4" w:val="clear"/>
-      </w:pPr>
-      <w:r>
-        <w:t xml:space="preserve">  }'</w:t>
-      </w:r>
-    </w:p>
-    <w:p>
-      <w:pPr>
-        <w:pStyle w:val="Heading2"/>
-      </w:pPr>
-      <w:r>
-        <w:t>2.5 Verificación</w:t>
-      </w:r>
-    </w:p>
-    <w:p>
-      <w:pPr>
-        <w:pStyle w:val="Code"/>
-        <w:shd w:fill="F4F4F4" w:val="clear"/>
-      </w:pPr>
-      <w:r>
-        <w:t># Anónimo (no necesita token gracias a requireAuth: auto)</w:t>
-      </w:r>
-    </w:p>
-    <w:p>
-      <w:pPr>
-        <w:pStyle w:val="Code"/>
-        <w:shd w:fill="F4F4F4" w:val="clear"/>
-      </w:pPr>
-      <w:r>
-        <w:t>curl https://admin.hlx.page/status/asisa-softtek/asisa-pc/main/cuadro-medico/p/madrid</w:t>
-      </w:r>
-    </w:p>
-    <w:p>
-      <w:r>
-        <w:t>Debe responder con un sourceLocation que apunte al overlay ("markup:https://&lt;overlay-host&gt;/markup/cuadro-medico/p/madrid"). Si apunta al author de AEM, el overlay no está aplicado.</w:t>
-      </w:r>
-    </w:p>
-    <w:p>
-      <w:pPr>
-        <w:pStyle w:val="Heading2"/>
-      </w:pPr>
-      <w:r>
-        <w:t>2.6 Resumen de tokens en el proyecto</w:t>
-      </w:r>
-    </w:p>
-    <w:tbl>
-      <w:tblPr>
-        <w:tblStyle w:val="LightGrid-Accent1"/>
-        <w:tblW w:type="auto" w:w="0"/>
-        <w:tblLook w:firstColumn="1" w:firstRow="1" w:lastColumn="0" w:lastRow="0" w:noHBand="0" w:noVBand="1" w:val="04A0"/>
-      </w:tblPr>
-      <w:tblGrid>
-        <w:gridCol w:w="2880"/>
-        <w:gridCol w:w="2880"/>
-        <w:gridCol w:w="2880"/>
-      </w:tblGrid>
-      <w:tr>
-        <w:tc>
-          <w:tcPr>
-            <w:tcW w:type="dxa" w:w="3600"/>
-          </w:tcPr>
-          <w:p>
-            <w:r>
-              <w:rPr>
-                <w:b/>
-              </w:rPr>
-              <w:t>Operación</w:t>
-            </w:r>
-          </w:p>
-        </w:tc>
-        <w:tc>
-          <w:tcPr>
-            <w:tcW w:type="dxa" w:w="1152"/>
-          </w:tcPr>
-          <w:p>
-            <w:r>
-              <w:rPr>
-                <w:b/>
-              </w:rPr>
-              <w:t>¿Token?</w:t>
-            </w:r>
-          </w:p>
-        </w:tc>
-        <w:tc>
-          <w:tcPr>
-            <w:tcW w:type="dxa" w:w="4608"/>
-          </w:tcPr>
-          <w:p>
-            <w:r>
-              <w:rPr>
-                <w:b/>
-              </w:rPr>
-              <w:t>Cuál</w:t>
-            </w:r>
-          </w:p>
-        </w:tc>
-      </w:tr>
-      <w:tr>
-        <w:tc>
-          <w:tcPr>
-            <w:tcW w:type="dxa" w:w="3600"/>
-          </w:tcPr>
-          <w:p>
-            <w:r>
-              <w:t>POST /config/asisa-softtek/sites/*.json</w:t>
-            </w:r>
-          </w:p>
-        </w:tc>
-        <w:tc>
-          <w:tcPr>
-            <w:tcW w:type="dxa" w:w="1152"/>
-          </w:tcPr>
-          <w:p>
-            <w:r>
-              <w:t>Sí</w:t>
-            </w:r>
-          </w:p>
-        </w:tc>
-        <w:tc>
-          <w:tcPr>
-            <w:tcW w:type="dxa" w:w="4608"/>
-          </w:tcPr>
-          <w:p>
-            <w:r>
-              <w:t>x-auth-token con rol config_admin (cuenta técnica de Adobe)</w:t>
-            </w:r>
-          </w:p>
-        </w:tc>
-      </w:tr>
-      <w:tr>
-        <w:tc>
-          <w:tcPr>
-            <w:tcW w:type="dxa" w:w="3600"/>
-          </w:tcPr>
-          <w:p>
-            <w:r>
-              <w:t>POST /preview, /live, /code, /index</w:t>
-            </w:r>
-          </w:p>
-        </w:tc>
-        <w:tc>
-          <w:tcPr>
-            <w:tcW w:type="dxa" w:w="1152"/>
-          </w:tcPr>
-          <w:p>
-            <w:r>
-              <w:t>No</w:t>
-            </w:r>
-          </w:p>
-        </w:tc>
-        <w:tc>
-          <w:tcPr>
-            <w:tcW w:type="dxa" w:w="4608"/>
-          </w:tcPr>
-          <w:p>
-            <w:r>
-              <w:t>Anónimo (requireAuth: auto)</w:t>
-            </w:r>
-          </w:p>
-        </w:tc>
-      </w:tr>
-      <w:tr>
-        <w:tc>
-          <w:tcPr>
-            <w:tcW w:type="dxa" w:w="3600"/>
-          </w:tcPr>
-          <w:p>
-            <w:r>
-              <w:t>DELETE /preview, /live</w:t>
-            </w:r>
-          </w:p>
-        </w:tc>
-        <w:tc>
-          <w:tcPr>
-            <w:tcW w:type="dxa" w:w="1152"/>
-          </w:tcPr>
-          <w:p>
-            <w:r>
-              <w:t>No</w:t>
-            </w:r>
-          </w:p>
-        </w:tc>
-        <w:tc>
-          <w:tcPr>
-            <w:tcW w:type="dxa" w:w="4608"/>
-          </w:tcPr>
-          <w:p>
-            <w:r>
-              <w:t>Anónimo</w:t>
-            </w:r>
-          </w:p>
-        </w:tc>
-      </w:tr>
-      <w:tr>
-        <w:tc>
-          <w:tcPr>
-            <w:tcW w:type="dxa" w:w="3600"/>
-          </w:tcPr>
-          <w:p>
-            <w:r>
-              <w:t>GET /status, /profile</w:t>
-            </w:r>
-          </w:p>
-        </w:tc>
-        <w:tc>
-          <w:tcPr>
-            <w:tcW w:type="dxa" w:w="1152"/>
-          </w:tcPr>
-          <w:p>
-            <w:r>
-              <w:t>No</w:t>
-            </w:r>
-          </w:p>
-        </w:tc>
-        <w:tc>
-          <w:tcPr>
-            <w:tcW w:type="dxa" w:w="4608"/>
-          </w:tcPr>
-          <w:p>
-            <w:r>
-              <w:t>Anónimo</w:t>
-            </w:r>
-          </w:p>
-        </w:tc>
-      </w:tr>
-      <w:tr>
-        <w:tc>
-          <w:tcPr>
-            <w:tcW w:type="dxa" w:w="3600"/>
-          </w:tcPr>
-          <w:p>
-            <w:r>
-              <w:t>POST /bin/wcmcommand, /bin/replicate.json (AEM Author)</w:t>
-            </w:r>
-          </w:p>
-        </w:tc>
-        <w:tc>
-          <w:tcPr>
-            <w:tcW w:type="dxa" w:w="1152"/>
-          </w:tcPr>
-          <w:p>
-            <w:r>
-              <w:t>Sí</w:t>
-            </w:r>
-          </w:p>
-        </w:tc>
-        <w:tc>
-          <w:tcPr>
-            <w:tcW w:type="dxa" w:w="4608"/>
-          </w:tcPr>
-          <w:p>
-            <w:r>
-              <w:t>AEM_TOKEN (cookie login-token del Author)</w:t>
-            </w:r>
-          </w:p>
-        </w:tc>
-      </w:tr>
-      <w:tr>
-        <w:tc>
-          <w:tcPr>
-            <w:tcW w:type="dxa" w:w="3600"/>
-          </w:tcPr>
-          <w:p>
-            <w:r>
-              <w:t>GET /api/sync-aem (endpoint propio en Vercel)</w:t>
-            </w:r>
-          </w:p>
-        </w:tc>
-        <w:tc>
-          <w:tcPr>
-            <w:tcW w:type="dxa" w:w="1152"/>
-          </w:tcPr>
-          <w:p>
-            <w:r>
-              <w:t>Sí</w:t>
-            </w:r>
-          </w:p>
-        </w:tc>
-        <w:tc>
-          <w:tcPr>
-            <w:tcW w:type="dxa" w:w="4608"/>
-          </w:tcPr>
-          <w:p>
-            <w:r>
-              <w:t>SYNC_SECRET como query param</w:t>
-            </w:r>
-          </w:p>
-        </w:tc>
-      </w:tr>
-      <w:tr>
-        <w:tc>
-          <w:tcPr>
-            <w:tcW w:type="dxa" w:w="3600"/>
-          </w:tcPr>
-          <w:p>
-            <w:r>
-              <w:t>Cualquier otro /api/* (Vercel)</w:t>
-            </w:r>
-          </w:p>
-        </w:tc>
-        <w:tc>
-          <w:tcPr>
-            <w:tcW w:type="dxa" w:w="1152"/>
-          </w:tcPr>
-          <w:p>
-            <w:r>
-              <w:t>No</w:t>
-            </w:r>
-          </w:p>
-        </w:tc>
-        <w:tc>
-          <w:tcPr>
-            <w:tcW w:type="dxa" w:w="4608"/>
-          </w:tcPr>
-          <w:p>
-            <w:r>
-              <w:t>Públicos con CORS abierto</w:t>
-            </w:r>
-          </w:p>
-        </w:tc>
-      </w:tr>
-    </w:tbl>
-    <w:p>
-      <w:pPr>
-        <w:pStyle w:val="Heading1"/>
-      </w:pPr>
-      <w:r>
-        <w:t>3. Estructura del repositorio (file-by-file)</w:t>
-      </w:r>
-    </w:p>
-    <w:p>
-      <w:r>
-        <w:t>El repo asisa-softtek/asisa-pc contiene tanto el código del frontend EDS como las funciones serverless del backend Vercel (carpeta api/).</w:t>
-      </w:r>
-    </w:p>
-    <w:p>
-      <w:pPr>
-        <w:pStyle w:val="Heading2"/>
-      </w:pPr>
-      <w:r>
-        <w:t>3.1 Configuración EDS / AEM</w:t>
-      </w:r>
-    </w:p>
-    <w:tbl>
-      <w:tblPr>
-        <w:tblStyle w:val="LightGrid-Accent1"/>
-        <w:tblW w:type="auto" w:w="0"/>
-        <w:tblLook w:firstColumn="1" w:firstRow="1" w:lastColumn="0" w:lastRow="0" w:noHBand="0" w:noVBand="1" w:val="04A0"/>
-      </w:tblPr>
-      <w:tblGrid>
-        <w:gridCol w:w="4320"/>
-        <w:gridCol w:w="4320"/>
-      </w:tblGrid>
-      <w:tr>
-        <w:tc>
-          <w:tcPr>
-            <w:tcW w:type="dxa" w:w="2880"/>
-          </w:tcPr>
-          <w:p>
-            <w:r>
-              <w:rPr>
-                <w:b/>
-              </w:rPr>
-              <w:t>Fichero</w:t>
-            </w:r>
-          </w:p>
-        </w:tc>
-        <w:tc>
-          <w:tcPr>
-            <w:tcW w:type="dxa" w:w="6480"/>
-          </w:tcPr>
-          <w:p>
-            <w:r>
-              <w:rPr>
-                <w:b/>
-              </w:rPr>
-              <w:t>Función</w:t>
-            </w:r>
-          </w:p>
-        </w:tc>
-      </w:tr>
-      <w:tr>
-        <w:tc>
-          <w:tcPr>
-            <w:tcW w:type="dxa" w:w="2880"/>
-          </w:tcPr>
-          <w:p>
-            <w:r>
-              <w:t>fstab.yaml</w:t>
-            </w:r>
-          </w:p>
-        </w:tc>
-        <w:tc>
-          <w:tcPr>
-            <w:tcW w:type="dxa" w:w="6480"/>
-          </w:tcPr>
-          <w:p>
-            <w:r>
-              <w:t>Mountpoints. Monta "/" desde AEM Author (/bin/franklin.delivery/asisa-softtek/asisa-pc/main, sufijo .html). Los sitemaps se generan nativamente vía helix-sitemap.yaml.</w:t>
-            </w:r>
-          </w:p>
-        </w:tc>
-      </w:tr>
-      <w:tr>
-        <w:tc>
-          <w:tcPr>
-            <w:tcW w:type="dxa" w:w="2880"/>
-          </w:tcPr>
-          <w:p>
-            <w:r>
-              <w:t>helix-query.yaml</w:t>
-            </w:r>
-          </w:p>
-        </w:tc>
-        <w:tc>
-          <w:tcPr>
-            <w:tcW w:type="dxa" w:w="6480"/>
-          </w:tcPr>
-          <w:p>
-            <w:r>
-              <w:t>6 índices de pages: pages (estáticas), cuadro-medico-provincias, cuadro-medico-provincia-specs, cuadro-medico-doctores, cuadro-medico-centros, cuadro-medico-especialidades. Cada uno produce un /query-index-*.json filtrado por glob patterns.</w:t>
-            </w:r>
-          </w:p>
-        </w:tc>
-      </w:tr>
-      <w:tr>
-        <w:tc>
-          <w:tcPr>
-            <w:tcW w:type="dxa" w:w="2880"/>
-          </w:tcPr>
-          <w:p>
-            <w:r>
-              <w:t>helix-sitemap.yaml</w:t>
-            </w:r>
-          </w:p>
-        </w:tc>
-        <w:tc>
-          <w:tcPr>
-            <w:tcW w:type="dxa" w:w="6480"/>
-          </w:tcPr>
-          <w:p>
-            <w:r>
-              <w:t>6 sitemaps, uno por índice, con origin: https://www.asisa.es para que las URLs en el XML apunten a producción.</w:t>
-            </w:r>
-          </w:p>
-        </w:tc>
-      </w:tr>
-      <w:tr>
-        <w:tc>
-          <w:tcPr>
-            <w:tcW w:type="dxa" w:w="2880"/>
-          </w:tcPr>
-          <w:p>
-            <w:r>
-              <w:t>paths.json</w:t>
-            </w:r>
-          </w:p>
-        </w:tc>
-        <w:tc>
-          <w:tcPr>
-            <w:tcW w:type="dxa" w:w="6480"/>
-          </w:tcPr>
-          <w:p>
-            <w:r>
-              <w:t>Mapping interno: /content/site-pc/ → /.</w:t>
-            </w:r>
-          </w:p>
-        </w:tc>
-      </w:tr>
-      <w:tr>
-        <w:tc>
-          <w:tcPr>
-            <w:tcW w:type="dxa" w:w="2880"/>
-          </w:tcPr>
-          <w:p>
-            <w:r>
-              <w:t>head.html</w:t>
-            </w:r>
-          </w:p>
-        </w:tc>
-        <w:tc>
-          <w:tcPr>
-            <w:tcW w:type="dxa" w:w="6480"/>
-          </w:tcPr>
-          <w:p>
-            <w:r>
-              <w:t>HTML inyectado en TODAS las páginas. Contiene CSP, scripts principales (aem.js, scripts.js), styles.css local y las clientlibs CSS de ASISA servidas por proxy vía Vercel /etc.clientlibs/*.</w:t>
-            </w:r>
-          </w:p>
-        </w:tc>
-      </w:tr>
-      <w:tr>
-        <w:tc>
-          <w:tcPr>
-            <w:tcW w:type="dxa" w:w="2880"/>
-          </w:tcPr>
-          <w:p>
-            <w:r>
-              <w:t>404.html</w:t>
-            </w:r>
-          </w:p>
-        </w:tc>
-        <w:tc>
-          <w:tcPr>
-            <w:tcW w:type="dxa" w:w="6480"/>
-          </w:tcPr>
-          <w:p>
-            <w:r>
-              <w:t>Página de error custom con botón "volver" y evento RUM.</w:t>
-            </w:r>
-          </w:p>
-        </w:tc>
-      </w:tr>
-      <w:tr>
-        <w:tc>
-          <w:tcPr>
-            <w:tcW w:type="dxa" w:w="2880"/>
-          </w:tcPr>
-          <w:p>
-            <w:r>
-              <w:t>.hlxignore</w:t>
-            </w:r>
-          </w:p>
-        </w:tc>
-        <w:tc>
-          <w:tcPr>
-            <w:tcW w:type="dxa" w:w="6480"/>
-          </w:tcPr>
-          <w:p>
-            <w:r>
-              <w:t>Excluye dotfiles y similares de la publicación EDS.</w:t>
-            </w:r>
-          </w:p>
-        </w:tc>
-      </w:tr>
-      <w:tr>
-        <w:tc>
-          <w:tcPr>
-            <w:tcW w:type="dxa" w:w="2880"/>
-          </w:tcPr>
-          <w:p>
-            <w:r>
-              <w:t>tools/sidekick/config.json</w:t>
-            </w:r>
-          </w:p>
-        </w:tc>
-        <w:tc>
-          <w:tcPr>
-            <w:tcW w:type="dxa" w:w="6480"/>
-          </w:tcPr>
-          <w:p>
-            <w:r>
-              <w:t>Config del Sidekick (toolbar de edición).</w:t>
-            </w:r>
-          </w:p>
-        </w:tc>
-      </w:tr>
-    </w:tbl>
-    <w:p>
-      <w:pPr>
-        <w:pStyle w:val="Heading2"/>
-      </w:pPr>
-      <w:r>
-        <w:t>3.2 Configuración Vercel</w:t>
-      </w:r>
-    </w:p>
-    <w:tbl>
-      <w:tblPr>
-        <w:tblStyle w:val="LightGrid-Accent1"/>
-        <w:tblW w:type="auto" w:w="0"/>
-        <w:tblLook w:firstColumn="1" w:firstRow="1" w:lastColumn="0" w:lastRow="0" w:noHBand="0" w:noVBand="1" w:val="04A0"/>
-      </w:tblPr>
-      <w:tblGrid>
-        <w:gridCol w:w="4320"/>
-        <w:gridCol w:w="4320"/>
-      </w:tblGrid>
-      <w:tr>
-        <w:tc>
-          <w:tcPr>
-            <w:tcW w:type="dxa" w:w="2880"/>
-          </w:tcPr>
-          <w:p>
-            <w:r>
-              <w:rPr>
-                <w:b/>
-              </w:rPr>
-              <w:t>Fichero</w:t>
-            </w:r>
-          </w:p>
-        </w:tc>
-        <w:tc>
-          <w:tcPr>
-            <w:tcW w:type="dxa" w:w="6480"/>
-          </w:tcPr>
-          <w:p>
-            <w:r>
-              <w:rPr>
-                <w:b/>
-              </w:rPr>
-              <w:t>Función</w:t>
-            </w:r>
-          </w:p>
-        </w:tc>
-      </w:tr>
-      <w:tr>
-        <w:tc>
-          <w:tcPr>
-            <w:tcW w:type="dxa" w:w="2880"/>
-          </w:tcPr>
-          <w:p>
-            <w:r>
-              <w:t>vercel.json</w:t>
-            </w:r>
-          </w:p>
-        </w:tc>
-        <w:tc>
-          <w:tcPr>
-            <w:tcW w:type="dxa" w:w="6480"/>
-          </w:tcPr>
-          <w:p>
-            <w:r>
-              <w:t>Headers y rewrites. CORS abierto en /etc.clientlibs/*; rewrites para /markup/*, /sitemap*.xml, /api/markup → /api/markup. Proxy /etc.clientlibs/* → www.asisa.es/etc.clientlibs/* (clientlibs del DS corporativo).</w:t>
-            </w:r>
-          </w:p>
-        </w:tc>
-      </w:tr>
-      <w:tr>
-        <w:tc>
-          <w:tcPr>
-            <w:tcW w:type="dxa" w:w="2880"/>
-          </w:tcPr>
-          <w:p>
-            <w:r>
-              <w:t>.vercel/project.json</w:t>
-            </w:r>
-          </w:p>
-        </w:tc>
-        <w:tc>
-          <w:tcPr>
-            <w:tcW w:type="dxa" w:w="6480"/>
-          </w:tcPr>
-          <w:p>
-            <w:r>
-              <w:t>IDs internos del proyecto Vercel.</w:t>
-            </w:r>
-          </w:p>
-        </w:tc>
-      </w:tr>
-    </w:tbl>
-    <w:p>
-      <w:pPr>
-        <w:pStyle w:val="Heading2"/>
-      </w:pPr>
-      <w:r>
-        <w:t>3.3 Universal Editor — modelos de bloques (AEM Author)</w:t>
-      </w:r>
-    </w:p>
-    <w:tbl>
-      <w:tblPr>
-        <w:tblStyle w:val="LightGrid-Accent1"/>
-        <w:tblW w:type="auto" w:w="0"/>
-        <w:tblLook w:firstColumn="1" w:firstRow="1" w:lastColumn="0" w:lastRow="0" w:noHBand="0" w:noVBand="1" w:val="04A0"/>
-      </w:tblPr>
-      <w:tblGrid>
-        <w:gridCol w:w="4320"/>
-        <w:gridCol w:w="4320"/>
-      </w:tblGrid>
-      <w:tr>
-        <w:tc>
-          <w:tcPr>
-            <w:tcW w:type="dxa" w:w="2880"/>
-          </w:tcPr>
-          <w:p>
-            <w:r>
-              <w:rPr>
-                <w:b/>
-              </w:rPr>
-              <w:t>Fichero</w:t>
-            </w:r>
-          </w:p>
-        </w:tc>
-        <w:tc>
-          <w:tcPr>
-            <w:tcW w:type="dxa" w:w="6480"/>
-          </w:tcPr>
-          <w:p>
-            <w:r>
-              <w:rPr>
-                <w:b/>
-              </w:rPr>
-              <w:t>Función</w:t>
-            </w:r>
-          </w:p>
-        </w:tc>
-      </w:tr>
-      <w:tr>
-        <w:tc>
-          <w:tcPr>
-            <w:tcW w:type="dxa" w:w="2880"/>
-          </w:tcPr>
-          <w:p>
-            <w:r>
-              <w:t>component-definition.json</w:t>
-            </w:r>
-          </w:p>
-        </w:tc>
-        <w:tc>
-          <w:tcPr>
-            <w:tcW w:type="dxa" w:w="6480"/>
-          </w:tcPr>
-          <w:p>
-            <w:r>
-              <w:t>Catálogo de componentes (Default Content, Sections, Blocks incluyendo los 8 bloques de cuadro médico).</w:t>
-            </w:r>
-          </w:p>
-        </w:tc>
-      </w:tr>
-      <w:tr>
-        <w:tc>
-          <w:tcPr>
-            <w:tcW w:type="dxa" w:w="2880"/>
-          </w:tcPr>
-          <w:p>
-            <w:r>
-              <w:t>component-filters.json</w:t>
-            </w:r>
-          </w:p>
-        </w:tc>
-        <w:tc>
-          <w:tcPr>
-            <w:tcW w:type="dxa" w:w="6480"/>
-          </w:tcPr>
-          <w:p>
-            <w:r>
-              <w:t>¿Qué bloque puede ir dentro de qué contenedor?</w:t>
-            </w:r>
-          </w:p>
-        </w:tc>
-      </w:tr>
-      <w:tr>
-        <w:tc>
-          <w:tcPr>
-            <w:tcW w:type="dxa" w:w="2880"/>
-          </w:tcPr>
-          <w:p>
-            <w:r>
-              <w:t>component-models.json</w:t>
-            </w:r>
-          </w:p>
-        </w:tc>
-        <w:tc>
-          <w:tcPr>
-            <w:tcW w:type="dxa" w:w="6480"/>
-          </w:tcPr>
-          <w:p>
-            <w:r>
-              <w:t>Esquema de campos editables por componente.</w:t>
-            </w:r>
-          </w:p>
-        </w:tc>
-      </w:tr>
-      <w:tr>
-        <w:tc>
-          <w:tcPr>
-            <w:tcW w:type="dxa" w:w="2880"/>
-          </w:tcPr>
-          <w:p>
-            <w:r>
-              <w:t>models/_*.json</w:t>
-            </w:r>
-          </w:p>
-        </w:tc>
-        <w:tc>
-          <w:tcPr>
-            <w:tcW w:type="dxa" w:w="6480"/>
-          </w:tcPr>
-          <w:p>
-            <w:r>
-              <w:t>Fragmentos modulares de las definiciones globales.</w:t>
-            </w:r>
-          </w:p>
-        </w:tc>
-      </w:tr>
-    </w:tbl>
-    <w:p>
-      <w:pPr>
-        <w:pStyle w:val="Heading2"/>
-      </w:pPr>
-      <w:r>
-        <w:t>3.4 Endpoints API (carpeta api/) — funciones serverless en Vercel</w:t>
-      </w:r>
-    </w:p>
-    <w:p>
-      <w:r>
-        <w:t>Todos los ficheros api/*.js son funciones serverless Node.js (ESM puro, sin dependencias en runtime). En Vercel, cada uno se expone como una function en /api/&lt;nombre&gt;. Algunos están remapeados por vercel.json (ej. /markup/* → /api/markup).</w:t>
-      </w:r>
-    </w:p>
-    <w:tbl>
-      <w:tblPr>
-        <w:tblStyle w:val="LightGrid-Accent1"/>
-        <w:tblW w:type="auto" w:w="0"/>
-        <w:tblLook w:firstColumn="1" w:firstRow="1" w:lastColumn="0" w:lastRow="0" w:noHBand="0" w:noVBand="1" w:val="04A0"/>
-      </w:tblPr>
-      <w:tblGrid>
-        <w:gridCol w:w="2880"/>
-        <w:gridCol w:w="2880"/>
-        <w:gridCol w:w="2880"/>
-      </w:tblGrid>
-      <w:tr>
-        <w:tc>
-          <w:tcPr>
-            <w:tcW w:type="dxa" w:w="2592"/>
-          </w:tcPr>
-          <w:p>
-            <w:r>
-              <w:rPr>
-                <w:b/>
-              </w:rPr>
-              <w:t>Fichero</w:t>
-            </w:r>
-          </w:p>
-        </w:tc>
-        <w:tc>
-          <w:tcPr>
-            <w:tcW w:type="dxa" w:w="2592"/>
-          </w:tcPr>
-          <w:p>
-            <w:r>
-              <w:rPr>
-                <w:b/>
-              </w:rPr>
-              <w:t>Ruta HTTP</w:t>
-            </w:r>
-          </w:p>
-        </w:tc>
-        <w:tc>
-          <w:tcPr>
-            <w:tcW w:type="dxa" w:w="4176"/>
-          </w:tcPr>
-          <w:p>
-            <w:r>
-              <w:rPr>
-                <w:b/>
-              </w:rPr>
-              <w:t>Función</w:t>
-            </w:r>
-          </w:p>
-        </w:tc>
-      </w:tr>
-      <w:tr>
-        <w:tc>
-          <w:tcPr>
-            <w:tcW w:type="dxa" w:w="2592"/>
-          </w:tcPr>
-          <w:p>
-            <w:r>
-              <w:t>api/markup.js</w:t>
-            </w:r>
-          </w:p>
-        </w:tc>
-        <w:tc>
-          <w:tcPr>
-            <w:tcW w:type="dxa" w:w="2592"/>
-          </w:tcPr>
-          <w:p>
-            <w:r>
-              <w:t>/markup/* (rewrite)</w:t>
-            </w:r>
-          </w:p>
-        </w:tc>
-        <w:tc>
-          <w:tcPr>
-            <w:tcW w:type="dxa" w:w="4176"/>
-          </w:tcPr>
-          <w:p>
-            <w:r>
-              <w:t>Overlay BYOM. Devuelve plantillas HTML para /cuadro-medico/p/*, /d/*, /c/*, /e/*. 404 para el resto. También sirve los 6 sitemaps en /markup/sitemap*.xml.</w:t>
-            </w:r>
-          </w:p>
-        </w:tc>
-      </w:tr>
-      <w:tr>
-        <w:tc>
-          <w:tcPr>
-            <w:tcW w:type="dxa" w:w="2592"/>
-          </w:tcPr>
-          <w:p>
-            <w:r>
-              <w:t>api/providers.js</w:t>
-            </w:r>
-          </w:p>
-        </w:tc>
-        <w:tc>
-          <w:tcPr>
-            <w:tcW w:type="dxa" w:w="2592"/>
-          </w:tcPr>
-          <w:p>
-            <w:r>
-              <w:t>/api/providers</w:t>
-            </w:r>
-          </w:p>
-        </w:tc>
-        <w:tc>
-          <w:tcPr>
-            <w:tcW w:type="dxa" w:w="4176"/>
-          </w:tcPr>
-          <w:p>
-            <w:r>
-              <w:t>Listado paginado de profesionales/centros (provinceSlug, specSlug, tab, page, limit).</w:t>
-            </w:r>
-          </w:p>
-        </w:tc>
-      </w:tr>
-      <w:tr>
-        <w:tc>
-          <w:tcPr>
-            <w:tcW w:type="dxa" w:w="2592"/>
-          </w:tcPr>
-          <w:p>
-            <w:r>
-              <w:t>api/doctor.js</w:t>
-            </w:r>
-          </w:p>
-        </w:tc>
-        <w:tc>
-          <w:tcPr>
-            <w:tcW w:type="dxa" w:w="2592"/>
-          </w:tcPr>
-          <w:p>
-            <w:r>
-              <w:t>/api/doctor?key=…</w:t>
-            </w:r>
-          </w:p>
-        </w:tc>
-        <w:tc>
-          <w:tcPr>
-            <w:tcW w:type="dxa" w:w="4176"/>
-          </w:tcPr>
-          <w:p>
-            <w:r>
-              <w:t>Ficha completa de profesional.</w:t>
-            </w:r>
-          </w:p>
-        </w:tc>
-      </w:tr>
-      <w:tr>
-        <w:tc>
-          <w:tcPr>
-            <w:tcW w:type="dxa" w:w="2592"/>
-          </w:tcPr>
-          <w:p>
-            <w:r>
-              <w:t>api/centro.js</w:t>
-            </w:r>
-          </w:p>
-        </w:tc>
-        <w:tc>
-          <w:tcPr>
-            <w:tcW w:type="dxa" w:w="2592"/>
-          </w:tcPr>
-          <w:p>
-            <w:r>
-              <w:t>/api/centro?key=…</w:t>
-            </w:r>
-          </w:p>
-        </w:tc>
-        <w:tc>
-          <w:tcPr>
-            <w:tcW w:type="dxa" w:w="4176"/>
-          </w:tcPr>
-          <w:p>
-            <w:r>
-              <w:t>Ficha completa de centro.</w:t>
-            </w:r>
-          </w:p>
-        </w:tc>
-      </w:tr>
-      <w:tr>
-        <w:tc>
-          <w:tcPr>
-            <w:tcW w:type="dxa" w:w="2592"/>
-          </w:tcPr>
-          <w:p>
-            <w:r>
-              <w:t>api/provincias.js</w:t>
-            </w:r>
-          </w:p>
-        </w:tc>
-        <w:tc>
-          <w:tcPr>
-            <w:tcW w:type="dxa" w:w="2592"/>
-          </w:tcPr>
-          <w:p>
-            <w:r>
-              <w:t>/api/provincias[?slug=]</w:t>
-            </w:r>
-          </w:p>
-        </w:tc>
-        <w:tc>
-          <w:tcPr>
-            <w:tcW w:type="dxa" w:w="4176"/>
-          </w:tcPr>
-          <w:p>
-            <w:r>
-              <w:t>Listado de provincias o detalle de una.</w:t>
-            </w:r>
-          </w:p>
-        </w:tc>
-      </w:tr>
-      <w:tr>
-        <w:tc>
-          <w:tcPr>
-            <w:tcW w:type="dxa" w:w="2592"/>
-          </w:tcPr>
-          <w:p>
-            <w:r>
-              <w:t>api/especialidades.js</w:t>
-            </w:r>
-          </w:p>
-        </w:tc>
-        <w:tc>
-          <w:tcPr>
-            <w:tcW w:type="dxa" w:w="2592"/>
-          </w:tcPr>
-          <w:p>
-            <w:r>
-              <w:t>/api/especialidades[?slug=]</w:t>
-            </w:r>
-          </w:p>
-        </w:tc>
-        <w:tc>
-          <w:tcPr>
-            <w:tcW w:type="dxa" w:w="4176"/>
-          </w:tcPr>
-          <w:p>
-            <w:r>
-              <w:t>Master list de especialidades o detalle.</w:t>
-            </w:r>
-          </w:p>
-        </w:tc>
-      </w:tr>
-      <w:tr>
-        <w:tc>
-          <w:tcPr>
-            <w:tcW w:type="dxa" w:w="2592"/>
-          </w:tcPr>
-          <w:p>
-            <w:r>
-              <w:t>api/providers-detail.js</w:t>
-            </w:r>
-          </w:p>
-        </w:tc>
-        <w:tc>
-          <w:tcPr>
-            <w:tcW w:type="dxa" w:w="2592"/>
-          </w:tcPr>
-          <w:p>
-            <w:r>
-              <w:t>/api/providers-detail?id=…</w:t>
-            </w:r>
-          </w:p>
-        </w:tc>
-        <w:tc>
-          <w:tcPr>
-            <w:tcW w:type="dxa" w:w="4176"/>
-          </w:tcPr>
-          <w:p>
-            <w:r>
-              <w:t>Detalle consolidado por código de localización.</w:t>
-            </w:r>
-          </w:p>
-        </w:tc>
-      </w:tr>
-      <w:tr>
-        <w:tc>
-          <w:tcPr>
-            <w:tcW w:type="dxa" w:w="2592"/>
-          </w:tcPr>
-          <w:p>
-            <w:r>
-              <w:t>api/specialities.js</w:t>
-            </w:r>
-          </w:p>
-        </w:tc>
-        <w:tc>
-          <w:tcPr>
-            <w:tcW w:type="dxa" w:w="2592"/>
-          </w:tcPr>
-          <w:p>
-            <w:r>
-              <w:t>/api/specialities?provinceCode=…</w:t>
-            </w:r>
-          </w:p>
-        </w:tc>
-        <w:tc>
-          <w:tcPr>
-            <w:tcW w:type="dxa" w:w="4176"/>
-          </w:tcPr>
-          <w:p>
-            <w:r>
-              <w:t>PROXY en vivo al backend ASISA (ursaepre.asisa.es) — no usa caché local.</w:t>
-            </w:r>
-          </w:p>
-        </w:tc>
-      </w:tr>
-      <w:tr>
-        <w:tc>
-          <w:tcPr>
-            <w:tcW w:type="dxa" w:w="2592"/>
-          </w:tcPr>
-          <w:p>
-            <w:r>
-              <w:t>api/sitemap.js</w:t>
-            </w:r>
-          </w:p>
-        </w:tc>
-        <w:tc>
-          <w:tcPr>
-            <w:tcW w:type="dxa" w:w="2592"/>
-          </w:tcPr>
-          <w:p>
-            <w:r>
-              <w:t>/sitemap.xml (rewrite)</w:t>
-            </w:r>
-          </w:p>
-        </w:tc>
-        <w:tc>
-          <w:tcPr>
-            <w:tcW w:type="dxa" w:w="4176"/>
-          </w:tcPr>
-          <w:p>
-            <w:r>
-              <w:t>Sitemap index "Vercel-only" (no usado por EDS). Apunta a www.asisa.es.</w:t>
-            </w:r>
-          </w:p>
-        </w:tc>
-      </w:tr>
-      <w:tr>
-        <w:tc>
-          <w:tcPr>
-            <w:tcW w:type="dxa" w:w="2592"/>
-          </w:tcPr>
-          <w:p>
-            <w:r>
-              <w:t>api/sitemap-cuadro-medico.js</w:t>
-            </w:r>
-          </w:p>
-        </w:tc>
-        <w:tc>
-          <w:tcPr>
-            <w:tcW w:type="dxa" w:w="2592"/>
-          </w:tcPr>
-          <w:p>
-            <w:r>
-              <w:t>/sitemap-cuadro-medico-*.xml (rewrite)</w:t>
-            </w:r>
-          </w:p>
-        </w:tc>
-        <w:tc>
-          <w:tcPr>
-            <w:tcW w:type="dxa" w:w="4176"/>
-          </w:tcPr>
-          <w:p>
-            <w:r>
-              <w:t>Sitemap específico por tipo. EDS no lo usa, pero está accesible directo en Vercel.</w:t>
-            </w:r>
-          </w:p>
-        </w:tc>
-      </w:tr>
-      <w:tr>
-        <w:tc>
-          <w:tcPr>
-            <w:tcW w:type="dxa" w:w="2592"/>
-          </w:tcPr>
-          <w:p>
-            <w:r>
-              <w:t>api/sync-aem.js</w:t>
-            </w:r>
-          </w:p>
-        </w:tc>
-        <w:tc>
-          <w:tcPr>
-            <w:tcW w:type="dxa" w:w="2592"/>
-          </w:tcPr>
-          <w:p>
-            <w:r>
-              <w:t>/api/sync-aem</w:t>
-            </w:r>
-          </w:p>
-        </w:tc>
-        <w:tc>
-          <w:tcPr>
-            <w:tcW w:type="dxa" w:w="4176"/>
-          </w:tcPr>
-          <w:p>
-            <w:r>
-              <w:t>Sincroniza URLs del sitemap remoto de www.asisa.es con preview+live de EDS. Requiere SYNC_SECRET y HLX_ADMIN_API_TOKEN.</w:t>
-            </w:r>
-          </w:p>
-        </w:tc>
-      </w:tr>
-    </w:tbl>
-    <w:p>
-      <w:r>
-        <w:t>Importante: varios endpoints implementan caché in-memory (variables module-scope *Cache) para evitar releer los JSON en cada petición. Solo persisten mientras la instancia serverless esté caliente; en un arranque en frío se reconstruyen.</w:t>
-      </w:r>
-    </w:p>
-    <w:p>
-      <w:r>
-        <w:br w:type="page"/>
-      </w:r>
-    </w:p>
-    <w:p>
-      <w:pPr>
-        <w:pStyle w:val="Heading3"/>
-      </w:pPr>
-      <w:r>
-        <w:t>3.4.1 Detalle exhaustivo de cada endpoint API</w:t>
-      </w:r>
-    </w:p>
-    <w:p>
-      <w:r>
-        <w:t>A continuación se documenta cada uno de los 11 endpoints de la carpeta api/: fichero, método, query params con tipo y validaciones, ficheros de data/ que lee, cachés in-memory, headers de respuesta, shape EXACTA del JSON o XML devuelto, y reglas de negocio.</w:t>
-      </w:r>
-    </w:p>
-    <w:p>
-      <w:pPr>
-        <w:pStyle w:val="Heading4"/>
-      </w:pPr>
-      <w:r>
-        <w:t>Endpoint 1 · api/markup.js (overlay BYOM)</w:t>
-      </w:r>
-    </w:p>
-    <w:p>
-      <w:r>
-        <w:t>Ruta: api/markup.js · 135 líneas</w:t>
-      </w:r>
-    </w:p>
-    <w:p>
-      <w:r>
-        <w:t>HTTP: GET. Vercel reescribe /markup y /markup/(.*) → /api/markup?path=$1. Devuelve HTML (text/html) para URLs dinámicas o XML (text/xml) para sitemaps. 404 con header "x-source: overlay-pass" si el path no coincide con ninguna regla — eso indica a EDS que pase al source de AEM.</w:t>
-      </w:r>
-    </w:p>
-    <w:p>
-      <w:r>
-        <w:t>Query params:</w:t>
+        <w:t>1.1 SSR + hidratación silenciosa: por qué el render aparece "dos veces"</w:t>
+      </w:r>
+    </w:p>
+    <w:p>
+      <w:r>
+        <w:t>Esto es lo más importante que tiene que entender quien herede el proyecto. El render del mismo contenido vive en DOS sitios y ambos están sincronizados a mano. No hay una herramienta que mantenga la coherencia: si tocas uno, te toca tocar el otro.</w:t>
       </w:r>
     </w:p>
     <w:tbl>
@@ -2239,6 +382,2869 @@
       <w:tr>
         <w:tc>
           <w:tcPr>
+            <w:tcW w:type="dxa" w:w="2160"/>
+          </w:tcPr>
+          <w:p>
+            <w:r>
+              <w:rPr>
+                <w:b/>
+              </w:rPr>
+              <w:t>Capa</w:t>
+            </w:r>
+          </w:p>
+        </w:tc>
+        <w:tc>
+          <w:tcPr>
+            <w:tcW w:type="dxa" w:w="3168"/>
+          </w:tcPr>
+          <w:p>
+            <w:r>
+              <w:rPr>
+                <w:b/>
+              </w:rPr>
+              <w:t>Fichero</w:t>
+            </w:r>
+          </w:p>
+        </w:tc>
+        <w:tc>
+          <w:tcPr>
+            <w:tcW w:type="dxa" w:w="2160"/>
+          </w:tcPr>
+          <w:p>
+            <w:r>
+              <w:rPr>
+                <w:b/>
+              </w:rPr>
+              <w:t>Cuándo se ejecuta</w:t>
+            </w:r>
+          </w:p>
+        </w:tc>
+        <w:tc>
+          <w:tcPr>
+            <w:tcW w:type="dxa" w:w="1872"/>
+          </w:tcPr>
+          <w:p>
+            <w:r>
+              <w:rPr>
+                <w:b/>
+              </w:rPr>
+              <w:t>Quién lo ve</w:t>
+            </w:r>
+          </w:p>
+        </w:tc>
+      </w:tr>
+      <w:tr>
+        <w:tc>
+          <w:tcPr>
+            <w:tcW w:type="dxa" w:w="2160"/>
+          </w:tcPr>
+          <w:p>
+            <w:r>
+              <w:t>SSR (overlay BYOM)</w:t>
+            </w:r>
+          </w:p>
+        </w:tc>
+        <w:tc>
+          <w:tcPr>
+            <w:tcW w:type="dxa" w:w="3168"/>
+          </w:tcPr>
+          <w:p>
+            <w:r>
+              <w:t>api/markup.js · funciones ssrListing, ssrDoctor, ssrCentro, ssrOtrasEspecialidades, ssrOtrasProvincias, ssrOtrosMedicos</w:t>
+            </w:r>
+          </w:p>
+        </w:tc>
+        <w:tc>
+          <w:tcPr>
+            <w:tcW w:type="dxa" w:w="2160"/>
+          </w:tcPr>
+          <w:p>
+            <w:r>
+              <w:t>Cuando EDS preview/live consulta el overlay (una sola vez por URL hasta el siguiente POST /preview).</w:t>
+            </w:r>
+          </w:p>
+        </w:tc>
+        <w:tc>
+          <w:tcPr>
+            <w:tcW w:type="dxa" w:w="1872"/>
+          </w:tcPr>
+          <w:p>
+            <w:r>
+              <w:t>Googlebot, otros crawlers, lectores RSS, navegadores antes de que cargue JS, y la primera pintada en navegadores normales.</w:t>
+            </w:r>
+          </w:p>
+        </w:tc>
+      </w:tr>
+      <w:tr>
+        <w:tc>
+          <w:tcPr>
+            <w:tcW w:type="dxa" w:w="2160"/>
+          </w:tcPr>
+          <w:p>
+            <w:r>
+              <w:t>Cliente (bloque EDS)</w:t>
+            </w:r>
+          </w:p>
+        </w:tc>
+        <w:tc>
+          <w:tcPr>
+            <w:tcW w:type="dxa" w:w="3168"/>
+          </w:tcPr>
+          <w:p>
+            <w:r>
+              <w:t>blocks/&lt;nombre&gt;/&lt;nombre&gt;.js · función decorate(block)</w:t>
+            </w:r>
+          </w:p>
+        </w:tc>
+        <w:tc>
+          <w:tcPr>
+            <w:tcW w:type="dxa" w:w="2160"/>
+          </w:tcPr>
+          <w:p>
+            <w:r>
+              <w:t>En cada visita, después de que aem.js + scripts.js detectan el &lt;div class="&lt;nombre&gt;"&gt;.</w:t>
+            </w:r>
+          </w:p>
+        </w:tc>
+        <w:tc>
+          <w:tcPr>
+            <w:tcW w:type="dxa" w:w="1872"/>
+          </w:tcPr>
+          <w:p>
+            <w:r>
+              <w:t>El usuario interactivo: tabs, paginación, clicks en chips.</w:t>
+            </w:r>
+          </w:p>
+        </w:tc>
+      </w:tr>
+    </w:tbl>
+    <w:p>
+      <w:r>
+        <w:t>Cada bloque tiene por tanto un par de implementaciones que deben coincidir en estructura visible:</w:t>
+      </w:r>
+    </w:p>
+    <w:tbl>
+      <w:tblPr>
+        <w:tblStyle w:val="LightGrid-Accent1"/>
+        <w:tblW w:type="auto" w:w="0"/>
+        <w:tblLook w:firstColumn="1" w:firstRow="1" w:lastColumn="0" w:lastRow="0" w:noHBand="0" w:noVBand="1" w:val="04A0"/>
+      </w:tblPr>
+      <w:tblGrid>
+        <w:gridCol w:w="2880"/>
+        <w:gridCol w:w="2880"/>
+        <w:gridCol w:w="2880"/>
+      </w:tblGrid>
+      <w:tr>
+        <w:tc>
+          <w:tcPr>
+            <w:tcW w:type="dxa" w:w="2880"/>
+          </w:tcPr>
+          <w:p>
+            <w:r>
+              <w:rPr>
+                <w:b/>
+              </w:rPr>
+              <w:t>Bloque</w:t>
+            </w:r>
+          </w:p>
+        </w:tc>
+        <w:tc>
+          <w:tcPr>
+            <w:tcW w:type="dxa" w:w="3456"/>
+          </w:tcPr>
+          <w:p>
+            <w:r>
+              <w:rPr>
+                <w:b/>
+              </w:rPr>
+              <w:t>Render SSR en api/markup.js</w:t>
+            </w:r>
+          </w:p>
+        </w:tc>
+        <w:tc>
+          <w:tcPr>
+            <w:tcW w:type="dxa" w:w="3456"/>
+          </w:tcPr>
+          <w:p>
+            <w:r>
+              <w:rPr>
+                <w:b/>
+              </w:rPr>
+              <w:t>Render cliente en blocks/</w:t>
+            </w:r>
+          </w:p>
+        </w:tc>
+      </w:tr>
+      <w:tr>
+        <w:tc>
+          <w:tcPr>
+            <w:tcW w:type="dxa" w:w="2880"/>
+          </w:tcPr>
+          <w:p>
+            <w:r>
+              <w:t>cuadro-medico (listado)</w:t>
+            </w:r>
+          </w:p>
+        </w:tc>
+        <w:tc>
+          <w:tcPr>
+            <w:tcW w:type="dxa" w:w="3456"/>
+          </w:tcPr>
+          <w:p>
+            <w:r>
+              <w:t>ssrListing → primeras 10 cards + tabs</w:t>
+            </w:r>
+          </w:p>
+        </w:tc>
+        <w:tc>
+          <w:tcPr>
+            <w:tcW w:type="dxa" w:w="3456"/>
+          </w:tcPr>
+          <w:p>
+            <w:r>
+              <w:t>cuadro-medico/cuadro-medico.js → renderShell + renderCard</w:t>
+            </w:r>
+          </w:p>
+        </w:tc>
+      </w:tr>
+      <w:tr>
+        <w:tc>
+          <w:tcPr>
+            <w:tcW w:type="dxa" w:w="2880"/>
+          </w:tcPr>
+          <w:p>
+            <w:r>
+              <w:t>cuadro-medico-otras-especialidades</w:t>
+            </w:r>
+          </w:p>
+        </w:tc>
+        <w:tc>
+          <w:tcPr>
+            <w:tcW w:type="dxa" w:w="3456"/>
+          </w:tcPr>
+          <w:p>
+            <w:r>
+              <w:t>ssrOtrasEspecialidades</w:t>
+            </w:r>
+          </w:p>
+        </w:tc>
+        <w:tc>
+          <w:tcPr>
+            <w:tcW w:type="dxa" w:w="3456"/>
+          </w:tcPr>
+          <w:p>
+            <w:r>
+              <w:t>cuadro-medico-otras-especialidades/...js → renderProvincialChips / renderNationalChips</w:t>
+            </w:r>
+          </w:p>
+        </w:tc>
+      </w:tr>
+      <w:tr>
+        <w:tc>
+          <w:tcPr>
+            <w:tcW w:type="dxa" w:w="2880"/>
+          </w:tcPr>
+          <w:p>
+            <w:r>
+              <w:t>cuadro-medico-otras-provincias</w:t>
+            </w:r>
+          </w:p>
+        </w:tc>
+        <w:tc>
+          <w:tcPr>
+            <w:tcW w:type="dxa" w:w="3456"/>
+          </w:tcPr>
+          <w:p>
+            <w:r>
+              <w:t>ssrOtrasProvincias</w:t>
+            </w:r>
+          </w:p>
+        </w:tc>
+        <w:tc>
+          <w:tcPr>
+            <w:tcW w:type="dxa" w:w="3456"/>
+          </w:tcPr>
+          <w:p>
+            <w:r>
+              <w:t>cuadro-medico-otras-provincias/...js</w:t>
+            </w:r>
+          </w:p>
+        </w:tc>
+      </w:tr>
+      <w:tr>
+        <w:tc>
+          <w:tcPr>
+            <w:tcW w:type="dxa" w:w="2880"/>
+          </w:tcPr>
+          <w:p>
+            <w:r>
+              <w:t>cuadro-medico-ficha-doctor</w:t>
+            </w:r>
+          </w:p>
+        </w:tc>
+        <w:tc>
+          <w:tcPr>
+            <w:tcW w:type="dxa" w:w="3456"/>
+          </w:tcPr>
+          <w:p>
+            <w:r>
+              <w:t>ssrDoctor → header + una card por ubicación</w:t>
+            </w:r>
+          </w:p>
+        </w:tc>
+        <w:tc>
+          <w:tcPr>
+            <w:tcW w:type="dxa" w:w="3456"/>
+          </w:tcPr>
+          <w:p>
+            <w:r>
+              <w:t>cuadro-medico-ficha-doctor/...js → renderDoctorHeader + renderLocationCard</w:t>
+            </w:r>
+          </w:p>
+        </w:tc>
+      </w:tr>
+      <w:tr>
+        <w:tc>
+          <w:tcPr>
+            <w:tcW w:type="dxa" w:w="2880"/>
+          </w:tcPr>
+          <w:p>
+            <w:r>
+              <w:t>cuadro-medico-otros-medicos</w:t>
+            </w:r>
+          </w:p>
+        </w:tc>
+        <w:tc>
+          <w:tcPr>
+            <w:tcW w:type="dxa" w:w="3456"/>
+          </w:tcPr>
+          <w:p>
+            <w:r>
+              <w:t>ssrOtrosMedicos → 2 secciones de chips</w:t>
+            </w:r>
+          </w:p>
+        </w:tc>
+        <w:tc>
+          <w:tcPr>
+            <w:tcW w:type="dxa" w:w="3456"/>
+          </w:tcPr>
+          <w:p>
+            <w:r>
+              <w:t>cuadro-medico-otros-medicos/...js → chip + chipList</w:t>
+            </w:r>
+          </w:p>
+        </w:tc>
+      </w:tr>
+      <w:tr>
+        <w:tc>
+          <w:tcPr>
+            <w:tcW w:type="dxa" w:w="2880"/>
+          </w:tcPr>
+          <w:p>
+            <w:r>
+              <w:t>cuadro-medico-ficha-centro</w:t>
+            </w:r>
+          </w:p>
+        </w:tc>
+        <w:tc>
+          <w:tcPr>
+            <w:tcW w:type="dxa" w:w="3456"/>
+          </w:tcPr>
+          <w:p>
+            <w:r>
+              <w:t>ssrCentro → breadcrumb + specs + médicos + otros</w:t>
+            </w:r>
+          </w:p>
+        </w:tc>
+        <w:tc>
+          <w:tcPr>
+            <w:tcW w:type="dxa" w:w="3456"/>
+          </w:tcPr>
+          <w:p>
+            <w:r>
+              <w:t>cuadro-medico-ficha-centro/...js → renderHeader + renderMainCard + renderSpecialitiesSection + renderDoctorsSection + renderOtherCentrosSection</w:t>
+            </w:r>
+          </w:p>
+        </w:tc>
+      </w:tr>
+    </w:tbl>
+    <w:p>
+      <w:pPr>
+        <w:pStyle w:val="Heading3"/>
+      </w:pPr>
+      <w:r>
+        <w:t>Mecanismo de hidratación silenciosa</w:t>
+      </w:r>
+    </w:p>
+    <w:p>
+      <w:r>
+        <w:t>El SSR del overlay coloca el contenido completo dentro del div del bloque. Cuando EDS procesa ese HTML, lo "auto-blockea" — convierte la estructura interna en párrafos y headings planos, conserva las clases del div raíz y elimina los atributos data-*. Esto significa dos cosas para los bloques cliente:</w:t>
+      </w:r>
+    </w:p>
+    <w:p>
+      <w:pPr>
+        <w:pStyle w:val="ListBullet"/>
+      </w:pPr>
+      <w:r>
+        <w:t>NO se puede confiar en data-ssr="true" tras pasar por EDS — se pierde durante el auto-block. Por eso los bloques detectan la presencia de SSR por content (`block.children.length &gt; 0`) y no por un atributo.</w:t>
+      </w:r>
+    </w:p>
+    <w:p>
+      <w:pPr>
+        <w:pStyle w:val="ListBullet"/>
+      </w:pPr>
+      <w:r>
+        <w:t>Cuando hay SSR, el bloque omite el spinner "Cargando…" inicial: deja el DOM como está, dispara su fetch en background y SUSTITUYE el contenido cuando llega la respuesta. El usuario nunca ve un parpadeo a "Cargando…", solo un cambio sutil del contenido SSR al CSR (mismas tarjetas, misma información). Es lo que llamamos "hidratación silenciosa".</w:t>
+      </w:r>
+    </w:p>
+    <w:p>
+      <w:pPr>
+        <w:pStyle w:val="ListBullet"/>
+      </w:pPr>
+      <w:r>
+        <w:t>La sustitución sucede para que el bloque cliente añada interactividad: listeners en tabs, paginación, acordeones. El SSR no incluye esa interactividad — es solo esqueleto navegable.</w:t>
+      </w:r>
+    </w:p>
+    <w:p>
+      <w:r>
+        <w:t>Patrón a copiar al añadir un bloque nuevo:</w:t>
+      </w:r>
+    </w:p>
+    <w:p>
+      <w:pPr>
+        <w:pStyle w:val="Code"/>
+        <w:shd w:fill="F4F4F4" w:val="clear"/>
+      </w:pPr>
+      <w:r>
+        <w:t>export default async function decorate(block) {</w:t>
+      </w:r>
+    </w:p>
+    <w:p>
+      <w:pPr>
+        <w:pStyle w:val="Code"/>
+        <w:shd w:fill="F4F4F4" w:val="clear"/>
+      </w:pPr>
+      <w:r>
+        <w:t xml:space="preserve">  // ...detección de URL / contexto...</w:t>
+      </w:r>
+    </w:p>
+    <w:p>
+      <w:pPr>
+        <w:pStyle w:val="Code"/>
+        <w:shd w:fill="F4F4F4" w:val="clear"/>
+      </w:pPr>
+      <w:r>
+        <w:t xml:space="preserve"> </w:t>
+      </w:r>
+    </w:p>
+    <w:p>
+      <w:pPr>
+        <w:pStyle w:val="Code"/>
+        <w:shd w:fill="F4F4F4" w:val="clear"/>
+      </w:pPr>
+      <w:r>
+        <w:t xml:space="preserve">  // ¿Llegó SSR? (Cualquier hijo presente = sí.)</w:t>
+      </w:r>
+    </w:p>
+    <w:p>
+      <w:pPr>
+        <w:pStyle w:val="Code"/>
+        <w:shd w:fill="F4F4F4" w:val="clear"/>
+      </w:pPr>
+      <w:r>
+        <w:t xml:space="preserve">  let silentFirst = block.children.length &gt; 0;</w:t>
+      </w:r>
+    </w:p>
+    <w:p>
+      <w:pPr>
+        <w:pStyle w:val="Code"/>
+        <w:shd w:fill="F4F4F4" w:val="clear"/>
+      </w:pPr>
+      <w:r>
+        <w:t xml:space="preserve"> </w:t>
+      </w:r>
+    </w:p>
+    <w:p>
+      <w:pPr>
+        <w:pStyle w:val="Code"/>
+        <w:shd w:fill="F4F4F4" w:val="clear"/>
+      </w:pPr>
+      <w:r>
+        <w:t xml:space="preserve">  async function refresh(next) {</w:t>
+      </w:r>
+    </w:p>
+    <w:p>
+      <w:pPr>
+        <w:pStyle w:val="Code"/>
+        <w:shd w:fill="F4F4F4" w:val="clear"/>
+      </w:pPr>
+      <w:r>
+        <w:t xml:space="preserve">    if (silentFirst) {</w:t>
+      </w:r>
+    </w:p>
+    <w:p>
+      <w:pPr>
+        <w:pStyle w:val="Code"/>
+        <w:shd w:fill="F4F4F4" w:val="clear"/>
+      </w:pPr>
+      <w:r>
+        <w:t xml:space="preserve">      silentFirst = false;            // pintamos en silencio la primera vez</w:t>
+      </w:r>
+    </w:p>
+    <w:p>
+      <w:pPr>
+        <w:pStyle w:val="Code"/>
+        <w:shd w:fill="F4F4F4" w:val="clear"/>
+      </w:pPr>
+      <w:r>
+        <w:t xml:space="preserve">    } else {</w:t>
+      </w:r>
+    </w:p>
+    <w:p>
+      <w:pPr>
+        <w:pStyle w:val="Code"/>
+        <w:shd w:fill="F4F4F4" w:val="clear"/>
+      </w:pPr>
+      <w:r>
+        <w:t xml:space="preserve">      block.innerHTML = loadingShell; // siguientes interacciones SÍ muestran loading</w:t>
+      </w:r>
+    </w:p>
+    <w:p>
+      <w:pPr>
+        <w:pStyle w:val="Code"/>
+        <w:shd w:fill="F4F4F4" w:val="clear"/>
+      </w:pPr>
+      <w:r>
+        <w:t xml:space="preserve">    }</w:t>
+      </w:r>
+    </w:p>
+    <w:p>
+      <w:pPr>
+        <w:pStyle w:val="Code"/>
+        <w:shd w:fill="F4F4F4" w:val="clear"/>
+      </w:pPr>
+      <w:r>
+        <w:t xml:space="preserve">    const data = await fetchData();</w:t>
+      </w:r>
+    </w:p>
+    <w:p>
+      <w:pPr>
+        <w:pStyle w:val="Code"/>
+        <w:shd w:fill="F4F4F4" w:val="clear"/>
+      </w:pPr>
+      <w:r>
+        <w:t xml:space="preserve">    block.innerHTML = renderShell(data);</w:t>
+      </w:r>
+    </w:p>
+    <w:p>
+      <w:pPr>
+        <w:pStyle w:val="Code"/>
+        <w:shd w:fill="F4F4F4" w:val="clear"/>
+      </w:pPr>
+      <w:r>
+        <w:t xml:space="preserve">  }</w:t>
+      </w:r>
+    </w:p>
+    <w:p>
+      <w:pPr>
+        <w:pStyle w:val="Code"/>
+        <w:shd w:fill="F4F4F4" w:val="clear"/>
+      </w:pPr>
+      <w:r>
+        <w:t xml:space="preserve"> </w:t>
+      </w:r>
+    </w:p>
+    <w:p>
+      <w:pPr>
+        <w:pStyle w:val="Code"/>
+        <w:shd w:fill="F4F4F4" w:val="clear"/>
+      </w:pPr>
+      <w:r>
+        <w:t xml:space="preserve">  refresh(initialState);</w:t>
+      </w:r>
+    </w:p>
+    <w:p>
+      <w:pPr>
+        <w:pStyle w:val="Code"/>
+        <w:shd w:fill="F4F4F4" w:val="clear"/>
+      </w:pPr>
+      <w:r>
+        <w:t>}</w:t>
+      </w:r>
+    </w:p>
+    <w:p>
+      <w:pPr>
+        <w:pStyle w:val="Heading3"/>
+      </w:pPr>
+      <w:r>
+        <w:t>Reglas para mantener la coherencia SSR ↔ cliente</w:t>
+      </w:r>
+    </w:p>
+    <w:p>
+      <w:pPr>
+        <w:pStyle w:val="ListNumber"/>
+      </w:pPr>
+      <w:r>
+        <w:t>Si cambias el HTML que produce un bloque cliente, actualiza el HTML equivalente en api/markup.js. Lo mismo a la inversa.</w:t>
+      </w:r>
+    </w:p>
+    <w:p>
+      <w:pPr>
+        <w:pStyle w:val="ListNumber"/>
+      </w:pPr>
+      <w:r>
+        <w:t>Mismas clases CSS: ambos lados deben emitir las clases del design system de ASISA (.cmp-medical-detail__*, .eds-mp-card, .cm-fcentro__*…). Sin eso el CSS no aplica.</w:t>
+      </w:r>
+    </w:p>
+    <w:p>
+      <w:pPr>
+        <w:pStyle w:val="ListNumber"/>
+      </w:pPr>
+      <w:r>
+        <w:t>Mismas URLs internas: si el bloque enlaza a /cuadro-medico/d/&lt;key&gt;, el SSR debe hacer lo mismo (los slugs se construyen igual con toSlug).</w:t>
+      </w:r>
+    </w:p>
+    <w:p>
+      <w:pPr>
+        <w:pStyle w:val="ListNumber"/>
+      </w:pPr>
+      <w:r>
+        <w:t>Cualquier dato que se muestre solo en SSR (porque el cliente no lo pinta) puede desaparecer al primer interactor del usuario. Inverso: cualquier dato que se muestre solo en CSR no es indexable por Google.</w:t>
+      </w:r>
+    </w:p>
+    <w:p>
+      <w:pPr>
+        <w:pStyle w:val="ListNumber"/>
+      </w:pPr>
+      <w:r>
+        <w:t>Tras tocar api/markup.js, hay que repreviewar las URLs afectadas (POST /preview + POST /live) para que EDS recoja el SSR nuevo. Cambios solo en blocks/*.js no requieren repreview, solo refresh del code bus.</w:t>
+      </w:r>
+    </w:p>
+    <w:p>
+      <w:pPr>
+        <w:pStyle w:val="Heading2"/>
+      </w:pPr>
+      <w:r>
+        <w:t>1.2 Funciones puras compartidas: api/&lt;endpoint&gt;.js exporta fetch*()</w:t>
+      </w:r>
+    </w:p>
+    <w:p>
+      <w:r>
+        <w:t>Para que api/markup.js pueda hacer SSR sin duplicar la lógica de los endpoints, cada uno expone una función de fetch pura (sin acoplar a Express) ADEMÁS del handler HTTP. El handler es ahora un wrapper trivial que llama a la función y la serializa como JSON.</w:t>
+      </w:r>
+    </w:p>
+    <w:tbl>
+      <w:tblPr>
+        <w:tblStyle w:val="LightGrid-Accent1"/>
+        <w:tblW w:type="auto" w:w="0"/>
+        <w:tblLook w:firstColumn="1" w:firstRow="1" w:lastColumn="0" w:lastRow="0" w:noHBand="0" w:noVBand="1" w:val="04A0"/>
+      </w:tblPr>
+      <w:tblGrid>
+        <w:gridCol w:w="2880"/>
+        <w:gridCol w:w="2880"/>
+        <w:gridCol w:w="2880"/>
+      </w:tblGrid>
+      <w:tr>
+        <w:tc>
+          <w:tcPr>
+            <w:tcW w:type="dxa" w:w="2880"/>
+          </w:tcPr>
+          <w:p>
+            <w:r>
+              <w:rPr>
+                <w:b/>
+              </w:rPr>
+              <w:t>Fichero</w:t>
+            </w:r>
+          </w:p>
+        </w:tc>
+        <w:tc>
+          <w:tcPr>
+            <w:tcW w:type="dxa" w:w="3600"/>
+          </w:tcPr>
+          <w:p>
+            <w:r>
+              <w:rPr>
+                <w:b/>
+              </w:rPr>
+              <w:t>Función pura exportada</w:t>
+            </w:r>
+          </w:p>
+        </w:tc>
+        <w:tc>
+          <w:tcPr>
+            <w:tcW w:type="dxa" w:w="3312"/>
+          </w:tcPr>
+          <w:p>
+            <w:r>
+              <w:rPr>
+                <w:b/>
+              </w:rPr>
+              <w:t>Lo usan</w:t>
+            </w:r>
+          </w:p>
+        </w:tc>
+      </w:tr>
+      <w:tr>
+        <w:tc>
+          <w:tcPr>
+            <w:tcW w:type="dxa" w:w="2880"/>
+          </w:tcPr>
+          <w:p>
+            <w:r>
+              <w:t>api/provincias.js</w:t>
+            </w:r>
+          </w:p>
+        </w:tc>
+        <w:tc>
+          <w:tcPr>
+            <w:tcW w:type="dxa" w:w="3600"/>
+          </w:tcPr>
+          <w:p>
+            <w:r>
+              <w:t>fetchProvincias(), fetchProvincia(slug)</w:t>
+            </w:r>
+          </w:p>
+        </w:tc>
+        <w:tc>
+          <w:tcPr>
+            <w:tcW w:type="dxa" w:w="3312"/>
+          </w:tcPr>
+          <w:p>
+            <w:r>
+              <w:t>handler /api/provincias, api/markup.js</w:t>
+            </w:r>
+          </w:p>
+        </w:tc>
+      </w:tr>
+      <w:tr>
+        <w:tc>
+          <w:tcPr>
+            <w:tcW w:type="dxa" w:w="2880"/>
+          </w:tcPr>
+          <w:p>
+            <w:r>
+              <w:t>api/especialidades.js</w:t>
+            </w:r>
+          </w:p>
+        </w:tc>
+        <w:tc>
+          <w:tcPr>
+            <w:tcW w:type="dxa" w:w="3600"/>
+          </w:tcPr>
+          <w:p>
+            <w:r>
+              <w:t>fetchEspecialidadesMaster(), fetchEspecialidad(slug)</w:t>
+            </w:r>
+          </w:p>
+        </w:tc>
+        <w:tc>
+          <w:tcPr>
+            <w:tcW w:type="dxa" w:w="3312"/>
+          </w:tcPr>
+          <w:p>
+            <w:r>
+              <w:t>handler /api/especialidades, api/markup.js</w:t>
+            </w:r>
+          </w:p>
+        </w:tc>
+      </w:tr>
+      <w:tr>
+        <w:tc>
+          <w:tcPr>
+            <w:tcW w:type="dxa" w:w="2880"/>
+          </w:tcPr>
+          <w:p>
+            <w:r>
+              <w:t>api/providers.js</w:t>
+            </w:r>
+          </w:p>
+        </w:tc>
+        <w:tc>
+          <w:tcPr>
+            <w:tcW w:type="dxa" w:w="3600"/>
+          </w:tcPr>
+          <w:p>
+            <w:r>
+              <w:t>fetchProviders({provinceSlug, specSlug, tab, page, limit})</w:t>
+            </w:r>
+          </w:p>
+        </w:tc>
+        <w:tc>
+          <w:tcPr>
+            <w:tcW w:type="dxa" w:w="3312"/>
+          </w:tcPr>
+          <w:p>
+            <w:r>
+              <w:t>handler /api/providers, api/markup.js (ssrListing, ssrOtrosMedicos)</w:t>
+            </w:r>
+          </w:p>
+        </w:tc>
+      </w:tr>
+      <w:tr>
+        <w:tc>
+          <w:tcPr>
+            <w:tcW w:type="dxa" w:w="2880"/>
+          </w:tcPr>
+          <w:p>
+            <w:r>
+              <w:t>api/doctor.js</w:t>
+            </w:r>
+          </w:p>
+        </w:tc>
+        <w:tc>
+          <w:tcPr>
+            <w:tcW w:type="dxa" w:w="3600"/>
+          </w:tcPr>
+          <w:p>
+            <w:r>
+              <w:t>fetchDoctor(key)</w:t>
+            </w:r>
+          </w:p>
+        </w:tc>
+        <w:tc>
+          <w:tcPr>
+            <w:tcW w:type="dxa" w:w="3312"/>
+          </w:tcPr>
+          <w:p>
+            <w:r>
+              <w:t>handler /api/doctor, api/markup.js (ssrDoctor)</w:t>
+            </w:r>
+          </w:p>
+        </w:tc>
+      </w:tr>
+      <w:tr>
+        <w:tc>
+          <w:tcPr>
+            <w:tcW w:type="dxa" w:w="2880"/>
+          </w:tcPr>
+          <w:p>
+            <w:r>
+              <w:t>api/centro.js</w:t>
+            </w:r>
+          </w:p>
+        </w:tc>
+        <w:tc>
+          <w:tcPr>
+            <w:tcW w:type="dxa" w:w="3600"/>
+          </w:tcPr>
+          <w:p>
+            <w:r>
+              <w:t>fetchCentro(key)</w:t>
+            </w:r>
+          </w:p>
+        </w:tc>
+        <w:tc>
+          <w:tcPr>
+            <w:tcW w:type="dxa" w:w="3312"/>
+          </w:tcPr>
+          <w:p>
+            <w:r>
+              <w:t>handler /api/centro, api/markup.js (ssrCentro)</w:t>
+            </w:r>
+          </w:p>
+        </w:tc>
+      </w:tr>
+      <w:tr>
+        <w:tc>
+          <w:tcPr>
+            <w:tcW w:type="dxa" w:w="2880"/>
+          </w:tcPr>
+          <w:p>
+            <w:r>
+              <w:t>api/sitemap.js</w:t>
+            </w:r>
+          </w:p>
+        </w:tc>
+        <w:tc>
+          <w:tcPr>
+            <w:tcW w:type="dxa" w:w="3600"/>
+          </w:tcPr>
+          <w:p>
+            <w:r>
+              <w:t>getSitemapIndexXml()</w:t>
+            </w:r>
+          </w:p>
+        </w:tc>
+        <w:tc>
+          <w:tcPr>
+            <w:tcW w:type="dxa" w:w="3312"/>
+          </w:tcPr>
+          <w:p>
+            <w:r>
+              <w:t>handler /api/sitemap, api/markup.js</w:t>
+            </w:r>
+          </w:p>
+        </w:tc>
+      </w:tr>
+      <w:tr>
+        <w:tc>
+          <w:tcPr>
+            <w:tcW w:type="dxa" w:w="2880"/>
+          </w:tcPr>
+          <w:p>
+            <w:r>
+              <w:t>api/sitemap-cuadro-medico.js</w:t>
+            </w:r>
+          </w:p>
+        </w:tc>
+        <w:tc>
+          <w:tcPr>
+            <w:tcW w:type="dxa" w:w="3600"/>
+          </w:tcPr>
+          <w:p>
+            <w:r>
+              <w:t>getCuadroMedicoSitemapXml(type)</w:t>
+            </w:r>
+          </w:p>
+        </w:tc>
+        <w:tc>
+          <w:tcPr>
+            <w:tcW w:type="dxa" w:w="3312"/>
+          </w:tcPr>
+          <w:p>
+            <w:r>
+              <w:t>handler /api/sitemap-cuadro-medico, api/markup.js</w:t>
+            </w:r>
+          </w:p>
+        </w:tc>
+      </w:tr>
+    </w:tbl>
+    <w:p>
+      <w:r>
+        <w:t>Convención de la función pura: devuelve el objeto de datos directamente si todo va bien, o un objeto con { error: "...", status: &lt;httpCode&gt; } si la validación falla. El handler HTTP inspecciona esa forma y mapea a res.status(status).json(...).</w:t>
+      </w:r>
+    </w:p>
+    <w:p>
+      <w:pPr>
+        <w:pStyle w:val="Heading1"/>
+      </w:pPr>
+      <w:r>
+        <w:t>2. Setup inicial EDS (configuración del Config Service)</w:t>
+      </w:r>
+    </w:p>
+    <w:p>
+      <w:r>
+        <w:t>EDS se configura mediante POSTs al "Config Service" en admin.hlx.page. Esto se hace UNA VEZ por entorno y solo se repite si cambia la arquitectura. Para modificarlos hace falta un token con rol config_admin (cuenta técnica de Adobe; jorge.lorenzo@ext.softtek.com sólo tiene rol admin y NO puede tocar estos endpoints).</w:t>
+      </w:r>
+    </w:p>
+    <w:p>
+      <w:r>
+        <w:t>IMPORTANTE — Tokens en este proyecto: el access.json (§2.3) tiene "requireAuth": "auto", lo que significa que las operaciones de preview, live, code, index y status admiten llamadas anónimas. Por tanto, todos los refrescos del día a día (POST /preview, /live, /code, /index; DELETE; GET /status) funcionan SIN token. Solo necesitan token los endpoints de configuración (POST /config/...) y los scripts que hablan directamente con AEM Author (create-aem-pages.mjs requiere AEM_TOKEN).</w:t>
+      </w:r>
+    </w:p>
+    <w:p>
+      <w:pPr>
+        <w:pStyle w:val="Heading2"/>
+      </w:pPr>
+      <w:r>
+        <w:t>2.1 Sitewide config (vincula GitHub, AEM y el overlay)</w:t>
+      </w:r>
+    </w:p>
+    <w:p>
+      <w:pPr>
+        <w:pStyle w:val="Code"/>
+        <w:shd w:fill="F4F4F4" w:val="clear"/>
+      </w:pPr>
+      <w:r>
+        <w:t>curl --request POST \</w:t>
+      </w:r>
+    </w:p>
+    <w:p>
+      <w:pPr>
+        <w:pStyle w:val="Code"/>
+        <w:shd w:fill="F4F4F4" w:val="clear"/>
+      </w:pPr>
+      <w:r>
+        <w:t xml:space="preserve">  --url https://admin.hlx.page/config/asisa-softtek/sites/asisa-pc.json \</w:t>
+      </w:r>
+    </w:p>
+    <w:p>
+      <w:pPr>
+        <w:pStyle w:val="Code"/>
+        <w:shd w:fill="F4F4F4" w:val="clear"/>
+      </w:pPr>
+      <w:r>
+        <w:t xml:space="preserve">  --header 'Content-Type: application/json' \</w:t>
+      </w:r>
+    </w:p>
+    <w:p>
+      <w:pPr>
+        <w:pStyle w:val="Code"/>
+        <w:shd w:fill="F4F4F4" w:val="clear"/>
+      </w:pPr>
+      <w:r>
+        <w:t xml:space="preserve">  --header 'x-auth-token: &lt;TOKEN_CONFIG_ADMIN&gt;' \</w:t>
+      </w:r>
+    </w:p>
+    <w:p>
+      <w:pPr>
+        <w:pStyle w:val="Code"/>
+        <w:shd w:fill="F4F4F4" w:val="clear"/>
+      </w:pPr>
+      <w:r>
+        <w:t xml:space="preserve">  --data '{</w:t>
+      </w:r>
+    </w:p>
+    <w:p>
+      <w:pPr>
+        <w:pStyle w:val="Code"/>
+        <w:shd w:fill="F4F4F4" w:val="clear"/>
+      </w:pPr>
+      <w:r>
+        <w:t xml:space="preserve">    "code": {</w:t>
+      </w:r>
+    </w:p>
+    <w:p>
+      <w:pPr>
+        <w:pStyle w:val="Code"/>
+        <w:shd w:fill="F4F4F4" w:val="clear"/>
+      </w:pPr>
+      <w:r>
+        <w:t xml:space="preserve">      "owner": "asisa-softtek",</w:t>
+      </w:r>
+    </w:p>
+    <w:p>
+      <w:pPr>
+        <w:pStyle w:val="Code"/>
+        <w:shd w:fill="F4F4F4" w:val="clear"/>
+      </w:pPr>
+      <w:r>
+        <w:t xml:space="preserve">      "repo": "asisa-pc",</w:t>
+      </w:r>
+    </w:p>
+    <w:p>
+      <w:pPr>
+        <w:pStyle w:val="Code"/>
+        <w:shd w:fill="F4F4F4" w:val="clear"/>
+      </w:pPr>
+      <w:r>
+        <w:t xml:space="preserve">      "source": { "type": "github", "url": "https://github.com/asisa-softtek/asisa-pc" }</w:t>
+      </w:r>
+    </w:p>
+    <w:p>
+      <w:pPr>
+        <w:pStyle w:val="Code"/>
+        <w:shd w:fill="F4F4F4" w:val="clear"/>
+      </w:pPr>
+      <w:r>
+        <w:t xml:space="preserve">    },</w:t>
+      </w:r>
+    </w:p>
+    <w:p>
+      <w:pPr>
+        <w:pStyle w:val="Code"/>
+        <w:shd w:fill="F4F4F4" w:val="clear"/>
+      </w:pPr>
+      <w:r>
+        <w:t xml:space="preserve">    "content": {</w:t>
+      </w:r>
+    </w:p>
+    <w:p>
+      <w:pPr>
+        <w:pStyle w:val="Code"/>
+        <w:shd w:fill="F4F4F4" w:val="clear"/>
+      </w:pPr>
+      <w:r>
+        <w:t xml:space="preserve">      "source": {</w:t>
+      </w:r>
+    </w:p>
+    <w:p>
+      <w:pPr>
+        <w:pStyle w:val="Code"/>
+        <w:shd w:fill="F4F4F4" w:val="clear"/>
+      </w:pPr>
+      <w:r>
+        <w:t xml:space="preserve">        "url": "https://author-p133185-e1320482.adobeaemcloud.com/bin/franklin.delivery/asisa-softtek/asisa-pc/main",</w:t>
+      </w:r>
+    </w:p>
+    <w:p>
+      <w:pPr>
+        <w:pStyle w:val="Code"/>
+        <w:shd w:fill="F4F4F4" w:val="clear"/>
+      </w:pPr>
+      <w:r>
+        <w:t xml:space="preserve">        "type": "markup",</w:t>
+      </w:r>
+    </w:p>
+    <w:p>
+      <w:pPr>
+        <w:pStyle w:val="Code"/>
+        <w:shd w:fill="F4F4F4" w:val="clear"/>
+      </w:pPr>
+      <w:r>
+        <w:t xml:space="preserve">        "suffix": ".html"</w:t>
+      </w:r>
+    </w:p>
+    <w:p>
+      <w:pPr>
+        <w:pStyle w:val="Code"/>
+        <w:shd w:fill="F4F4F4" w:val="clear"/>
+      </w:pPr>
+      <w:r>
+        <w:t xml:space="preserve">      },</w:t>
+      </w:r>
+    </w:p>
+    <w:p>
+      <w:pPr>
+        <w:pStyle w:val="Code"/>
+        <w:shd w:fill="F4F4F4" w:val="clear"/>
+      </w:pPr>
+      <w:r>
+        <w:t xml:space="preserve">      "overlay": {</w:t>
+      </w:r>
+    </w:p>
+    <w:p>
+      <w:pPr>
+        <w:pStyle w:val="Code"/>
+        <w:shd w:fill="F4F4F4" w:val="clear"/>
+      </w:pPr>
+      <w:r>
+        <w:t xml:space="preserve">        "url": "https://asisa-pc.vercel.app/markup",</w:t>
+      </w:r>
+    </w:p>
+    <w:p>
+      <w:pPr>
+        <w:pStyle w:val="Code"/>
+        <w:shd w:fill="F4F4F4" w:val="clear"/>
+      </w:pPr>
+      <w:r>
+        <w:t xml:space="preserve">        "type": "markup"</w:t>
+      </w:r>
+    </w:p>
+    <w:p>
+      <w:pPr>
+        <w:pStyle w:val="Code"/>
+        <w:shd w:fill="F4F4F4" w:val="clear"/>
+      </w:pPr>
+      <w:r>
+        <w:t xml:space="preserve">      }</w:t>
+      </w:r>
+    </w:p>
+    <w:p>
+      <w:pPr>
+        <w:pStyle w:val="Code"/>
+        <w:shd w:fill="F4F4F4" w:val="clear"/>
+      </w:pPr>
+      <w:r>
+        <w:t xml:space="preserve">    }</w:t>
+      </w:r>
+    </w:p>
+    <w:p>
+      <w:pPr>
+        <w:pStyle w:val="Code"/>
+        <w:shd w:fill="F4F4F4" w:val="clear"/>
+      </w:pPr>
+      <w:r>
+        <w:t xml:space="preserve">  }'</w:t>
+      </w:r>
+    </w:p>
+    <w:p>
+      <w:r>
+        <w:t>Qué hace: EDS, para cada request, consulta primero al overlay. Si responde 200, usa esa respuesta. Si responde 404, hace fallback al source (AEM Author).</w:t>
+      </w:r>
+    </w:p>
+    <w:p>
+      <w:pPr>
+        <w:pStyle w:val="Heading2"/>
+      </w:pPr>
+      <w:r>
+        <w:t>2.2 Public config (mappings de rutas dinámicas)</w:t>
+      </w:r>
+    </w:p>
+    <w:p>
+      <w:pPr>
+        <w:pStyle w:val="Code"/>
+        <w:shd w:fill="F4F4F4" w:val="clear"/>
+      </w:pPr>
+      <w:r>
+        <w:t>curl --request POST \</w:t>
+      </w:r>
+    </w:p>
+    <w:p>
+      <w:pPr>
+        <w:pStyle w:val="Code"/>
+        <w:shd w:fill="F4F4F4" w:val="clear"/>
+      </w:pPr>
+      <w:r>
+        <w:t xml:space="preserve">  --url https://admin.hlx.page/config/asisa-softtek/sites/asisa-pc/public.json \</w:t>
+      </w:r>
+    </w:p>
+    <w:p>
+      <w:pPr>
+        <w:pStyle w:val="Code"/>
+        <w:shd w:fill="F4F4F4" w:val="clear"/>
+      </w:pPr>
+      <w:r>
+        <w:t xml:space="preserve">  --header 'Content-Type: application/json' \</w:t>
+      </w:r>
+    </w:p>
+    <w:p>
+      <w:pPr>
+        <w:pStyle w:val="Code"/>
+        <w:shd w:fill="F4F4F4" w:val="clear"/>
+      </w:pPr>
+      <w:r>
+        <w:t xml:space="preserve">  --header 'x-auth-token: &lt;TOKEN_CONFIG_ADMIN&gt;' \</w:t>
+      </w:r>
+    </w:p>
+    <w:p>
+      <w:pPr>
+        <w:pStyle w:val="Code"/>
+        <w:shd w:fill="F4F4F4" w:val="clear"/>
+      </w:pPr>
+      <w:r>
+        <w:t xml:space="preserve">  --data '{</w:t>
+      </w:r>
+    </w:p>
+    <w:p>
+      <w:pPr>
+        <w:pStyle w:val="Code"/>
+        <w:shd w:fill="F4F4F4" w:val="clear"/>
+      </w:pPr>
+      <w:r>
+        <w:t xml:space="preserve">    "paths": {</w:t>
+      </w:r>
+    </w:p>
+    <w:p>
+      <w:pPr>
+        <w:pStyle w:val="Code"/>
+        <w:shd w:fill="F4F4F4" w:val="clear"/>
+      </w:pPr>
+      <w:r>
+        <w:t xml:space="preserve">      "mappings": [</w:t>
+      </w:r>
+    </w:p>
+    <w:p>
+      <w:pPr>
+        <w:pStyle w:val="Code"/>
+        <w:shd w:fill="F4F4F4" w:val="clear"/>
+      </w:pPr>
+      <w:r>
+        <w:t xml:space="preserve">        "/content/site-pc/:/",</w:t>
+      </w:r>
+    </w:p>
+    <w:p>
+      <w:pPr>
+        <w:pStyle w:val="Code"/>
+        <w:shd w:fill="F4F4F4" w:val="clear"/>
+      </w:pPr>
+      <w:r>
+        <w:t xml:space="preserve">        "/content/site-pc/configuration:/.helix/config.json",</w:t>
+      </w:r>
+    </w:p>
+    <w:p>
+      <w:pPr>
+        <w:pStyle w:val="Code"/>
+        <w:shd w:fill="F4F4F4" w:val="clear"/>
+      </w:pPr>
+      <w:r>
+        <w:t xml:space="preserve">        "/cuadro-medico/p/*:/cuadro-medico/provincia",</w:t>
+      </w:r>
+    </w:p>
+    <w:p>
+      <w:pPr>
+        <w:pStyle w:val="Code"/>
+        <w:shd w:fill="F4F4F4" w:val="clear"/>
+      </w:pPr>
+      <w:r>
+        <w:t xml:space="preserve">        "/cuadro-medico/d/*:/cuadro-medico/doctor",</w:t>
+      </w:r>
+    </w:p>
+    <w:p>
+      <w:pPr>
+        <w:pStyle w:val="Code"/>
+        <w:shd w:fill="F4F4F4" w:val="clear"/>
+      </w:pPr>
+      <w:r>
+        <w:t xml:space="preserve">        "/cuadro-medico/e/*:/cuadro-medico/especialidad",</w:t>
+      </w:r>
+    </w:p>
+    <w:p>
+      <w:pPr>
+        <w:pStyle w:val="Code"/>
+        <w:shd w:fill="F4F4F4" w:val="clear"/>
+      </w:pPr>
+      <w:r>
+        <w:t xml:space="preserve">        "/cuadro-medico/c/*:/cuadro-medico/centro"</w:t>
+      </w:r>
+    </w:p>
+    <w:p>
+      <w:pPr>
+        <w:pStyle w:val="Code"/>
+        <w:shd w:fill="F4F4F4" w:val="clear"/>
+      </w:pPr>
+      <w:r>
+        <w:t xml:space="preserve">      ],</w:t>
+      </w:r>
+    </w:p>
+    <w:p>
+      <w:pPr>
+        <w:pStyle w:val="Code"/>
+        <w:shd w:fill="F4F4F4" w:val="clear"/>
+      </w:pPr>
+      <w:r>
+        <w:t xml:space="preserve">      "includes": ["/content/site-pc/"]</w:t>
+      </w:r>
+    </w:p>
+    <w:p>
+      <w:pPr>
+        <w:pStyle w:val="Code"/>
+        <w:shd w:fill="F4F4F4" w:val="clear"/>
+      </w:pPr>
+      <w:r>
+        <w:t xml:space="preserve">    }</w:t>
+      </w:r>
+    </w:p>
+    <w:p>
+      <w:pPr>
+        <w:pStyle w:val="Code"/>
+        <w:shd w:fill="F4F4F4" w:val="clear"/>
+      </w:pPr>
+      <w:r>
+        <w:t xml:space="preserve">  }'</w:t>
+      </w:r>
+    </w:p>
+    <w:p>
+      <w:r>
+        <w:t>Define la red de seguridad para fallback a AEM: si el overlay devuelve 404 para una URL dinámica, EDS sabe qué plantilla cargar desde AEM Author.</w:t>
+      </w:r>
+    </w:p>
+    <w:p>
+      <w:pPr>
+        <w:pStyle w:val="Heading2"/>
+      </w:pPr>
+      <w:r>
+        <w:t>2.3 Access config (roles admin / config_admin)</w:t>
+      </w:r>
+    </w:p>
+    <w:p>
+      <w:pPr>
+        <w:pStyle w:val="Code"/>
+        <w:shd w:fill="F4F4F4" w:val="clear"/>
+      </w:pPr>
+      <w:r>
+        <w:t>curl --request POST \</w:t>
+      </w:r>
+    </w:p>
+    <w:p>
+      <w:pPr>
+        <w:pStyle w:val="Code"/>
+        <w:shd w:fill="F4F4F4" w:val="clear"/>
+      </w:pPr>
+      <w:r>
+        <w:t xml:space="preserve">  --url https://admin.hlx.page/config/asisa-softtek/sites/asisa-pc/access.json \</w:t>
+      </w:r>
+    </w:p>
+    <w:p>
+      <w:pPr>
+        <w:pStyle w:val="Code"/>
+        <w:shd w:fill="F4F4F4" w:val="clear"/>
+      </w:pPr>
+      <w:r>
+        <w:t xml:space="preserve">  --header 'Content-Type: application/json' \</w:t>
+      </w:r>
+    </w:p>
+    <w:p>
+      <w:pPr>
+        <w:pStyle w:val="Code"/>
+        <w:shd w:fill="F4F4F4" w:val="clear"/>
+      </w:pPr>
+      <w:r>
+        <w:t xml:space="preserve">  --header 'x-auth-token: &lt;TOKEN_CONFIG_ADMIN&gt;' \</w:t>
+      </w:r>
+    </w:p>
+    <w:p>
+      <w:pPr>
+        <w:pStyle w:val="Code"/>
+        <w:shd w:fill="F4F4F4" w:val="clear"/>
+      </w:pPr>
+      <w:r>
+        <w:t xml:space="preserve">  --data '{</w:t>
+      </w:r>
+    </w:p>
+    <w:p>
+      <w:pPr>
+        <w:pStyle w:val="Code"/>
+        <w:shd w:fill="F4F4F4" w:val="clear"/>
+      </w:pPr>
+      <w:r>
+        <w:t xml:space="preserve">    "admin": {</w:t>
+      </w:r>
+    </w:p>
+    <w:p>
+      <w:pPr>
+        <w:pStyle w:val="Code"/>
+        <w:shd w:fill="F4F4F4" w:val="clear"/>
+      </w:pPr>
+      <w:r>
+        <w:t xml:space="preserve">      "role": {</w:t>
+      </w:r>
+    </w:p>
+    <w:p>
+      <w:pPr>
+        <w:pStyle w:val="Code"/>
+        <w:shd w:fill="F4F4F4" w:val="clear"/>
+      </w:pPr>
+      <w:r>
+        <w:t xml:space="preserve">        "admin": ["jorge.lorenzo@ext.softtek.com"],</w:t>
+      </w:r>
+    </w:p>
+    <w:p>
+      <w:pPr>
+        <w:pStyle w:val="Code"/>
+        <w:shd w:fill="F4F4F4" w:val="clear"/>
+      </w:pPr>
+      <w:r>
+        <w:t xml:space="preserve">        "config_admin": [</w:t>
+      </w:r>
+    </w:p>
+    <w:p>
+      <w:pPr>
+        <w:pStyle w:val="Code"/>
+        <w:shd w:fill="F4F4F4" w:val="clear"/>
+      </w:pPr>
+      <w:r>
+        <w:t xml:space="preserve">          "662F1E56661D006D0A495E33@techacct.adobe.com",</w:t>
+      </w:r>
+    </w:p>
+    <w:p>
+      <w:pPr>
+        <w:pStyle w:val="Code"/>
+        <w:shd w:fill="F4F4F4" w:val="clear"/>
+      </w:pPr>
+      <w:r>
+        <w:t xml:space="preserve">          "jorge.lorenzo@ext.softtek.com"</w:t>
+      </w:r>
+    </w:p>
+    <w:p>
+      <w:pPr>
+        <w:pStyle w:val="Code"/>
+        <w:shd w:fill="F4F4F4" w:val="clear"/>
+      </w:pPr>
+      <w:r>
+        <w:t xml:space="preserve">        ]</w:t>
+      </w:r>
+    </w:p>
+    <w:p>
+      <w:pPr>
+        <w:pStyle w:val="Code"/>
+        <w:shd w:fill="F4F4F4" w:val="clear"/>
+      </w:pPr>
+      <w:r>
+        <w:t xml:space="preserve">      },</w:t>
+      </w:r>
+    </w:p>
+    <w:p>
+      <w:pPr>
+        <w:pStyle w:val="Code"/>
+        <w:shd w:fill="F4F4F4" w:val="clear"/>
+      </w:pPr>
+      <w:r>
+        <w:t xml:space="preserve">      "requireAuth": "auto"</w:t>
+      </w:r>
+    </w:p>
+    <w:p>
+      <w:pPr>
+        <w:pStyle w:val="Code"/>
+        <w:shd w:fill="F4F4F4" w:val="clear"/>
+      </w:pPr>
+      <w:r>
+        <w:t xml:space="preserve">    }</w:t>
+      </w:r>
+    </w:p>
+    <w:p>
+      <w:pPr>
+        <w:pStyle w:val="Code"/>
+        <w:shd w:fill="F4F4F4" w:val="clear"/>
+      </w:pPr>
+      <w:r>
+        <w:t xml:space="preserve">  }'</w:t>
+      </w:r>
+    </w:p>
+    <w:p>
+      <w:r>
+        <w:t>admin permite previewar, publicar y refrescar code. config_admin permite ADEMÁS modificar estos 3 endpoints. Sin config_admin, todos los POST /config/... devuelven 401.</w:t>
+      </w:r>
+    </w:p>
+    <w:p>
+      <w:pPr>
+        <w:pStyle w:val="Heading2"/>
+      </w:pPr>
+      <w:r>
+        <w:t>2.4 Headers config (opcional)</w:t>
+      </w:r>
+    </w:p>
+    <w:p>
+      <w:r>
+        <w:t>Si en algún momento se necesita que EDS envíe un header específico al overlay (API key, bypass token, etc.), se inyecta vía headers.json:</w:t>
+      </w:r>
+    </w:p>
+    <w:p>
+      <w:pPr>
+        <w:pStyle w:val="Code"/>
+        <w:shd w:fill="F4F4F4" w:val="clear"/>
+      </w:pPr>
+      <w:r>
+        <w:t>curl --request POST \</w:t>
+      </w:r>
+    </w:p>
+    <w:p>
+      <w:pPr>
+        <w:pStyle w:val="Code"/>
+        <w:shd w:fill="F4F4F4" w:val="clear"/>
+      </w:pPr>
+      <w:r>
+        <w:t xml:space="preserve">  --url https://admin.hlx.page/config/asisa-softtek/sites/asisa-pc/headers.json \</w:t>
+      </w:r>
+    </w:p>
+    <w:p>
+      <w:pPr>
+        <w:pStyle w:val="Code"/>
+        <w:shd w:fill="F4F4F4" w:val="clear"/>
+      </w:pPr>
+      <w:r>
+        <w:t xml:space="preserve">  --header 'Content-Type: application/json' \</w:t>
+      </w:r>
+    </w:p>
+    <w:p>
+      <w:pPr>
+        <w:pStyle w:val="Code"/>
+        <w:shd w:fill="F4F4F4" w:val="clear"/>
+      </w:pPr>
+      <w:r>
+        <w:t xml:space="preserve">  --header 'x-auth-token: &lt;TOKEN_CONFIG_ADMIN&gt;' \</w:t>
+      </w:r>
+    </w:p>
+    <w:p>
+      <w:pPr>
+        <w:pStyle w:val="Code"/>
+        <w:shd w:fill="F4F4F4" w:val="clear"/>
+      </w:pPr>
+      <w:r>
+        <w:t xml:space="preserve">  --data '{</w:t>
+      </w:r>
+    </w:p>
+    <w:p>
+      <w:pPr>
+        <w:pStyle w:val="Code"/>
+        <w:shd w:fill="F4F4F4" w:val="clear"/>
+      </w:pPr>
+      <w:r>
+        <w:t xml:space="preserve">    "mappings": [</w:t>
+      </w:r>
+    </w:p>
+    <w:p>
+      <w:pPr>
+        <w:pStyle w:val="Code"/>
+        <w:shd w:fill="F4F4F4" w:val="clear"/>
+      </w:pPr>
+      <w:r>
+        <w:t xml:space="preserve">      {</w:t>
+      </w:r>
+    </w:p>
+    <w:p>
+      <w:pPr>
+        <w:pStyle w:val="Code"/>
+        <w:shd w:fill="F4F4F4" w:val="clear"/>
+      </w:pPr>
+      <w:r>
+        <w:t xml:space="preserve">        "path": "/**",</w:t>
+      </w:r>
+    </w:p>
+    <w:p>
+      <w:pPr>
+        <w:pStyle w:val="Code"/>
+        <w:shd w:fill="F4F4F4" w:val="clear"/>
+      </w:pPr>
+      <w:r>
+        <w:t xml:space="preserve">        "headers": { "X-BYOM-Origin": "Vercel" }</w:t>
+      </w:r>
+    </w:p>
+    <w:p>
+      <w:pPr>
+        <w:pStyle w:val="Code"/>
+        <w:shd w:fill="F4F4F4" w:val="clear"/>
+      </w:pPr>
+      <w:r>
+        <w:t xml:space="preserve">      }</w:t>
+      </w:r>
+    </w:p>
+    <w:p>
+      <w:pPr>
+        <w:pStyle w:val="Code"/>
+        <w:shd w:fill="F4F4F4" w:val="clear"/>
+      </w:pPr>
+      <w:r>
+        <w:t xml:space="preserve">    ]</w:t>
+      </w:r>
+    </w:p>
+    <w:p>
+      <w:pPr>
+        <w:pStyle w:val="Code"/>
+        <w:shd w:fill="F4F4F4" w:val="clear"/>
+      </w:pPr>
+      <w:r>
+        <w:t xml:space="preserve">  }'</w:t>
+      </w:r>
+    </w:p>
+    <w:p>
+      <w:pPr>
+        <w:pStyle w:val="Heading2"/>
+      </w:pPr>
+      <w:r>
+        <w:t>2.5 Verificación</w:t>
+      </w:r>
+    </w:p>
+    <w:p>
+      <w:pPr>
+        <w:pStyle w:val="Code"/>
+        <w:shd w:fill="F4F4F4" w:val="clear"/>
+      </w:pPr>
+      <w:r>
+        <w:t># Anónimo (no necesita token gracias a requireAuth: auto)</w:t>
+      </w:r>
+    </w:p>
+    <w:p>
+      <w:pPr>
+        <w:pStyle w:val="Code"/>
+        <w:shd w:fill="F4F4F4" w:val="clear"/>
+      </w:pPr>
+      <w:r>
+        <w:t>curl https://admin.hlx.page/status/asisa-softtek/asisa-pc/main/cuadro-medico/p/madrid</w:t>
+      </w:r>
+    </w:p>
+    <w:p>
+      <w:r>
+        <w:t>Debe responder con un sourceLocation que apunte al overlay ("markup:https://&lt;overlay-host&gt;/markup/cuadro-medico/p/madrid"). Si apunta al author de AEM, el overlay no está aplicado.</w:t>
+      </w:r>
+    </w:p>
+    <w:p>
+      <w:pPr>
+        <w:pStyle w:val="Heading2"/>
+      </w:pPr>
+      <w:r>
+        <w:t>2.6 Resumen de tokens en el proyecto</w:t>
+      </w:r>
+    </w:p>
+    <w:tbl>
+      <w:tblPr>
+        <w:tblStyle w:val="LightGrid-Accent1"/>
+        <w:tblW w:type="auto" w:w="0"/>
+        <w:tblLook w:firstColumn="1" w:firstRow="1" w:lastColumn="0" w:lastRow="0" w:noHBand="0" w:noVBand="1" w:val="04A0"/>
+      </w:tblPr>
+      <w:tblGrid>
+        <w:gridCol w:w="2880"/>
+        <w:gridCol w:w="2880"/>
+        <w:gridCol w:w="2880"/>
+      </w:tblGrid>
+      <w:tr>
+        <w:tc>
+          <w:tcPr>
+            <w:tcW w:type="dxa" w:w="3600"/>
+          </w:tcPr>
+          <w:p>
+            <w:r>
+              <w:rPr>
+                <w:b/>
+              </w:rPr>
+              <w:t>Operación</w:t>
+            </w:r>
+          </w:p>
+        </w:tc>
+        <w:tc>
+          <w:tcPr>
+            <w:tcW w:type="dxa" w:w="1152"/>
+          </w:tcPr>
+          <w:p>
+            <w:r>
+              <w:rPr>
+                <w:b/>
+              </w:rPr>
+              <w:t>¿Token?</w:t>
+            </w:r>
+          </w:p>
+        </w:tc>
+        <w:tc>
+          <w:tcPr>
+            <w:tcW w:type="dxa" w:w="4608"/>
+          </w:tcPr>
+          <w:p>
+            <w:r>
+              <w:rPr>
+                <w:b/>
+              </w:rPr>
+              <w:t>Cuál</w:t>
+            </w:r>
+          </w:p>
+        </w:tc>
+      </w:tr>
+      <w:tr>
+        <w:tc>
+          <w:tcPr>
+            <w:tcW w:type="dxa" w:w="3600"/>
+          </w:tcPr>
+          <w:p>
+            <w:r>
+              <w:t>POST /config/asisa-softtek/sites/*.json</w:t>
+            </w:r>
+          </w:p>
+        </w:tc>
+        <w:tc>
+          <w:tcPr>
+            <w:tcW w:type="dxa" w:w="1152"/>
+          </w:tcPr>
+          <w:p>
+            <w:r>
+              <w:t>Sí</w:t>
+            </w:r>
+          </w:p>
+        </w:tc>
+        <w:tc>
+          <w:tcPr>
+            <w:tcW w:type="dxa" w:w="4608"/>
+          </w:tcPr>
+          <w:p>
+            <w:r>
+              <w:t>x-auth-token con rol config_admin (cuenta técnica de Adobe)</w:t>
+            </w:r>
+          </w:p>
+        </w:tc>
+      </w:tr>
+      <w:tr>
+        <w:tc>
+          <w:tcPr>
+            <w:tcW w:type="dxa" w:w="3600"/>
+          </w:tcPr>
+          <w:p>
+            <w:r>
+              <w:t>POST /preview, /live, /code, /index</w:t>
+            </w:r>
+          </w:p>
+        </w:tc>
+        <w:tc>
+          <w:tcPr>
+            <w:tcW w:type="dxa" w:w="1152"/>
+          </w:tcPr>
+          <w:p>
+            <w:r>
+              <w:t>No</w:t>
+            </w:r>
+          </w:p>
+        </w:tc>
+        <w:tc>
+          <w:tcPr>
+            <w:tcW w:type="dxa" w:w="4608"/>
+          </w:tcPr>
+          <w:p>
+            <w:r>
+              <w:t>Anónimo (requireAuth: auto)</w:t>
+            </w:r>
+          </w:p>
+        </w:tc>
+      </w:tr>
+      <w:tr>
+        <w:tc>
+          <w:tcPr>
+            <w:tcW w:type="dxa" w:w="3600"/>
+          </w:tcPr>
+          <w:p>
+            <w:r>
+              <w:t>DELETE /preview, /live</w:t>
+            </w:r>
+          </w:p>
+        </w:tc>
+        <w:tc>
+          <w:tcPr>
+            <w:tcW w:type="dxa" w:w="1152"/>
+          </w:tcPr>
+          <w:p>
+            <w:r>
+              <w:t>No</w:t>
+            </w:r>
+          </w:p>
+        </w:tc>
+        <w:tc>
+          <w:tcPr>
+            <w:tcW w:type="dxa" w:w="4608"/>
+          </w:tcPr>
+          <w:p>
+            <w:r>
+              <w:t>Anónimo</w:t>
+            </w:r>
+          </w:p>
+        </w:tc>
+      </w:tr>
+      <w:tr>
+        <w:tc>
+          <w:tcPr>
+            <w:tcW w:type="dxa" w:w="3600"/>
+          </w:tcPr>
+          <w:p>
+            <w:r>
+              <w:t>GET /status, /profile</w:t>
+            </w:r>
+          </w:p>
+        </w:tc>
+        <w:tc>
+          <w:tcPr>
+            <w:tcW w:type="dxa" w:w="1152"/>
+          </w:tcPr>
+          <w:p>
+            <w:r>
+              <w:t>No</w:t>
+            </w:r>
+          </w:p>
+        </w:tc>
+        <w:tc>
+          <w:tcPr>
+            <w:tcW w:type="dxa" w:w="4608"/>
+          </w:tcPr>
+          <w:p>
+            <w:r>
+              <w:t>Anónimo</w:t>
+            </w:r>
+          </w:p>
+        </w:tc>
+      </w:tr>
+      <w:tr>
+        <w:tc>
+          <w:tcPr>
+            <w:tcW w:type="dxa" w:w="3600"/>
+          </w:tcPr>
+          <w:p>
+            <w:r>
+              <w:t>POST /bin/wcmcommand, /bin/replicate.json (AEM Author)</w:t>
+            </w:r>
+          </w:p>
+        </w:tc>
+        <w:tc>
+          <w:tcPr>
+            <w:tcW w:type="dxa" w:w="1152"/>
+          </w:tcPr>
+          <w:p>
+            <w:r>
+              <w:t>Sí</w:t>
+            </w:r>
+          </w:p>
+        </w:tc>
+        <w:tc>
+          <w:tcPr>
+            <w:tcW w:type="dxa" w:w="4608"/>
+          </w:tcPr>
+          <w:p>
+            <w:r>
+              <w:t>AEM_TOKEN (cookie login-token del Author)</w:t>
+            </w:r>
+          </w:p>
+        </w:tc>
+      </w:tr>
+      <w:tr>
+        <w:tc>
+          <w:tcPr>
+            <w:tcW w:type="dxa" w:w="3600"/>
+          </w:tcPr>
+          <w:p>
+            <w:r>
+              <w:t>GET /api/sync-aem (endpoint propio en Vercel)</w:t>
+            </w:r>
+          </w:p>
+        </w:tc>
+        <w:tc>
+          <w:tcPr>
+            <w:tcW w:type="dxa" w:w="1152"/>
+          </w:tcPr>
+          <w:p>
+            <w:r>
+              <w:t>Sí</w:t>
+            </w:r>
+          </w:p>
+        </w:tc>
+        <w:tc>
+          <w:tcPr>
+            <w:tcW w:type="dxa" w:w="4608"/>
+          </w:tcPr>
+          <w:p>
+            <w:r>
+              <w:t>SYNC_SECRET como query param</w:t>
+            </w:r>
+          </w:p>
+        </w:tc>
+      </w:tr>
+      <w:tr>
+        <w:tc>
+          <w:tcPr>
+            <w:tcW w:type="dxa" w:w="3600"/>
+          </w:tcPr>
+          <w:p>
+            <w:r>
+              <w:t>Cualquier otro /api/* (Vercel)</w:t>
+            </w:r>
+          </w:p>
+        </w:tc>
+        <w:tc>
+          <w:tcPr>
+            <w:tcW w:type="dxa" w:w="1152"/>
+          </w:tcPr>
+          <w:p>
+            <w:r>
+              <w:t>No</w:t>
+            </w:r>
+          </w:p>
+        </w:tc>
+        <w:tc>
+          <w:tcPr>
+            <w:tcW w:type="dxa" w:w="4608"/>
+          </w:tcPr>
+          <w:p>
+            <w:r>
+              <w:t>Públicos con CORS abierto</w:t>
+            </w:r>
+          </w:p>
+        </w:tc>
+      </w:tr>
+    </w:tbl>
+    <w:p>
+      <w:pPr>
+        <w:pStyle w:val="Heading1"/>
+      </w:pPr>
+      <w:r>
+        <w:t>3. Estructura del repositorio (file-by-file)</w:t>
+      </w:r>
+    </w:p>
+    <w:p>
+      <w:r>
+        <w:t>El repo asisa-softtek/asisa-pc contiene tanto el código del frontend EDS como las funciones serverless del backend Vercel (carpeta api/).</w:t>
+      </w:r>
+    </w:p>
+    <w:p>
+      <w:pPr>
+        <w:pStyle w:val="Heading2"/>
+      </w:pPr>
+      <w:r>
+        <w:t>3.1 Configuración EDS / AEM</w:t>
+      </w:r>
+    </w:p>
+    <w:tbl>
+      <w:tblPr>
+        <w:tblStyle w:val="LightGrid-Accent1"/>
+        <w:tblW w:type="auto" w:w="0"/>
+        <w:tblLook w:firstColumn="1" w:firstRow="1" w:lastColumn="0" w:lastRow="0" w:noHBand="0" w:noVBand="1" w:val="04A0"/>
+      </w:tblPr>
+      <w:tblGrid>
+        <w:gridCol w:w="4320"/>
+        <w:gridCol w:w="4320"/>
+      </w:tblGrid>
+      <w:tr>
+        <w:tc>
+          <w:tcPr>
+            <w:tcW w:type="dxa" w:w="2880"/>
+          </w:tcPr>
+          <w:p>
+            <w:r>
+              <w:rPr>
+                <w:b/>
+              </w:rPr>
+              <w:t>Fichero</w:t>
+            </w:r>
+          </w:p>
+        </w:tc>
+        <w:tc>
+          <w:tcPr>
+            <w:tcW w:type="dxa" w:w="6480"/>
+          </w:tcPr>
+          <w:p>
+            <w:r>
+              <w:rPr>
+                <w:b/>
+              </w:rPr>
+              <w:t>Función</w:t>
+            </w:r>
+          </w:p>
+        </w:tc>
+      </w:tr>
+      <w:tr>
+        <w:tc>
+          <w:tcPr>
+            <w:tcW w:type="dxa" w:w="2880"/>
+          </w:tcPr>
+          <w:p>
+            <w:r>
+              <w:t>fstab.yaml</w:t>
+            </w:r>
+          </w:p>
+        </w:tc>
+        <w:tc>
+          <w:tcPr>
+            <w:tcW w:type="dxa" w:w="6480"/>
+          </w:tcPr>
+          <w:p>
+            <w:r>
+              <w:t>Mountpoints. Monta "/" desde AEM Author (/bin/franklin.delivery/asisa-softtek/asisa-pc/main, sufijo .html). Los sitemaps se generan nativamente vía helix-sitemap.yaml.</w:t>
+            </w:r>
+          </w:p>
+        </w:tc>
+      </w:tr>
+      <w:tr>
+        <w:tc>
+          <w:tcPr>
+            <w:tcW w:type="dxa" w:w="2880"/>
+          </w:tcPr>
+          <w:p>
+            <w:r>
+              <w:t>helix-query.yaml</w:t>
+            </w:r>
+          </w:p>
+        </w:tc>
+        <w:tc>
+          <w:tcPr>
+            <w:tcW w:type="dxa" w:w="6480"/>
+          </w:tcPr>
+          <w:p>
+            <w:r>
+              <w:t>6 índices de pages: pages (estáticas), cuadro-medico-provincias, cuadro-medico-provincia-specs, cuadro-medico-doctores, cuadro-medico-centros, cuadro-medico-especialidades. Cada uno produce un /query-index-*.json filtrado por glob patterns.</w:t>
+            </w:r>
+          </w:p>
+        </w:tc>
+      </w:tr>
+      <w:tr>
+        <w:tc>
+          <w:tcPr>
+            <w:tcW w:type="dxa" w:w="2880"/>
+          </w:tcPr>
+          <w:p>
+            <w:r>
+              <w:t>helix-sitemap.yaml</w:t>
+            </w:r>
+          </w:p>
+        </w:tc>
+        <w:tc>
+          <w:tcPr>
+            <w:tcW w:type="dxa" w:w="6480"/>
+          </w:tcPr>
+          <w:p>
+            <w:r>
+              <w:t>6 sitemaps, uno por índice, con origin: https://www.asisa.es para que las URLs en el XML apunten a producción.</w:t>
+            </w:r>
+          </w:p>
+        </w:tc>
+      </w:tr>
+      <w:tr>
+        <w:tc>
+          <w:tcPr>
+            <w:tcW w:type="dxa" w:w="2880"/>
+          </w:tcPr>
+          <w:p>
+            <w:r>
+              <w:t>paths.json</w:t>
+            </w:r>
+          </w:p>
+        </w:tc>
+        <w:tc>
+          <w:tcPr>
+            <w:tcW w:type="dxa" w:w="6480"/>
+          </w:tcPr>
+          <w:p>
+            <w:r>
+              <w:t>Mapping interno: /content/site-pc/ → /.</w:t>
+            </w:r>
+          </w:p>
+        </w:tc>
+      </w:tr>
+      <w:tr>
+        <w:tc>
+          <w:tcPr>
+            <w:tcW w:type="dxa" w:w="2880"/>
+          </w:tcPr>
+          <w:p>
+            <w:r>
+              <w:t>head.html</w:t>
+            </w:r>
+          </w:p>
+        </w:tc>
+        <w:tc>
+          <w:tcPr>
+            <w:tcW w:type="dxa" w:w="6480"/>
+          </w:tcPr>
+          <w:p>
+            <w:r>
+              <w:t>HTML inyectado en TODAS las páginas. Contiene CSP, scripts principales (aem.js, scripts.js), styles.css local y las clientlibs CSS de ASISA servidas por proxy vía Vercel /etc.clientlibs/*.</w:t>
+            </w:r>
+          </w:p>
+        </w:tc>
+      </w:tr>
+      <w:tr>
+        <w:tc>
+          <w:tcPr>
+            <w:tcW w:type="dxa" w:w="2880"/>
+          </w:tcPr>
+          <w:p>
+            <w:r>
+              <w:t>404.html</w:t>
+            </w:r>
+          </w:p>
+        </w:tc>
+        <w:tc>
+          <w:tcPr>
+            <w:tcW w:type="dxa" w:w="6480"/>
+          </w:tcPr>
+          <w:p>
+            <w:r>
+              <w:t>Página de error custom con botón "volver" y evento RUM.</w:t>
+            </w:r>
+          </w:p>
+        </w:tc>
+      </w:tr>
+      <w:tr>
+        <w:tc>
+          <w:tcPr>
+            <w:tcW w:type="dxa" w:w="2880"/>
+          </w:tcPr>
+          <w:p>
+            <w:r>
+              <w:t>.hlxignore</w:t>
+            </w:r>
+          </w:p>
+        </w:tc>
+        <w:tc>
+          <w:tcPr>
+            <w:tcW w:type="dxa" w:w="6480"/>
+          </w:tcPr>
+          <w:p>
+            <w:r>
+              <w:t>Excluye dotfiles y similares de la publicación EDS.</w:t>
+            </w:r>
+          </w:p>
+        </w:tc>
+      </w:tr>
+      <w:tr>
+        <w:tc>
+          <w:tcPr>
+            <w:tcW w:type="dxa" w:w="2880"/>
+          </w:tcPr>
+          <w:p>
+            <w:r>
+              <w:t>tools/sidekick/config.json</w:t>
+            </w:r>
+          </w:p>
+        </w:tc>
+        <w:tc>
+          <w:tcPr>
+            <w:tcW w:type="dxa" w:w="6480"/>
+          </w:tcPr>
+          <w:p>
+            <w:r>
+              <w:t>Config del Sidekick (toolbar de edición).</w:t>
+            </w:r>
+          </w:p>
+        </w:tc>
+      </w:tr>
+    </w:tbl>
+    <w:p>
+      <w:pPr>
+        <w:pStyle w:val="Heading2"/>
+      </w:pPr>
+      <w:r>
+        <w:t>3.2 Configuración Vercel</w:t>
+      </w:r>
+    </w:p>
+    <w:tbl>
+      <w:tblPr>
+        <w:tblStyle w:val="LightGrid-Accent1"/>
+        <w:tblW w:type="auto" w:w="0"/>
+        <w:tblLook w:firstColumn="1" w:firstRow="1" w:lastColumn="0" w:lastRow="0" w:noHBand="0" w:noVBand="1" w:val="04A0"/>
+      </w:tblPr>
+      <w:tblGrid>
+        <w:gridCol w:w="4320"/>
+        <w:gridCol w:w="4320"/>
+      </w:tblGrid>
+      <w:tr>
+        <w:tc>
+          <w:tcPr>
+            <w:tcW w:type="dxa" w:w="2880"/>
+          </w:tcPr>
+          <w:p>
+            <w:r>
+              <w:rPr>
+                <w:b/>
+              </w:rPr>
+              <w:t>Fichero</w:t>
+            </w:r>
+          </w:p>
+        </w:tc>
+        <w:tc>
+          <w:tcPr>
+            <w:tcW w:type="dxa" w:w="6480"/>
+          </w:tcPr>
+          <w:p>
+            <w:r>
+              <w:rPr>
+                <w:b/>
+              </w:rPr>
+              <w:t>Función</w:t>
+            </w:r>
+          </w:p>
+        </w:tc>
+      </w:tr>
+      <w:tr>
+        <w:tc>
+          <w:tcPr>
+            <w:tcW w:type="dxa" w:w="2880"/>
+          </w:tcPr>
+          <w:p>
+            <w:r>
+              <w:t>vercel.json</w:t>
+            </w:r>
+          </w:p>
+        </w:tc>
+        <w:tc>
+          <w:tcPr>
+            <w:tcW w:type="dxa" w:w="6480"/>
+          </w:tcPr>
+          <w:p>
+            <w:r>
+              <w:t>Headers y rewrites. CORS abierto en /etc.clientlibs/*; rewrites para /markup/*, /sitemap*.xml, /api/markup → /api/markup. Proxy /etc.clientlibs/* → www.asisa.es/etc.clientlibs/* (clientlibs del DS corporativo).</w:t>
+            </w:r>
+          </w:p>
+        </w:tc>
+      </w:tr>
+      <w:tr>
+        <w:tc>
+          <w:tcPr>
+            <w:tcW w:type="dxa" w:w="2880"/>
+          </w:tcPr>
+          <w:p>
+            <w:r>
+              <w:t>.vercel/project.json</w:t>
+            </w:r>
+          </w:p>
+        </w:tc>
+        <w:tc>
+          <w:tcPr>
+            <w:tcW w:type="dxa" w:w="6480"/>
+          </w:tcPr>
+          <w:p>
+            <w:r>
+              <w:t>IDs internos del proyecto Vercel.</w:t>
+            </w:r>
+          </w:p>
+        </w:tc>
+      </w:tr>
+    </w:tbl>
+    <w:p>
+      <w:pPr>
+        <w:pStyle w:val="Heading2"/>
+      </w:pPr>
+      <w:r>
+        <w:t>3.3 Universal Editor — modelos de bloques (AEM Author)</w:t>
+      </w:r>
+    </w:p>
+    <w:tbl>
+      <w:tblPr>
+        <w:tblStyle w:val="LightGrid-Accent1"/>
+        <w:tblW w:type="auto" w:w="0"/>
+        <w:tblLook w:firstColumn="1" w:firstRow="1" w:lastColumn="0" w:lastRow="0" w:noHBand="0" w:noVBand="1" w:val="04A0"/>
+      </w:tblPr>
+      <w:tblGrid>
+        <w:gridCol w:w="4320"/>
+        <w:gridCol w:w="4320"/>
+      </w:tblGrid>
+      <w:tr>
+        <w:tc>
+          <w:tcPr>
+            <w:tcW w:type="dxa" w:w="2880"/>
+          </w:tcPr>
+          <w:p>
+            <w:r>
+              <w:rPr>
+                <w:b/>
+              </w:rPr>
+              <w:t>Fichero</w:t>
+            </w:r>
+          </w:p>
+        </w:tc>
+        <w:tc>
+          <w:tcPr>
+            <w:tcW w:type="dxa" w:w="6480"/>
+          </w:tcPr>
+          <w:p>
+            <w:r>
+              <w:rPr>
+                <w:b/>
+              </w:rPr>
+              <w:t>Función</w:t>
+            </w:r>
+          </w:p>
+        </w:tc>
+      </w:tr>
+      <w:tr>
+        <w:tc>
+          <w:tcPr>
+            <w:tcW w:type="dxa" w:w="2880"/>
+          </w:tcPr>
+          <w:p>
+            <w:r>
+              <w:t>component-definition.json</w:t>
+            </w:r>
+          </w:p>
+        </w:tc>
+        <w:tc>
+          <w:tcPr>
+            <w:tcW w:type="dxa" w:w="6480"/>
+          </w:tcPr>
+          <w:p>
+            <w:r>
+              <w:t>Catálogo de componentes (Default Content, Sections, Blocks incluyendo los 8 bloques de cuadro médico).</w:t>
+            </w:r>
+          </w:p>
+        </w:tc>
+      </w:tr>
+      <w:tr>
+        <w:tc>
+          <w:tcPr>
+            <w:tcW w:type="dxa" w:w="2880"/>
+          </w:tcPr>
+          <w:p>
+            <w:r>
+              <w:t>component-filters.json</w:t>
+            </w:r>
+          </w:p>
+        </w:tc>
+        <w:tc>
+          <w:tcPr>
+            <w:tcW w:type="dxa" w:w="6480"/>
+          </w:tcPr>
+          <w:p>
+            <w:r>
+              <w:t>¿Qué bloque puede ir dentro de qué contenedor?</w:t>
+            </w:r>
+          </w:p>
+        </w:tc>
+      </w:tr>
+      <w:tr>
+        <w:tc>
+          <w:tcPr>
+            <w:tcW w:type="dxa" w:w="2880"/>
+          </w:tcPr>
+          <w:p>
+            <w:r>
+              <w:t>component-models.json</w:t>
+            </w:r>
+          </w:p>
+        </w:tc>
+        <w:tc>
+          <w:tcPr>
+            <w:tcW w:type="dxa" w:w="6480"/>
+          </w:tcPr>
+          <w:p>
+            <w:r>
+              <w:t>Esquema de campos editables por componente.</w:t>
+            </w:r>
+          </w:p>
+        </w:tc>
+      </w:tr>
+      <w:tr>
+        <w:tc>
+          <w:tcPr>
+            <w:tcW w:type="dxa" w:w="2880"/>
+          </w:tcPr>
+          <w:p>
+            <w:r>
+              <w:t>models/_*.json</w:t>
+            </w:r>
+          </w:p>
+        </w:tc>
+        <w:tc>
+          <w:tcPr>
+            <w:tcW w:type="dxa" w:w="6480"/>
+          </w:tcPr>
+          <w:p>
+            <w:r>
+              <w:t>Fragmentos modulares de las definiciones globales.</w:t>
+            </w:r>
+          </w:p>
+        </w:tc>
+      </w:tr>
+    </w:tbl>
+    <w:p>
+      <w:pPr>
+        <w:pStyle w:val="Heading2"/>
+      </w:pPr>
+      <w:r>
+        <w:t>3.4 Endpoints API (carpeta api/) — funciones serverless en Vercel</w:t>
+      </w:r>
+    </w:p>
+    <w:p>
+      <w:r>
+        <w:t>Todos los ficheros api/*.js son funciones serverless Node.js (ESM puro, sin dependencias en runtime). En Vercel, cada uno se expone como una function en /api/&lt;nombre&gt;. Algunos están remapeados por vercel.json (ej. /markup/* → /api/markup).</w:t>
+      </w:r>
+    </w:p>
+    <w:tbl>
+      <w:tblPr>
+        <w:tblStyle w:val="LightGrid-Accent1"/>
+        <w:tblW w:type="auto" w:w="0"/>
+        <w:tblLook w:firstColumn="1" w:firstRow="1" w:lastColumn="0" w:lastRow="0" w:noHBand="0" w:noVBand="1" w:val="04A0"/>
+      </w:tblPr>
+      <w:tblGrid>
+        <w:gridCol w:w="2880"/>
+        <w:gridCol w:w="2880"/>
+        <w:gridCol w:w="2880"/>
+      </w:tblGrid>
+      <w:tr>
+        <w:tc>
+          <w:tcPr>
+            <w:tcW w:type="dxa" w:w="2592"/>
+          </w:tcPr>
+          <w:p>
+            <w:r>
+              <w:rPr>
+                <w:b/>
+              </w:rPr>
+              <w:t>Fichero</w:t>
+            </w:r>
+          </w:p>
+        </w:tc>
+        <w:tc>
+          <w:tcPr>
+            <w:tcW w:type="dxa" w:w="2592"/>
+          </w:tcPr>
+          <w:p>
+            <w:r>
+              <w:rPr>
+                <w:b/>
+              </w:rPr>
+              <w:t>Ruta HTTP</w:t>
+            </w:r>
+          </w:p>
+        </w:tc>
+        <w:tc>
+          <w:tcPr>
+            <w:tcW w:type="dxa" w:w="4176"/>
+          </w:tcPr>
+          <w:p>
+            <w:r>
+              <w:rPr>
+                <w:b/>
+              </w:rPr>
+              <w:t>Función</w:t>
+            </w:r>
+          </w:p>
+        </w:tc>
+      </w:tr>
+      <w:tr>
+        <w:tc>
+          <w:tcPr>
+            <w:tcW w:type="dxa" w:w="2592"/>
+          </w:tcPr>
+          <w:p>
+            <w:r>
+              <w:t>api/markup.js</w:t>
+            </w:r>
+          </w:p>
+        </w:tc>
+        <w:tc>
+          <w:tcPr>
+            <w:tcW w:type="dxa" w:w="2592"/>
+          </w:tcPr>
+          <w:p>
+            <w:r>
+              <w:t>/markup/* (rewrite)</w:t>
+            </w:r>
+          </w:p>
+        </w:tc>
+        <w:tc>
+          <w:tcPr>
+            <w:tcW w:type="dxa" w:w="4176"/>
+          </w:tcPr>
+          <w:p>
+            <w:r>
+              <w:t>Overlay BYOM. Devuelve plantillas HTML para /cuadro-medico/p/*, /d/*, /c/*, /e/*. 404 para el resto. También sirve los 6 sitemaps en /markup/sitemap*.xml.</w:t>
+            </w:r>
+          </w:p>
+        </w:tc>
+      </w:tr>
+      <w:tr>
+        <w:tc>
+          <w:tcPr>
+            <w:tcW w:type="dxa" w:w="2592"/>
+          </w:tcPr>
+          <w:p>
+            <w:r>
+              <w:t>api/providers.js</w:t>
+            </w:r>
+          </w:p>
+        </w:tc>
+        <w:tc>
+          <w:tcPr>
+            <w:tcW w:type="dxa" w:w="2592"/>
+          </w:tcPr>
+          <w:p>
+            <w:r>
+              <w:t>/api/providers</w:t>
+            </w:r>
+          </w:p>
+        </w:tc>
+        <w:tc>
+          <w:tcPr>
+            <w:tcW w:type="dxa" w:w="4176"/>
+          </w:tcPr>
+          <w:p>
+            <w:r>
+              <w:t>Listado paginado de profesionales/centros (provinceSlug, specSlug, tab, page, limit).</w:t>
+            </w:r>
+          </w:p>
+        </w:tc>
+      </w:tr>
+      <w:tr>
+        <w:tc>
+          <w:tcPr>
+            <w:tcW w:type="dxa" w:w="2592"/>
+          </w:tcPr>
+          <w:p>
+            <w:r>
+              <w:t>api/doctor.js</w:t>
+            </w:r>
+          </w:p>
+        </w:tc>
+        <w:tc>
+          <w:tcPr>
+            <w:tcW w:type="dxa" w:w="2592"/>
+          </w:tcPr>
+          <w:p>
+            <w:r>
+              <w:t>/api/doctor?key=…</w:t>
+            </w:r>
+          </w:p>
+        </w:tc>
+        <w:tc>
+          <w:tcPr>
+            <w:tcW w:type="dxa" w:w="4176"/>
+          </w:tcPr>
+          <w:p>
+            <w:r>
+              <w:t>Ficha completa de profesional.</w:t>
+            </w:r>
+          </w:p>
+        </w:tc>
+      </w:tr>
+      <w:tr>
+        <w:tc>
+          <w:tcPr>
+            <w:tcW w:type="dxa" w:w="2592"/>
+          </w:tcPr>
+          <w:p>
+            <w:r>
+              <w:t>api/centro.js</w:t>
+            </w:r>
+          </w:p>
+        </w:tc>
+        <w:tc>
+          <w:tcPr>
+            <w:tcW w:type="dxa" w:w="2592"/>
+          </w:tcPr>
+          <w:p>
+            <w:r>
+              <w:t>/api/centro?key=…</w:t>
+            </w:r>
+          </w:p>
+        </w:tc>
+        <w:tc>
+          <w:tcPr>
+            <w:tcW w:type="dxa" w:w="4176"/>
+          </w:tcPr>
+          <w:p>
+            <w:r>
+              <w:t>Ficha completa de centro.</w:t>
+            </w:r>
+          </w:p>
+        </w:tc>
+      </w:tr>
+      <w:tr>
+        <w:tc>
+          <w:tcPr>
+            <w:tcW w:type="dxa" w:w="2592"/>
+          </w:tcPr>
+          <w:p>
+            <w:r>
+              <w:t>api/provincias.js</w:t>
+            </w:r>
+          </w:p>
+        </w:tc>
+        <w:tc>
+          <w:tcPr>
+            <w:tcW w:type="dxa" w:w="2592"/>
+          </w:tcPr>
+          <w:p>
+            <w:r>
+              <w:t>/api/provincias[?slug=]</w:t>
+            </w:r>
+          </w:p>
+        </w:tc>
+        <w:tc>
+          <w:tcPr>
+            <w:tcW w:type="dxa" w:w="4176"/>
+          </w:tcPr>
+          <w:p>
+            <w:r>
+              <w:t>Listado de provincias o detalle de una.</w:t>
+            </w:r>
+          </w:p>
+        </w:tc>
+      </w:tr>
+      <w:tr>
+        <w:tc>
+          <w:tcPr>
+            <w:tcW w:type="dxa" w:w="2592"/>
+          </w:tcPr>
+          <w:p>
+            <w:r>
+              <w:t>api/especialidades.js</w:t>
+            </w:r>
+          </w:p>
+        </w:tc>
+        <w:tc>
+          <w:tcPr>
+            <w:tcW w:type="dxa" w:w="2592"/>
+          </w:tcPr>
+          <w:p>
+            <w:r>
+              <w:t>/api/especialidades[?slug=]</w:t>
+            </w:r>
+          </w:p>
+        </w:tc>
+        <w:tc>
+          <w:tcPr>
+            <w:tcW w:type="dxa" w:w="4176"/>
+          </w:tcPr>
+          <w:p>
+            <w:r>
+              <w:t>Master list de especialidades o detalle.</w:t>
+            </w:r>
+          </w:p>
+        </w:tc>
+      </w:tr>
+      <w:tr>
+        <w:tc>
+          <w:tcPr>
+            <w:tcW w:type="dxa" w:w="2592"/>
+          </w:tcPr>
+          <w:p>
+            <w:r>
+              <w:t>api/providers-detail.js</w:t>
+            </w:r>
+          </w:p>
+        </w:tc>
+        <w:tc>
+          <w:tcPr>
+            <w:tcW w:type="dxa" w:w="2592"/>
+          </w:tcPr>
+          <w:p>
+            <w:r>
+              <w:t>/api/providers-detail?id=…</w:t>
+            </w:r>
+          </w:p>
+        </w:tc>
+        <w:tc>
+          <w:tcPr>
+            <w:tcW w:type="dxa" w:w="4176"/>
+          </w:tcPr>
+          <w:p>
+            <w:r>
+              <w:t>Detalle consolidado por código de localización.</w:t>
+            </w:r>
+          </w:p>
+        </w:tc>
+      </w:tr>
+      <w:tr>
+        <w:tc>
+          <w:tcPr>
+            <w:tcW w:type="dxa" w:w="2592"/>
+          </w:tcPr>
+          <w:p>
+            <w:r>
+              <w:t>api/specialities.js</w:t>
+            </w:r>
+          </w:p>
+        </w:tc>
+        <w:tc>
+          <w:tcPr>
+            <w:tcW w:type="dxa" w:w="2592"/>
+          </w:tcPr>
+          <w:p>
+            <w:r>
+              <w:t>/api/specialities?provinceCode=…</w:t>
+            </w:r>
+          </w:p>
+        </w:tc>
+        <w:tc>
+          <w:tcPr>
+            <w:tcW w:type="dxa" w:w="4176"/>
+          </w:tcPr>
+          <w:p>
+            <w:r>
+              <w:t>PROXY en vivo al backend ASISA (ursaepre.asisa.es) — no usa caché local.</w:t>
+            </w:r>
+          </w:p>
+        </w:tc>
+      </w:tr>
+      <w:tr>
+        <w:tc>
+          <w:tcPr>
+            <w:tcW w:type="dxa" w:w="2592"/>
+          </w:tcPr>
+          <w:p>
+            <w:r>
+              <w:t>api/sitemap.js</w:t>
+            </w:r>
+          </w:p>
+        </w:tc>
+        <w:tc>
+          <w:tcPr>
+            <w:tcW w:type="dxa" w:w="2592"/>
+          </w:tcPr>
+          <w:p>
+            <w:r>
+              <w:t>/sitemap.xml (rewrite)</w:t>
+            </w:r>
+          </w:p>
+        </w:tc>
+        <w:tc>
+          <w:tcPr>
+            <w:tcW w:type="dxa" w:w="4176"/>
+          </w:tcPr>
+          <w:p>
+            <w:r>
+              <w:t>Sitemap index "Vercel-only" (no usado por EDS). Apunta a www.asisa.es.</w:t>
+            </w:r>
+          </w:p>
+        </w:tc>
+      </w:tr>
+      <w:tr>
+        <w:tc>
+          <w:tcPr>
+            <w:tcW w:type="dxa" w:w="2592"/>
+          </w:tcPr>
+          <w:p>
+            <w:r>
+              <w:t>api/sitemap-cuadro-medico.js</w:t>
+            </w:r>
+          </w:p>
+        </w:tc>
+        <w:tc>
+          <w:tcPr>
+            <w:tcW w:type="dxa" w:w="2592"/>
+          </w:tcPr>
+          <w:p>
+            <w:r>
+              <w:t>/sitemap-cuadro-medico-*.xml (rewrite)</w:t>
+            </w:r>
+          </w:p>
+        </w:tc>
+        <w:tc>
+          <w:tcPr>
+            <w:tcW w:type="dxa" w:w="4176"/>
+          </w:tcPr>
+          <w:p>
+            <w:r>
+              <w:t>Sitemap específico por tipo. EDS no lo usa, pero está accesible directo en Vercel.</w:t>
+            </w:r>
+          </w:p>
+        </w:tc>
+      </w:tr>
+      <w:tr>
+        <w:tc>
+          <w:tcPr>
+            <w:tcW w:type="dxa" w:w="2592"/>
+          </w:tcPr>
+          <w:p>
+            <w:r>
+              <w:t>api/sync-aem.js</w:t>
+            </w:r>
+          </w:p>
+        </w:tc>
+        <w:tc>
+          <w:tcPr>
+            <w:tcW w:type="dxa" w:w="2592"/>
+          </w:tcPr>
+          <w:p>
+            <w:r>
+              <w:t>/api/sync-aem</w:t>
+            </w:r>
+          </w:p>
+        </w:tc>
+        <w:tc>
+          <w:tcPr>
+            <w:tcW w:type="dxa" w:w="4176"/>
+          </w:tcPr>
+          <w:p>
+            <w:r>
+              <w:t>Sincroniza URLs del sitemap remoto de www.asisa.es con preview+live de EDS. Requiere SYNC_SECRET y HLX_ADMIN_API_TOKEN.</w:t>
+            </w:r>
+          </w:p>
+        </w:tc>
+      </w:tr>
+    </w:tbl>
+    <w:p>
+      <w:r>
+        <w:t>Importante: varios endpoints implementan caché in-memory (variables module-scope *Cache) para evitar releer los JSON en cada petición. Solo persisten mientras la instancia serverless esté caliente; en un arranque en frío se reconstruyen.</w:t>
+      </w:r>
+    </w:p>
+    <w:p>
+      <w:r>
+        <w:br w:type="page"/>
+      </w:r>
+    </w:p>
+    <w:p>
+      <w:pPr>
+        <w:pStyle w:val="Heading3"/>
+      </w:pPr>
+      <w:r>
+        <w:t>3.4.1 Detalle exhaustivo de cada endpoint API</w:t>
+      </w:r>
+    </w:p>
+    <w:p>
+      <w:r>
+        <w:t>A continuación se documenta cada uno de los 11 endpoints de la carpeta api/: fichero, método, query params con tipo y validaciones, ficheros de data/ que lee, cachés in-memory, headers de respuesta, shape EXACTA del JSON o XML devuelto, y reglas de negocio.</w:t>
+      </w:r>
+    </w:p>
+    <w:p>
+      <w:pPr>
+        <w:pStyle w:val="Heading4"/>
+      </w:pPr>
+      <w:r>
+        <w:t>Endpoint 1 · api/markup.js (overlay BYOM con SSR completo)</w:t>
+      </w:r>
+    </w:p>
+    <w:p>
+      <w:r>
+        <w:t>Ruta: api/markup.js · ~580 líneas. Es el endpoint más grande del proyecto: aglutina el router del overlay, las funciones de Server-Side Rendering para los 5 patrones de URL del cuadro médico y la generación de sitemaps.</w:t>
+      </w:r>
+    </w:p>
+    <w:p>
+      <w:r>
+        <w:t>HTTP: GET. Vercel reescribe /markup y /markup/(.*) → /api/markup?path=$1. Devuelve HTML (text/html) para URLs dinámicas o XML (text/xml) para sitemaps. 404 con header "x-source: overlay-pass" si el path no coincide con ninguna regla — eso indica a EDS que pase al source de AEM.</w:t>
+      </w:r>
+    </w:p>
+    <w:p>
+      <w:r>
+        <w:t>Query params:</w:t>
+      </w:r>
+    </w:p>
+    <w:tbl>
+      <w:tblPr>
+        <w:tblStyle w:val="LightGrid-Accent1"/>
+        <w:tblW w:type="auto" w:w="0"/>
+        <w:tblLook w:firstColumn="1" w:firstRow="1" w:lastColumn="0" w:lastRow="0" w:noHBand="0" w:noVBand="1" w:val="04A0"/>
+      </w:tblPr>
+      <w:tblGrid>
+        <w:gridCol w:w="2160"/>
+        <w:gridCol w:w="2160"/>
+        <w:gridCol w:w="2160"/>
+        <w:gridCol w:w="2160"/>
+      </w:tblGrid>
+      <w:tr>
+        <w:tc>
+          <w:tcPr>
             <w:tcW w:type="dxa" w:w="1152"/>
           </w:tcPr>
           <w:p>
@@ -2335,7 +3341,321 @@
     </w:tbl>
     <w:p>
       <w:r>
-        <w:t>Patrones de path reconocidos:</w:t>
+        <w:t>Patrones de path reconocidos y qué genera cada uno:</w:t>
+      </w:r>
+    </w:p>
+    <w:tbl>
+      <w:tblPr>
+        <w:tblStyle w:val="LightGrid-Accent1"/>
+        <w:tblW w:type="auto" w:w="0"/>
+        <w:tblLook w:firstColumn="1" w:firstRow="1" w:lastColumn="0" w:lastRow="0" w:noHBand="0" w:noVBand="1" w:val="04A0"/>
+      </w:tblPr>
+      <w:tblGrid>
+        <w:gridCol w:w="2880"/>
+        <w:gridCol w:w="2880"/>
+        <w:gridCol w:w="2880"/>
+      </w:tblGrid>
+      <w:tr>
+        <w:tc>
+          <w:tcPr>
+            <w:tcW w:type="dxa" w:w="2592"/>
+          </w:tcPr>
+          <w:p>
+            <w:r>
+              <w:rPr>
+                <w:b/>
+              </w:rPr>
+              <w:t>Patrón</w:t>
+            </w:r>
+          </w:p>
+        </w:tc>
+        <w:tc>
+          <w:tcPr>
+            <w:tcW w:type="dxa" w:w="2592"/>
+          </w:tcPr>
+          <w:p>
+            <w:r>
+              <w:rPr>
+                <w:b/>
+              </w:rPr>
+              <w:t>Función SSR</w:t>
+            </w:r>
+          </w:p>
+        </w:tc>
+        <w:tc>
+          <w:tcPr>
+            <w:tcW w:type="dxa" w:w="4176"/>
+          </w:tcPr>
+          <w:p>
+            <w:r>
+              <w:rPr>
+                <w:b/>
+              </w:rPr>
+              <w:t>Lo que emite en el HTML</w:t>
+            </w:r>
+          </w:p>
+        </w:tc>
+      </w:tr>
+      <w:tr>
+        <w:tc>
+          <w:tcPr>
+            <w:tcW w:type="dxa" w:w="2592"/>
+          </w:tcPr>
+          <w:p>
+            <w:r>
+              <w:t>/cuadro-medico/p/&lt;slug&gt;</w:t>
+            </w:r>
+          </w:p>
+        </w:tc>
+        <w:tc>
+          <w:tcPr>
+            <w:tcW w:type="dxa" w:w="2592"/>
+          </w:tcPr>
+          <w:p>
+            <w:r>
+              <w:t>ssrListing + ssrOtrasEspecialidades</w:t>
+            </w:r>
+          </w:p>
+        </w:tc>
+        <w:tc>
+          <w:tcPr>
+            <w:tcW w:type="dxa" w:w="4176"/>
+          </w:tcPr>
+          <w:p>
+            <w:r>
+              <w:t>&lt;title&gt;, meta description, canonical, og tags, H1 "Cuadro Médico de ASISA en X", intro SEO, primeras 10 tarjetas de profesionales (eds-mp-card) con nombre real, especialidad, dirección, teléfono y link a la ficha. Bajo el listado: chips (eds-mp-other-specs) con las otras especialidades disponibles en la provincia.</w:t>
+            </w:r>
+          </w:p>
+        </w:tc>
+      </w:tr>
+      <w:tr>
+        <w:tc>
+          <w:tcPr>
+            <w:tcW w:type="dxa" w:w="2592"/>
+          </w:tcPr>
+          <w:p>
+            <w:r>
+              <w:t>/cuadro-medico/p/&lt;prov&gt;/pe/&lt;spec&gt;</w:t>
+            </w:r>
+          </w:p>
+        </w:tc>
+        <w:tc>
+          <w:tcPr>
+            <w:tcW w:type="dxa" w:w="2592"/>
+          </w:tcPr>
+          <w:p>
+            <w:r>
+              <w:t>ssrListing + ssrOtrasEspecialidades + ssrOtrasProvincias</w:t>
+            </w:r>
+          </w:p>
+        </w:tc>
+        <w:tc>
+          <w:tcPr>
+            <w:tcW w:type="dxa" w:w="4176"/>
+          </w:tcPr>
+          <w:p>
+            <w:r>
+              <w:t>Mismo que arriba pero filtrado por especialidad: H1 "&lt;Spec&gt; en &lt;Provincia&gt;", 10 cards, chips de otras especialidades en la provincia y grid de otras provincias con esa especialidad (cm-otras-prov-card) con count de profesionales.</w:t>
+            </w:r>
+          </w:p>
+        </w:tc>
+      </w:tr>
+      <w:tr>
+        <w:tc>
+          <w:tcPr>
+            <w:tcW w:type="dxa" w:w="2592"/>
+          </w:tcPr>
+          <w:p>
+            <w:r>
+              <w:t>/cuadro-medico/e/&lt;slug&gt;</w:t>
+            </w:r>
+          </w:p>
+        </w:tc>
+        <w:tc>
+          <w:tcPr>
+            <w:tcW w:type="dxa" w:w="2592"/>
+          </w:tcPr>
+          <w:p>
+            <w:r>
+              <w:t>ssrListing + ssrOtrasEspecialidades + ssrOtrasProvincias</w:t>
+            </w:r>
+          </w:p>
+        </w:tc>
+        <w:tc>
+          <w:tcPr>
+            <w:tcW w:type="dxa" w:w="4176"/>
+          </w:tcPr>
+          <w:p>
+            <w:r>
+              <w:t>Búsqueda nacional. H1 "Especialistas en X con ASISA", 10 cards mezclando provincias, top 15 chips de otras especialidades y grid de todas las provincias.</w:t>
+            </w:r>
+          </w:p>
+        </w:tc>
+      </w:tr>
+      <w:tr>
+        <w:tc>
+          <w:tcPr>
+            <w:tcW w:type="dxa" w:w="2592"/>
+          </w:tcPr>
+          <w:p>
+            <w:r>
+              <w:t>/cuadro-medico/d/&lt;key&gt;</w:t>
+            </w:r>
+          </w:p>
+        </w:tc>
+        <w:tc>
+          <w:tcPr>
+            <w:tcW w:type="dxa" w:w="2592"/>
+          </w:tcPr>
+          <w:p>
+            <w:r>
+              <w:t>ssrDoctor + ssrOtrosMedicos</w:t>
+            </w:r>
+          </w:p>
+        </w:tc>
+        <w:tc>
+          <w:tcPr>
+            <w:tcW w:type="dxa" w:w="4176"/>
+          </w:tcPr>
+          <w:p>
+            <w:r>
+              <w:t>H1 "&lt;Nombre del médico&gt;, &lt;Especialidad&gt;", intro, una card detallada por cada ubicación donde el médico pasa consulta (con link al centro padre), y 2 secciones de chips: otros médicos en la misma provincia + en el mismo centro.</w:t>
+            </w:r>
+          </w:p>
+        </w:tc>
+      </w:tr>
+      <w:tr>
+        <w:tc>
+          <w:tcPr>
+            <w:tcW w:type="dxa" w:w="2592"/>
+          </w:tcPr>
+          <w:p>
+            <w:r>
+              <w:t>/cuadro-medico/c/&lt;key&gt;</w:t>
+            </w:r>
+          </w:p>
+        </w:tc>
+        <w:tc>
+          <w:tcPr>
+            <w:tcW w:type="dxa" w:w="2592"/>
+          </w:tcPr>
+          <w:p>
+            <w:r>
+              <w:t>ssrCentro</w:t>
+            </w:r>
+          </w:p>
+        </w:tc>
+        <w:tc>
+          <w:tcPr>
+            <w:tcW w:type="dxa" w:w="4176"/>
+          </w:tcPr>
+          <w:p>
+            <w:r>
+              <w:t>Breadcrumb, H1 "&lt;Centro&gt; en &lt;Provincia&gt;", intro, card principal del centro, sección con TODAS las especialidades y sus doctores asociados, grid completo de médicos del centro y sección de otros centros similares.</w:t>
+            </w:r>
+          </w:p>
+        </w:tc>
+      </w:tr>
+      <w:tr>
+        <w:tc>
+          <w:tcPr>
+            <w:tcW w:type="dxa" w:w="2592"/>
+          </w:tcPr>
+          <w:p>
+            <w:r>
+              <w:t>/sitemap.xml</w:t>
+            </w:r>
+          </w:p>
+        </w:tc>
+        <w:tc>
+          <w:tcPr>
+            <w:tcW w:type="dxa" w:w="2592"/>
+          </w:tcPr>
+          <w:p>
+            <w:r>
+              <w:t>—</w:t>
+            </w:r>
+          </w:p>
+        </w:tc>
+        <w:tc>
+          <w:tcPr>
+            <w:tcW w:type="dxa" w:w="4176"/>
+          </w:tcPr>
+          <w:p>
+            <w:r>
+              <w:t>Delega en getSitemapIndexXml() de api/sitemap.js.</w:t>
+            </w:r>
+          </w:p>
+        </w:tc>
+      </w:tr>
+      <w:tr>
+        <w:tc>
+          <w:tcPr>
+            <w:tcW w:type="dxa" w:w="2592"/>
+          </w:tcPr>
+          <w:p>
+            <w:r>
+              <w:t>/sitemap-cuadro-medico-{tipo}.xml</w:t>
+            </w:r>
+          </w:p>
+        </w:tc>
+        <w:tc>
+          <w:tcPr>
+            <w:tcW w:type="dxa" w:w="2592"/>
+          </w:tcPr>
+          <w:p>
+            <w:r>
+              <w:t>—</w:t>
+            </w:r>
+          </w:p>
+        </w:tc>
+        <w:tc>
+          <w:tcPr>
+            <w:tcW w:type="dxa" w:w="4176"/>
+          </w:tcPr>
+          <w:p>
+            <w:r>
+              <w:t>Delega en getCuadroMedicoSitemapXml(tipo) de api/sitemap-cuadro-medico.js.</w:t>
+            </w:r>
+          </w:p>
+        </w:tc>
+      </w:tr>
+      <w:tr>
+        <w:tc>
+          <w:tcPr>
+            <w:tcW w:type="dxa" w:w="2592"/>
+          </w:tcPr>
+          <w:p>
+            <w:r>
+              <w:t>Cualquier otro</w:t>
+            </w:r>
+          </w:p>
+        </w:tc>
+        <w:tc>
+          <w:tcPr>
+            <w:tcW w:type="dxa" w:w="2592"/>
+          </w:tcPr>
+          <w:p>
+            <w:r>
+              <w:t>—</w:t>
+            </w:r>
+          </w:p>
+        </w:tc>
+        <w:tc>
+          <w:tcPr>
+            <w:tcW w:type="dxa" w:w="4176"/>
+          </w:tcPr>
+          <w:p>
+            <w:r>
+              <w:t>404 con header x-source: overlay-pass (EDS hace fallback a AEM).</w:t>
+            </w:r>
+          </w:p>
+        </w:tc>
+      </w:tr>
+    </w:tbl>
+    <w:p>
+      <w:r>
+        <w:t>Headers de respuesta:</w:t>
       </w:r>
     </w:p>
     <w:p>
@@ -2343,7 +3663,7 @@
         <w:pStyle w:val="ListBullet"/>
       </w:pPr>
       <w:r>
-        <w:t>/cuadro-medico/p/&lt;slug&gt; → template provincia (3 bloques)</w:t>
+        <w:t>Content-Type: text/html; charset=utf-8 (templates) o application/xml; charset=utf-8 (sitemaps)</w:t>
       </w:r>
     </w:p>
     <w:p>
@@ -2351,7 +3671,7 @@
         <w:pStyle w:val="ListBullet"/>
       </w:pPr>
       <w:r>
-        <w:t>/cuadro-medico/p/&lt;prov&gt;/pe/&lt;spec&gt; → mismo template (los bloques leen el path)</w:t>
+        <w:t>Cache-Control: public, max-age=60 (EDS lo cachea aparte; este TTL es para Vercel CDN)</w:t>
       </w:r>
     </w:p>
     <w:p>
@@ -2359,7 +3679,17 @@
         <w:pStyle w:val="ListBullet"/>
       </w:pPr>
       <w:r>
-        <w:t>/cuadro-medico/d/&lt;key&gt; → template doctor (2 bloques)</w:t>
+        <w:t>x-source: ssr:provincia | ssr:provincia-spec | ssr:especialidad | ssr:doctor | ssr:centro | sitemap:index | sitemap:&lt;type&gt; | overlay-pass</w:t>
+      </w:r>
+    </w:p>
+    <w:p>
+      <w:r>
+        <w:t>Imports clave: fetchProvincias / fetchProvincia / fetchEspecialidadesMaster / fetchEspecialidad / fetchProviders / fetchDoctor / fetchCentro (las funciones puras de cada endpoint) y getSitemapIndexXml / getCuadroMedicoSitemapXml.</w:t>
+      </w:r>
+    </w:p>
+    <w:p>
+      <w:r>
+        <w:t>Helpers internos relevantes:</w:t>
       </w:r>
     </w:p>
     <w:p>
@@ -2367,7 +3697,7 @@
         <w:pStyle w:val="ListBullet"/>
       </w:pPr>
       <w:r>
-        <w:t>/cuadro-medico/c/&lt;key&gt; → template centro (1 bloque)</w:t>
+        <w:t>extractPath() normaliza el query param (quita .html, .plain.html).</w:t>
       </w:r>
     </w:p>
     <w:p>
@@ -2375,7 +3705,7 @@
         <w:pStyle w:val="ListBullet"/>
       </w:pPr>
       <w:r>
-        <w:t>/cuadro-medico/e/&lt;slug&gt; → template especialidad (3 bloques)</w:t>
+        <w:t>esc() escapa caracteres especiales para HTML.</w:t>
       </w:r>
     </w:p>
     <w:p>
@@ -2383,7 +3713,7 @@
         <w:pStyle w:val="ListBullet"/>
       </w:pPr>
       <w:r>
-        <w:t>/sitemap.xml → sitemap index (delega en api/sitemap.js)</w:t>
+        <w:t>titleCase() formatea "HOSPITAL HM" → "Hospital Hm".</w:t>
       </w:r>
     </w:p>
     <w:p>
@@ -2391,7 +3721,7 @@
         <w:pStyle w:val="ListBullet"/>
       </w:pPr>
       <w:r>
-        <w:t>/sitemap-cuadro-medico-{provincias|provincia-specs|doctores|centros|especialidades}.xml → delega en api/sitemap-cuadro-medico.js</w:t>
+        <w:t>toSlug() y centroLink() construyen el href /cuadro-medico/c/&lt;slug&gt; a partir del parentDescription de una ubicación de médico.</w:t>
       </w:r>
     </w:p>
     <w:p>
@@ -2399,12 +3729,7 @@
         <w:pStyle w:val="ListBullet"/>
       </w:pPr>
       <w:r>
-        <w:t>Cualquier otro → 404 overlay-pass</w:t>
-      </w:r>
-    </w:p>
-    <w:p>
-      <w:r>
-        <w:t>Headers de respuesta:</w:t>
+        <w:t>formatPersonName() reordena "APELLIDOS, NOMBRE" → "Dr./Dra. Nombre Apellidos".</w:t>
       </w:r>
     </w:p>
     <w:p>
@@ -2412,7 +3737,7 @@
         <w:pStyle w:val="ListBullet"/>
       </w:pPr>
       <w:r>
-        <w:t>Content-Type: text/html; charset=utf-8 (templates) o application/xml; charset=utf-8 (sitemaps)</w:t>
+        <w:t>getProviderTag() mapea doctorType/providerType al texto de la etiqueta principal.</w:t>
       </w:r>
     </w:p>
     <w:p>
@@ -2420,7 +3745,7 @@
         <w:pStyle w:val="ListBullet"/>
       </w:pPr>
       <w:r>
-        <w:t>Cache-Control: public, max-age=60 (EDS lo cachea aparte; este TTL es para Vercel CDN)</w:t>
+        <w:t>renderCard() emite la &lt;div class="eds-mp-card"&gt; que la versión cliente también pinta.</w:t>
       </w:r>
     </w:p>
     <w:p>
@@ -2428,17 +3753,17 @@
         <w:pStyle w:val="ListBullet"/>
       </w:pPr>
       <w:r>
-        <w:t>x-source: template:provincia | template:doctor | template:centro | template:especialidad | sitemap:index | sitemap:&lt;type&gt; | overlay-pass</w:t>
-      </w:r>
-    </w:p>
-    <w:p>
-      <w:r>
-        <w:t>No lee data/ directamente. Importa las funciones getSitemapIndexXml() de api/sitemap.js y getCuadroMedicoSitemapXml(type) de api/sitemap-cuadro-medico.js para servir los sitemaps. Helpers: extractPath() (normaliza el query param), isProvinciaPath/isDoctorPath/isCentroPath/isEspecialidadPath (regex matchers).</w:t>
+        <w:t>locationCard() emite la card de cada ubicación en la ficha de doctor.</w:t>
       </w:r>
     </w:p>
     <w:p>
       <w:r>
         <w:t>Inyecta un &lt;script&gt; con history.replaceState() en el HTML para que, al abrir el overlay directamente desde Vercel (/markup/cuadro-medico/p/madrid), los bloques JS vean el path real cuando leen window.location.pathname.</w:t>
+      </w:r>
+    </w:p>
+    <w:p>
+      <w:r>
+        <w:t>Tolerancia a URLs obsoletas: fetchDoctor() y fetchCentro() implementan un fallback por slug del nombre. Si llega un key como "carbonell-martinez-antonio-2399368" que no existe en el índice (porque el ID cambió en la última regen), se busca un key que coincida en el prefijo del slug ("carbonell-martinez-antonio-*") y se sirve la entrada actual. Esto evita que URLs publicadas en EDS hace tiempo den 404 si el catálogo se ha regenerado.</w:t>
       </w:r>
     </w:p>
     <w:p>
@@ -8842,12 +10167,39 @@
         <w:pStyle w:val="Heading4"/>
       </w:pPr>
       <w:r>
-        <w:t>Regla de oro común a todos los bloques</w:t>
-      </w:r>
-    </w:p>
-    <w:p>
-      <w:r>
-        <w:t>TODAS las llamadas a /api/* DEBEN usar URL ABSOLUTA "https://&lt;overlay-host&gt;/api/…". Una llamada relativa fetch("/api/…") apunta al dominio de aem.live, que no tiene los endpoints y devuelve 404. Si en algún momento cambia el dominio del overlay: hay que reemplazar "API_BASE = 'https://asisa-pc.vercel.app'" por el nuevo dominio en cada bloque (.js) y en api/markup.js.</w:t>
+        <w:t>Reglas de oro comunes a todos los bloques</w:t>
+      </w:r>
+    </w:p>
+    <w:p>
+      <w:pPr>
+        <w:pStyle w:val="ListNumber"/>
+      </w:pPr>
+      <w:r>
+        <w:t>TODAS las llamadas a /api/* DEBEN usar URL ABSOLUTA "https://&lt;overlay-host&gt;/api/…". Una llamada relativa fetch("/api/…") apunta al dominio de aem.live, que no tiene los endpoints y devuelve 404. Si cambia el dominio del overlay, reemplazar API_BASE = 'https://asisa-pc.vercel.app' en cada bloque y en api/markup.js.</w:t>
+      </w:r>
+    </w:p>
+    <w:p>
+      <w:pPr>
+        <w:pStyle w:val="ListNumber"/>
+      </w:pPr>
+      <w:r>
+        <w:t>Si el bloque hace SSR en el overlay, su decorate() debe SOPORTAR HIDRATACIÓN SILENCIOSA. Detección típica: const silentFirst = block.children.length &gt; 0. Si silentFirst, omitir el spinner inicial. Patrón completo en §1.1.</w:t>
+      </w:r>
+    </w:p>
+    <w:p>
+      <w:pPr>
+        <w:pStyle w:val="ListNumber"/>
+      </w:pPr>
+      <w:r>
+        <w:t>Si se modifica el HTML que produce el bloque cliente (renderCard, renderShell, etc.) hay que actualizar el HTML equivalente en api/markup.js. Lo mismo a la inversa. Sin coherencia, Google ve un contenido y el usuario interactivo otro.</w:t>
+      </w:r>
+    </w:p>
+    <w:p>
+      <w:pPr>
+        <w:pStyle w:val="ListNumber"/>
+      </w:pPr>
+      <w:r>
+        <w:t>Tras editar api/markup.js no basta con redeploy de Vercel: EDS cachea el HTML procesado en el bus live. Hay que repreviewar todas las URLs del patrón afectado con POST /preview + POST /live (o `node refresh-eds-pages.mjs`).</w:t>
       </w:r>
     </w:p>
     <w:p>
@@ -13404,7 +14756,147 @@
         <w:pStyle w:val="Heading2"/>
       </w:pPr>
       <w:r>
-        <w:t>9.3 Tras cambiar la plantilla en api/markup.js</w:t>
+        <w:t>9.3 Tras cambiar el HTML que renderiza un bloque</w:t>
+      </w:r>
+    </w:p>
+    <w:p>
+      <w:r>
+        <w:t>Recordatorio (§1.1): cada bloque del cuadro médico tiene render en DOS sitios. Si tocas uno, piensa si toca el otro.</w:t>
+      </w:r>
+    </w:p>
+    <w:tbl>
+      <w:tblPr>
+        <w:tblStyle w:val="LightGrid-Accent1"/>
+        <w:tblW w:type="auto" w:w="0"/>
+        <w:tblLook w:firstColumn="1" w:firstRow="1" w:lastColumn="0" w:lastRow="0" w:noHBand="0" w:noVBand="1" w:val="04A0"/>
+      </w:tblPr>
+      <w:tblGrid>
+        <w:gridCol w:w="4320"/>
+        <w:gridCol w:w="4320"/>
+      </w:tblGrid>
+      <w:tr>
+        <w:tc>
+          <w:tcPr>
+            <w:tcW w:type="dxa" w:w="3600"/>
+          </w:tcPr>
+          <w:p>
+            <w:r>
+              <w:rPr>
+                <w:b/>
+              </w:rPr>
+              <w:t>Qué tocas</w:t>
+            </w:r>
+          </w:p>
+        </w:tc>
+        <w:tc>
+          <w:tcPr>
+            <w:tcW w:type="dxa" w:w="5760"/>
+          </w:tcPr>
+          <w:p>
+            <w:r>
+              <w:rPr>
+                <w:b/>
+              </w:rPr>
+              <w:t>Pasos</w:t>
+            </w:r>
+          </w:p>
+        </w:tc>
+      </w:tr>
+      <w:tr>
+        <w:tc>
+          <w:tcPr>
+            <w:tcW w:type="dxa" w:w="3600"/>
+          </w:tcPr>
+          <w:p>
+            <w:r>
+              <w:t>Solo el bloque cliente (blocks/&lt;name&gt;/&lt;name&gt;.js)</w:t>
+            </w:r>
+          </w:p>
+        </w:tc>
+        <w:tc>
+          <w:tcPr>
+            <w:tcW w:type="dxa" w:w="5760"/>
+          </w:tcPr>
+          <w:p>
+            <w:r>
+              <w:t>1) commit + push  2) POST /code refresh (o auto-sync de la GitHub App)  3) Probar en aem.live — los nuevos visitantes ven el cambio. NO necesita repreviewar URLs porque el HTML SSR ya cacheado no contiene el bloque cliente, solo el contenido SSR que se hidrata.</w:t>
+            </w:r>
+          </w:p>
+        </w:tc>
+      </w:tr>
+      <w:tr>
+        <w:tc>
+          <w:tcPr>
+            <w:tcW w:type="dxa" w:w="3600"/>
+          </w:tcPr>
+          <w:p>
+            <w:r>
+              <w:t>Solo la función SSR (api/markup.js: ssrListing, ssrDoctor, ssrCentro, ssrOtrasEspecialidades, ssrOtrasProvincias, ssrOtrosMedicos)</w:t>
+            </w:r>
+          </w:p>
+        </w:tc>
+        <w:tc>
+          <w:tcPr>
+            <w:tcW w:type="dxa" w:w="5760"/>
+          </w:tcPr>
+          <w:p>
+            <w:r>
+              <w:t>1) commit + push  2) `vercel deploy --prod --archive=tgz`  3) `node refresh-eds-pages.mjs` (sin flags) — porque cada URL dinámica ya cacheada en EDS tiene el SSR antiguo en su bus live.</w:t>
+            </w:r>
+          </w:p>
+        </w:tc>
+      </w:tr>
+      <w:tr>
+        <w:tc>
+          <w:tcPr>
+            <w:tcW w:type="dxa" w:w="3600"/>
+          </w:tcPr>
+          <w:p>
+            <w:r>
+              <w:t>Bloque cliente Y SSR (cambio coordinado)</w:t>
+            </w:r>
+          </w:p>
+        </w:tc>
+        <w:tc>
+          <w:tcPr>
+            <w:tcW w:type="dxa" w:w="5760"/>
+          </w:tcPr>
+          <w:p>
+            <w:r>
+              <w:t>1) commit + push  2) refresh code bus  3) `vercel deploy`  4) `node refresh-eds-pages.mjs` para repreviewar.</w:t>
+            </w:r>
+          </w:p>
+        </w:tc>
+      </w:tr>
+      <w:tr>
+        <w:tc>
+          <w:tcPr>
+            <w:tcW w:type="dxa" w:w="3600"/>
+          </w:tcPr>
+          <w:p>
+            <w:r>
+              <w:t>Una función fetch* compartida (api/&lt;endpoint&gt;.js)</w:t>
+            </w:r>
+          </w:p>
+        </w:tc>
+        <w:tc>
+          <w:tcPr>
+            <w:tcW w:type="dxa" w:w="5760"/>
+          </w:tcPr>
+          <w:p>
+            <w:r>
+              <w:t>1) commit + push  2) `vercel deploy` (las API responden con la lógica nueva al instante)  3) Si el cambio afecta la SHAPE del JSON, las URLs ya servidas pueden tener HTML inconsistente — repreviewar con refresh-eds-pages.mjs.</w:t>
+            </w:r>
+          </w:p>
+        </w:tc>
+      </w:tr>
+    </w:tbl>
+    <w:p>
+      <w:pPr>
+        <w:pStyle w:val="Heading2"/>
+      </w:pPr>
+      <w:r>
+        <w:t>9.4 Tras actualizar datos (data/*.json)</w:t>
       </w:r>
     </w:p>
     <w:p>
@@ -13412,7 +14904,7 @@
         <w:pStyle w:val="ListNumber"/>
       </w:pPr>
       <w:r>
-        <w:t>Commit + push.</w:t>
+        <w:t>Commit + push a main (los workflows de GH Actions ejecutan los generate-* y commitean los JSON resultantes en data/).</w:t>
       </w:r>
     </w:p>
     <w:p>
@@ -13420,7 +14912,7 @@
         <w:pStyle w:val="ListNumber"/>
       </w:pPr>
       <w:r>
-        <w:t>Deploy a Vercel.</w:t>
+        <w:t>Lanzar `vercel deploy --prod --archive=tgz`. Las funciones recogen los JSON nuevos.</w:t>
       </w:r>
     </w:p>
     <w:p>
@@ -13428,7 +14920,7 @@
         <w:pStyle w:val="ListNumber"/>
       </w:pPr>
       <w:r>
-        <w:t>`node refresh-eds-pages.mjs` para re-previewar todas las URLs dinámicas — EDS re-fetcha del overlay.</w:t>
+        <w:t>Los bloques cliente fetchean datos en runtime así que en cuanto Vercel está desplegado los nuevos datos se ven. PERO el HTML SSR cacheado en EDS sigue usando datos del momento en que se previewó esa URL. Para refrescar el SSR de todo el catálogo: `node refresh-eds-pages.mjs`.</w:t>
       </w:r>
     </w:p>
     <w:p>
@@ -13436,38 +14928,6 @@
         <w:pStyle w:val="Heading2"/>
       </w:pPr>
       <w:r>
-        <w:t>9.4 Tras actualizar datos (data/*.json)</w:t>
-      </w:r>
-    </w:p>
-    <w:p>
-      <w:pPr>
-        <w:pStyle w:val="ListNumber"/>
-      </w:pPr>
-      <w:r>
-        <w:t>Commit + push a main (los workflows de GH Actions ejecutan los generate-* y commitean los JSON resultantes en data/).</w:t>
-      </w:r>
-    </w:p>
-    <w:p>
-      <w:pPr>
-        <w:pStyle w:val="ListNumber"/>
-      </w:pPr>
-      <w:r>
-        <w:t>Vercel recoge los datos en el siguiente deploy. Si Blob Storage, los datos son visibles inmediatamente sin redeploy.</w:t>
-      </w:r>
-    </w:p>
-    <w:p>
-      <w:pPr>
-        <w:pStyle w:val="ListNumber"/>
-      </w:pPr>
-      <w:r>
-        <w:t>Los bloques fetchean datos en runtime, así que NO hace falta re-publicar páginas.</w:t>
-      </w:r>
-    </w:p>
-    <w:p>
-      <w:pPr>
-        <w:pStyle w:val="Heading2"/>
-      </w:pPr>
-      <w:r>
         <w:t>9.5 Verificación rápida del estado del sistema</w:t>
       </w:r>
     </w:p>
@@ -13477,7 +14937,7 @@
         <w:shd w:fill="F4F4F4" w:val="clear"/>
       </w:pPr>
       <w:r>
-        <w:t># Health check del overlay</w:t>
+        <w:t># Health check del overlay (SSR)</w:t>
       </w:r>
     </w:p>
     <w:p>
@@ -13495,7 +14955,7 @@
         <w:shd w:fill="F4F4F4" w:val="clear"/>
       </w:pPr>
       <w:r>
-        <w:t># → HTTP 200, x-source: template:provincia</w:t>
+        <w:t># → HTTP 200, x-source: ssr:provincia</w:t>
       </w:r>
     </w:p>
     <w:p>
@@ -13789,7 +15249,71 @@
           </w:tcPr>
           <w:p>
             <w:r>
-              <w:t>POST /preview + POST /live para cada URL</w:t>
+              <w:t>POST /preview + POST /live para cada URL afectada (node refresh-eds-pages.mjs)</w:t>
+            </w:r>
+          </w:p>
+        </w:tc>
+      </w:tr>
+      <w:tr>
+        <w:tc>
+          <w:tcPr>
+            <w:tcW w:type="dxa" w:w="3168"/>
+          </w:tcPr>
+          <w:p>
+            <w:r>
+              <w:t>view-source de una URL dinámica muestra &lt;div&gt;&lt;/div&gt; vacíos o solo el spinner</w:t>
+            </w:r>
+          </w:p>
+        </w:tc>
+        <w:tc>
+          <w:tcPr>
+            <w:tcW w:type="dxa" w:w="2880"/>
+          </w:tcPr>
+          <w:p>
+            <w:r>
+              <w:t>EDS sirve un HTML antiguo previo al SSR, o api/markup.js sigue devolviendo plantilla vacía para ese path</w:t>
+            </w:r>
+          </w:p>
+        </w:tc>
+        <w:tc>
+          <w:tcPr>
+            <w:tcW w:type="dxa" w:w="3312"/>
+          </w:tcPr>
+          <w:p>
+            <w:r>
+              <w:t>1) Comprobar `curl https://&lt;overlay&gt;/markup/&lt;path&gt;` que devuelve HTML real con H1, cards, etc. 2) Si sí, hacer POST /preview + POST /live de la URL. 3) Si el overlay devuelve vacío, hay un fallo en la función ssr* correspondiente (revisar logs Vercel).</w:t>
+            </w:r>
+          </w:p>
+        </w:tc>
+      </w:tr>
+      <w:tr>
+        <w:tc>
+          <w:tcPr>
+            <w:tcW w:type="dxa" w:w="3168"/>
+          </w:tcPr>
+          <w:p>
+            <w:r>
+              <w:t>SEO: Googlebot indexa &lt;title&gt;"Cuadro Médico - Provincia"</w:t>
+            </w:r>
+          </w:p>
+        </w:tc>
+        <w:tc>
+          <w:tcPr>
+            <w:tcW w:type="dxa" w:w="2880"/>
+          </w:tcPr>
+          <w:p>
+            <w:r>
+              <w:t>El HTML procesado en EDS es de cuando el overlay devolvía plantilla vacía</w:t>
+            </w:r>
+          </w:p>
+        </w:tc>
+        <w:tc>
+          <w:tcPr>
+            <w:tcW w:type="dxa" w:w="3312"/>
+          </w:tcPr>
+          <w:p>
+            <w:r>
+              <w:t>Repreviewar todas las URLs del patrón. Cada repreview obliga a EDS a refetchear el overlay y coger el SSR nuevo.</w:t>
             </w:r>
           </w:p>
         </w:tc>

--- a/docs/traspaso-conocimiento.docx
+++ b/docs/traspaso-conocimiento.docx
@@ -3341,7 +3341,7 @@
     </w:tbl>
     <w:p>
       <w:r>
-        <w:t>Patrones de path reconocidos y qué genera cada uno:</w:t>
+        <w:t>Patrones de path reconocidos, ejemplo real y qué genera:</w:t>
       </w:r>
     </w:p>
     <w:tbl>
@@ -3351,14 +3351,15 @@
         <w:tblLook w:firstColumn="1" w:firstRow="1" w:lastColumn="0" w:lastRow="0" w:noHBand="0" w:noVBand="1" w:val="04A0"/>
       </w:tblPr>
       <w:tblGrid>
-        <w:gridCol w:w="2880"/>
-        <w:gridCol w:w="2880"/>
-        <w:gridCol w:w="2880"/>
+        <w:gridCol w:w="2160"/>
+        <w:gridCol w:w="2160"/>
+        <w:gridCol w:w="2160"/>
+        <w:gridCol w:w="2160"/>
       </w:tblGrid>
       <w:tr>
         <w:tc>
           <w:tcPr>
-            <w:tcW w:type="dxa" w:w="2592"/>
+            <w:tcW w:type="dxa" w:w="2304"/>
           </w:tcPr>
           <w:p>
             <w:r>
@@ -3378,20 +3379,33 @@
               <w:rPr>
                 <w:b/>
               </w:rPr>
-              <w:t>Función SSR</w:t>
-            </w:r>
-          </w:p>
-        </w:tc>
-        <w:tc>
-          <w:tcPr>
-            <w:tcW w:type="dxa" w:w="4176"/>
+              <w:t>Ejemplo real</w:t>
+            </w:r>
+          </w:p>
+        </w:tc>
+        <w:tc>
+          <w:tcPr>
+            <w:tcW w:type="dxa" w:w="2016"/>
           </w:tcPr>
           <w:p>
             <w:r>
               <w:rPr>
                 <w:b/>
               </w:rPr>
-              <w:t>Lo que emite en el HTML</w:t>
+              <w:t>Función SSR</w:t>
+            </w:r>
+          </w:p>
+        </w:tc>
+        <w:tc>
+          <w:tcPr>
+            <w:tcW w:type="dxa" w:w="2448"/>
+          </w:tcPr>
+          <w:p>
+            <w:r>
+              <w:rPr>
+                <w:b/>
+              </w:rPr>
+              <w:t>Lo que emite</w:t>
             </w:r>
           </w:p>
         </w:tc>
@@ -3399,17 +3413,27 @@
       <w:tr>
         <w:tc>
           <w:tcPr>
+            <w:tcW w:type="dxa" w:w="2304"/>
+          </w:tcPr>
+          <w:p>
+            <w:r>
+              <w:t>/cuadro-medico/p/&lt;slug&gt;</w:t>
+            </w:r>
+          </w:p>
+        </w:tc>
+        <w:tc>
+          <w:tcPr>
             <w:tcW w:type="dxa" w:w="2592"/>
           </w:tcPr>
           <w:p>
             <w:r>
-              <w:t>/cuadro-medico/p/&lt;slug&gt;</w:t>
-            </w:r>
-          </w:p>
-        </w:tc>
-        <w:tc>
-          <w:tcPr>
-            <w:tcW w:type="dxa" w:w="2592"/>
+              <w:t>/cuadro-medico/p/madrid</w:t>
+            </w:r>
+          </w:p>
+        </w:tc>
+        <w:tc>
+          <w:tcPr>
+            <w:tcW w:type="dxa" w:w="2016"/>
           </w:tcPr>
           <w:p>
             <w:r>
@@ -3419,11 +3443,11 @@
         </w:tc>
         <w:tc>
           <w:tcPr>
-            <w:tcW w:type="dxa" w:w="4176"/>
-          </w:tcPr>
-          <w:p>
-            <w:r>
-              <w:t>&lt;title&gt;, meta description, canonical, og tags, H1 "Cuadro Médico de ASISA en X", intro SEO, primeras 10 tarjetas de profesionales (eds-mp-card) con nombre real, especialidad, dirección, teléfono y link a la ficha. Bajo el listado: chips (eds-mp-other-specs) con las otras especialidades disponibles en la provincia.</w:t>
+            <w:tcW w:type="dxa" w:w="2448"/>
+          </w:tcPr>
+          <w:p>
+            <w:r>
+              <w:t>&lt;title&gt;, meta description, canonical, og tags, H1 "Cuadro Médico de ASISA en X", intro SEO, primeras 10 tarjetas (eds-mp-card) con nombre real, especialidad, dirección, teléfono y link a la ficha. Chips de otras especialidades en la provincia.</w:t>
             </w:r>
           </w:p>
         </w:tc>
@@ -3431,17 +3455,27 @@
       <w:tr>
         <w:tc>
           <w:tcPr>
+            <w:tcW w:type="dxa" w:w="2304"/>
+          </w:tcPr>
+          <w:p>
+            <w:r>
+              <w:t>/cuadro-medico/p/&lt;prov&gt;/pe/&lt;spec&gt;</w:t>
+            </w:r>
+          </w:p>
+        </w:tc>
+        <w:tc>
+          <w:tcPr>
             <w:tcW w:type="dxa" w:w="2592"/>
           </w:tcPr>
           <w:p>
             <w:r>
-              <w:t>/cuadro-medico/p/&lt;prov&gt;/pe/&lt;spec&gt;</w:t>
-            </w:r>
-          </w:p>
-        </w:tc>
-        <w:tc>
-          <w:tcPr>
-            <w:tcW w:type="dxa" w:w="2592"/>
+              <w:t>/cuadro-medico/p/madrid/pe/cardiologia</w:t>
+            </w:r>
+          </w:p>
+        </w:tc>
+        <w:tc>
+          <w:tcPr>
+            <w:tcW w:type="dxa" w:w="2016"/>
           </w:tcPr>
           <w:p>
             <w:r>
@@ -3451,11 +3485,11 @@
         </w:tc>
         <w:tc>
           <w:tcPr>
-            <w:tcW w:type="dxa" w:w="4176"/>
-          </w:tcPr>
-          <w:p>
-            <w:r>
-              <w:t>Mismo que arriba pero filtrado por especialidad: H1 "&lt;Spec&gt; en &lt;Provincia&gt;", 10 cards, chips de otras especialidades en la provincia y grid de otras provincias con esa especialidad (cm-otras-prov-card) con count de profesionales.</w:t>
+            <w:tcW w:type="dxa" w:w="2448"/>
+          </w:tcPr>
+          <w:p>
+            <w:r>
+              <w:t>Mismo que arriba filtrado por especialidad. H1 "&lt;Spec&gt; en &lt;Provincia&gt;", 10 cards, chips y grid de otras provincias con esa especialidad (cm-otras-prov-card).</w:t>
             </w:r>
           </w:p>
         </w:tc>
@@ -3463,17 +3497,27 @@
       <w:tr>
         <w:tc>
           <w:tcPr>
+            <w:tcW w:type="dxa" w:w="2304"/>
+          </w:tcPr>
+          <w:p>
+            <w:r>
+              <w:t>/cuadro-medico/e/&lt;slug&gt;</w:t>
+            </w:r>
+          </w:p>
+        </w:tc>
+        <w:tc>
+          <w:tcPr>
             <w:tcW w:type="dxa" w:w="2592"/>
           </w:tcPr>
           <w:p>
             <w:r>
-              <w:t>/cuadro-medico/e/&lt;slug&gt;</w:t>
-            </w:r>
-          </w:p>
-        </w:tc>
-        <w:tc>
-          <w:tcPr>
-            <w:tcW w:type="dxa" w:w="2592"/>
+              <w:t>/cuadro-medico/e/cardiologia</w:t>
+            </w:r>
+          </w:p>
+        </w:tc>
+        <w:tc>
+          <w:tcPr>
+            <w:tcW w:type="dxa" w:w="2016"/>
           </w:tcPr>
           <w:p>
             <w:r>
@@ -3483,7 +3527,7 @@
         </w:tc>
         <w:tc>
           <w:tcPr>
-            <w:tcW w:type="dxa" w:w="4176"/>
+            <w:tcW w:type="dxa" w:w="2448"/>
           </w:tcPr>
           <w:p>
             <w:r>
@@ -3495,17 +3539,27 @@
       <w:tr>
         <w:tc>
           <w:tcPr>
+            <w:tcW w:type="dxa" w:w="2304"/>
+          </w:tcPr>
+          <w:p>
+            <w:r>
+              <w:t>/cuadro-medico/d/&lt;key&gt;</w:t>
+            </w:r>
+          </w:p>
+        </w:tc>
+        <w:tc>
+          <w:tcPr>
             <w:tcW w:type="dxa" w:w="2592"/>
           </w:tcPr>
           <w:p>
             <w:r>
-              <w:t>/cuadro-medico/d/&lt;key&gt;</w:t>
-            </w:r>
-          </w:p>
-        </w:tc>
-        <w:tc>
-          <w:tcPr>
-            <w:tcW w:type="dxa" w:w="2592"/>
+              <w:t>/cuadro-medico/d/werenitzky-jose-282874657</w:t>
+            </w:r>
+          </w:p>
+        </w:tc>
+        <w:tc>
+          <w:tcPr>
+            <w:tcW w:type="dxa" w:w="2016"/>
           </w:tcPr>
           <w:p>
             <w:r>
@@ -3515,11 +3569,11 @@
         </w:tc>
         <w:tc>
           <w:tcPr>
-            <w:tcW w:type="dxa" w:w="4176"/>
-          </w:tcPr>
-          <w:p>
-            <w:r>
-              <w:t>H1 "&lt;Nombre del médico&gt;, &lt;Especialidad&gt;", intro, una card detallada por cada ubicación donde el médico pasa consulta (con link al centro padre), y 2 secciones de chips: otros médicos en la misma provincia + en el mismo centro.</w:t>
+            <w:tcW w:type="dxa" w:w="2448"/>
+          </w:tcPr>
+          <w:p>
+            <w:r>
+              <w:t>H1 "&lt;Nombre&gt;, &lt;Especialidad&gt;", intro, una card por cada ubicación donde el médico pasa consulta (con link al centro padre), y chips de otros médicos en la provincia + en el mismo centro.</w:t>
             </w:r>
           </w:p>
         </w:tc>
@@ -3527,17 +3581,27 @@
       <w:tr>
         <w:tc>
           <w:tcPr>
+            <w:tcW w:type="dxa" w:w="2304"/>
+          </w:tcPr>
+          <w:p>
+            <w:r>
+              <w:t>/cuadro-medico/c/&lt;key&gt;</w:t>
+            </w:r>
+          </w:p>
+        </w:tc>
+        <w:tc>
+          <w:tcPr>
             <w:tcW w:type="dxa" w:w="2592"/>
           </w:tcPr>
           <w:p>
             <w:r>
-              <w:t>/cuadro-medico/c/&lt;key&gt;</w:t>
-            </w:r>
-          </w:p>
-        </w:tc>
-        <w:tc>
-          <w:tcPr>
-            <w:tcW w:type="dxa" w:w="2592"/>
+              <w:t>/cuadro-medico/c/hospital-universitario-hla-moncloa</w:t>
+            </w:r>
+          </w:p>
+        </w:tc>
+        <w:tc>
+          <w:tcPr>
+            <w:tcW w:type="dxa" w:w="2016"/>
           </w:tcPr>
           <w:p>
             <w:r>
@@ -3547,11 +3611,11 @@
         </w:tc>
         <w:tc>
           <w:tcPr>
-            <w:tcW w:type="dxa" w:w="4176"/>
-          </w:tcPr>
-          <w:p>
-            <w:r>
-              <w:t>Breadcrumb, H1 "&lt;Centro&gt; en &lt;Provincia&gt;", intro, card principal del centro, sección con TODAS las especialidades y sus doctores asociados, grid completo de médicos del centro y sección de otros centros similares.</w:t>
+            <w:tcW w:type="dxa" w:w="2448"/>
+          </w:tcPr>
+          <w:p>
+            <w:r>
+              <w:t>Breadcrumb, H1 "&lt;Centro&gt; en &lt;Provincia&gt;", intro, card principal, sección con TODAS las especialidades y sus doctores, grid completo de médicos y sección de otros centros similares.</w:t>
             </w:r>
           </w:p>
         </w:tc>
@@ -3559,6 +3623,16 @@
       <w:tr>
         <w:tc>
           <w:tcPr>
+            <w:tcW w:type="dxa" w:w="2304"/>
+          </w:tcPr>
+          <w:p>
+            <w:r>
+              <w:t>/sitemap.xml</w:t>
+            </w:r>
+          </w:p>
+        </w:tc>
+        <w:tc>
+          <w:tcPr>
             <w:tcW w:type="dxa" w:w="2592"/>
           </w:tcPr>
           <w:p>
@@ -3569,7 +3643,7 @@
         </w:tc>
         <w:tc>
           <w:tcPr>
-            <w:tcW w:type="dxa" w:w="2592"/>
+            <w:tcW w:type="dxa" w:w="2016"/>
           </w:tcPr>
           <w:p>
             <w:r>
@@ -3579,7 +3653,7 @@
         </w:tc>
         <w:tc>
           <w:tcPr>
-            <w:tcW w:type="dxa" w:w="4176"/>
+            <w:tcW w:type="dxa" w:w="2448"/>
           </w:tcPr>
           <w:p>
             <w:r>
@@ -3591,17 +3665,27 @@
       <w:tr>
         <w:tc>
           <w:tcPr>
+            <w:tcW w:type="dxa" w:w="2304"/>
+          </w:tcPr>
+          <w:p>
+            <w:r>
+              <w:t>/sitemap-cuadro-medico-{tipo}.xml</w:t>
+            </w:r>
+          </w:p>
+        </w:tc>
+        <w:tc>
+          <w:tcPr>
             <w:tcW w:type="dxa" w:w="2592"/>
           </w:tcPr>
           <w:p>
             <w:r>
-              <w:t>/sitemap-cuadro-medico-{tipo}.xml</w:t>
-            </w:r>
-          </w:p>
-        </w:tc>
-        <w:tc>
-          <w:tcPr>
-            <w:tcW w:type="dxa" w:w="2592"/>
+              <w:t>/sitemap-cuadro-medico-doctores.xml</w:t>
+            </w:r>
+          </w:p>
+        </w:tc>
+        <w:tc>
+          <w:tcPr>
+            <w:tcW w:type="dxa" w:w="2016"/>
           </w:tcPr>
           <w:p>
             <w:r>
@@ -3611,11 +3695,11 @@
         </w:tc>
         <w:tc>
           <w:tcPr>
-            <w:tcW w:type="dxa" w:w="4176"/>
-          </w:tcPr>
-          <w:p>
-            <w:r>
-              <w:t>Delega en getCuadroMedicoSitemapXml(tipo) de api/sitemap-cuadro-medico.js.</w:t>
+            <w:tcW w:type="dxa" w:w="2448"/>
+          </w:tcPr>
+          <w:p>
+            <w:r>
+              <w:t>Delega en getCuadroMedicoSitemapXml(tipo) de api/sitemap-cuadro-medico.js. Tipos: provincias, provincia-specs, doctores, centros, especialidades.</w:t>
             </w:r>
           </w:p>
         </w:tc>
@@ -3623,17 +3707,27 @@
       <w:tr>
         <w:tc>
           <w:tcPr>
+            <w:tcW w:type="dxa" w:w="2304"/>
+          </w:tcPr>
+          <w:p>
+            <w:r>
+              <w:t>Cualquier otro</w:t>
+            </w:r>
+          </w:p>
+        </w:tc>
+        <w:tc>
+          <w:tcPr>
             <w:tcW w:type="dxa" w:w="2592"/>
           </w:tcPr>
           <w:p>
             <w:r>
-              <w:t>Cualquier otro</w:t>
-            </w:r>
-          </w:p>
-        </w:tc>
-        <w:tc>
-          <w:tcPr>
-            <w:tcW w:type="dxa" w:w="2592"/>
+              <w:t>/foo, /bar</w:t>
+            </w:r>
+          </w:p>
+        </w:tc>
+        <w:tc>
+          <w:tcPr>
+            <w:tcW w:type="dxa" w:w="2016"/>
           </w:tcPr>
           <w:p>
             <w:r>
@@ -3643,7 +3737,7 @@
         </w:tc>
         <w:tc>
           <w:tcPr>
-            <w:tcW w:type="dxa" w:w="4176"/>
+            <w:tcW w:type="dxa" w:w="2448"/>
           </w:tcPr>
           <w:p>
             <w:r>
@@ -16208,6 +16302,1127 @@
         </w:tc>
       </w:tr>
     </w:tbl>
+    <w:p>
+      <w:r>
+        <w:br w:type="page"/>
+      </w:r>
+    </w:p>
+    <w:p>
+      <w:pPr>
+        <w:pStyle w:val="Heading1"/>
+      </w:pPr>
+      <w:r>
+        <w:t>12. URLs de ejemplo para probar</w:t>
+      </w:r>
+    </w:p>
+    <w:p>
+      <w:r>
+        <w:t>Batería de URLs reales con datos confirmados en el catálogo. Útil para QA y para verificación rápida tras cualquier despliegue.</w:t>
+      </w:r>
+    </w:p>
+    <w:p>
+      <w:pPr>
+        <w:pStyle w:val="Heading2"/>
+      </w:pPr>
+      <w:r>
+        <w:t>12.1 Páginas dinámicas en aem.live (lo que ve el usuario)</w:t>
+      </w:r>
+    </w:p>
+    <w:p>
+      <w:r>
+        <w:t>Listado por provincia /cuadro-medico/p/&lt;slug&gt;:</w:t>
+      </w:r>
+    </w:p>
+    <w:p>
+      <w:pPr>
+        <w:pStyle w:val="Code"/>
+        <w:shd w:fill="F4F4F4" w:val="clear"/>
+      </w:pPr>
+      <w:r>
+        <w:t>https://main--asisa-pc--asisa-softtek.aem.live/cuadro-medico/p/madrid</w:t>
+      </w:r>
+    </w:p>
+    <w:p>
+      <w:pPr>
+        <w:pStyle w:val="Code"/>
+        <w:shd w:fill="F4F4F4" w:val="clear"/>
+      </w:pPr>
+      <w:r>
+        <w:t>https://main--asisa-pc--asisa-softtek.aem.live/cuadro-medico/p/barcelona</w:t>
+      </w:r>
+    </w:p>
+    <w:p>
+      <w:pPr>
+        <w:pStyle w:val="Code"/>
+        <w:shd w:fill="F4F4F4" w:val="clear"/>
+      </w:pPr>
+      <w:r>
+        <w:t>https://main--asisa-pc--asisa-softtek.aem.live/cuadro-medico/p/malaga</w:t>
+      </w:r>
+    </w:p>
+    <w:p>
+      <w:pPr>
+        <w:pStyle w:val="Code"/>
+        <w:shd w:fill="F4F4F4" w:val="clear"/>
+      </w:pPr>
+      <w:r>
+        <w:t>https://main--asisa-pc--asisa-softtek.aem.live/cuadro-medico/p/valencia</w:t>
+      </w:r>
+    </w:p>
+    <w:p>
+      <w:pPr>
+        <w:pStyle w:val="Code"/>
+        <w:shd w:fill="F4F4F4" w:val="clear"/>
+      </w:pPr>
+      <w:r>
+        <w:t>https://main--asisa-pc--asisa-softtek.aem.live/cuadro-medico/p/sevilla</w:t>
+      </w:r>
+    </w:p>
+    <w:p>
+      <w:r>
+        <w:t>Provincia + especialidad /cuadro-medico/p/&lt;prov&gt;/pe/&lt;spec&gt;:</w:t>
+      </w:r>
+    </w:p>
+    <w:p>
+      <w:pPr>
+        <w:pStyle w:val="Code"/>
+        <w:shd w:fill="F4F4F4" w:val="clear"/>
+      </w:pPr>
+      <w:r>
+        <w:t>https://main--asisa-pc--asisa-softtek.aem.live/cuadro-medico/p/madrid/pe/cardiologia</w:t>
+      </w:r>
+    </w:p>
+    <w:p>
+      <w:pPr>
+        <w:pStyle w:val="Code"/>
+        <w:shd w:fill="F4F4F4" w:val="clear"/>
+      </w:pPr>
+      <w:r>
+        <w:t>https://main--asisa-pc--asisa-softtek.aem.live/cuadro-medico/p/madrid/pe/dermatologia-medico-quirurgica-y-venereo</w:t>
+      </w:r>
+    </w:p>
+    <w:p>
+      <w:pPr>
+        <w:pStyle w:val="Code"/>
+        <w:shd w:fill="F4F4F4" w:val="clear"/>
+      </w:pPr>
+      <w:r>
+        <w:t>https://main--asisa-pc--asisa-softtek.aem.live/cuadro-medico/p/madrid/pe/pediatria</w:t>
+      </w:r>
+    </w:p>
+    <w:p>
+      <w:pPr>
+        <w:pStyle w:val="Code"/>
+        <w:shd w:fill="F4F4F4" w:val="clear"/>
+      </w:pPr>
+      <w:r>
+        <w:t>https://main--asisa-pc--asisa-softtek.aem.live/cuadro-medico/p/barcelona/pe/oftalmologia</w:t>
+      </w:r>
+    </w:p>
+    <w:p>
+      <w:pPr>
+        <w:pStyle w:val="Code"/>
+        <w:shd w:fill="F4F4F4" w:val="clear"/>
+      </w:pPr>
+      <w:r>
+        <w:t>https://main--asisa-pc--asisa-softtek.aem.live/cuadro-medico/p/malaga/pe/ginecologia-y-obstetricia</w:t>
+      </w:r>
+    </w:p>
+    <w:p>
+      <w:r>
+        <w:t>Especialidad nacional /cuadro-medico/e/&lt;slug&gt;:</w:t>
+      </w:r>
+    </w:p>
+    <w:p>
+      <w:pPr>
+        <w:pStyle w:val="Code"/>
+        <w:shd w:fill="F4F4F4" w:val="clear"/>
+      </w:pPr>
+      <w:r>
+        <w:t>https://main--asisa-pc--asisa-softtek.aem.live/cuadro-medico/e/cardiologia</w:t>
+      </w:r>
+    </w:p>
+    <w:p>
+      <w:pPr>
+        <w:pStyle w:val="Code"/>
+        <w:shd w:fill="F4F4F4" w:val="clear"/>
+      </w:pPr>
+      <w:r>
+        <w:t>https://main--asisa-pc--asisa-softtek.aem.live/cuadro-medico/e/dermatologia-medico-quirurgica-y-venereo</w:t>
+      </w:r>
+    </w:p>
+    <w:p>
+      <w:pPr>
+        <w:pStyle w:val="Code"/>
+        <w:shd w:fill="F4F4F4" w:val="clear"/>
+      </w:pPr>
+      <w:r>
+        <w:t>https://main--asisa-pc--asisa-softtek.aem.live/cuadro-medico/e/oftalmologia</w:t>
+      </w:r>
+    </w:p>
+    <w:p>
+      <w:pPr>
+        <w:pStyle w:val="Code"/>
+        <w:shd w:fill="F4F4F4" w:val="clear"/>
+      </w:pPr>
+      <w:r>
+        <w:t>https://main--asisa-pc--asisa-softtek.aem.live/cuadro-medico/e/pediatria</w:t>
+      </w:r>
+    </w:p>
+    <w:p>
+      <w:pPr>
+        <w:pStyle w:val="Code"/>
+        <w:shd w:fill="F4F4F4" w:val="clear"/>
+      </w:pPr>
+      <w:r>
+        <w:t>https://main--asisa-pc--asisa-softtek.aem.live/cuadro-medico/e/traumatologia-y-cirugia-ortopedica</w:t>
+      </w:r>
+    </w:p>
+    <w:p>
+      <w:r>
+        <w:t>Ficha de centro /cuadro-medico/c/&lt;key&gt;:</w:t>
+      </w:r>
+    </w:p>
+    <w:p>
+      <w:pPr>
+        <w:pStyle w:val="Code"/>
+        <w:shd w:fill="F4F4F4" w:val="clear"/>
+      </w:pPr>
+      <w:r>
+        <w:t># Madrid</w:t>
+      </w:r>
+    </w:p>
+    <w:p>
+      <w:pPr>
+        <w:pStyle w:val="Code"/>
+        <w:shd w:fill="F4F4F4" w:val="clear"/>
+      </w:pPr>
+      <w:r>
+        <w:t>https://main--asisa-pc--asisa-softtek.aem.live/cuadro-medico/c/hospital-quiron-san-jose</w:t>
+      </w:r>
+    </w:p>
+    <w:p>
+      <w:pPr>
+        <w:pStyle w:val="Code"/>
+        <w:shd w:fill="F4F4F4" w:val="clear"/>
+      </w:pPr>
+      <w:r>
+        <w:t>https://main--asisa-pc--asisa-softtek.aem.live/cuadro-medico/c/hospital-universitario-hla-moncloa</w:t>
+      </w:r>
+    </w:p>
+    <w:p>
+      <w:pPr>
+        <w:pStyle w:val="Code"/>
+        <w:shd w:fill="F4F4F4" w:val="clear"/>
+      </w:pPr>
+      <w:r>
+        <w:t>https://main--asisa-pc--asisa-softtek.aem.live/cuadro-medico/c/centro-medico-asisa-caracas</w:t>
+      </w:r>
+    </w:p>
+    <w:p>
+      <w:pPr>
+        <w:pStyle w:val="Code"/>
+        <w:shd w:fill="F4F4F4" w:val="clear"/>
+      </w:pPr>
+      <w:r>
+        <w:t xml:space="preserve"> </w:t>
+      </w:r>
+    </w:p>
+    <w:p>
+      <w:pPr>
+        <w:pStyle w:val="Code"/>
+        <w:shd w:fill="F4F4F4" w:val="clear"/>
+      </w:pPr>
+      <w:r>
+        <w:t># Barcelona</w:t>
+      </w:r>
+    </w:p>
+    <w:p>
+      <w:pPr>
+        <w:pStyle w:val="Code"/>
+        <w:shd w:fill="F4F4F4" w:val="clear"/>
+      </w:pPr>
+      <w:r>
+        <w:t>https://main--asisa-pc--asisa-softtek.aem.live/cuadro-medico/c/hospital-hm-nens</w:t>
+      </w:r>
+    </w:p>
+    <w:p>
+      <w:pPr>
+        <w:pStyle w:val="Code"/>
+        <w:shd w:fill="F4F4F4" w:val="clear"/>
+      </w:pPr>
+      <w:r>
+        <w:t>https://main--asisa-pc--asisa-softtek.aem.live/cuadro-medico/c/creu-groga</w:t>
+      </w:r>
+    </w:p>
+    <w:p>
+      <w:pPr>
+        <w:pStyle w:val="Code"/>
+        <w:shd w:fill="F4F4F4" w:val="clear"/>
+      </w:pPr>
+      <w:r>
+        <w:t xml:space="preserve"> </w:t>
+      </w:r>
+    </w:p>
+    <w:p>
+      <w:pPr>
+        <w:pStyle w:val="Code"/>
+        <w:shd w:fill="F4F4F4" w:val="clear"/>
+      </w:pPr>
+      <w:r>
+        <w:t># Málaga</w:t>
+      </w:r>
+    </w:p>
+    <w:p>
+      <w:pPr>
+        <w:pStyle w:val="Code"/>
+        <w:shd w:fill="F4F4F4" w:val="clear"/>
+      </w:pPr>
+      <w:r>
+        <w:t>https://main--asisa-pc--asisa-softtek.aem.live/cuadro-medico/c/hospital-hla-el-angel</w:t>
+      </w:r>
+    </w:p>
+    <w:p>
+      <w:pPr>
+        <w:pStyle w:val="Code"/>
+        <w:shd w:fill="F4F4F4" w:val="clear"/>
+      </w:pPr>
+      <w:r>
+        <w:t>https://main--asisa-pc--asisa-softtek.aem.live/cuadro-medico/c/clinica-sanisalud</w:t>
+      </w:r>
+    </w:p>
+    <w:p>
+      <w:pPr>
+        <w:pStyle w:val="Code"/>
+        <w:shd w:fill="F4F4F4" w:val="clear"/>
+      </w:pPr>
+      <w:r>
+        <w:t xml:space="preserve"> </w:t>
+      </w:r>
+    </w:p>
+    <w:p>
+      <w:pPr>
+        <w:pStyle w:val="Code"/>
+        <w:shd w:fill="F4F4F4" w:val="clear"/>
+      </w:pPr>
+      <w:r>
+        <w:t># Valencia</w:t>
+      </w:r>
+    </w:p>
+    <w:p>
+      <w:pPr>
+        <w:pStyle w:val="Code"/>
+        <w:shd w:fill="F4F4F4" w:val="clear"/>
+      </w:pPr>
+      <w:r>
+        <w:t>https://main--asisa-pc--asisa-softtek.aem.live/cuadro-medico/c/clinica-manises</w:t>
+      </w:r>
+    </w:p>
+    <w:p>
+      <w:r>
+        <w:t>Ficha de profesional /cuadro-medico/d/&lt;key&gt;:</w:t>
+      </w:r>
+    </w:p>
+    <w:p>
+      <w:pPr>
+        <w:pStyle w:val="Code"/>
+        <w:shd w:fill="F4F4F4" w:val="clear"/>
+      </w:pPr>
+      <w:r>
+        <w:t># Key correcto del índice doctores-index.json</w:t>
+      </w:r>
+    </w:p>
+    <w:p>
+      <w:pPr>
+        <w:pStyle w:val="Code"/>
+        <w:shd w:fill="F4F4F4" w:val="clear"/>
+      </w:pPr>
+      <w:r>
+        <w:t>https://main--asisa-pc--asisa-softtek.aem.live/cuadro-medico/d/werenitzky-jose-282874657</w:t>
+      </w:r>
+    </w:p>
+    <w:p>
+      <w:pPr>
+        <w:pStyle w:val="Code"/>
+        <w:shd w:fill="F4F4F4" w:val="clear"/>
+      </w:pPr>
+      <w:r>
+        <w:t>https://main--asisa-pc--asisa-softtek.aem.live/cuadro-medico/d/carbonell-martinez-antonio-303003327</w:t>
+      </w:r>
+    </w:p>
+    <w:p>
+      <w:pPr>
+        <w:pStyle w:val="Code"/>
+        <w:shd w:fill="F4F4F4" w:val="clear"/>
+      </w:pPr>
+      <w:r>
+        <w:t xml:space="preserve"> </w:t>
+      </w:r>
+    </w:p>
+    <w:p>
+      <w:pPr>
+        <w:pStyle w:val="Code"/>
+        <w:shd w:fill="F4F4F4" w:val="clear"/>
+      </w:pPr>
+      <w:r>
+        <w:t># Key con ID obsoleto — el fallback por slug del nombre lo resuelve</w:t>
+      </w:r>
+    </w:p>
+    <w:p>
+      <w:pPr>
+        <w:pStyle w:val="Code"/>
+        <w:shd w:fill="F4F4F4" w:val="clear"/>
+      </w:pPr>
+      <w:r>
+        <w:t>https://main--asisa-pc--asisa-softtek.aem.live/cuadro-medico/d/carbonell-martinez-antonio-2399368</w:t>
+      </w:r>
+    </w:p>
+    <w:p>
+      <w:pPr>
+        <w:pStyle w:val="Heading2"/>
+      </w:pPr>
+      <w:r>
+        <w:t>12.2 Sitemaps en aem.live</w:t>
+      </w:r>
+    </w:p>
+    <w:p>
+      <w:pPr>
+        <w:pStyle w:val="Code"/>
+        <w:shd w:fill="F4F4F4" w:val="clear"/>
+      </w:pPr>
+      <w:r>
+        <w:t>https://main--asisa-pc--asisa-softtek.aem.live/sitemap.xml</w:t>
+      </w:r>
+    </w:p>
+    <w:p>
+      <w:pPr>
+        <w:pStyle w:val="Code"/>
+        <w:shd w:fill="F4F4F4" w:val="clear"/>
+      </w:pPr>
+      <w:r>
+        <w:t>https://main--asisa-pc--asisa-softtek.aem.live/sitemap-cuadro-medico-provincias.xml</w:t>
+      </w:r>
+    </w:p>
+    <w:p>
+      <w:pPr>
+        <w:pStyle w:val="Code"/>
+        <w:shd w:fill="F4F4F4" w:val="clear"/>
+      </w:pPr>
+      <w:r>
+        <w:t>https://main--asisa-pc--asisa-softtek.aem.live/sitemap-cuadro-medico-provincia-specs.xml</w:t>
+      </w:r>
+    </w:p>
+    <w:p>
+      <w:pPr>
+        <w:pStyle w:val="Code"/>
+        <w:shd w:fill="F4F4F4" w:val="clear"/>
+      </w:pPr>
+      <w:r>
+        <w:t>https://main--asisa-pc--asisa-softtek.aem.live/sitemap-cuadro-medico-doctores.xml</w:t>
+      </w:r>
+    </w:p>
+    <w:p>
+      <w:pPr>
+        <w:pStyle w:val="Code"/>
+        <w:shd w:fill="F4F4F4" w:val="clear"/>
+      </w:pPr>
+      <w:r>
+        <w:t>https://main--asisa-pc--asisa-softtek.aem.live/sitemap-cuadro-medico-centros.xml</w:t>
+      </w:r>
+    </w:p>
+    <w:p>
+      <w:pPr>
+        <w:pStyle w:val="Code"/>
+        <w:shd w:fill="F4F4F4" w:val="clear"/>
+      </w:pPr>
+      <w:r>
+        <w:t>https://main--asisa-pc--asisa-softtek.aem.live/sitemap-cuadro-medico-especialidades.xml</w:t>
+      </w:r>
+    </w:p>
+    <w:p>
+      <w:r>
+        <w:t>Vienen comprimidos en Brotli. Usar curl --compressed para verlos en texto.</w:t>
+      </w:r>
+    </w:p>
+    <w:p>
+      <w:pPr>
+        <w:pStyle w:val="Heading2"/>
+      </w:pPr>
+      <w:r>
+        <w:t>12.3 Overlay Vercel directo (debug rápido sin caché EDS)</w:t>
+      </w:r>
+    </w:p>
+    <w:p>
+      <w:r>
+        <w:t>Saltarse EDS para ver exactamente qué devuelve el overlay:</w:t>
+      </w:r>
+    </w:p>
+    <w:p>
+      <w:pPr>
+        <w:pStyle w:val="Code"/>
+        <w:shd w:fill="F4F4F4" w:val="clear"/>
+      </w:pPr>
+      <w:r>
+        <w:t>https://asisa-pc.vercel.app/markup/cuadro-medico/p/madrid</w:t>
+      </w:r>
+    </w:p>
+    <w:p>
+      <w:pPr>
+        <w:pStyle w:val="Code"/>
+        <w:shd w:fill="F4F4F4" w:val="clear"/>
+      </w:pPr>
+      <w:r>
+        <w:t>https://asisa-pc.vercel.app/markup/cuadro-medico/p/madrid/pe/cardiologia</w:t>
+      </w:r>
+    </w:p>
+    <w:p>
+      <w:pPr>
+        <w:pStyle w:val="Code"/>
+        <w:shd w:fill="F4F4F4" w:val="clear"/>
+      </w:pPr>
+      <w:r>
+        <w:t>https://asisa-pc.vercel.app/markup/cuadro-medico/e/cardiologia</w:t>
+      </w:r>
+    </w:p>
+    <w:p>
+      <w:pPr>
+        <w:pStyle w:val="Code"/>
+        <w:shd w:fill="F4F4F4" w:val="clear"/>
+      </w:pPr>
+      <w:r>
+        <w:t>https://asisa-pc.vercel.app/markup/cuadro-medico/d/werenitzky-jose-282874657</w:t>
+      </w:r>
+    </w:p>
+    <w:p>
+      <w:pPr>
+        <w:pStyle w:val="Code"/>
+        <w:shd w:fill="F4F4F4" w:val="clear"/>
+      </w:pPr>
+      <w:r>
+        <w:t>https://asisa-pc.vercel.app/markup/cuadro-medico/c/hospital-universitario-hla-moncloa</w:t>
+      </w:r>
+    </w:p>
+    <w:p>
+      <w:pPr>
+        <w:pStyle w:val="Code"/>
+        <w:shd w:fill="F4F4F4" w:val="clear"/>
+      </w:pPr>
+      <w:r>
+        <w:t>https://asisa-pc.vercel.app/markup/sitemap.xml</w:t>
+      </w:r>
+    </w:p>
+    <w:p>
+      <w:pPr>
+        <w:pStyle w:val="Code"/>
+        <w:shd w:fill="F4F4F4" w:val="clear"/>
+      </w:pPr>
+      <w:r>
+        <w:t>https://asisa-pc.vercel.app/markup/sitemap-cuadro-medico-doctores.xml</w:t>
+      </w:r>
+    </w:p>
+    <w:p>
+      <w:r>
+        <w:t>El header x-source identifica qué rama del router del overlay procesó la petición: ssr:provincia, ssr:provincia-spec, ssr:especialidad, ssr:doctor, ssr:centro, sitemap:index, sitemap:&lt;tipo&gt;, overlay-pass.</w:t>
+      </w:r>
+    </w:p>
+    <w:p>
+      <w:pPr>
+        <w:pStyle w:val="Heading2"/>
+      </w:pPr>
+      <w:r>
+        <w:t>12.4 APIs JSON directas (lo que consumen los bloques cliente)</w:t>
+      </w:r>
+    </w:p>
+    <w:p>
+      <w:pPr>
+        <w:pStyle w:val="Code"/>
+        <w:shd w:fill="F4F4F4" w:val="clear"/>
+      </w:pPr>
+      <w:r>
+        <w:t># Listados</w:t>
+      </w:r>
+    </w:p>
+    <w:p>
+      <w:pPr>
+        <w:pStyle w:val="Code"/>
+        <w:shd w:fill="F4F4F4" w:val="clear"/>
+      </w:pPr>
+      <w:r>
+        <w:t>https://asisa-pc.vercel.app/api/provincias</w:t>
+      </w:r>
+    </w:p>
+    <w:p>
+      <w:pPr>
+        <w:pStyle w:val="Code"/>
+        <w:shd w:fill="F4F4F4" w:val="clear"/>
+      </w:pPr>
+      <w:r>
+        <w:t>https://asisa-pc.vercel.app/api/provincias?slug=madrid</w:t>
+      </w:r>
+    </w:p>
+    <w:p>
+      <w:pPr>
+        <w:pStyle w:val="Code"/>
+        <w:shd w:fill="F4F4F4" w:val="clear"/>
+      </w:pPr>
+      <w:r>
+        <w:t>https://asisa-pc.vercel.app/api/especialidades</w:t>
+      </w:r>
+    </w:p>
+    <w:p>
+      <w:pPr>
+        <w:pStyle w:val="Code"/>
+        <w:shd w:fill="F4F4F4" w:val="clear"/>
+      </w:pPr>
+      <w:r>
+        <w:t>https://asisa-pc.vercel.app/api/especialidades?slug=cardiologia</w:t>
+      </w:r>
+    </w:p>
+    <w:p>
+      <w:pPr>
+        <w:pStyle w:val="Code"/>
+        <w:shd w:fill="F4F4F4" w:val="clear"/>
+      </w:pPr>
+      <w:r>
+        <w:t xml:space="preserve"> </w:t>
+      </w:r>
+    </w:p>
+    <w:p>
+      <w:pPr>
+        <w:pStyle w:val="Code"/>
+        <w:shd w:fill="F4F4F4" w:val="clear"/>
+      </w:pPr>
+      <w:r>
+        <w:t># Búsqueda paginada</w:t>
+      </w:r>
+    </w:p>
+    <w:p>
+      <w:pPr>
+        <w:pStyle w:val="Code"/>
+        <w:shd w:fill="F4F4F4" w:val="clear"/>
+      </w:pPr>
+      <w:r>
+        <w:t>https://asisa-pc.vercel.app/api/providers?provinceSlug=madrid&amp;specSlug=cardiologia&amp;tab=professionals&amp;page=1&amp;limit=10</w:t>
+      </w:r>
+    </w:p>
+    <w:p>
+      <w:pPr>
+        <w:pStyle w:val="Code"/>
+        <w:shd w:fill="F4F4F4" w:val="clear"/>
+      </w:pPr>
+      <w:r>
+        <w:t>https://asisa-pc.vercel.app/api/providers?provinceSlug=madrid&amp;tab=centers&amp;page=1</w:t>
+      </w:r>
+    </w:p>
+    <w:p>
+      <w:pPr>
+        <w:pStyle w:val="Code"/>
+        <w:shd w:fill="F4F4F4" w:val="clear"/>
+      </w:pPr>
+      <w:r>
+        <w:t>https://asisa-pc.vercel.app/api/providers?specSlug=cardiologia&amp;tab=professionals  # nacional</w:t>
+      </w:r>
+    </w:p>
+    <w:p>
+      <w:pPr>
+        <w:pStyle w:val="Code"/>
+        <w:shd w:fill="F4F4F4" w:val="clear"/>
+      </w:pPr>
+      <w:r>
+        <w:t xml:space="preserve"> </w:t>
+      </w:r>
+    </w:p>
+    <w:p>
+      <w:pPr>
+        <w:pStyle w:val="Code"/>
+        <w:shd w:fill="F4F4F4" w:val="clear"/>
+      </w:pPr>
+      <w:r>
+        <w:t># Fichas</w:t>
+      </w:r>
+    </w:p>
+    <w:p>
+      <w:pPr>
+        <w:pStyle w:val="Code"/>
+        <w:shd w:fill="F4F4F4" w:val="clear"/>
+      </w:pPr>
+      <w:r>
+        <w:t>https://asisa-pc.vercel.app/api/doctor?key=werenitzky-jose-282874657</w:t>
+      </w:r>
+    </w:p>
+    <w:p>
+      <w:pPr>
+        <w:pStyle w:val="Code"/>
+        <w:shd w:fill="F4F4F4" w:val="clear"/>
+      </w:pPr>
+      <w:r>
+        <w:t>https://asisa-pc.vercel.app/api/centro?key=hospital-universitario-hla-moncloa</w:t>
+      </w:r>
+    </w:p>
+    <w:p>
+      <w:pPr>
+        <w:pStyle w:val="Code"/>
+        <w:shd w:fill="F4F4F4" w:val="clear"/>
+      </w:pPr>
+      <w:r>
+        <w:t>https://asisa-pc.vercel.app/api/providers-detail?id=12345</w:t>
+      </w:r>
+    </w:p>
+    <w:p>
+      <w:pPr>
+        <w:pStyle w:val="Code"/>
+        <w:shd w:fill="F4F4F4" w:val="clear"/>
+      </w:pPr>
+      <w:r>
+        <w:t xml:space="preserve"> </w:t>
+      </w:r>
+    </w:p>
+    <w:p>
+      <w:pPr>
+        <w:pStyle w:val="Code"/>
+        <w:shd w:fill="F4F4F4" w:val="clear"/>
+      </w:pPr>
+      <w:r>
+        <w:t># Proxy en vivo a backend ASISA</w:t>
+      </w:r>
+    </w:p>
+    <w:p>
+      <w:pPr>
+        <w:pStyle w:val="Code"/>
+        <w:shd w:fill="F4F4F4" w:val="clear"/>
+      </w:pPr>
+      <w:r>
+        <w:t>https://asisa-pc.vercel.app/api/specialities?provinceCode=28</w:t>
+      </w:r>
+    </w:p>
+    <w:p>
+      <w:pPr>
+        <w:pStyle w:val="Heading2"/>
+      </w:pPr>
+      <w:r>
+        <w:t>12.5 Operación (admin.hlx.page, no necesita token gracias a requireAuth: auto)</w:t>
+      </w:r>
+    </w:p>
+    <w:p>
+      <w:pPr>
+        <w:pStyle w:val="Code"/>
+        <w:shd w:fill="F4F4F4" w:val="clear"/>
+      </w:pPr>
+      <w:r>
+        <w:t># Estado de una URL en EDS</w:t>
+      </w:r>
+    </w:p>
+    <w:p>
+      <w:pPr>
+        <w:pStyle w:val="Code"/>
+        <w:shd w:fill="F4F4F4" w:val="clear"/>
+      </w:pPr>
+      <w:r>
+        <w:t>curl https://admin.hlx.page/status/asisa-softtek/asisa-pc/main/cuadro-medico/p/madrid</w:t>
+      </w:r>
+    </w:p>
+    <w:p>
+      <w:pPr>
+        <w:pStyle w:val="Code"/>
+        <w:shd w:fill="F4F4F4" w:val="clear"/>
+      </w:pPr>
+      <w:r>
+        <w:t xml:space="preserve"> </w:t>
+      </w:r>
+    </w:p>
+    <w:p>
+      <w:pPr>
+        <w:pStyle w:val="Code"/>
+        <w:shd w:fill="F4F4F4" w:val="clear"/>
+      </w:pPr>
+      <w:r>
+        <w:t># Repreviewar y publicar manualmente</w:t>
+      </w:r>
+    </w:p>
+    <w:p>
+      <w:pPr>
+        <w:pStyle w:val="Code"/>
+        <w:shd w:fill="F4F4F4" w:val="clear"/>
+      </w:pPr>
+      <w:r>
+        <w:t>curl -X POST https://admin.hlx.page/preview/asisa-softtek/asisa-pc/main/cuadro-medico/p/madrid</w:t>
+      </w:r>
+    </w:p>
+    <w:p>
+      <w:pPr>
+        <w:pStyle w:val="Code"/>
+        <w:shd w:fill="F4F4F4" w:val="clear"/>
+      </w:pPr>
+      <w:r>
+        <w:t>curl -X POST https://admin.hlx.page/live/asisa-softtek/asisa-pc/main/cuadro-medico/p/madrid</w:t>
+      </w:r>
+    </w:p>
+    <w:p>
+      <w:pPr>
+        <w:pStyle w:val="Code"/>
+        <w:shd w:fill="F4F4F4" w:val="clear"/>
+      </w:pPr>
+      <w:r>
+        <w:t xml:space="preserve"> </w:t>
+      </w:r>
+    </w:p>
+    <w:p>
+      <w:pPr>
+        <w:pStyle w:val="Code"/>
+        <w:shd w:fill="F4F4F4" w:val="clear"/>
+      </w:pPr>
+      <w:r>
+        <w:t># Refrescar code bus (tras tocar JS, CSS, head.html, YAMLs)</w:t>
+      </w:r>
+    </w:p>
+    <w:p>
+      <w:pPr>
+        <w:pStyle w:val="Code"/>
+        <w:shd w:fill="F4F4F4" w:val="clear"/>
+      </w:pPr>
+      <w:r>
+        <w:t>curl -X POST https://admin.hlx.page/code/asisa-softtek/asisa-pc/main</w:t>
+      </w:r>
+    </w:p>
+    <w:p>
+      <w:pPr>
+        <w:pStyle w:val="Code"/>
+        <w:shd w:fill="F4F4F4" w:val="clear"/>
+      </w:pPr>
+      <w:r>
+        <w:t xml:space="preserve"> </w:t>
+      </w:r>
+    </w:p>
+    <w:p>
+      <w:pPr>
+        <w:pStyle w:val="Code"/>
+        <w:shd w:fill="F4F4F4" w:val="clear"/>
+      </w:pPr>
+      <w:r>
+        <w:t># Repoblar query indexes tras cambiar helix-query.yaml</w:t>
+      </w:r>
+    </w:p>
+    <w:p>
+      <w:pPr>
+        <w:pStyle w:val="Code"/>
+        <w:shd w:fill="F4F4F4" w:val="clear"/>
+      </w:pPr>
+      <w:r>
+        <w:t>curl -X POST https://admin.hlx.page/index/asisa-softtek/asisa-pc/main/cuadro-medico/p/madrid</w:t>
+      </w:r>
+    </w:p>
+    <w:p>
+      <w:pPr>
+        <w:pStyle w:val="Code"/>
+        <w:shd w:fill="F4F4F4" w:val="clear"/>
+      </w:pPr>
+      <w:r>
+        <w:t xml:space="preserve"> </w:t>
+      </w:r>
+    </w:p>
+    <w:p>
+      <w:pPr>
+        <w:pStyle w:val="Code"/>
+        <w:shd w:fill="F4F4F4" w:val="clear"/>
+      </w:pPr>
+      <w:r>
+        <w:t># Refresco masivo del catálogo</w:t>
+      </w:r>
+    </w:p>
+    <w:p>
+      <w:pPr>
+        <w:pStyle w:val="Code"/>
+        <w:shd w:fill="F4F4F4" w:val="clear"/>
+      </w:pPr>
+      <w:r>
+        <w:t>node refresh-eds-pages.mjs                       # todo</w:t>
+      </w:r>
+    </w:p>
+    <w:p>
+      <w:pPr>
+        <w:pStyle w:val="Code"/>
+        <w:shd w:fill="F4F4F4" w:val="clear"/>
+      </w:pPr>
+      <w:r>
+        <w:t>node refresh-eds-pages.mjs --province=madrid     # solo una provincia + sus specs</w:t>
+      </w:r>
+    </w:p>
+    <w:p>
+      <w:pPr>
+        <w:pStyle w:val="Code"/>
+        <w:shd w:fill="F4F4F4" w:val="clear"/>
+      </w:pPr>
+      <w:r>
+        <w:t>node refresh-eds-pages.mjs --centros             # solo /c/*</w:t>
+      </w:r>
+    </w:p>
+    <w:p>
+      <w:pPr>
+        <w:pStyle w:val="Code"/>
+        <w:shd w:fill="F4F4F4" w:val="clear"/>
+      </w:pPr>
+      <w:r>
+        <w:t>node refresh-eds-pages.mjs --doctores            # solo /d/*</w:t>
+      </w:r>
+    </w:p>
+    <w:p>
+      <w:pPr>
+        <w:pStyle w:val="Code"/>
+        <w:shd w:fill="F4F4F4" w:val="clear"/>
+      </w:pPr>
+      <w:r>
+        <w:t>node refresh-eds-pages.mjs --sitemaps            # 6 sitemaps</w:t>
+      </w:r>
+    </w:p>
+    <w:p>
+      <w:pPr>
+        <w:pStyle w:val="Code"/>
+        <w:shd w:fill="F4F4F4" w:val="clear"/>
+      </w:pPr>
+      <w:r>
+        <w:t>node refresh-eds-pages.mjs --reindex             # repuebla query-index-*.json</w:t>
+      </w:r>
+    </w:p>
+    <w:p>
+      <w:pPr>
+        <w:pStyle w:val="Heading2"/>
+      </w:pPr>
+      <w:r>
+        <w:t>12.6 GitHub y Vercel</w:t>
+      </w:r>
+    </w:p>
+    <w:p>
+      <w:pPr>
+        <w:pStyle w:val="Code"/>
+        <w:shd w:fill="F4F4F4" w:val="clear"/>
+      </w:pPr>
+      <w:r>
+        <w:t># Repo</w:t>
+      </w:r>
+    </w:p>
+    <w:p>
+      <w:pPr>
+        <w:pStyle w:val="Code"/>
+        <w:shd w:fill="F4F4F4" w:val="clear"/>
+      </w:pPr>
+      <w:r>
+        <w:t>https://github.com/asisa-softtek/asisa-pc</w:t>
+      </w:r>
+    </w:p>
+    <w:p>
+      <w:pPr>
+        <w:pStyle w:val="Code"/>
+        <w:shd w:fill="F4F4F4" w:val="clear"/>
+      </w:pPr>
+      <w:r>
+        <w:t xml:space="preserve"> </w:t>
+      </w:r>
+    </w:p>
+    <w:p>
+      <w:pPr>
+        <w:pStyle w:val="Code"/>
+        <w:shd w:fill="F4F4F4" w:val="clear"/>
+      </w:pPr>
+      <w:r>
+        <w:t># Workflows (Actions)</w:t>
+      </w:r>
+    </w:p>
+    <w:p>
+      <w:pPr>
+        <w:pStyle w:val="Code"/>
+        <w:shd w:fill="F4F4F4" w:val="clear"/>
+      </w:pPr>
+      <w:r>
+        <w:t>https://github.com/asisa-softtek/asisa-pc/actions</w:t>
+      </w:r>
+    </w:p>
+    <w:p>
+      <w:pPr>
+        <w:pStyle w:val="Code"/>
+        <w:shd w:fill="F4F4F4" w:val="clear"/>
+      </w:pPr>
+      <w:r>
+        <w:t xml:space="preserve"> </w:t>
+      </w:r>
+    </w:p>
+    <w:p>
+      <w:pPr>
+        <w:pStyle w:val="Code"/>
+        <w:shd w:fill="F4F4F4" w:val="clear"/>
+      </w:pPr>
+      <w:r>
+        <w:t># Vercel deploy manual</w:t>
+      </w:r>
+    </w:p>
+    <w:p>
+      <w:pPr>
+        <w:pStyle w:val="Code"/>
+        <w:shd w:fill="F4F4F4" w:val="clear"/>
+      </w:pPr>
+      <w:r>
+        <w:t>vercel deploy --prod --yes --archive=tgz</w:t>
+      </w:r>
+    </w:p>
+    <w:p>
+      <w:pPr>
+        <w:pStyle w:val="Heading2"/>
+      </w:pPr>
+      <w:r>
+        <w:t>12.7 AEM Author</w:t>
+      </w:r>
+    </w:p>
+    <w:p>
+      <w:pPr>
+        <w:pStyle w:val="Code"/>
+        <w:shd w:fill="F4F4F4" w:val="clear"/>
+      </w:pPr>
+      <w:r>
+        <w:t># Editor</w:t>
+      </w:r>
+    </w:p>
+    <w:p>
+      <w:pPr>
+        <w:pStyle w:val="Code"/>
+        <w:shd w:fill="F4F4F4" w:val="clear"/>
+      </w:pPr>
+      <w:r>
+        <w:t>https://author-p133185-e1320482.adobeaemcloud.com/editor.html/content/site-pc/cuadro-medico/provincia.html</w:t>
+      </w:r>
+    </w:p>
+    <w:p>
+      <w:pPr>
+        <w:pStyle w:val="Code"/>
+        <w:shd w:fill="F4F4F4" w:val="clear"/>
+      </w:pPr>
+      <w:r>
+        <w:t xml:space="preserve"> </w:t>
+      </w:r>
+    </w:p>
+    <w:p>
+      <w:pPr>
+        <w:pStyle w:val="Code"/>
+        <w:shd w:fill="F4F4F4" w:val="clear"/>
+      </w:pPr>
+      <w:r>
+        <w:t># Path raíz del proyecto en AEM</w:t>
+      </w:r>
+    </w:p>
+    <w:p>
+      <w:pPr>
+        <w:pStyle w:val="Code"/>
+        <w:shd w:fill="F4F4F4" w:val="clear"/>
+      </w:pPr>
+      <w:r>
+        <w:t>/content/site-pc/</w:t>
+      </w:r>
+    </w:p>
+    <w:p>
+      <w:pPr>
+        <w:pStyle w:val="Heading2"/>
+      </w:pPr>
+      <w:r>
+        <w:t>12.8 Verificación rápida "todo funciona" (4 checks)</w:t>
+      </w:r>
+    </w:p>
+    <w:p>
+      <w:pPr>
+        <w:pStyle w:val="Code"/>
+        <w:shd w:fill="F4F4F4" w:val="clear"/>
+      </w:pPr>
+      <w:r>
+        <w:t>1) curl https://asisa-pc.vercel.app/api/provincias | jq length</w:t>
+      </w:r>
+    </w:p>
+    <w:p>
+      <w:pPr>
+        <w:pStyle w:val="Code"/>
+        <w:shd w:fill="F4F4F4" w:val="clear"/>
+      </w:pPr>
+      <w:r>
+        <w:t xml:space="preserve">   → 52</w:t>
+      </w:r>
+    </w:p>
+    <w:p>
+      <w:pPr>
+        <w:pStyle w:val="Code"/>
+        <w:shd w:fill="F4F4F4" w:val="clear"/>
+      </w:pPr>
+      <w:r>
+        <w:t xml:space="preserve"> </w:t>
+      </w:r>
+    </w:p>
+    <w:p>
+      <w:pPr>
+        <w:pStyle w:val="Code"/>
+        <w:shd w:fill="F4F4F4" w:val="clear"/>
+      </w:pPr>
+      <w:r>
+        <w:t>2) curl https://asisa-pc.vercel.app/markup/cuadro-medico/p/madrid -I</w:t>
+      </w:r>
+    </w:p>
+    <w:p>
+      <w:pPr>
+        <w:pStyle w:val="Code"/>
+        <w:shd w:fill="F4F4F4" w:val="clear"/>
+      </w:pPr>
+      <w:r>
+        <w:t xml:space="preserve">   → HTTP 200, x-source: ssr:provincia</w:t>
+      </w:r>
+    </w:p>
+    <w:p>
+      <w:pPr>
+        <w:pStyle w:val="Code"/>
+        <w:shd w:fill="F4F4F4" w:val="clear"/>
+      </w:pPr>
+      <w:r>
+        <w:t xml:space="preserve"> </w:t>
+      </w:r>
+    </w:p>
+    <w:p>
+      <w:pPr>
+        <w:pStyle w:val="Code"/>
+        <w:shd w:fill="F4F4F4" w:val="clear"/>
+      </w:pPr>
+      <w:r>
+        <w:t>3) curl https://main--asisa-pc--asisa-softtek.aem.live/cuadro-medico/p/madrid -I</w:t>
+      </w:r>
+    </w:p>
+    <w:p>
+      <w:pPr>
+        <w:pStyle w:val="Code"/>
+        <w:shd w:fill="F4F4F4" w:val="clear"/>
+      </w:pPr>
+      <w:r>
+        <w:t xml:space="preserve">   → HTTP 200, content-type: text/html</w:t>
+      </w:r>
+    </w:p>
+    <w:p>
+      <w:pPr>
+        <w:pStyle w:val="Code"/>
+        <w:shd w:fill="F4F4F4" w:val="clear"/>
+      </w:pPr>
+      <w:r>
+        <w:t xml:space="preserve"> </w:t>
+      </w:r>
+    </w:p>
+    <w:p>
+      <w:pPr>
+        <w:pStyle w:val="Code"/>
+        <w:shd w:fill="F4F4F4" w:val="clear"/>
+      </w:pPr>
+      <w:r>
+        <w:t>4) curl https://admin.hlx.page/status/asisa-softtek/asisa-pc/main/cuadro-medico/p/madrid</w:t>
+      </w:r>
+    </w:p>
+    <w:p>
+      <w:pPr>
+        <w:pStyle w:val="Code"/>
+        <w:shd w:fill="F4F4F4" w:val="clear"/>
+      </w:pPr>
+      <w:r>
+        <w:t xml:space="preserve">   → preview/live status 200, sourceLocation con markup:.../api/markup...</w:t>
+      </w:r>
+    </w:p>
     <w:sectPr>
       <w:pgSz w:w="12240" w:h="15840"/>
       <w:pgMar w:top="1440" w:right="1800" w:bottom="1440" w:left="1800" w:header="720" w:footer="720" w:gutter="0"/>

--- a/docs/traspaso-conocimiento.docx
+++ b/docs/traspaso-conocimiento.docx
@@ -3858,6 +3858,110 @@
     <w:p>
       <w:r>
         <w:t>Tolerancia a URLs obsoletas: fetchDoctor() y fetchCentro() implementan un fallback por slug del nombre. Si llega un key como "carbonell-martinez-antonio-2399368" que no existe en el índice (porque el ID cambió en la última regen), se busca un key que coincida en el prefijo del slug ("carbonell-martinez-antonio-*") y se sirve la entrada actual. Esto evita que URLs publicadas en EDS hace tiempo den 404 si el catálogo se ha regenerado.</w:t>
+      </w:r>
+    </w:p>
+    <w:p>
+      <w:r>
+        <w:t>Ejemplos de petición:</w:t>
+      </w:r>
+    </w:p>
+    <w:p>
+      <w:pPr>
+        <w:pStyle w:val="Code"/>
+        <w:shd w:fill="F4F4F4" w:val="clear"/>
+      </w:pPr>
+      <w:r>
+        <w:t># Provincia listing</w:t>
+      </w:r>
+    </w:p>
+    <w:p>
+      <w:pPr>
+        <w:pStyle w:val="Code"/>
+        <w:shd w:fill="F4F4F4" w:val="clear"/>
+      </w:pPr>
+      <w:r>
+        <w:t>curl "https://asisa-pc.vercel.app/markup/cuadro-medico/p/madrid" -I</w:t>
+      </w:r>
+    </w:p>
+    <w:p>
+      <w:pPr>
+        <w:pStyle w:val="Code"/>
+        <w:shd w:fill="F4F4F4" w:val="clear"/>
+      </w:pPr>
+      <w:r>
+        <w:t>#   → HTTP 200, content-type: text/html, x-source: ssr:provincia</w:t>
+      </w:r>
+    </w:p>
+    <w:p>
+      <w:pPr>
+        <w:pStyle w:val="Code"/>
+        <w:shd w:fill="F4F4F4" w:val="clear"/>
+      </w:pPr>
+      <w:r>
+        <w:t xml:space="preserve"> </w:t>
+      </w:r>
+    </w:p>
+    <w:p>
+      <w:pPr>
+        <w:pStyle w:val="Code"/>
+        <w:shd w:fill="F4F4F4" w:val="clear"/>
+      </w:pPr>
+      <w:r>
+        <w:t># Ficha doctor con key obsoleto (se resuelve por fallback)</w:t>
+      </w:r>
+    </w:p>
+    <w:p>
+      <w:pPr>
+        <w:pStyle w:val="Code"/>
+        <w:shd w:fill="F4F4F4" w:val="clear"/>
+      </w:pPr>
+      <w:r>
+        <w:t>curl "https://asisa-pc.vercel.app/markup/cuadro-medico/d/carbonell-martinez-antonio-2399368" -I</w:t>
+      </w:r>
+    </w:p>
+    <w:p>
+      <w:pPr>
+        <w:pStyle w:val="Code"/>
+        <w:shd w:fill="F4F4F4" w:val="clear"/>
+      </w:pPr>
+      <w:r>
+        <w:t>#   → HTTP 200, x-source: ssr:doctor</w:t>
+      </w:r>
+    </w:p>
+    <w:p>
+      <w:pPr>
+        <w:pStyle w:val="Code"/>
+        <w:shd w:fill="F4F4F4" w:val="clear"/>
+      </w:pPr>
+      <w:r>
+        <w:t xml:space="preserve"> </w:t>
+      </w:r>
+    </w:p>
+    <w:p>
+      <w:pPr>
+        <w:pStyle w:val="Code"/>
+        <w:shd w:fill="F4F4F4" w:val="clear"/>
+      </w:pPr>
+      <w:r>
+        <w:t># Path no reconocido → 404 que EDS interpreta como "pasa al source de AEM"</w:t>
+      </w:r>
+    </w:p>
+    <w:p>
+      <w:pPr>
+        <w:pStyle w:val="Code"/>
+        <w:shd w:fill="F4F4F4" w:val="clear"/>
+      </w:pPr>
+      <w:r>
+        <w:t>curl "https://asisa-pc.vercel.app/markup/no-existe" -I</w:t>
+      </w:r>
+    </w:p>
+    <w:p>
+      <w:pPr>
+        <w:pStyle w:val="Code"/>
+        <w:shd w:fill="F4F4F4" w:val="clear"/>
+      </w:pPr>
+      <w:r>
+        <w:t>#   → HTTP 404, x-source: overlay-pass</w:t>
       </w:r>
     </w:p>
     <w:p>
@@ -4650,6 +4754,344 @@
       </w:r>
     </w:p>
     <w:p>
+      <w:r>
+        <w:t>Ejemplo de petición y respuesta real:</w:t>
+      </w:r>
+    </w:p>
+    <w:p>
+      <w:pPr>
+        <w:pStyle w:val="Code"/>
+        <w:shd w:fill="F4F4F4" w:val="clear"/>
+      </w:pPr>
+      <w:r>
+        <w:t>curl "https://asisa-pc.vercel.app/api/providers?provinceSlug=madrid&amp;specSlug=cardiologia&amp;tab=professionals&amp;page=1&amp;limit=1"</w:t>
+      </w:r>
+    </w:p>
+    <w:p>
+      <w:pPr>
+        <w:pStyle w:val="Code"/>
+        <w:shd w:fill="F4F4F4" w:val="clear"/>
+      </w:pPr>
+      <w:r>
+        <w:t xml:space="preserve"> </w:t>
+      </w:r>
+    </w:p>
+    <w:p>
+      <w:pPr>
+        <w:pStyle w:val="Code"/>
+        <w:shd w:fill="F4F4F4" w:val="clear"/>
+      </w:pPr>
+      <w:r>
+        <w:t>{</w:t>
+      </w:r>
+    </w:p>
+    <w:p>
+      <w:pPr>
+        <w:pStyle w:val="Code"/>
+        <w:shd w:fill="F4F4F4" w:val="clear"/>
+      </w:pPr>
+      <w:r>
+        <w:t xml:space="preserve">  "provinceSlug": "madrid",</w:t>
+      </w:r>
+    </w:p>
+    <w:p>
+      <w:pPr>
+        <w:pStyle w:val="Code"/>
+        <w:shd w:fill="F4F4F4" w:val="clear"/>
+      </w:pPr>
+      <w:r>
+        <w:t xml:space="preserve">  "specSlug": "cardiologia",</w:t>
+      </w:r>
+    </w:p>
+    <w:p>
+      <w:pPr>
+        <w:pStyle w:val="Code"/>
+        <w:shd w:fill="F4F4F4" w:val="clear"/>
+      </w:pPr>
+      <w:r>
+        <w:t xml:space="preserve">  "tab": "professionals",</w:t>
+      </w:r>
+    </w:p>
+    <w:p>
+      <w:pPr>
+        <w:pStyle w:val="Code"/>
+        <w:shd w:fill="F4F4F4" w:val="clear"/>
+      </w:pPr>
+      <w:r>
+        <w:t xml:space="preserve">  "page": 1,</w:t>
+      </w:r>
+    </w:p>
+    <w:p>
+      <w:pPr>
+        <w:pStyle w:val="Code"/>
+        <w:shd w:fill="F4F4F4" w:val="clear"/>
+      </w:pPr>
+      <w:r>
+        <w:t xml:space="preserve">  "limit": 1,</w:t>
+      </w:r>
+    </w:p>
+    <w:p>
+      <w:pPr>
+        <w:pStyle w:val="Code"/>
+        <w:shd w:fill="F4F4F4" w:val="clear"/>
+      </w:pPr>
+      <w:r>
+        <w:t xml:space="preserve">  "total": 30,</w:t>
+      </w:r>
+    </w:p>
+    <w:p>
+      <w:pPr>
+        <w:pStyle w:val="Code"/>
+        <w:shd w:fill="F4F4F4" w:val="clear"/>
+      </w:pPr>
+      <w:r>
+        <w:t xml:space="preserve">  "totalPages": 30,</w:t>
+      </w:r>
+    </w:p>
+    <w:p>
+      <w:pPr>
+        <w:pStyle w:val="Code"/>
+        <w:shd w:fill="F4F4F4" w:val="clear"/>
+      </w:pPr>
+      <w:r>
+        <w:t xml:space="preserve">  "totalProfessionals": 30,</w:t>
+      </w:r>
+    </w:p>
+    <w:p>
+      <w:pPr>
+        <w:pStyle w:val="Code"/>
+        <w:shd w:fill="F4F4F4" w:val="clear"/>
+      </w:pPr>
+      <w:r>
+        <w:t xml:space="preserve">  "totalCenters": 50,</w:t>
+      </w:r>
+    </w:p>
+    <w:p>
+      <w:pPr>
+        <w:pStyle w:val="Code"/>
+        <w:shd w:fill="F4F4F4" w:val="clear"/>
+      </w:pPr>
+      <w:r>
+        <w:t xml:space="preserve">  "results": [</w:t>
+      </w:r>
+    </w:p>
+    <w:p>
+      <w:pPr>
+        <w:pStyle w:val="Code"/>
+        <w:shd w:fill="F4F4F4" w:val="clear"/>
+      </w:pPr>
+      <w:r>
+        <w:t xml:space="preserve">    {</w:t>
+      </w:r>
+    </w:p>
+    <w:p>
+      <w:pPr>
+        <w:pStyle w:val="Code"/>
+        <w:shd w:fill="F4F4F4" w:val="clear"/>
+      </w:pPr>
+      <w:r>
+        <w:t xml:space="preserve">      "name": "FRAILE MALMIERCA, EMILIO",</w:t>
+      </w:r>
+    </w:p>
+    <w:p>
+      <w:pPr>
+        <w:pStyle w:val="Code"/>
+        <w:shd w:fill="F4F4F4" w:val="clear"/>
+      </w:pPr>
+      <w:r>
+        <w:t xml:space="preserve">      "speciality": "CARDIOLOGÍA",</w:t>
+      </w:r>
+    </w:p>
+    <w:p>
+      <w:pPr>
+        <w:pStyle w:val="Code"/>
+        <w:shd w:fill="F4F4F4" w:val="clear"/>
+      </w:pPr>
+      <w:r>
+        <w:t xml:space="preserve">      "providerType": 1,</w:t>
+      </w:r>
+    </w:p>
+    <w:p>
+      <w:pPr>
+        <w:pStyle w:val="Code"/>
+        <w:shd w:fill="F4F4F4" w:val="clear"/>
+      </w:pPr>
+      <w:r>
+        <w:t xml:space="preserve">      "doctorType": 1,</w:t>
+      </w:r>
+    </w:p>
+    <w:p>
+      <w:pPr>
+        <w:pStyle w:val="Code"/>
+        <w:shd w:fill="F4F4F4" w:val="clear"/>
+      </w:pPr>
+      <w:r>
+        <w:t xml:space="preserve">      "businessGroup": true,</w:t>
+      </w:r>
+    </w:p>
+    <w:p>
+      <w:pPr>
+        <w:pStyle w:val="Code"/>
+        <w:shd w:fill="F4F4F4" w:val="clear"/>
+      </w:pPr>
+      <w:r>
+        <w:t xml:space="preserve">      "parentDescription": "HOSPITAL UNIVERSITARIO HLA MONCLOA",</w:t>
+      </w:r>
+    </w:p>
+    <w:p>
+      <w:pPr>
+        <w:pStyle w:val="Code"/>
+        <w:shd w:fill="F4F4F4" w:val="clear"/>
+      </w:pPr>
+      <w:r>
+        <w:t xml:space="preserve">      "address": "AVENIDA VALLADOLID 83",</w:t>
+      </w:r>
+    </w:p>
+    <w:p>
+      <w:pPr>
+        <w:pStyle w:val="Code"/>
+        <w:shd w:fill="F4F4F4" w:val="clear"/>
+      </w:pPr>
+      <w:r>
+        <w:t xml:space="preserve">      "postalCode": "28008",</w:t>
+      </w:r>
+    </w:p>
+    <w:p>
+      <w:pPr>
+        <w:pStyle w:val="Code"/>
+        <w:shd w:fill="F4F4F4" w:val="clear"/>
+      </w:pPr>
+      <w:r>
+        <w:t xml:space="preserve">      "city": "MADRID",</w:t>
+      </w:r>
+    </w:p>
+    <w:p>
+      <w:pPr>
+        <w:pStyle w:val="Code"/>
+        <w:shd w:fill="F4F4F4" w:val="clear"/>
+      </w:pPr>
+      <w:r>
+        <w:t xml:space="preserve">      "phone": "917581196",</w:t>
+      </w:r>
+    </w:p>
+    <w:p>
+      <w:pPr>
+        <w:pStyle w:val="Code"/>
+        <w:shd w:fill="F4F4F4" w:val="clear"/>
+      </w:pPr>
+      <w:r>
+        <w:t xml:space="preserve">      "lat": 40.433166,</w:t>
+      </w:r>
+    </w:p>
+    <w:p>
+      <w:pPr>
+        <w:pStyle w:val="Code"/>
+        <w:shd w:fill="F4F4F4" w:val="clear"/>
+      </w:pPr>
+      <w:r>
+        <w:t xml:space="preserve">      "lon": -3.7337846,</w:t>
+      </w:r>
+    </w:p>
+    <w:p>
+      <w:pPr>
+        <w:pStyle w:val="Code"/>
+        <w:shd w:fill="F4F4F4" w:val="clear"/>
+      </w:pPr>
+      <w:r>
+        <w:t xml:space="preserve">      "onlineAppointment": true,</w:t>
+      </w:r>
+    </w:p>
+    <w:p>
+      <w:pPr>
+        <w:pStyle w:val="Code"/>
+        <w:shd w:fill="F4F4F4" w:val="clear"/>
+      </w:pPr>
+      <w:r>
+        <w:t xml:space="preserve">      "videoConsultation": false,</w:t>
+      </w:r>
+    </w:p>
+    <w:p>
+      <w:pPr>
+        <w:pStyle w:val="Code"/>
+        <w:shd w:fill="F4F4F4" w:val="clear"/>
+      </w:pPr>
+      <w:r>
+        <w:t xml:space="preserve">      "ePrescription": true,</w:t>
+      </w:r>
+    </w:p>
+    <w:p>
+      <w:pPr>
+        <w:pStyle w:val="Code"/>
+        <w:shd w:fill="F4F4F4" w:val="clear"/>
+      </w:pPr>
+      <w:r>
+        <w:t xml:space="preserve">      "languages": [],</w:t>
+      </w:r>
+    </w:p>
+    <w:p>
+      <w:pPr>
+        <w:pStyle w:val="Code"/>
+        <w:shd w:fill="F4F4F4" w:val="clear"/>
+      </w:pPr>
+      <w:r>
+        <w:t xml:space="preserve">      "collegiateCode": 453706204,</w:t>
+      </w:r>
+    </w:p>
+    <w:p>
+      <w:pPr>
+        <w:pStyle w:val="Code"/>
+        <w:shd w:fill="F4F4F4" w:val="clear"/>
+      </w:pPr>
+      <w:r>
+        <w:t xml:space="preserve">      "providerLocalicationCode": 1496101,</w:t>
+      </w:r>
+    </w:p>
+    <w:p>
+      <w:pPr>
+        <w:pStyle w:val="Code"/>
+        <w:shd w:fill="F4F4F4" w:val="clear"/>
+      </w:pPr>
+      <w:r>
+        <w:t xml:space="preserve">      "providerCode": 3839140,</w:t>
+      </w:r>
+    </w:p>
+    <w:p>
+      <w:pPr>
+        <w:pStyle w:val="Code"/>
+        <w:shd w:fill="F4F4F4" w:val="clear"/>
+      </w:pPr>
+      <w:r>
+        <w:t xml:space="preserve">      "detailUrl": "/cuadro-medico/d/fraile-malmierca-emilio-453706204"</w:t>
+      </w:r>
+    </w:p>
+    <w:p>
+      <w:pPr>
+        <w:pStyle w:val="Code"/>
+        <w:shd w:fill="F4F4F4" w:val="clear"/>
+      </w:pPr>
+      <w:r>
+        <w:t xml:space="preserve">    }</w:t>
+      </w:r>
+    </w:p>
+    <w:p>
+      <w:pPr>
+        <w:pStyle w:val="Code"/>
+        <w:shd w:fill="F4F4F4" w:val="clear"/>
+      </w:pPr>
+      <w:r>
+        <w:t xml:space="preserve">  ]</w:t>
+      </w:r>
+    </w:p>
+    <w:p>
+      <w:pPr>
+        <w:pStyle w:val="Code"/>
+        <w:shd w:fill="F4F4F4" w:val="clear"/>
+      </w:pPr>
+      <w:r>
+        <w:t>}</w:t>
+      </w:r>
+    </w:p>
+    <w:p>
       <w:pPr>
         <w:pStyle w:val="Heading4"/>
       </w:pPr>
@@ -5014,6 +5456,263 @@
       </w:r>
     </w:p>
     <w:p>
+      <w:r>
+        <w:t>Ejemplo:</w:t>
+      </w:r>
+    </w:p>
+    <w:p>
+      <w:pPr>
+        <w:pStyle w:val="Code"/>
+        <w:shd w:fill="F4F4F4" w:val="clear"/>
+      </w:pPr>
+      <w:r>
+        <w:t>curl "https://asisa-pc.vercel.app/api/doctor?key=werenitzky-jose-282874657"</w:t>
+      </w:r>
+    </w:p>
+    <w:p>
+      <w:pPr>
+        <w:pStyle w:val="Code"/>
+        <w:shd w:fill="F4F4F4" w:val="clear"/>
+      </w:pPr>
+      <w:r>
+        <w:t xml:space="preserve"> </w:t>
+      </w:r>
+    </w:p>
+    <w:p>
+      <w:pPr>
+        <w:pStyle w:val="Code"/>
+        <w:shd w:fill="F4F4F4" w:val="clear"/>
+      </w:pPr>
+      <w:r>
+        <w:t>{</w:t>
+      </w:r>
+    </w:p>
+    <w:p>
+      <w:pPr>
+        <w:pStyle w:val="Code"/>
+        <w:shd w:fill="F4F4F4" w:val="clear"/>
+      </w:pPr>
+      <w:r>
+        <w:t xml:space="preserve">  "key": "werenitzky-jose-282874657",</w:t>
+      </w:r>
+    </w:p>
+    <w:p>
+      <w:pPr>
+        <w:pStyle w:val="Code"/>
+        <w:shd w:fill="F4F4F4" w:val="clear"/>
+      </w:pPr>
+      <w:r>
+        <w:t xml:space="preserve">  "name": "WERENITZKY , JOSE",</w:t>
+      </w:r>
+    </w:p>
+    <w:p>
+      <w:pPr>
+        <w:pStyle w:val="Code"/>
+        <w:shd w:fill="F4F4F4" w:val="clear"/>
+      </w:pPr>
+      <w:r>
+        <w:t xml:space="preserve">  "collegiateCode": 282874657,</w:t>
+      </w:r>
+    </w:p>
+    <w:p>
+      <w:pPr>
+        <w:pStyle w:val="Code"/>
+        <w:shd w:fill="F4F4F4" w:val="clear"/>
+      </w:pPr>
+      <w:r>
+        <w:t xml:space="preserve">  "languages": [],</w:t>
+      </w:r>
+    </w:p>
+    <w:p>
+      <w:pPr>
+        <w:pStyle w:val="Code"/>
+        <w:shd w:fill="F4F4F4" w:val="clear"/>
+      </w:pPr>
+      <w:r>
+        <w:t xml:space="preserve">  "specialities": ["CARDIOLOGÍA"],</w:t>
+      </w:r>
+    </w:p>
+    <w:p>
+      <w:pPr>
+        <w:pStyle w:val="Code"/>
+        <w:shd w:fill="F4F4F4" w:val="clear"/>
+      </w:pPr>
+      <w:r>
+        <w:t xml:space="preserve">  "specSlug": "cardiologia",</w:t>
+      </w:r>
+    </w:p>
+    <w:p>
+      <w:pPr>
+        <w:pStyle w:val="Code"/>
+        <w:shd w:fill="F4F4F4" w:val="clear"/>
+      </w:pPr>
+      <w:r>
+        <w:t xml:space="preserve">  "provinceSlug": "madrid",</w:t>
+      </w:r>
+    </w:p>
+    <w:p>
+      <w:pPr>
+        <w:pStyle w:val="Code"/>
+        <w:shd w:fill="F4F4F4" w:val="clear"/>
+      </w:pPr>
+      <w:r>
+        <w:t xml:space="preserve">  "parentDescription": "HOSPITAL UNIVERSITARIO HLA MONCLOA",</w:t>
+      </w:r>
+    </w:p>
+    <w:p>
+      <w:pPr>
+        <w:pStyle w:val="Code"/>
+        <w:shd w:fill="F4F4F4" w:val="clear"/>
+      </w:pPr>
+      <w:r>
+        <w:t xml:space="preserve">  "address": "AVENIDA VALLADOLID 83",</w:t>
+      </w:r>
+    </w:p>
+    <w:p>
+      <w:pPr>
+        <w:pStyle w:val="Code"/>
+        <w:shd w:fill="F4F4F4" w:val="clear"/>
+      </w:pPr>
+      <w:r>
+        <w:t xml:space="preserve">  "postalCode": "28008",</w:t>
+      </w:r>
+    </w:p>
+    <w:p>
+      <w:pPr>
+        <w:pStyle w:val="Code"/>
+        <w:shd w:fill="F4F4F4" w:val="clear"/>
+      </w:pPr>
+      <w:r>
+        <w:t xml:space="preserve">  "city": "MADRID",</w:t>
+      </w:r>
+    </w:p>
+    <w:p>
+      <w:pPr>
+        <w:pStyle w:val="Code"/>
+        <w:shd w:fill="F4F4F4" w:val="clear"/>
+      </w:pPr>
+      <w:r>
+        <w:t xml:space="preserve">  "provinceCode": "28",</w:t>
+      </w:r>
+    </w:p>
+    <w:p>
+      <w:pPr>
+        <w:pStyle w:val="Code"/>
+        <w:shd w:fill="F4F4F4" w:val="clear"/>
+      </w:pPr>
+      <w:r>
+        <w:t xml:space="preserve">  "phone": "917581196",</w:t>
+      </w:r>
+    </w:p>
+    <w:p>
+      <w:pPr>
+        <w:pStyle w:val="Code"/>
+        <w:shd w:fill="F4F4F4" w:val="clear"/>
+      </w:pPr>
+      <w:r>
+        <w:t xml:space="preserve">  "lat": 40.433166,</w:t>
+      </w:r>
+    </w:p>
+    <w:p>
+      <w:pPr>
+        <w:pStyle w:val="Code"/>
+        <w:shd w:fill="F4F4F4" w:val="clear"/>
+      </w:pPr>
+      <w:r>
+        <w:t xml:space="preserve">  "lon": -3.7337846,</w:t>
+      </w:r>
+    </w:p>
+    <w:p>
+      <w:pPr>
+        <w:pStyle w:val="Code"/>
+        <w:shd w:fill="F4F4F4" w:val="clear"/>
+      </w:pPr>
+      <w:r>
+        <w:t xml:space="preserve">  "onlineAppointment": true,</w:t>
+      </w:r>
+    </w:p>
+    <w:p>
+      <w:pPr>
+        <w:pStyle w:val="Code"/>
+        <w:shd w:fill="F4F4F4" w:val="clear"/>
+      </w:pPr>
+      <w:r>
+        <w:t xml:space="preserve">  "videoConsultation": false,</w:t>
+      </w:r>
+    </w:p>
+    <w:p>
+      <w:pPr>
+        <w:pStyle w:val="Code"/>
+        <w:shd w:fill="F4F4F4" w:val="clear"/>
+      </w:pPr>
+      <w:r>
+        <w:t xml:space="preserve">  "ePrescription": true,</w:t>
+      </w:r>
+    </w:p>
+    <w:p>
+      <w:pPr>
+        <w:pStyle w:val="Code"/>
+        <w:shd w:fill="F4F4F4" w:val="clear"/>
+      </w:pPr>
+      <w:r>
+        <w:t xml:space="preserve">  "businessGroup": true,</w:t>
+      </w:r>
+    </w:p>
+    <w:p>
+      <w:pPr>
+        <w:pStyle w:val="Code"/>
+        <w:shd w:fill="F4F4F4" w:val="clear"/>
+      </w:pPr>
+      <w:r>
+        <w:t xml:space="preserve">  "tuotempo": { "presential": true, "online": true, ... },</w:t>
+      </w:r>
+    </w:p>
+    <w:p>
+      <w:pPr>
+        <w:pStyle w:val="Code"/>
+        <w:shd w:fill="F4F4F4" w:val="clear"/>
+      </w:pPr>
+      <w:r>
+        <w:t xml:space="preserve">  "locations": [</w:t>
+      </w:r>
+    </w:p>
+    <w:p>
+      <w:pPr>
+        <w:pStyle w:val="Code"/>
+        <w:shd w:fill="F4F4F4" w:val="clear"/>
+      </w:pPr>
+      <w:r>
+        <w:t xml:space="preserve">    { "providerCode": 3839140, "providerLocalicationCode": 1496101,</w:t>
+      </w:r>
+    </w:p>
+    <w:p>
+      <w:pPr>
+        <w:pStyle w:val="Code"/>
+        <w:shd w:fill="F4F4F4" w:val="clear"/>
+      </w:pPr>
+      <w:r>
+        <w:t xml:space="preserve">      "speciality": "CARDIOLOGÍA", ... }</w:t>
+      </w:r>
+    </w:p>
+    <w:p>
+      <w:pPr>
+        <w:pStyle w:val="Code"/>
+        <w:shd w:fill="F4F4F4" w:val="clear"/>
+      </w:pPr>
+      <w:r>
+        <w:t xml:space="preserve">  ]</w:t>
+      </w:r>
+    </w:p>
+    <w:p>
+      <w:pPr>
+        <w:pStyle w:val="Code"/>
+        <w:shd w:fill="F4F4F4" w:val="clear"/>
+      </w:pPr>
+      <w:r>
+        <w:t>}</w:t>
+      </w:r>
+    </w:p>
+    <w:p>
       <w:pPr>
         <w:pStyle w:val="Heading4"/>
       </w:pPr>
@@ -5314,6 +6013,398 @@
       </w:r>
     </w:p>
     <w:p>
+      <w:r>
+        <w:t>Ejemplo (resumido — la respuesta real son ~90 KB de JSON):</w:t>
+      </w:r>
+    </w:p>
+    <w:p>
+      <w:pPr>
+        <w:pStyle w:val="Code"/>
+        <w:shd w:fill="F4F4F4" w:val="clear"/>
+      </w:pPr>
+      <w:r>
+        <w:t>curl "https://asisa-pc.vercel.app/api/centro?key=hospital-universitario-hla-moncloa"</w:t>
+      </w:r>
+    </w:p>
+    <w:p>
+      <w:pPr>
+        <w:pStyle w:val="Code"/>
+        <w:shd w:fill="F4F4F4" w:val="clear"/>
+      </w:pPr>
+      <w:r>
+        <w:t xml:space="preserve"> </w:t>
+      </w:r>
+    </w:p>
+    <w:p>
+      <w:pPr>
+        <w:pStyle w:val="Code"/>
+        <w:shd w:fill="F4F4F4" w:val="clear"/>
+      </w:pPr>
+      <w:r>
+        <w:t>{</w:t>
+      </w:r>
+    </w:p>
+    <w:p>
+      <w:pPr>
+        <w:pStyle w:val="Code"/>
+        <w:shd w:fill="F4F4F4" w:val="clear"/>
+      </w:pPr>
+      <w:r>
+        <w:t xml:space="preserve">  "key": "hospital-universitario-hla-moncloa",</w:t>
+      </w:r>
+    </w:p>
+    <w:p>
+      <w:pPr>
+        <w:pStyle w:val="Code"/>
+        <w:shd w:fill="F4F4F4" w:val="clear"/>
+      </w:pPr>
+      <w:r>
+        <w:t xml:space="preserve">  "providerLocalicationCode": 1496101,</w:t>
+      </w:r>
+    </w:p>
+    <w:p>
+      <w:pPr>
+        <w:pStyle w:val="Code"/>
+        <w:shd w:fill="F4F4F4" w:val="clear"/>
+      </w:pPr>
+      <w:r>
+        <w:t xml:space="preserve">  "name": "HOSPITAL UNIVERSITARIO HLA MONCLOA",</w:t>
+      </w:r>
+    </w:p>
+    <w:p>
+      <w:pPr>
+        <w:pStyle w:val="Code"/>
+        <w:shd w:fill="F4F4F4" w:val="clear"/>
+      </w:pPr>
+      <w:r>
+        <w:t xml:space="preserve">  "address": "AVENIDA VALLADOLID 83",</w:t>
+      </w:r>
+    </w:p>
+    <w:p>
+      <w:pPr>
+        <w:pStyle w:val="Code"/>
+        <w:shd w:fill="F4F4F4" w:val="clear"/>
+      </w:pPr>
+      <w:r>
+        <w:t xml:space="preserve">  "postalCode": "28008",</w:t>
+      </w:r>
+    </w:p>
+    <w:p>
+      <w:pPr>
+        <w:pStyle w:val="Code"/>
+        <w:shd w:fill="F4F4F4" w:val="clear"/>
+      </w:pPr>
+      <w:r>
+        <w:t xml:space="preserve">  "city": "MADRID",</w:t>
+      </w:r>
+    </w:p>
+    <w:p>
+      <w:pPr>
+        <w:pStyle w:val="Code"/>
+        <w:shd w:fill="F4F4F4" w:val="clear"/>
+      </w:pPr>
+      <w:r>
+        <w:t xml:space="preserve">  "provinceCode": "28",</w:t>
+      </w:r>
+    </w:p>
+    <w:p>
+      <w:pPr>
+        <w:pStyle w:val="Code"/>
+        <w:shd w:fill="F4F4F4" w:val="clear"/>
+      </w:pPr>
+      <w:r>
+        <w:t xml:space="preserve">  "provinceSlug": "madrid",</w:t>
+      </w:r>
+    </w:p>
+    <w:p>
+      <w:pPr>
+        <w:pStyle w:val="Code"/>
+        <w:shd w:fill="F4F4F4" w:val="clear"/>
+      </w:pPr>
+      <w:r>
+        <w:t xml:space="preserve">  "phone": "917581196",</w:t>
+      </w:r>
+    </w:p>
+    <w:p>
+      <w:pPr>
+        <w:pStyle w:val="Code"/>
+        <w:shd w:fill="F4F4F4" w:val="clear"/>
+      </w:pPr>
+      <w:r>
+        <w:t xml:space="preserve">  "lat": 40.433166,</w:t>
+      </w:r>
+    </w:p>
+    <w:p>
+      <w:pPr>
+        <w:pStyle w:val="Code"/>
+        <w:shd w:fill="F4F4F4" w:val="clear"/>
+      </w:pPr>
+      <w:r>
+        <w:t xml:space="preserve">  "lon": -3.7337846,</w:t>
+      </w:r>
+    </w:p>
+    <w:p>
+      <w:pPr>
+        <w:pStyle w:val="Code"/>
+        <w:shd w:fill="F4F4F4" w:val="clear"/>
+      </w:pPr>
+      <w:r>
+        <w:t xml:space="preserve">  "businessGroup": true,</w:t>
+      </w:r>
+    </w:p>
+    <w:p>
+      <w:pPr>
+        <w:pStyle w:val="Code"/>
+        <w:shd w:fill="F4F4F4" w:val="clear"/>
+      </w:pPr>
+      <w:r>
+        <w:t xml:space="preserve">  "specialities": [          // 36 entradas</w:t>
+      </w:r>
+    </w:p>
+    <w:p>
+      <w:pPr>
+        <w:pStyle w:val="Code"/>
+        <w:shd w:fill="F4F4F4" w:val="clear"/>
+      </w:pPr>
+      <w:r>
+        <w:t xml:space="preserve">    {</w:t>
+      </w:r>
+    </w:p>
+    <w:p>
+      <w:pPr>
+        <w:pStyle w:val="Code"/>
+        <w:shd w:fill="F4F4F4" w:val="clear"/>
+      </w:pPr>
+      <w:r>
+        <w:t xml:space="preserve">      "speciality": "ALERGOLOGÍA",</w:t>
+      </w:r>
+    </w:p>
+    <w:p>
+      <w:pPr>
+        <w:pStyle w:val="Code"/>
+        <w:shd w:fill="F4F4F4" w:val="clear"/>
+      </w:pPr>
+      <w:r>
+        <w:t xml:space="preserve">      "specSlug": "alergologia",</w:t>
+      </w:r>
+    </w:p>
+    <w:p>
+      <w:pPr>
+        <w:pStyle w:val="Code"/>
+        <w:shd w:fill="F4F4F4" w:val="clear"/>
+      </w:pPr>
+      <w:r>
+        <w:t xml:space="preserve">      "phone": "917581196",</w:t>
+      </w:r>
+    </w:p>
+    <w:p>
+      <w:pPr>
+        <w:pStyle w:val="Code"/>
+        <w:shd w:fill="F4F4F4" w:val="clear"/>
+      </w:pPr>
+      <w:r>
+        <w:t xml:space="preserve">      "onlineAppointment": true,</w:t>
+      </w:r>
+    </w:p>
+    <w:p>
+      <w:pPr>
+        <w:pStyle w:val="Code"/>
+        <w:shd w:fill="F4F4F4" w:val="clear"/>
+      </w:pPr>
+      <w:r>
+        <w:t xml:space="preserve">      "subSpecialities": [],</w:t>
+      </w:r>
+    </w:p>
+    <w:p>
+      <w:pPr>
+        <w:pStyle w:val="Code"/>
+        <w:shd w:fill="F4F4F4" w:val="clear"/>
+      </w:pPr>
+      <w:r>
+        <w:t xml:space="preserve">      "doctors": [</w:t>
+      </w:r>
+    </w:p>
+    <w:p>
+      <w:pPr>
+        <w:pStyle w:val="Code"/>
+        <w:shd w:fill="F4F4F4" w:val="clear"/>
+      </w:pPr>
+      <w:r>
+        <w:t xml:space="preserve">        { "key": "delgado-gonzalez-almudena-282875256",</w:t>
+      </w:r>
+    </w:p>
+    <w:p>
+      <w:pPr>
+        <w:pStyle w:val="Code"/>
+        <w:shd w:fill="F4F4F4" w:val="clear"/>
+      </w:pPr>
+      <w:r>
+        <w:t xml:space="preserve">          "name": "DELGADO GONZALEZ, ALMUDENA", "subSpeciality": "" }</w:t>
+      </w:r>
+    </w:p>
+    <w:p>
+      <w:pPr>
+        <w:pStyle w:val="Code"/>
+        <w:shd w:fill="F4F4F4" w:val="clear"/>
+      </w:pPr>
+      <w:r>
+        <w:t xml:space="preserve">      ]</w:t>
+      </w:r>
+    </w:p>
+    <w:p>
+      <w:pPr>
+        <w:pStyle w:val="Code"/>
+        <w:shd w:fill="F4F4F4" w:val="clear"/>
+      </w:pPr>
+      <w:r>
+        <w:t xml:space="preserve">    },</w:t>
+      </w:r>
+    </w:p>
+    <w:p>
+      <w:pPr>
+        <w:pStyle w:val="Code"/>
+        <w:shd w:fill="F4F4F4" w:val="clear"/>
+      </w:pPr>
+      <w:r>
+        <w:t xml:space="preserve">    ...</w:t>
+      </w:r>
+    </w:p>
+    <w:p>
+      <w:pPr>
+        <w:pStyle w:val="Code"/>
+        <w:shd w:fill="F4F4F4" w:val="clear"/>
+      </w:pPr>
+      <w:r>
+        <w:t xml:space="preserve">  ],</w:t>
+      </w:r>
+    </w:p>
+    <w:p>
+      <w:pPr>
+        <w:pStyle w:val="Code"/>
+        <w:shd w:fill="F4F4F4" w:val="clear"/>
+      </w:pPr>
+      <w:r>
+        <w:t xml:space="preserve">  "doctors": [               // 215 entradas</w:t>
+      </w:r>
+    </w:p>
+    <w:p>
+      <w:pPr>
+        <w:pStyle w:val="Code"/>
+        <w:shd w:fill="F4F4F4" w:val="clear"/>
+      </w:pPr>
+      <w:r>
+        <w:t xml:space="preserve">    { "key": "alaez-uson-concepcion-282852412",</w:t>
+      </w:r>
+    </w:p>
+    <w:p>
+      <w:pPr>
+        <w:pStyle w:val="Code"/>
+        <w:shd w:fill="F4F4F4" w:val="clear"/>
+      </w:pPr>
+      <w:r>
+        <w:t xml:space="preserve">      "name": "ALAEZ USON, CONCEPCION",</w:t>
+      </w:r>
+    </w:p>
+    <w:p>
+      <w:pPr>
+        <w:pStyle w:val="Code"/>
+        <w:shd w:fill="F4F4F4" w:val="clear"/>
+      </w:pPr>
+      <w:r>
+        <w:t xml:space="preserve">      "speciality": "HEMATOLOGÍA Y HEMOTERAPIA", "gender": "H" },</w:t>
+      </w:r>
+    </w:p>
+    <w:p>
+      <w:pPr>
+        <w:pStyle w:val="Code"/>
+        <w:shd w:fill="F4F4F4" w:val="clear"/>
+      </w:pPr>
+      <w:r>
+        <w:t xml:space="preserve">    ...</w:t>
+      </w:r>
+    </w:p>
+    <w:p>
+      <w:pPr>
+        <w:pStyle w:val="Code"/>
+        <w:shd w:fill="F4F4F4" w:val="clear"/>
+      </w:pPr>
+      <w:r>
+        <w:t xml:space="preserve">  ],</w:t>
+      </w:r>
+    </w:p>
+    <w:p>
+      <w:pPr>
+        <w:pStyle w:val="Code"/>
+        <w:shd w:fill="F4F4F4" w:val="clear"/>
+      </w:pPr>
+      <w:r>
+        <w:t xml:space="preserve">  "otherCentros": [          // 4 entradas</w:t>
+      </w:r>
+    </w:p>
+    <w:p>
+      <w:pPr>
+        <w:pStyle w:val="Code"/>
+        <w:shd w:fill="F4F4F4" w:val="clear"/>
+      </w:pPr>
+      <w:r>
+        <w:t xml:space="preserve">    { "key": "hospital-quiron-san-camilo",</w:t>
+      </w:r>
+    </w:p>
+    <w:p>
+      <w:pPr>
+        <w:pStyle w:val="Code"/>
+        <w:shd w:fill="F4F4F4" w:val="clear"/>
+      </w:pPr>
+      <w:r>
+        <w:t xml:space="preserve">      "name": "HOSPITAL QUIRON SAN CAMILO",</w:t>
+      </w:r>
+    </w:p>
+    <w:p>
+      <w:pPr>
+        <w:pStyle w:val="Code"/>
+        <w:shd w:fill="F4F4F4" w:val="clear"/>
+      </w:pPr>
+      <w:r>
+        <w:t xml:space="preserve">      "specialities": ["CARDIOLOGÍA","..."], "specialitiesMore": 12 },</w:t>
+      </w:r>
+    </w:p>
+    <w:p>
+      <w:pPr>
+        <w:pStyle w:val="Code"/>
+        <w:shd w:fill="F4F4F4" w:val="clear"/>
+      </w:pPr>
+      <w:r>
+        <w:t xml:space="preserve">    ...</w:t>
+      </w:r>
+    </w:p>
+    <w:p>
+      <w:pPr>
+        <w:pStyle w:val="Code"/>
+        <w:shd w:fill="F4F4F4" w:val="clear"/>
+      </w:pPr>
+      <w:r>
+        <w:t xml:space="preserve">  ],</w:t>
+      </w:r>
+    </w:p>
+    <w:p>
+      <w:pPr>
+        <w:pStyle w:val="Code"/>
+        <w:shd w:fill="F4F4F4" w:val="clear"/>
+      </w:pPr>
+      <w:r>
+        <w:t xml:space="preserve">  "description": "Centro médico del cuadro de ASISA en MADRID..."</w:t>
+      </w:r>
+    </w:p>
+    <w:p>
+      <w:pPr>
+        <w:pStyle w:val="Code"/>
+        <w:shd w:fill="F4F4F4" w:val="clear"/>
+      </w:pPr>
+      <w:r>
+        <w:t>}</w:t>
+      </w:r>
+    </w:p>
+    <w:p>
       <w:pPr>
         <w:pStyle w:val="Heading4"/>
       </w:pPr>
@@ -5338,52 +6429,169 @@
     </w:p>
     <w:p>
       <w:r>
-        <w:t>Shape sin slug:</w:t>
-      </w:r>
-    </w:p>
-    <w:p>
-      <w:pPr>
-        <w:pStyle w:val="Code"/>
-        <w:shd w:fill="F4F4F4" w:val="clear"/>
-      </w:pPr>
-      <w:r>
-        <w:t>[</w:t>
-      </w:r>
-    </w:p>
-    <w:p>
-      <w:pPr>
-        <w:pStyle w:val="Code"/>
-        <w:shd w:fill="F4F4F4" w:val="clear"/>
-      </w:pPr>
-      <w:r>
-        <w:t xml:space="preserve">  { "name": "MADRID", "displayName": "Madrid", "slug": "madrid",</w:t>
-      </w:r>
-    </w:p>
-    <w:p>
-      <w:pPr>
-        <w:pStyle w:val="Code"/>
-        <w:shd w:fill="F4F4F4" w:val="clear"/>
-      </w:pPr>
-      <w:r>
-        <w:t xml:space="preserve">    "provinceCode": "28" },</w:t>
-      </w:r>
-    </w:p>
-    <w:p>
-      <w:pPr>
-        <w:pStyle w:val="Code"/>
-        <w:shd w:fill="F4F4F4" w:val="clear"/>
-      </w:pPr>
-      <w:r>
-        <w:t xml:space="preserve">  …</w:t>
-      </w:r>
-    </w:p>
-    <w:p>
-      <w:pPr>
-        <w:pStyle w:val="Code"/>
-        <w:shd w:fill="F4F4F4" w:val="clear"/>
-      </w:pPr>
-      <w:r>
-        <w:t>]</w:t>
+        <w:t>Ejemplos:</w:t>
+      </w:r>
+    </w:p>
+    <w:p>
+      <w:pPr>
+        <w:pStyle w:val="Code"/>
+        <w:shd w:fill="F4F4F4" w:val="clear"/>
+      </w:pPr>
+      <w:r>
+        <w:t>curl "https://asisa-pc.vercel.app/api/provincias" | jq ".[0]"</w:t>
+      </w:r>
+    </w:p>
+    <w:p>
+      <w:pPr>
+        <w:pStyle w:val="Code"/>
+        <w:shd w:fill="F4F4F4" w:val="clear"/>
+      </w:pPr>
+      <w:r>
+        <w:t xml:space="preserve"> </w:t>
+      </w:r>
+    </w:p>
+    <w:p>
+      <w:pPr>
+        <w:pStyle w:val="Code"/>
+        <w:shd w:fill="F4F4F4" w:val="clear"/>
+      </w:pPr>
+      <w:r>
+        <w:t>{</w:t>
+      </w:r>
+    </w:p>
+    <w:p>
+      <w:pPr>
+        <w:pStyle w:val="Code"/>
+        <w:shd w:fill="F4F4F4" w:val="clear"/>
+      </w:pPr>
+      <w:r>
+        <w:t xml:space="preserve">  "name": "ÁLAVA",</w:t>
+      </w:r>
+    </w:p>
+    <w:p>
+      <w:pPr>
+        <w:pStyle w:val="Code"/>
+        <w:shd w:fill="F4F4F4" w:val="clear"/>
+      </w:pPr>
+      <w:r>
+        <w:t xml:space="preserve">  "displayName": "Álava",</w:t>
+      </w:r>
+    </w:p>
+    <w:p>
+      <w:pPr>
+        <w:pStyle w:val="Code"/>
+        <w:shd w:fill="F4F4F4" w:val="clear"/>
+      </w:pPr>
+      <w:r>
+        <w:t xml:space="preserve">  "slug": "alava",</w:t>
+      </w:r>
+    </w:p>
+    <w:p>
+      <w:pPr>
+        <w:pStyle w:val="Code"/>
+        <w:shd w:fill="F4F4F4" w:val="clear"/>
+      </w:pPr>
+      <w:r>
+        <w:t xml:space="preserve">  "provinceCode": "1"</w:t>
+      </w:r>
+    </w:p>
+    <w:p>
+      <w:pPr>
+        <w:pStyle w:val="Code"/>
+        <w:shd w:fill="F4F4F4" w:val="clear"/>
+      </w:pPr>
+      <w:r>
+        <w:t>}</w:t>
+      </w:r>
+    </w:p>
+    <w:p>
+      <w:pPr>
+        <w:pStyle w:val="Code"/>
+        <w:shd w:fill="F4F4F4" w:val="clear"/>
+      </w:pPr>
+      <w:r>
+        <w:t xml:space="preserve"> </w:t>
+      </w:r>
+    </w:p>
+    <w:p>
+      <w:pPr>
+        <w:pStyle w:val="Code"/>
+        <w:shd w:fill="F4F4F4" w:val="clear"/>
+      </w:pPr>
+      <w:r>
+        <w:t>curl "https://asisa-pc.vercel.app/api/provincias?slug=madrid"</w:t>
+      </w:r>
+    </w:p>
+    <w:p>
+      <w:pPr>
+        <w:pStyle w:val="Code"/>
+        <w:shd w:fill="F4F4F4" w:val="clear"/>
+      </w:pPr>
+      <w:r>
+        <w:t xml:space="preserve"> </w:t>
+      </w:r>
+    </w:p>
+    <w:p>
+      <w:pPr>
+        <w:pStyle w:val="Code"/>
+        <w:shd w:fill="F4F4F4" w:val="clear"/>
+      </w:pPr>
+      <w:r>
+        <w:t>{</w:t>
+      </w:r>
+    </w:p>
+    <w:p>
+      <w:pPr>
+        <w:pStyle w:val="Code"/>
+        <w:shd w:fill="F4F4F4" w:val="clear"/>
+      </w:pPr>
+      <w:r>
+        <w:t xml:space="preserve">  "slug": "madrid",</w:t>
+      </w:r>
+    </w:p>
+    <w:p>
+      <w:pPr>
+        <w:pStyle w:val="Code"/>
+        <w:shd w:fill="F4F4F4" w:val="clear"/>
+      </w:pPr>
+      <w:r>
+        <w:t xml:space="preserve">  "displayName": "Madrid",</w:t>
+      </w:r>
+    </w:p>
+    <w:p>
+      <w:pPr>
+        <w:pStyle w:val="Code"/>
+        <w:shd w:fill="F4F4F4" w:val="clear"/>
+      </w:pPr>
+      <w:r>
+        <w:t xml:space="preserve">  "provinceCode": "28",</w:t>
+      </w:r>
+    </w:p>
+    <w:p>
+      <w:pPr>
+        <w:pStyle w:val="Code"/>
+        <w:shd w:fill="F4F4F4" w:val="clear"/>
+      </w:pPr>
+      <w:r>
+        <w:t xml:space="preserve">  "especialidades": ["alergologia", "alergologia-infantil",</w:t>
+      </w:r>
+    </w:p>
+    <w:p>
+      <w:pPr>
+        <w:pStyle w:val="Code"/>
+        <w:shd w:fill="F4F4F4" w:val="clear"/>
+      </w:pPr>
+      <w:r>
+        <w:t xml:space="preserve">    "analisis-clinicos", "anatomia-patologica", ...]</w:t>
+      </w:r>
+    </w:p>
+    <w:p>
+      <w:pPr>
+        <w:pStyle w:val="Code"/>
+        <w:shd w:fill="F4F4F4" w:val="clear"/>
+      </w:pPr>
+      <w:r>
+        <w:t>}</w:t>
       </w:r>
     </w:p>
     <w:p>
@@ -5421,93 +6629,25 @@
     </w:p>
     <w:p>
       <w:r>
-        <w:t>Shape sin slug:</w:t>
-      </w:r>
-    </w:p>
-    <w:p>
-      <w:pPr>
-        <w:pStyle w:val="Code"/>
-        <w:shd w:fill="F4F4F4" w:val="clear"/>
-      </w:pPr>
-      <w:r>
-        <w:t>[</w:t>
-      </w:r>
-    </w:p>
-    <w:p>
-      <w:pPr>
-        <w:pStyle w:val="Code"/>
-        <w:shd w:fill="F4F4F4" w:val="clear"/>
-      </w:pPr>
-      <w:r>
-        <w:t xml:space="preserve">  { "slug": "cardiologia", "name": "Cardiología",</w:t>
-      </w:r>
-    </w:p>
-    <w:p>
-      <w:pPr>
-        <w:pStyle w:val="Code"/>
-        <w:shd w:fill="F4F4F4" w:val="clear"/>
-      </w:pPr>
-      <w:r>
-        <w:t xml:space="preserve">    "nameApi": "CARDIOLOGÍA",</w:t>
-      </w:r>
-    </w:p>
-    <w:p>
-      <w:pPr>
-        <w:pStyle w:val="Code"/>
-        <w:shd w:fill="F4F4F4" w:val="clear"/>
-      </w:pPr>
-      <w:r>
-        <w:t xml:space="preserve">    "professionalPlural": "Cardiólogos",</w:t>
-      </w:r>
-    </w:p>
-    <w:p>
-      <w:pPr>
-        <w:pStyle w:val="Code"/>
-        <w:shd w:fill="F4F4F4" w:val="clear"/>
-      </w:pPr>
-      <w:r>
-        <w:t xml:space="preserve">    "professionalPluralLower": "cardiólogos",</w:t>
-      </w:r>
-    </w:p>
-    <w:p>
-      <w:pPr>
-        <w:pStyle w:val="Code"/>
-        <w:shd w:fill="F4F4F4" w:val="clear"/>
-      </w:pPr>
-      <w:r>
-        <w:t xml:space="preserve">    "kind": "specialty" | "service" | "technique",</w:t>
-      </w:r>
-    </w:p>
-    <w:p>
-      <w:pPr>
-        <w:pStyle w:val="Code"/>
-        <w:shd w:fill="F4F4F4" w:val="clear"/>
-      </w:pPr>
-      <w:r>
-        <w:t xml:space="preserve">    "specialityCode": 9 },</w:t>
-      </w:r>
-    </w:p>
-    <w:p>
-      <w:pPr>
-        <w:pStyle w:val="Code"/>
-        <w:shd w:fill="F4F4F4" w:val="clear"/>
-      </w:pPr>
-      <w:r>
-        <w:t xml:space="preserve">  …</w:t>
-      </w:r>
-    </w:p>
-    <w:p>
-      <w:pPr>
-        <w:pStyle w:val="Code"/>
-        <w:shd w:fill="F4F4F4" w:val="clear"/>
-      </w:pPr>
-      <w:r>
-        <w:t>]</w:t>
-      </w:r>
-    </w:p>
-    <w:p>
-      <w:r>
-        <w:t>Shape con slug: meta + array provincias[]:</w:t>
+        <w:t>Ejemplos:</w:t>
+      </w:r>
+    </w:p>
+    <w:p>
+      <w:pPr>
+        <w:pStyle w:val="Code"/>
+        <w:shd w:fill="F4F4F4" w:val="clear"/>
+      </w:pPr>
+      <w:r>
+        <w:t>curl "https://asisa-pc.vercel.app/api/especialidades" | jq ".[0]"</w:t>
+      </w:r>
+    </w:p>
+    <w:p>
+      <w:pPr>
+        <w:pStyle w:val="Code"/>
+        <w:shd w:fill="F4F4F4" w:val="clear"/>
+      </w:pPr>
+      <w:r>
+        <w:t xml:space="preserve"> </w:t>
       </w:r>
     </w:p>
     <w:p>
@@ -5525,7 +6665,142 @@
         <w:shd w:fill="F4F4F4" w:val="clear"/>
       </w:pPr>
       <w:r>
-        <w:t xml:space="preserve">  "slug": "cardiologia", "name": "Cardiología", "kind": "specialty",</w:t>
+        <w:t xml:space="preserve">  "slug": "alergologia",</w:t>
+      </w:r>
+    </w:p>
+    <w:p>
+      <w:pPr>
+        <w:pStyle w:val="Code"/>
+        <w:shd w:fill="F4F4F4" w:val="clear"/>
+      </w:pPr>
+      <w:r>
+        <w:t xml:space="preserve">  "name": "Alergología",</w:t>
+      </w:r>
+    </w:p>
+    <w:p>
+      <w:pPr>
+        <w:pStyle w:val="Code"/>
+        <w:shd w:fill="F4F4F4" w:val="clear"/>
+      </w:pPr>
+      <w:r>
+        <w:t xml:space="preserve">  "nameApi": "ALERGOLOGÍA",</w:t>
+      </w:r>
+    </w:p>
+    <w:p>
+      <w:pPr>
+        <w:pStyle w:val="Code"/>
+        <w:shd w:fill="F4F4F4" w:val="clear"/>
+      </w:pPr>
+      <w:r>
+        <w:t xml:space="preserve">  "professionalPlural": "Alergólogos",</w:t>
+      </w:r>
+    </w:p>
+    <w:p>
+      <w:pPr>
+        <w:pStyle w:val="Code"/>
+        <w:shd w:fill="F4F4F4" w:val="clear"/>
+      </w:pPr>
+      <w:r>
+        <w:t xml:space="preserve">  "professionalPluralLower": "alergólogos",</w:t>
+      </w:r>
+    </w:p>
+    <w:p>
+      <w:pPr>
+        <w:pStyle w:val="Code"/>
+        <w:shd w:fill="F4F4F4" w:val="clear"/>
+      </w:pPr>
+      <w:r>
+        <w:t xml:space="preserve">  "kind": "specialty",</w:t>
+      </w:r>
+    </w:p>
+    <w:p>
+      <w:pPr>
+        <w:pStyle w:val="Code"/>
+        <w:shd w:fill="F4F4F4" w:val="clear"/>
+      </w:pPr>
+      <w:r>
+        <w:t xml:space="preserve">  "specialityCode": 1</w:t>
+      </w:r>
+    </w:p>
+    <w:p>
+      <w:pPr>
+        <w:pStyle w:val="Code"/>
+        <w:shd w:fill="F4F4F4" w:val="clear"/>
+      </w:pPr>
+      <w:r>
+        <w:t>}</w:t>
+      </w:r>
+    </w:p>
+    <w:p>
+      <w:pPr>
+        <w:pStyle w:val="Code"/>
+        <w:shd w:fill="F4F4F4" w:val="clear"/>
+      </w:pPr>
+      <w:r>
+        <w:t xml:space="preserve"> </w:t>
+      </w:r>
+    </w:p>
+    <w:p>
+      <w:pPr>
+        <w:pStyle w:val="Code"/>
+        <w:shd w:fill="F4F4F4" w:val="clear"/>
+      </w:pPr>
+      <w:r>
+        <w:t>curl "https://asisa-pc.vercel.app/api/especialidades?slug=cardiologia"</w:t>
+      </w:r>
+    </w:p>
+    <w:p>
+      <w:pPr>
+        <w:pStyle w:val="Code"/>
+        <w:shd w:fill="F4F4F4" w:val="clear"/>
+      </w:pPr>
+      <w:r>
+        <w:t xml:space="preserve"> </w:t>
+      </w:r>
+    </w:p>
+    <w:p>
+      <w:pPr>
+        <w:pStyle w:val="Code"/>
+        <w:shd w:fill="F4F4F4" w:val="clear"/>
+      </w:pPr>
+      <w:r>
+        <w:t>{</w:t>
+      </w:r>
+    </w:p>
+    <w:p>
+      <w:pPr>
+        <w:pStyle w:val="Code"/>
+        <w:shd w:fill="F4F4F4" w:val="clear"/>
+      </w:pPr>
+      <w:r>
+        <w:t xml:space="preserve">  "slug": "cardiologia",</w:t>
+      </w:r>
+    </w:p>
+    <w:p>
+      <w:pPr>
+        <w:pStyle w:val="Code"/>
+        <w:shd w:fill="F4F4F4" w:val="clear"/>
+      </w:pPr>
+      <w:r>
+        <w:t xml:space="preserve">  "name": "Cardiología",</w:t>
+      </w:r>
+    </w:p>
+    <w:p>
+      <w:pPr>
+        <w:pStyle w:val="Code"/>
+        <w:shd w:fill="F4F4F4" w:val="clear"/>
+      </w:pPr>
+      <w:r>
+        <w:t xml:space="preserve">  "nameApi": "CARDIOLOGÍA",</w:t>
+      </w:r>
+    </w:p>
+    <w:p>
+      <w:pPr>
+        <w:pStyle w:val="Code"/>
+        <w:shd w:fill="F4F4F4" w:val="clear"/>
+      </w:pPr>
+      <w:r>
+        <w:t xml:space="preserve">  "kind": "specialty",</w:t>
       </w:r>
     </w:p>
     <w:p>
@@ -5552,7 +6827,25 @@
         <w:shd w:fill="F4F4F4" w:val="clear"/>
       </w:pPr>
       <w:r>
-        <w:t xml:space="preserve">    …  // ordenado por count desc</w:t>
+        <w:t xml:space="preserve">    { "slug": "barcelona", "displayName": "Barcelona", "count": 218 },</w:t>
+      </w:r>
+    </w:p>
+    <w:p>
+      <w:pPr>
+        <w:pStyle w:val="Code"/>
+        <w:shd w:fill="F4F4F4" w:val="clear"/>
+      </w:pPr>
+      <w:r>
+        <w:t xml:space="preserve">    { "slug": "valencia", "displayName": "Valencia", "count": 102 },</w:t>
+      </w:r>
+    </w:p>
+    <w:p>
+      <w:pPr>
+        <w:pStyle w:val="Code"/>
+        <w:shd w:fill="F4F4F4" w:val="clear"/>
+      </w:pPr>
+      <w:r>
+        <w:t xml:space="preserve">    …  // ordenado por count desc, hasta 50 provincias</w:t>
       </w:r>
     </w:p>
     <w:p>
@@ -5604,6 +6897,128 @@
     <w:p>
       <w:r>
         <w:t>Consumido por: usado como fallback / enriquecimiento desde otros endpoints; también accesible directo desde el frontend si se necesita una sola ubicación.</w:t>
+      </w:r>
+    </w:p>
+    <w:p>
+      <w:r>
+        <w:t>Ejemplo:</w:t>
+      </w:r>
+    </w:p>
+    <w:p>
+      <w:pPr>
+        <w:pStyle w:val="Code"/>
+        <w:shd w:fill="F4F4F4" w:val="clear"/>
+      </w:pPr>
+      <w:r>
+        <w:t>curl "https://asisa-pc.vercel.app/api/providers-detail?id=1496101"</w:t>
+      </w:r>
+    </w:p>
+    <w:p>
+      <w:pPr>
+        <w:pStyle w:val="Code"/>
+        <w:shd w:fill="F4F4F4" w:val="clear"/>
+      </w:pPr>
+      <w:r>
+        <w:t xml:space="preserve"> </w:t>
+      </w:r>
+    </w:p>
+    <w:p>
+      <w:pPr>
+        <w:pStyle w:val="Code"/>
+        <w:shd w:fill="F4F4F4" w:val="clear"/>
+      </w:pPr>
+      <w:r>
+        <w:t>{</w:t>
+      </w:r>
+    </w:p>
+    <w:p>
+      <w:pPr>
+        <w:pStyle w:val="Code"/>
+        <w:shd w:fill="F4F4F4" w:val="clear"/>
+      </w:pPr>
+      <w:r>
+        <w:t xml:space="preserve">  "providerLocalicationCode": 1496101,</w:t>
+      </w:r>
+    </w:p>
+    <w:p>
+      <w:pPr>
+        <w:pStyle w:val="Code"/>
+        <w:shd w:fill="F4F4F4" w:val="clear"/>
+      </w:pPr>
+      <w:r>
+        <w:t xml:space="preserve">  "providerCode": 3839140,</w:t>
+      </w:r>
+    </w:p>
+    <w:p>
+      <w:pPr>
+        <w:pStyle w:val="Code"/>
+        <w:shd w:fill="F4F4F4" w:val="clear"/>
+      </w:pPr>
+      <w:r>
+        <w:t xml:space="preserve">  "name": "HOSPITAL UNIVERSITARIO HLA MONCLOA",</w:t>
+      </w:r>
+    </w:p>
+    <w:p>
+      <w:pPr>
+        <w:pStyle w:val="Code"/>
+        <w:shd w:fill="F4F4F4" w:val="clear"/>
+      </w:pPr>
+      <w:r>
+        <w:t xml:space="preserve">  "specialities": ["ALERGOLOGÍA", "CARDIOLOGÍA",</w:t>
+      </w:r>
+    </w:p>
+    <w:p>
+      <w:pPr>
+        <w:pStyle w:val="Code"/>
+        <w:shd w:fill="F4F4F4" w:val="clear"/>
+      </w:pPr>
+      <w:r>
+        <w:t xml:space="preserve">    "DERMATOLOGÍA MÉDICO-QUIRÚRGICA Y VENÉREO", ...],</w:t>
+      </w:r>
+    </w:p>
+    <w:p>
+      <w:pPr>
+        <w:pStyle w:val="Code"/>
+        <w:shd w:fill="F4F4F4" w:val="clear"/>
+      </w:pPr>
+      <w:r>
+        <w:t xml:space="preserve">  "address": "AVENIDA VALLADOLID 83",</w:t>
+      </w:r>
+    </w:p>
+    <w:p>
+      <w:pPr>
+        <w:pStyle w:val="Code"/>
+        <w:shd w:fill="F4F4F4" w:val="clear"/>
+      </w:pPr>
+      <w:r>
+        <w:t xml:space="preserve">  "city": "MADRID",</w:t>
+      </w:r>
+    </w:p>
+    <w:p>
+      <w:pPr>
+        <w:pStyle w:val="Code"/>
+        <w:shd w:fill="F4F4F4" w:val="clear"/>
+      </w:pPr>
+      <w:r>
+        <w:t xml:space="preserve">  "phone": "917581196",</w:t>
+      </w:r>
+    </w:p>
+    <w:p>
+      <w:pPr>
+        <w:pStyle w:val="Code"/>
+        <w:shd w:fill="F4F4F4" w:val="clear"/>
+      </w:pPr>
+      <w:r>
+        <w:t xml:space="preserve">  "languages": []</w:t>
+      </w:r>
+    </w:p>
+    <w:p>
+      <w:pPr>
+        <w:pStyle w:val="Code"/>
+        <w:shd w:fill="F4F4F4" w:val="clear"/>
+      </w:pPr>
+      <w:r>
+        <w:t>}</w:t>
       </w:r>
     </w:p>
     <w:p>
@@ -11377,6 +12792,191 @@
       </w:r>
     </w:p>
     <w:p>
+      <w:r>
+        <w:t>Ejemplo de entrada real:</w:t>
+      </w:r>
+    </w:p>
+    <w:p>
+      <w:pPr>
+        <w:pStyle w:val="Code"/>
+        <w:shd w:fill="F4F4F4" w:val="clear"/>
+      </w:pPr>
+      <w:r>
+        <w:t>jq '.["garcia-balda-ainhoa-152854071"]' data/cuadro-medico/doctores-index.json</w:t>
+      </w:r>
+    </w:p>
+    <w:p>
+      <w:pPr>
+        <w:pStyle w:val="Code"/>
+        <w:shd w:fill="F4F4F4" w:val="clear"/>
+      </w:pPr>
+      <w:r>
+        <w:t xml:space="preserve"> </w:t>
+      </w:r>
+    </w:p>
+    <w:p>
+      <w:pPr>
+        <w:pStyle w:val="Code"/>
+        <w:shd w:fill="F4F4F4" w:val="clear"/>
+      </w:pPr>
+      <w:r>
+        <w:t>{</w:t>
+      </w:r>
+    </w:p>
+    <w:p>
+      <w:pPr>
+        <w:pStyle w:val="Code"/>
+        <w:shd w:fill="F4F4F4" w:val="clear"/>
+      </w:pPr>
+      <w:r>
+        <w:t xml:space="preserve">  "collegiateCode": 152854071,</w:t>
+      </w:r>
+    </w:p>
+    <w:p>
+      <w:pPr>
+        <w:pStyle w:val="Code"/>
+        <w:shd w:fill="F4F4F4" w:val="clear"/>
+      </w:pPr>
+      <w:r>
+        <w:t xml:space="preserve">  "name": "GARCIA BALDA, AINHOA",</w:t>
+      </w:r>
+    </w:p>
+    <w:p>
+      <w:pPr>
+        <w:pStyle w:val="Code"/>
+        <w:shd w:fill="F4F4F4" w:val="clear"/>
+      </w:pPr>
+      <w:r>
+        <w:t xml:space="preserve">  "locations": [</w:t>
+      </w:r>
+    </w:p>
+    <w:p>
+      <w:pPr>
+        <w:pStyle w:val="Code"/>
+        <w:shd w:fill="F4F4F4" w:val="clear"/>
+      </w:pPr>
+      <w:r>
+        <w:t xml:space="preserve">    {</w:t>
+      </w:r>
+    </w:p>
+    <w:p>
+      <w:pPr>
+        <w:pStyle w:val="Code"/>
+        <w:shd w:fill="F4F4F4" w:val="clear"/>
+      </w:pPr>
+      <w:r>
+        <w:t xml:space="preserve">      "providerCode": 3822571,</w:t>
+      </w:r>
+    </w:p>
+    <w:p>
+      <w:pPr>
+        <w:pStyle w:val="Code"/>
+        <w:shd w:fill="F4F4F4" w:val="clear"/>
+      </w:pPr>
+      <w:r>
+        <w:t xml:space="preserve">      "providerLocalicationCode": 1480942,</w:t>
+      </w:r>
+    </w:p>
+    <w:p>
+      <w:pPr>
+        <w:pStyle w:val="Code"/>
+        <w:shd w:fill="F4F4F4" w:val="clear"/>
+      </w:pPr>
+      <w:r>
+        <w:t xml:space="preserve">      "specSlug": "alergologia-infantil",</w:t>
+      </w:r>
+    </w:p>
+    <w:p>
+      <w:pPr>
+        <w:pStyle w:val="Code"/>
+        <w:shd w:fill="F4F4F4" w:val="clear"/>
+      </w:pPr>
+      <w:r>
+        <w:t xml:space="preserve">      "provinceSlug": "a-coruna"</w:t>
+      </w:r>
+    </w:p>
+    <w:p>
+      <w:pPr>
+        <w:pStyle w:val="Code"/>
+        <w:shd w:fill="F4F4F4" w:val="clear"/>
+      </w:pPr>
+      <w:r>
+        <w:t xml:space="preserve">    },</w:t>
+      </w:r>
+    </w:p>
+    <w:p>
+      <w:pPr>
+        <w:pStyle w:val="Code"/>
+        <w:shd w:fill="F4F4F4" w:val="clear"/>
+      </w:pPr>
+      <w:r>
+        <w:t xml:space="preserve">    {</w:t>
+      </w:r>
+    </w:p>
+    <w:p>
+      <w:pPr>
+        <w:pStyle w:val="Code"/>
+        <w:shd w:fill="F4F4F4" w:val="clear"/>
+      </w:pPr>
+      <w:r>
+        <w:t xml:space="preserve">      "providerCode": 3822571,</w:t>
+      </w:r>
+    </w:p>
+    <w:p>
+      <w:pPr>
+        <w:pStyle w:val="Code"/>
+        <w:shd w:fill="F4F4F4" w:val="clear"/>
+      </w:pPr>
+      <w:r>
+        <w:t xml:space="preserve">      "providerLocalicationCode": 1480942,</w:t>
+      </w:r>
+    </w:p>
+    <w:p>
+      <w:pPr>
+        <w:pStyle w:val="Code"/>
+        <w:shd w:fill="F4F4F4" w:val="clear"/>
+      </w:pPr>
+      <w:r>
+        <w:t xml:space="preserve">      "specSlug": "alergologia",</w:t>
+      </w:r>
+    </w:p>
+    <w:p>
+      <w:pPr>
+        <w:pStyle w:val="Code"/>
+        <w:shd w:fill="F4F4F4" w:val="clear"/>
+      </w:pPr>
+      <w:r>
+        <w:t xml:space="preserve">      "provinceSlug": "a-coruna"</w:t>
+      </w:r>
+    </w:p>
+    <w:p>
+      <w:pPr>
+        <w:pStyle w:val="Code"/>
+        <w:shd w:fill="F4F4F4" w:val="clear"/>
+      </w:pPr>
+      <w:r>
+        <w:t xml:space="preserve">    }</w:t>
+      </w:r>
+    </w:p>
+    <w:p>
+      <w:pPr>
+        <w:pStyle w:val="Code"/>
+        <w:shd w:fill="F4F4F4" w:val="clear"/>
+      </w:pPr>
+      <w:r>
+        <w:t xml:space="preserve">  ]</w:t>
+      </w:r>
+    </w:p>
+    <w:p>
+      <w:pPr>
+        <w:pStyle w:val="Code"/>
+        <w:shd w:fill="F4F4F4" w:val="clear"/>
+      </w:pPr>
+      <w:r>
+        <w:t>}</w:t>
+      </w:r>
+    </w:p>
+    <w:p>
       <w:pPr>
         <w:pStyle w:val="Heading3"/>
       </w:pPr>
@@ -11464,6 +13064,74 @@
     <w:p>
       <w:r>
         <w:t>Generador: generate-cuadro-medico-specs.mjs. Consumido por: api/centro.js + create-aem-pages.mjs + refresh-eds-pages.mjs --centros.</w:t>
+      </w:r>
+    </w:p>
+    <w:p>
+      <w:r>
+        <w:t>Ejemplo de entrada real:</w:t>
+      </w:r>
+    </w:p>
+    <w:p>
+      <w:pPr>
+        <w:pStyle w:val="Code"/>
+        <w:shd w:fill="F4F4F4" w:val="clear"/>
+      </w:pPr>
+      <w:r>
+        <w:t>jq '.["hospital-universitario-hla-moncloa"]' data/cuadro-medico/centros-index.json</w:t>
+      </w:r>
+    </w:p>
+    <w:p>
+      <w:pPr>
+        <w:pStyle w:val="Code"/>
+        <w:shd w:fill="F4F4F4" w:val="clear"/>
+      </w:pPr>
+      <w:r>
+        <w:t xml:space="preserve"> </w:t>
+      </w:r>
+    </w:p>
+    <w:p>
+      <w:pPr>
+        <w:pStyle w:val="Code"/>
+        <w:shd w:fill="F4F4F4" w:val="clear"/>
+      </w:pPr>
+      <w:r>
+        <w:t>{</w:t>
+      </w:r>
+    </w:p>
+    <w:p>
+      <w:pPr>
+        <w:pStyle w:val="Code"/>
+        <w:shd w:fill="F4F4F4" w:val="clear"/>
+      </w:pPr>
+      <w:r>
+        <w:t xml:space="preserve">  "providerLocalicationCode": 1496101,</w:t>
+      </w:r>
+    </w:p>
+    <w:p>
+      <w:pPr>
+        <w:pStyle w:val="Code"/>
+        <w:shd w:fill="F4F4F4" w:val="clear"/>
+      </w:pPr>
+      <w:r>
+        <w:t xml:space="preserve">  "name": "HOSPITAL UNIVERSITARIO HLA MONCLOA",</w:t>
+      </w:r>
+    </w:p>
+    <w:p>
+      <w:pPr>
+        <w:pStyle w:val="Code"/>
+        <w:shd w:fill="F4F4F4" w:val="clear"/>
+      </w:pPr>
+      <w:r>
+        <w:t xml:space="preserve">  "provinceSlug": "madrid"</w:t>
+      </w:r>
+    </w:p>
+    <w:p>
+      <w:pPr>
+        <w:pStyle w:val="Code"/>
+        <w:shd w:fill="F4F4F4" w:val="clear"/>
+      </w:pPr>
+      <w:r>
+        <w:t>}</w:t>
       </w:r>
     </w:p>
     <w:p>
@@ -13407,6 +15075,128 @@
       </w:r>
     </w:p>
     <w:p>
+      <w:r>
+        <w:t>Ejemplos de invocación:</w:t>
+      </w:r>
+    </w:p>
+    <w:p>
+      <w:pPr>
+        <w:pStyle w:val="Code"/>
+        <w:shd w:fill="F4F4F4" w:val="clear"/>
+      </w:pPr>
+      <w:r>
+        <w:t># Regeneración completa (~50 min, respeta caché del repo)</w:t>
+      </w:r>
+    </w:p>
+    <w:p>
+      <w:pPr>
+        <w:pStyle w:val="Code"/>
+        <w:shd w:fill="F4F4F4" w:val="clear"/>
+      </w:pPr>
+      <w:r>
+        <w:t>node generate-providers-data.mjs</w:t>
+      </w:r>
+    </w:p>
+    <w:p>
+      <w:pPr>
+        <w:pStyle w:val="Code"/>
+        <w:shd w:fill="F4F4F4" w:val="clear"/>
+      </w:pPr>
+      <w:r>
+        <w:t xml:space="preserve"> </w:t>
+      </w:r>
+    </w:p>
+    <w:p>
+      <w:pPr>
+        <w:pStyle w:val="Code"/>
+        <w:shd w:fill="F4F4F4" w:val="clear"/>
+      </w:pPr>
+      <w:r>
+        <w:t># Forzar redownload aunque exista caché en repo</w:t>
+      </w:r>
+    </w:p>
+    <w:p>
+      <w:pPr>
+        <w:pStyle w:val="Code"/>
+        <w:shd w:fill="F4F4F4" w:val="clear"/>
+      </w:pPr>
+      <w:r>
+        <w:t>FORCE=true node generate-providers-data.mjs</w:t>
+      </w:r>
+    </w:p>
+    <w:p>
+      <w:pPr>
+        <w:pStyle w:val="Code"/>
+        <w:shd w:fill="F4F4F4" w:val="clear"/>
+      </w:pPr>
+      <w:r>
+        <w:t xml:space="preserve"> </w:t>
+      </w:r>
+    </w:p>
+    <w:p>
+      <w:pPr>
+        <w:pStyle w:val="Code"/>
+        <w:shd w:fill="F4F4F4" w:val="clear"/>
+      </w:pPr>
+      <w:r>
+        <w:t># Solo Madrid (debug rápido, ~3 min)</w:t>
+      </w:r>
+    </w:p>
+    <w:p>
+      <w:pPr>
+        <w:pStyle w:val="Code"/>
+        <w:shd w:fill="F4F4F4" w:val="clear"/>
+      </w:pPr>
+      <w:r>
+        <w:t>PROVINCE_CODE=28 node generate-providers-data.mjs</w:t>
+      </w:r>
+    </w:p>
+    <w:p>
+      <w:pPr>
+        <w:pStyle w:val="Code"/>
+        <w:shd w:fill="F4F4F4" w:val="clear"/>
+      </w:pPr>
+      <w:r>
+        <w:t xml:space="preserve"> </w:t>
+      </w:r>
+    </w:p>
+    <w:p>
+      <w:pPr>
+        <w:pStyle w:val="Code"/>
+        <w:shd w:fill="F4F4F4" w:val="clear"/>
+      </w:pPr>
+      <w:r>
+        <w:t># Output típico:</w:t>
+      </w:r>
+    </w:p>
+    <w:p>
+      <w:pPr>
+        <w:pStyle w:val="Code"/>
+        <w:shd w:fill="F4F4F4" w:val="clear"/>
+      </w:pPr>
+      <w:r>
+        <w:t>#   ✓ madrid · alergologia: 47 providers</w:t>
+      </w:r>
+    </w:p>
+    <w:p>
+      <w:pPr>
+        <w:pStyle w:val="Code"/>
+        <w:shd w:fill="F4F4F4" w:val="clear"/>
+      </w:pPr>
+      <w:r>
+        <w:t>#   ✓ madrid · cardiologia: 381 providers</w:t>
+      </w:r>
+    </w:p>
+    <w:p>
+      <w:pPr>
+        <w:pStyle w:val="Code"/>
+        <w:shd w:fill="F4F4F4" w:val="clear"/>
+      </w:pPr>
+      <w:r>
+        <w:t>#   ✗ [TIMEOUT] barcelona · psicologia (continúa)</w:t>
+      </w:r>
+    </w:p>
+    <w:p>
       <w:pPr>
         <w:pStyle w:val="Heading3"/>
       </w:pPr>
@@ -13481,6 +15271,101 @@
       </w:r>
     </w:p>
     <w:p>
+      <w:r>
+        <w:t>Ejemplos:</w:t>
+      </w:r>
+    </w:p>
+    <w:p>
+      <w:pPr>
+        <w:pStyle w:val="Code"/>
+        <w:shd w:fill="F4F4F4" w:val="clear"/>
+      </w:pPr>
+      <w:r>
+        <w:t># Modo normal (respeta caché de provider-details/)</w:t>
+      </w:r>
+    </w:p>
+    <w:p>
+      <w:pPr>
+        <w:pStyle w:val="Code"/>
+        <w:shd w:fill="F4F4F4" w:val="clear"/>
+      </w:pPr>
+      <w:r>
+        <w:t>node generate-provider-details.mjs</w:t>
+      </w:r>
+    </w:p>
+    <w:p>
+      <w:pPr>
+        <w:pStyle w:val="Code"/>
+        <w:shd w:fill="F4F4F4" w:val="clear"/>
+      </w:pPr>
+      <w:r>
+        <w:t>#   → reutiliza 30.000+ ficheros existentes; descarga solo los nuevos</w:t>
+      </w:r>
+    </w:p>
+    <w:p>
+      <w:pPr>
+        <w:pStyle w:val="Code"/>
+        <w:shd w:fill="F4F4F4" w:val="clear"/>
+      </w:pPr>
+      <w:r>
+        <w:t xml:space="preserve"> </w:t>
+      </w:r>
+    </w:p>
+    <w:p>
+      <w:pPr>
+        <w:pStyle w:val="Code"/>
+        <w:shd w:fill="F4F4F4" w:val="clear"/>
+      </w:pPr>
+      <w:r>
+        <w:t># Forzar redownload completo (~3 horas, ~33k requests)</w:t>
+      </w:r>
+    </w:p>
+    <w:p>
+      <w:pPr>
+        <w:pStyle w:val="Code"/>
+        <w:shd w:fill="F4F4F4" w:val="clear"/>
+      </w:pPr>
+      <w:r>
+        <w:t>FORCE=true node generate-provider-details.mjs</w:t>
+      </w:r>
+    </w:p>
+    <w:p>
+      <w:pPr>
+        <w:pStyle w:val="Code"/>
+        <w:shd w:fill="F4F4F4" w:val="clear"/>
+      </w:pPr>
+      <w:r>
+        <w:t xml:space="preserve"> </w:t>
+      </w:r>
+    </w:p>
+    <w:p>
+      <w:pPr>
+        <w:pStyle w:val="Code"/>
+        <w:shd w:fill="F4F4F4" w:val="clear"/>
+      </w:pPr>
+      <w:r>
+        <w:t># Output típico:</w:t>
+      </w:r>
+    </w:p>
+    <w:p>
+      <w:pPr>
+        <w:pStyle w:val="Code"/>
+        <w:shd w:fill="F4F4F4" w:val="clear"/>
+      </w:pPr>
+      <w:r>
+        <w:t>#   procesando (10/33058): 1234567 [werenitzky-jose-282874657]</w:t>
+      </w:r>
+    </w:p>
+    <w:p>
+      <w:pPr>
+        <w:pStyle w:val="Code"/>
+        <w:shd w:fill="F4F4F4" w:val="clear"/>
+      </w:pPr>
+      <w:r>
+        <w:t>#   ✓ cached: 28145 · descargados: 4500 · errores: 413</w:t>
+      </w:r>
+    </w:p>
+    <w:p>
       <w:pPr>
         <w:pStyle w:val="Heading3"/>
       </w:pPr>
@@ -13583,6 +15468,110 @@
       </w:r>
     </w:p>
     <w:p>
+      <w:r>
+        <w:t>Ejemplos:</w:t>
+      </w:r>
+    </w:p>
+    <w:p>
+      <w:pPr>
+        <w:pStyle w:val="Code"/>
+        <w:shd w:fill="F4F4F4" w:val="clear"/>
+      </w:pPr>
+      <w:r>
+        <w:t># Genera todos los índices (~2 min, sin red)</w:t>
+      </w:r>
+    </w:p>
+    <w:p>
+      <w:pPr>
+        <w:pStyle w:val="Code"/>
+        <w:shd w:fill="F4F4F4" w:val="clear"/>
+      </w:pPr>
+      <w:r>
+        <w:t>node generate-cuadro-medico-specs.mjs</w:t>
+      </w:r>
+    </w:p>
+    <w:p>
+      <w:pPr>
+        <w:pStyle w:val="Code"/>
+        <w:shd w:fill="F4F4F4" w:val="clear"/>
+      </w:pPr>
+      <w:r>
+        <w:t xml:space="preserve"> </w:t>
+      </w:r>
+    </w:p>
+    <w:p>
+      <w:pPr>
+        <w:pStyle w:val="Code"/>
+        <w:shd w:fill="F4F4F4" w:val="clear"/>
+      </w:pPr>
+      <w:r>
+        <w:t># Solo para una provincia</w:t>
+      </w:r>
+    </w:p>
+    <w:p>
+      <w:pPr>
+        <w:pStyle w:val="Code"/>
+        <w:shd w:fill="F4F4F4" w:val="clear"/>
+      </w:pPr>
+      <w:r>
+        <w:t>PROVINCE_SLUG=madrid node generate-cuadro-medico-specs.mjs</w:t>
+      </w:r>
+    </w:p>
+    <w:p>
+      <w:pPr>
+        <w:pStyle w:val="Code"/>
+        <w:shd w:fill="F4F4F4" w:val="clear"/>
+      </w:pPr>
+      <w:r>
+        <w:t xml:space="preserve"> </w:t>
+      </w:r>
+    </w:p>
+    <w:p>
+      <w:pPr>
+        <w:pStyle w:val="Code"/>
+        <w:shd w:fill="F4F4F4" w:val="clear"/>
+      </w:pPr>
+      <w:r>
+        <w:t># Output:</w:t>
+      </w:r>
+    </w:p>
+    <w:p>
+      <w:pPr>
+        <w:pStyle w:val="Code"/>
+        <w:shd w:fill="F4F4F4" w:val="clear"/>
+      </w:pPr>
+      <w:r>
+        <w:t>#   ✓ provincia: 52 procesadas</w:t>
+      </w:r>
+    </w:p>
+    <w:p>
+      <w:pPr>
+        <w:pStyle w:val="Code"/>
+        <w:shd w:fill="F4F4F4" w:val="clear"/>
+      </w:pPr>
+      <w:r>
+        <w:t>#   ✓ especialidades: 181 procesadas</w:t>
+      </w:r>
+    </w:p>
+    <w:p>
+      <w:pPr>
+        <w:pStyle w:val="Code"/>
+        <w:shd w:fill="F4F4F4" w:val="clear"/>
+      </w:pPr>
+      <w:r>
+        <w:t>#   ✓ doctores-index.json: 20567 entries</w:t>
+      </w:r>
+    </w:p>
+    <w:p>
+      <w:pPr>
+        <w:pStyle w:val="Code"/>
+        <w:shd w:fill="F4F4F4" w:val="clear"/>
+      </w:pPr>
+      <w:r>
+        <w:t>#   ✓ centros-index.json: 6505 entries</w:t>
+      </w:r>
+    </w:p>
+    <w:p>
       <w:pPr>
         <w:pStyle w:val="Heading3"/>
       </w:pPr>
@@ -13784,6 +15773,155 @@
       </w:r>
     </w:p>
     <w:p>
+      <w:r>
+        <w:t>Ejemplos:</w:t>
+      </w:r>
+    </w:p>
+    <w:p>
+      <w:pPr>
+        <w:pStyle w:val="Code"/>
+        <w:shd w:fill="F4F4F4" w:val="clear"/>
+      </w:pPr>
+      <w:r>
+        <w:t>export AEM_TOKEN="login:eyJhbGciOi..."  # obtener desde devtools/cookies</w:t>
+      </w:r>
+    </w:p>
+    <w:p>
+      <w:pPr>
+        <w:pStyle w:val="Code"/>
+        <w:shd w:fill="F4F4F4" w:val="clear"/>
+      </w:pPr>
+      <w:r>
+        <w:t xml:space="preserve"> </w:t>
+      </w:r>
+    </w:p>
+    <w:p>
+      <w:pPr>
+        <w:pStyle w:val="Code"/>
+        <w:shd w:fill="F4F4F4" w:val="clear"/>
+      </w:pPr>
+      <w:r>
+        <w:t># Crear/publicar TODAS las páginas (provincias + specs + doctores +</w:t>
+      </w:r>
+    </w:p>
+    <w:p>
+      <w:pPr>
+        <w:pStyle w:val="Code"/>
+        <w:shd w:fill="F4F4F4" w:val="clear"/>
+      </w:pPr>
+      <w:r>
+        <w:t># centros + especialidades). Tarda ~6-8 horas con concurrencia 5.</w:t>
+      </w:r>
+    </w:p>
+    <w:p>
+      <w:pPr>
+        <w:pStyle w:val="Code"/>
+        <w:shd w:fill="F4F4F4" w:val="clear"/>
+      </w:pPr>
+      <w:r>
+        <w:t>node create-aem-pages.mjs --all</w:t>
+      </w:r>
+    </w:p>
+    <w:p>
+      <w:pPr>
+        <w:pStyle w:val="Code"/>
+        <w:shd w:fill="F4F4F4" w:val="clear"/>
+      </w:pPr>
+      <w:r>
+        <w:t xml:space="preserve"> </w:t>
+      </w:r>
+    </w:p>
+    <w:p>
+      <w:pPr>
+        <w:pStyle w:val="Code"/>
+        <w:shd w:fill="F4F4F4" w:val="clear"/>
+      </w:pPr>
+      <w:r>
+        <w:t># Solo provincias + provincia+spec (52 + ~3.250 páginas)</w:t>
+      </w:r>
+    </w:p>
+    <w:p>
+      <w:pPr>
+        <w:pStyle w:val="Code"/>
+        <w:shd w:fill="F4F4F4" w:val="clear"/>
+      </w:pPr>
+      <w:r>
+        <w:t>node create-aem-pages.mjs --provincias</w:t>
+      </w:r>
+    </w:p>
+    <w:p>
+      <w:pPr>
+        <w:pStyle w:val="Code"/>
+        <w:shd w:fill="F4F4F4" w:val="clear"/>
+      </w:pPr>
+      <w:r>
+        <w:t xml:space="preserve"> </w:t>
+      </w:r>
+    </w:p>
+    <w:p>
+      <w:pPr>
+        <w:pStyle w:val="Code"/>
+        <w:shd w:fill="F4F4F4" w:val="clear"/>
+      </w:pPr>
+      <w:r>
+        <w:t># Solo doctores (~20.500 páginas)</w:t>
+      </w:r>
+    </w:p>
+    <w:p>
+      <w:pPr>
+        <w:pStyle w:val="Code"/>
+        <w:shd w:fill="F4F4F4" w:val="clear"/>
+      </w:pPr>
+      <w:r>
+        <w:t>node create-aem-pages.mjs --doctores</w:t>
+      </w:r>
+    </w:p>
+    <w:p>
+      <w:pPr>
+        <w:pStyle w:val="Code"/>
+        <w:shd w:fill="F4F4F4" w:val="clear"/>
+      </w:pPr>
+      <w:r>
+        <w:t xml:space="preserve"> </w:t>
+      </w:r>
+    </w:p>
+    <w:p>
+      <w:pPr>
+        <w:pStyle w:val="Code"/>
+        <w:shd w:fill="F4F4F4" w:val="clear"/>
+      </w:pPr>
+      <w:r>
+        <w:t># Output:</w:t>
+      </w:r>
+    </w:p>
+    <w:p>
+      <w:pPr>
+        <w:pStyle w:val="Code"/>
+        <w:shd w:fill="F4F4F4" w:val="clear"/>
+      </w:pPr>
+      <w:r>
+        <w:t>#   OK /cuadro-medico/p/madrid</w:t>
+      </w:r>
+    </w:p>
+    <w:p>
+      <w:pPr>
+        <w:pStyle w:val="Code"/>
+        <w:shd w:fill="F4F4F4" w:val="clear"/>
+      </w:pPr>
+      <w:r>
+        <w:t>#   OK /cuadro-medico/p/barcelona</w:t>
+      </w:r>
+    </w:p>
+    <w:p>
+      <w:pPr>
+        <w:pStyle w:val="Code"/>
+        <w:shd w:fill="F4F4F4" w:val="clear"/>
+      </w:pPr>
+      <w:r>
+        <w:t>#   FAIL copy /content/site-pc/cuadro-medico/d/&lt;slug&gt; (OAK lock)</w:t>
+      </w:r>
+    </w:p>
+    <w:p>
       <w:pPr>
         <w:pStyle w:val="Heading3"/>
       </w:pPr>
@@ -13984,6 +16122,209 @@
       </w:pPr>
       <w:r>
         <w:t>--reindex (todo): ~40 min.</w:t>
+      </w:r>
+    </w:p>
+    <w:p>
+      <w:r>
+        <w:t>Ejemplos:</w:t>
+      </w:r>
+    </w:p>
+    <w:p>
+      <w:pPr>
+        <w:pStyle w:val="Code"/>
+        <w:shd w:fill="F4F4F4" w:val="clear"/>
+      </w:pPr>
+      <w:r>
+        <w:t># Refresco completo (todos los tipos + code + sitemaps), ~40-45 min</w:t>
+      </w:r>
+    </w:p>
+    <w:p>
+      <w:pPr>
+        <w:pStyle w:val="Code"/>
+        <w:shd w:fill="F4F4F4" w:val="clear"/>
+      </w:pPr>
+      <w:r>
+        <w:t>node refresh-eds-pages.mjs</w:t>
+      </w:r>
+    </w:p>
+    <w:p>
+      <w:pPr>
+        <w:pStyle w:val="Code"/>
+        <w:shd w:fill="F4F4F4" w:val="clear"/>
+      </w:pPr>
+      <w:r>
+        <w:t xml:space="preserve"> </w:t>
+      </w:r>
+    </w:p>
+    <w:p>
+      <w:pPr>
+        <w:pStyle w:val="Code"/>
+        <w:shd w:fill="F4F4F4" w:val="clear"/>
+      </w:pPr>
+      <w:r>
+        <w:t># Solo el bus de código (tras commitear cambios en blocks/, scripts/,</w:t>
+      </w:r>
+    </w:p>
+    <w:p>
+      <w:pPr>
+        <w:pStyle w:val="Code"/>
+        <w:shd w:fill="F4F4F4" w:val="clear"/>
+      </w:pPr>
+      <w:r>
+        <w:t># styles/, head.html, helix-*.yaml)</w:t>
+      </w:r>
+    </w:p>
+    <w:p>
+      <w:pPr>
+        <w:pStyle w:val="Code"/>
+        <w:shd w:fill="F4F4F4" w:val="clear"/>
+      </w:pPr>
+      <w:r>
+        <w:t>node refresh-eds-pages.mjs --code</w:t>
+      </w:r>
+    </w:p>
+    <w:p>
+      <w:pPr>
+        <w:pStyle w:val="Code"/>
+        <w:shd w:fill="F4F4F4" w:val="clear"/>
+      </w:pPr>
+      <w:r>
+        <w:t xml:space="preserve"> </w:t>
+      </w:r>
+    </w:p>
+    <w:p>
+      <w:pPr>
+        <w:pStyle w:val="Code"/>
+        <w:shd w:fill="F4F4F4" w:val="clear"/>
+      </w:pPr>
+      <w:r>
+        <w:t># Solo una provincia + sus combos provincia+especialidad</w:t>
+      </w:r>
+    </w:p>
+    <w:p>
+      <w:pPr>
+        <w:pStyle w:val="Code"/>
+        <w:shd w:fill="F4F4F4" w:val="clear"/>
+      </w:pPr>
+      <w:r>
+        <w:t>node refresh-eds-pages.mjs --province=madrid</w:t>
+      </w:r>
+    </w:p>
+    <w:p>
+      <w:pPr>
+        <w:pStyle w:val="Code"/>
+        <w:shd w:fill="F4F4F4" w:val="clear"/>
+      </w:pPr>
+      <w:r>
+        <w:t xml:space="preserve"> </w:t>
+      </w:r>
+    </w:p>
+    <w:p>
+      <w:pPr>
+        <w:pStyle w:val="Code"/>
+        <w:shd w:fill="F4F4F4" w:val="clear"/>
+      </w:pPr>
+      <w:r>
+        <w:t># Solo los 6 sitemaps</w:t>
+      </w:r>
+    </w:p>
+    <w:p>
+      <w:pPr>
+        <w:pStyle w:val="Code"/>
+        <w:shd w:fill="F4F4F4" w:val="clear"/>
+      </w:pPr>
+      <w:r>
+        <w:t>node refresh-eds-pages.mjs --sitemaps</w:t>
+      </w:r>
+    </w:p>
+    <w:p>
+      <w:pPr>
+        <w:pStyle w:val="Code"/>
+        <w:shd w:fill="F4F4F4" w:val="clear"/>
+      </w:pPr>
+      <w:r>
+        <w:t xml:space="preserve"> </w:t>
+      </w:r>
+    </w:p>
+    <w:p>
+      <w:pPr>
+        <w:pStyle w:val="Code"/>
+        <w:shd w:fill="F4F4F4" w:val="clear"/>
+      </w:pPr>
+      <w:r>
+        <w:t># Repoblar query-indexes tras cambiar helix-query.yaml</w:t>
+      </w:r>
+    </w:p>
+    <w:p>
+      <w:pPr>
+        <w:pStyle w:val="Code"/>
+        <w:shd w:fill="F4F4F4" w:val="clear"/>
+      </w:pPr>
+      <w:r>
+        <w:t>node refresh-eds-pages.mjs --reindex</w:t>
+      </w:r>
+    </w:p>
+    <w:p>
+      <w:pPr>
+        <w:pStyle w:val="Code"/>
+        <w:shd w:fill="F4F4F4" w:val="clear"/>
+      </w:pPr>
+      <w:r>
+        <w:t xml:space="preserve"> </w:t>
+      </w:r>
+    </w:p>
+    <w:p>
+      <w:pPr>
+        <w:pStyle w:val="Code"/>
+        <w:shd w:fill="F4F4F4" w:val="clear"/>
+      </w:pPr>
+      <w:r>
+        <w:t># Output:</w:t>
+      </w:r>
+    </w:p>
+    <w:p>
+      <w:pPr>
+        <w:pStyle w:val="Code"/>
+        <w:shd w:fill="F4F4F4" w:val="clear"/>
+      </w:pPr>
+      <w:r>
+        <w:t>#   refresh code: 200</w:t>
+      </w:r>
+    </w:p>
+    <w:p>
+      <w:pPr>
+        <w:pStyle w:val="Code"/>
+        <w:shd w:fill="F4F4F4" w:val="clear"/>
+      </w:pPr>
+      <w:r>
+        <w:t>#   refreshing 52 provincias...</w:t>
+      </w:r>
+    </w:p>
+    <w:p>
+      <w:pPr>
+        <w:pStyle w:val="Code"/>
+        <w:shd w:fill="F4F4F4" w:val="clear"/>
+      </w:pPr>
+      <w:r>
+        <w:t>#   preview /cuadro-medico/p/a-coruna: 200, live: 200</w:t>
+      </w:r>
+    </w:p>
+    <w:p>
+      <w:pPr>
+        <w:pStyle w:val="Code"/>
+        <w:shd w:fill="F4F4F4" w:val="clear"/>
+      </w:pPr>
+      <w:r>
+        <w:t>#   preview /cuadro-medico/p/alava: 200, live: 200</w:t>
+      </w:r>
+    </w:p>
+    <w:p>
+      <w:pPr>
+        <w:pStyle w:val="Code"/>
+        <w:shd w:fill="F4F4F4" w:val="clear"/>
+      </w:pPr>
+      <w:r>
+        <w:t>#   ...</w:t>
       </w:r>
     </w:p>
     <w:p>

--- a/docs/traspaso-conocimiento.docx
+++ b/docs/traspaso-conocimiento.docx
@@ -1330,7 +1330,7 @@
     </w:p>
     <w:p>
       <w:r>
-        <w:t>IMPORTANTE — Tokens en este proyecto: el access.json (§2.3) tiene "requireAuth": "auto", lo que significa que las operaciones de preview, live, code, index y status admiten llamadas anónimas. Por tanto, todos los refrescos del día a día (POST /preview, /live, /code, /index; DELETE; GET /status) funcionan SIN token. Solo necesitan token los endpoints de configuración (POST /config/...) y los scripts que hablan directamente con AEM Author (create-aem-pages.mjs requiere AEM_TOKEN).</w:t>
+        <w:t>IMPORTANTE — Tokens en este proyecto: el access.json (§2.3) tiene "requireAuth": "auto", lo que significa que las operaciones de preview, live, code, index y status admiten llamadas anónimas. Por tanto, todos los refrescos del día a día (POST /preview, /live, /code, /index; DELETE; GET /status) funcionan SIN token. Solo necesitan token los endpoints de configuración (POST /config/...) y los scripts que hablan directamente con AEM Author (los pocos scripts que tocan AEM directamente).</w:t>
       </w:r>
     </w:p>
     <w:p>
@@ -2436,28 +2436,6 @@
           </w:tcPr>
           <w:p>
             <w:r>
-              <w:t>paths.json</w:t>
-            </w:r>
-          </w:p>
-        </w:tc>
-        <w:tc>
-          <w:tcPr>
-            <w:tcW w:type="dxa" w:w="6480"/>
-          </w:tcPr>
-          <w:p>
-            <w:r>
-              <w:t>Mapping interno: /content/site-pc/ → /.</w:t>
-            </w:r>
-          </w:p>
-        </w:tc>
-      </w:tr>
-      <w:tr>
-        <w:tc>
-          <w:tcPr>
-            <w:tcW w:type="dxa" w:w="2880"/>
-          </w:tcPr>
-          <w:p>
-            <w:r>
               <w:t>head.html</w:t>
             </w:r>
           </w:p>
@@ -3187,6 +3165,2688 @@
     <w:p>
       <w:r>
         <w:t>Importante: varios endpoints implementan caché in-memory (variables module-scope *Cache) para evitar releer los JSON en cada petición. Solo persisten mientras la instancia serverless esté caliente; en un arranque en frío se reconstruyen.</w:t>
+      </w:r>
+    </w:p>
+    <w:p>
+      <w:r>
+        <w:br w:type="page"/>
+      </w:r>
+    </w:p>
+    <w:p>
+      <w:r>
+        <w:br w:type="page"/>
+      </w:r>
+    </w:p>
+    <w:p>
+      <w:pPr>
+        <w:pStyle w:val="Heading3"/>
+      </w:pPr>
+      <w:r>
+        <w:t>3.4.0 Cómo funciona la capa Vercel — explicación sencilla con ejemplos</w:t>
+      </w:r>
+    </w:p>
+    <w:p>
+      <w:r>
+        <w:t>Esta sección está pensada para alguien que llega nuevo al proyecto y necesita entender qué hace Vercel, por qué existe, y qué hay dentro de la carpeta api/. Si ya entiendes la arquitectura, salta a 3.4.1.</w:t>
+      </w:r>
+    </w:p>
+    <w:p>
+      <w:pPr>
+        <w:pStyle w:val="Heading4"/>
+      </w:pPr>
+      <w:r>
+        <w:t>Por qué necesitamos Vercel</w:t>
+      </w:r>
+    </w:p>
+    <w:p>
+      <w:r>
+        <w:t>El cuadro médico tiene aproximadamente 36.000 URLs dinámicas: 52 provincias, ~3.250 combinaciones provincia+especialidad, ~20.500 médicos, ~6.500 centros y ~181 especialidades nacionales. Crearlas a mano en AEM Author es imposible.</w:t>
+      </w:r>
+    </w:p>
+    <w:p>
+      <w:r>
+        <w:t>EDS (Adobe Edge Delivery Services) solo sabe servir HTML pre-procesado desde su content-bus. Necesita que alguien le dé ese HTML. Ahí entra Vercel: es el "servidor que genera HTML bajo demanda" cuando EDS lo pide para una URL que no existe a mano en AEM.</w:t>
+      </w:r>
+    </w:p>
+    <w:p>
+      <w:pPr>
+        <w:pStyle w:val="Code"/>
+        <w:shd w:fill="F4F4F4" w:val="clear"/>
+      </w:pPr>
+      <w:r>
+        <w:t>Usuario → aem.live → EDS busca el HTML para esta URL en su bus</w:t>
+      </w:r>
+    </w:p>
+    <w:p>
+      <w:pPr>
+        <w:pStyle w:val="Code"/>
+        <w:shd w:fill="F4F4F4" w:val="clear"/>
+      </w:pPr>
+      <w:r>
+        <w:t xml:space="preserve">                       ¿no lo tiene? → pregunta a Vercel ("overlay BYOM")</w:t>
+      </w:r>
+    </w:p>
+    <w:p>
+      <w:pPr>
+        <w:pStyle w:val="Code"/>
+        <w:shd w:fill="F4F4F4" w:val="clear"/>
+      </w:pPr>
+      <w:r>
+        <w:t xml:space="preserve">                                       Vercel genera HTML → lo devuelve</w:t>
+      </w:r>
+    </w:p>
+    <w:p>
+      <w:pPr>
+        <w:pStyle w:val="Code"/>
+        <w:shd w:fill="F4F4F4" w:val="clear"/>
+      </w:pPr>
+      <w:r>
+        <w:t xml:space="preserve">                       EDS lo guarda y se lo sirve al usuario</w:t>
+      </w:r>
+    </w:p>
+    <w:p>
+      <w:r>
+        <w:t>Vercel hace TRES trabajos distintos en este proyecto:</w:t>
+      </w:r>
+    </w:p>
+    <w:tbl>
+      <w:tblPr>
+        <w:tblStyle w:val="LightGrid-Accent1"/>
+        <w:tblW w:type="auto" w:w="0"/>
+        <w:tblLook w:firstColumn="1" w:firstRow="1" w:lastColumn="0" w:lastRow="0" w:noHBand="0" w:noVBand="1" w:val="04A0"/>
+      </w:tblPr>
+      <w:tblGrid>
+        <w:gridCol w:w="2880"/>
+        <w:gridCol w:w="2880"/>
+        <w:gridCol w:w="2880"/>
+      </w:tblGrid>
+      <w:tr>
+        <w:tc>
+          <w:tcPr>
+            <w:tcW w:type="dxa" w:w="3168"/>
+          </w:tcPr>
+          <w:p>
+            <w:r>
+              <w:rPr>
+                <w:b/>
+              </w:rPr>
+              <w:t>Trabajo</w:t>
+            </w:r>
+          </w:p>
+        </w:tc>
+        <w:tc>
+          <w:tcPr>
+            <w:tcW w:type="dxa" w:w="3168"/>
+          </w:tcPr>
+          <w:p>
+            <w:r>
+              <w:rPr>
+                <w:b/>
+              </w:rPr>
+              <w:t>Fichero responsable</w:t>
+            </w:r>
+          </w:p>
+        </w:tc>
+        <w:tc>
+          <w:tcPr>
+            <w:tcW w:type="dxa" w:w="3024"/>
+          </w:tcPr>
+          <w:p>
+            <w:r>
+              <w:rPr>
+                <w:b/>
+              </w:rPr>
+              <w:t>URL de ejemplo</w:t>
+            </w:r>
+          </w:p>
+        </w:tc>
+      </w:tr>
+      <w:tr>
+        <w:tc>
+          <w:tcPr>
+            <w:tcW w:type="dxa" w:w="3168"/>
+          </w:tcPr>
+          <w:p>
+            <w:r>
+              <w:t>Generar el HTML de páginas dinámicas (overlay BYOM)</w:t>
+            </w:r>
+          </w:p>
+        </w:tc>
+        <w:tc>
+          <w:tcPr>
+            <w:tcW w:type="dxa" w:w="3168"/>
+          </w:tcPr>
+          <w:p>
+            <w:r>
+              <w:t>api/markup.js</w:t>
+            </w:r>
+          </w:p>
+        </w:tc>
+        <w:tc>
+          <w:tcPr>
+            <w:tcW w:type="dxa" w:w="3024"/>
+          </w:tcPr>
+          <w:p>
+            <w:r>
+              <w:t>https://asisa-pc.vercel.app/markup/cuadro-medico/p/madrid</w:t>
+            </w:r>
+          </w:p>
+        </w:tc>
+      </w:tr>
+      <w:tr>
+        <w:tc>
+          <w:tcPr>
+            <w:tcW w:type="dxa" w:w="3168"/>
+          </w:tcPr>
+          <w:p>
+            <w:r>
+              <w:t>Servir datos JSON a los bloques del navegador</w:t>
+            </w:r>
+          </w:p>
+        </w:tc>
+        <w:tc>
+          <w:tcPr>
+            <w:tcW w:type="dxa" w:w="3168"/>
+          </w:tcPr>
+          <w:p>
+            <w:r>
+              <w:t>api/providers.js, api/doctor.js, api/centro.js, …</w:t>
+            </w:r>
+          </w:p>
+        </w:tc>
+        <w:tc>
+          <w:tcPr>
+            <w:tcW w:type="dxa" w:w="3024"/>
+          </w:tcPr>
+          <w:p>
+            <w:r>
+              <w:t>https://asisa-pc.vercel.app/api/providers?provinceSlug=madrid</w:t>
+            </w:r>
+          </w:p>
+        </w:tc>
+      </w:tr>
+      <w:tr>
+        <w:tc>
+          <w:tcPr>
+            <w:tcW w:type="dxa" w:w="3168"/>
+          </w:tcPr>
+          <w:p>
+            <w:r>
+              <w:t>Servir assets estáticos (clientlibs CSS y fuentes de ASISA)</w:t>
+            </w:r>
+          </w:p>
+        </w:tc>
+        <w:tc>
+          <w:tcPr>
+            <w:tcW w:type="dxa" w:w="3168"/>
+          </w:tcPr>
+          <w:p>
+            <w:r>
+              <w:t>Vercel sirve directamente desde la carpeta etc.clientlibs/</w:t>
+            </w:r>
+          </w:p>
+        </w:tc>
+        <w:tc>
+          <w:tcPr>
+            <w:tcW w:type="dxa" w:w="3024"/>
+          </w:tcPr>
+          <w:p>
+            <w:r>
+              <w:t>https://asisa-pc.vercel.app/etc.clientlibs/wasisa/clientlibs/clientlib-site.min.css</w:t>
+            </w:r>
+          </w:p>
+        </w:tc>
+      </w:tr>
+    </w:tbl>
+    <w:p>
+      <w:pPr>
+        <w:pStyle w:val="Heading4"/>
+      </w:pPr>
+      <w:r>
+        <w:t>Qué es una "función serverless"</w:t>
+      </w:r>
+    </w:p>
+    <w:p>
+      <w:r>
+        <w:t>En Vercel, cualquier fichero api/&lt;nombre&gt;.js se convierte automáticamente en una "función serverless". Cuando llega una petición HTTP a https://asisa-pc.vercel.app/api/&lt;nombre&gt;, Vercel arranca esa función, le pasa la petición, y devuelve lo que escriba la función. Cuando termina, se apaga. No hay servidor que mantener corriendo.</w:t>
+      </w:r>
+    </w:p>
+    <w:p>
+      <w:r>
+        <w:t>La carpeta api/ del proyecto contiene 11 funciones serverless:</w:t>
+      </w:r>
+    </w:p>
+    <w:p>
+      <w:pPr>
+        <w:pStyle w:val="Code"/>
+        <w:shd w:fill="F4F4F4" w:val="clear"/>
+      </w:pPr>
+      <w:r>
+        <w:t>api/markup.js              ← genera HTML de las URLs dinámicas</w:t>
+      </w:r>
+    </w:p>
+    <w:p>
+      <w:pPr>
+        <w:pStyle w:val="Code"/>
+        <w:shd w:fill="F4F4F4" w:val="clear"/>
+      </w:pPr>
+      <w:r>
+        <w:t>api/providers.js           ← listado paginado de médicos/centros</w:t>
+      </w:r>
+    </w:p>
+    <w:p>
+      <w:pPr>
+        <w:pStyle w:val="Code"/>
+        <w:shd w:fill="F4F4F4" w:val="clear"/>
+      </w:pPr>
+      <w:r>
+        <w:t>api/doctor.js              ← datos de un médico</w:t>
+      </w:r>
+    </w:p>
+    <w:p>
+      <w:pPr>
+        <w:pStyle w:val="Code"/>
+        <w:shd w:fill="F4F4F4" w:val="clear"/>
+      </w:pPr>
+      <w:r>
+        <w:t>api/centro.js              ← datos de un centro</w:t>
+      </w:r>
+    </w:p>
+    <w:p>
+      <w:pPr>
+        <w:pStyle w:val="Code"/>
+        <w:shd w:fill="F4F4F4" w:val="clear"/>
+      </w:pPr>
+      <w:r>
+        <w:t>api/provincias.js          ← lista de provincias</w:t>
+      </w:r>
+    </w:p>
+    <w:p>
+      <w:pPr>
+        <w:pStyle w:val="Code"/>
+        <w:shd w:fill="F4F4F4" w:val="clear"/>
+      </w:pPr>
+      <w:r>
+        <w:t>api/especialidades.js      ← lista de especialidades</w:t>
+      </w:r>
+    </w:p>
+    <w:p>
+      <w:pPr>
+        <w:pStyle w:val="Code"/>
+        <w:shd w:fill="F4F4F4" w:val="clear"/>
+      </w:pPr>
+      <w:r>
+        <w:t>api/providers-detail.js    ← detalle por código de localización</w:t>
+      </w:r>
+    </w:p>
+    <w:p>
+      <w:pPr>
+        <w:pStyle w:val="Code"/>
+        <w:shd w:fill="F4F4F4" w:val="clear"/>
+      </w:pPr>
+      <w:r>
+        <w:t>api/specialities.js        ← proxy en vivo al backend de ASISA</w:t>
+      </w:r>
+    </w:p>
+    <w:p>
+      <w:pPr>
+        <w:pStyle w:val="Code"/>
+        <w:shd w:fill="F4F4F4" w:val="clear"/>
+      </w:pPr>
+      <w:r>
+        <w:t>api/sitemap.js             ← /sitemap.xml</w:t>
+      </w:r>
+    </w:p>
+    <w:p>
+      <w:pPr>
+        <w:pStyle w:val="Code"/>
+        <w:shd w:fill="F4F4F4" w:val="clear"/>
+      </w:pPr>
+      <w:r>
+        <w:t>api/sitemap-cuadro-medico.js   ← sitemaps por tipo</w:t>
+      </w:r>
+    </w:p>
+    <w:p>
+      <w:pPr>
+        <w:pStyle w:val="Code"/>
+        <w:shd w:fill="F4F4F4" w:val="clear"/>
+      </w:pPr>
+      <w:r>
+        <w:t>api/sync-aem.js            ← utilidad de sincronización</w:t>
+      </w:r>
+    </w:p>
+    <w:p>
+      <w:pPr>
+        <w:pStyle w:val="Heading4"/>
+      </w:pPr>
+      <w:r>
+        <w:t>api/markup.js — el overlay BYOM, paso a paso</w:t>
+      </w:r>
+    </w:p>
+    <w:p>
+      <w:r>
+        <w:t>Cuando el navegador del usuario (o EDS, o Googlebot) pide https://asisa-pc.vercel.app/markup/cuadro-medico/p/madrid, Vercel ejecuta api/markup.js y devuelve un HTML completo de la página de Madrid: title, meta description, h1, las primeras 10 tarjetas de médicos, los chips de otras especialidades, etc.</w:t>
+      </w:r>
+    </w:p>
+    <w:p>
+      <w:r>
+        <w:t>Pruébalo ahora mismo:</w:t>
+      </w:r>
+    </w:p>
+    <w:p>
+      <w:pPr>
+        <w:pStyle w:val="Code"/>
+        <w:shd w:fill="F4F4F4" w:val="clear"/>
+      </w:pPr>
+      <w:r>
+        <w:t>curl -I "https://asisa-pc.vercel.app/markup/cuadro-medico/p/madrid"</w:t>
+      </w:r>
+    </w:p>
+    <w:p>
+      <w:pPr>
+        <w:pStyle w:val="Code"/>
+        <w:shd w:fill="F4F4F4" w:val="clear"/>
+      </w:pPr>
+      <w:r>
+        <w:t># HTTP 200 · content-type: text/html · x-source: ssr:provincia</w:t>
+      </w:r>
+    </w:p>
+    <w:p>
+      <w:pPr>
+        <w:pStyle w:val="Code"/>
+        <w:shd w:fill="F4F4F4" w:val="clear"/>
+      </w:pPr>
+      <w:r>
+        <w:t xml:space="preserve"> </w:t>
+      </w:r>
+    </w:p>
+    <w:p>
+      <w:pPr>
+        <w:pStyle w:val="Code"/>
+        <w:shd w:fill="F4F4F4" w:val="clear"/>
+      </w:pPr>
+      <w:r>
+        <w:t># El header x-source te dice qué rama del router se ejecutó:</w:t>
+      </w:r>
+    </w:p>
+    <w:p>
+      <w:pPr>
+        <w:pStyle w:val="Code"/>
+        <w:shd w:fill="F4F4F4" w:val="clear"/>
+      </w:pPr>
+      <w:r>
+        <w:t>#   ssr:provincia       → /cuadro-medico/p/&lt;slug&gt;</w:t>
+      </w:r>
+    </w:p>
+    <w:p>
+      <w:pPr>
+        <w:pStyle w:val="Code"/>
+        <w:shd w:fill="F4F4F4" w:val="clear"/>
+      </w:pPr>
+      <w:r>
+        <w:t>#   ssr:provincia-spec  → /cuadro-medico/p/&lt;prov&gt;/pe/&lt;spec&gt;</w:t>
+      </w:r>
+    </w:p>
+    <w:p>
+      <w:pPr>
+        <w:pStyle w:val="Code"/>
+        <w:shd w:fill="F4F4F4" w:val="clear"/>
+      </w:pPr>
+      <w:r>
+        <w:t>#   ssr:especialidad    → /cuadro-medico/e/&lt;slug&gt;</w:t>
+      </w:r>
+    </w:p>
+    <w:p>
+      <w:pPr>
+        <w:pStyle w:val="Code"/>
+        <w:shd w:fill="F4F4F4" w:val="clear"/>
+      </w:pPr>
+      <w:r>
+        <w:t>#   ssr:doctor          → /cuadro-medico/d/&lt;key&gt;</w:t>
+      </w:r>
+    </w:p>
+    <w:p>
+      <w:pPr>
+        <w:pStyle w:val="Code"/>
+        <w:shd w:fill="F4F4F4" w:val="clear"/>
+      </w:pPr>
+      <w:r>
+        <w:t>#   ssr:centro          → /cuadro-medico/c/&lt;key&gt;</w:t>
+      </w:r>
+    </w:p>
+    <w:p>
+      <w:pPr>
+        <w:pStyle w:val="Code"/>
+        <w:shd w:fill="F4F4F4" w:val="clear"/>
+      </w:pPr>
+      <w:r>
+        <w:t>#   sitemap:index       → /sitemap.xml</w:t>
+      </w:r>
+    </w:p>
+    <w:p>
+      <w:pPr>
+        <w:pStyle w:val="Code"/>
+        <w:shd w:fill="F4F4F4" w:val="clear"/>
+      </w:pPr>
+      <w:r>
+        <w:t>#   sitemap:&lt;tipo&gt;      → /sitemap-cuadro-medico-&lt;tipo&gt;.xml</w:t>
+      </w:r>
+    </w:p>
+    <w:p>
+      <w:pPr>
+        <w:pStyle w:val="Code"/>
+        <w:shd w:fill="F4F4F4" w:val="clear"/>
+      </w:pPr>
+      <w:r>
+        <w:t>#   overlay-pass        → 404 (EDS sigue su flujo de fallback)</w:t>
+      </w:r>
+    </w:p>
+    <w:p>
+      <w:r>
+        <w:t>Estructura interna del router (pseudocódigo):</w:t>
+      </w:r>
+    </w:p>
+    <w:p>
+      <w:pPr>
+        <w:pStyle w:val="Code"/>
+        <w:shd w:fill="F4F4F4" w:val="clear"/>
+      </w:pPr>
+      <w:r>
+        <w:t>function handler(req, res) {</w:t>
+      </w:r>
+    </w:p>
+    <w:p>
+      <w:pPr>
+        <w:pStyle w:val="Code"/>
+        <w:shd w:fill="F4F4F4" w:val="clear"/>
+      </w:pPr>
+      <w:r>
+        <w:t xml:space="preserve">  const path = req.query.path;   // p.ej. "cuadro-medico/p/madrid"</w:t>
+      </w:r>
+    </w:p>
+    <w:p>
+      <w:pPr>
+        <w:pStyle w:val="Code"/>
+        <w:shd w:fill="F4F4F4" w:val="clear"/>
+      </w:pPr>
+      <w:r>
+        <w:t xml:space="preserve"> </w:t>
+      </w:r>
+    </w:p>
+    <w:p>
+      <w:pPr>
+        <w:pStyle w:val="Code"/>
+        <w:shd w:fill="F4F4F4" w:val="clear"/>
+      </w:pPr>
+      <w:r>
+        <w:t xml:space="preserve">  if (path matches "/cuadro-medico/p/&lt;slug&gt;")</w:t>
+      </w:r>
+    </w:p>
+    <w:p>
+      <w:pPr>
+        <w:pStyle w:val="Code"/>
+        <w:shd w:fill="F4F4F4" w:val="clear"/>
+      </w:pPr>
+      <w:r>
+        <w:t xml:space="preserve">    return ssrListing({ provSlug: "madrid" });        // HTML provincia</w:t>
+      </w:r>
+    </w:p>
+    <w:p>
+      <w:pPr>
+        <w:pStyle w:val="Code"/>
+        <w:shd w:fill="F4F4F4" w:val="clear"/>
+      </w:pPr>
+      <w:r>
+        <w:t xml:space="preserve">  if (path matches "/cuadro-medico/p/&lt;prov&gt;/pe/&lt;spec&gt;")</w:t>
+      </w:r>
+    </w:p>
+    <w:p>
+      <w:pPr>
+        <w:pStyle w:val="Code"/>
+        <w:shd w:fill="F4F4F4" w:val="clear"/>
+      </w:pPr>
+      <w:r>
+        <w:t xml:space="preserve">    return ssrListing({ provSlug, specSlug });        // HTML provincia+spec</w:t>
+      </w:r>
+    </w:p>
+    <w:p>
+      <w:pPr>
+        <w:pStyle w:val="Code"/>
+        <w:shd w:fill="F4F4F4" w:val="clear"/>
+      </w:pPr>
+      <w:r>
+        <w:t xml:space="preserve">  if (path matches "/cuadro-medico/d/&lt;key&gt;")</w:t>
+      </w:r>
+    </w:p>
+    <w:p>
+      <w:pPr>
+        <w:pStyle w:val="Code"/>
+        <w:shd w:fill="F4F4F4" w:val="clear"/>
+      </w:pPr>
+      <w:r>
+        <w:t xml:space="preserve">    return ssrDoctor(key);                            // HTML ficha doctor</w:t>
+      </w:r>
+    </w:p>
+    <w:p>
+      <w:pPr>
+        <w:pStyle w:val="Code"/>
+        <w:shd w:fill="F4F4F4" w:val="clear"/>
+      </w:pPr>
+      <w:r>
+        <w:t xml:space="preserve">  if (path matches "/cuadro-medico/c/&lt;key&gt;")</w:t>
+      </w:r>
+    </w:p>
+    <w:p>
+      <w:pPr>
+        <w:pStyle w:val="Code"/>
+        <w:shd w:fill="F4F4F4" w:val="clear"/>
+      </w:pPr>
+      <w:r>
+        <w:t xml:space="preserve">    return ssrCentro(key);                            // HTML ficha centro</w:t>
+      </w:r>
+    </w:p>
+    <w:p>
+      <w:pPr>
+        <w:pStyle w:val="Code"/>
+        <w:shd w:fill="F4F4F4" w:val="clear"/>
+      </w:pPr>
+      <w:r>
+        <w:t xml:space="preserve">  if (path matches "/cuadro-medico/e/&lt;slug&gt;")</w:t>
+      </w:r>
+    </w:p>
+    <w:p>
+      <w:pPr>
+        <w:pStyle w:val="Code"/>
+        <w:shd w:fill="F4F4F4" w:val="clear"/>
+      </w:pPr>
+      <w:r>
+        <w:t xml:space="preserve">    return ssrListing({ specSlug, nationalSpec: true });</w:t>
+      </w:r>
+    </w:p>
+    <w:p>
+      <w:pPr>
+        <w:pStyle w:val="Code"/>
+        <w:shd w:fill="F4F4F4" w:val="clear"/>
+      </w:pPr>
+      <w:r>
+        <w:t xml:space="preserve">  if (path === "/sitemap.xml") return sitemap XML;</w:t>
+      </w:r>
+    </w:p>
+    <w:p>
+      <w:pPr>
+        <w:pStyle w:val="Code"/>
+        <w:shd w:fill="F4F4F4" w:val="clear"/>
+      </w:pPr>
+      <w:r>
+        <w:t xml:space="preserve"> </w:t>
+      </w:r>
+    </w:p>
+    <w:p>
+      <w:pPr>
+        <w:pStyle w:val="Code"/>
+        <w:shd w:fill="F4F4F4" w:val="clear"/>
+      </w:pPr>
+      <w:r>
+        <w:t xml:space="preserve">  return 404;  // EDS lo interpreta como "sigo mi flujo"</w:t>
+      </w:r>
+    </w:p>
+    <w:p>
+      <w:pPr>
+        <w:pStyle w:val="Code"/>
+        <w:shd w:fill="F4F4F4" w:val="clear"/>
+      </w:pPr>
+      <w:r>
+        <w:t>}</w:t>
+      </w:r>
+    </w:p>
+    <w:p>
+      <w:r>
+        <w:t>Ejemplo completo de ssrListing para /cuadro-medico/p/madrid:</w:t>
+      </w:r>
+    </w:p>
+    <w:p>
+      <w:pPr>
+        <w:pStyle w:val="Code"/>
+        <w:shd w:fill="F4F4F4" w:val="clear"/>
+      </w:pPr>
+      <w:r>
+        <w:t>function ssrListing({ provSlug: "madrid" }) {</w:t>
+      </w:r>
+    </w:p>
+    <w:p>
+      <w:pPr>
+        <w:pStyle w:val="Code"/>
+        <w:shd w:fill="F4F4F4" w:val="clear"/>
+      </w:pPr>
+      <w:r>
+        <w:t xml:space="preserve">  // 1. Lee la lista de provincias del repo (data/provincias.json)</w:t>
+      </w:r>
+    </w:p>
+    <w:p>
+      <w:pPr>
+        <w:pStyle w:val="Code"/>
+        <w:shd w:fill="F4F4F4" w:val="clear"/>
+      </w:pPr>
+      <w:r>
+        <w:t xml:space="preserve">  const prov = fetchProvincias().find(p =&gt; p.slug === "madrid");</w:t>
+      </w:r>
+    </w:p>
+    <w:p>
+      <w:pPr>
+        <w:pStyle w:val="Code"/>
+        <w:shd w:fill="F4F4F4" w:val="clear"/>
+      </w:pPr>
+      <w:r>
+        <w:t xml:space="preserve">  // → { name:"MADRID", displayName:"Madrid", slug:"madrid",</w:t>
+      </w:r>
+    </w:p>
+    <w:p>
+      <w:pPr>
+        <w:pStyle w:val="Code"/>
+        <w:shd w:fill="F4F4F4" w:val="clear"/>
+      </w:pPr>
+      <w:r>
+        <w:t xml:space="preserve">  //     provinceCode:"28" }</w:t>
+      </w:r>
+    </w:p>
+    <w:p>
+      <w:pPr>
+        <w:pStyle w:val="Code"/>
+        <w:shd w:fill="F4F4F4" w:val="clear"/>
+      </w:pPr>
+      <w:r>
+        <w:t xml:space="preserve"> </w:t>
+      </w:r>
+    </w:p>
+    <w:p>
+      <w:pPr>
+        <w:pStyle w:val="Code"/>
+        <w:shd w:fill="F4F4F4" w:val="clear"/>
+      </w:pPr>
+      <w:r>
+        <w:t xml:space="preserve">  // 2. Pide la primera página de profesionales en Madrid</w:t>
+      </w:r>
+    </w:p>
+    <w:p>
+      <w:pPr>
+        <w:pStyle w:val="Code"/>
+        <w:shd w:fill="F4F4F4" w:val="clear"/>
+      </w:pPr>
+      <w:r>
+        <w:t xml:space="preserve">  const data = fetchProviders({</w:t>
+      </w:r>
+    </w:p>
+    <w:p>
+      <w:pPr>
+        <w:pStyle w:val="Code"/>
+        <w:shd w:fill="F4F4F4" w:val="clear"/>
+      </w:pPr>
+      <w:r>
+        <w:t xml:space="preserve">    provinceSlug: "madrid", tab: "professionals", page: 1</w:t>
+      </w:r>
+    </w:p>
+    <w:p>
+      <w:pPr>
+        <w:pStyle w:val="Code"/>
+        <w:shd w:fill="F4F4F4" w:val="clear"/>
+      </w:pPr>
+      <w:r>
+        <w:t xml:space="preserve">  });</w:t>
+      </w:r>
+    </w:p>
+    <w:p>
+      <w:pPr>
+        <w:pStyle w:val="Code"/>
+        <w:shd w:fill="F4F4F4" w:val="clear"/>
+      </w:pPr>
+      <w:r>
+        <w:t xml:space="preserve">  // → { total: 30, results: [{name:"FRAILE MALMIERCA, EMILIO", ...},</w:t>
+      </w:r>
+    </w:p>
+    <w:p>
+      <w:pPr>
+        <w:pStyle w:val="Code"/>
+        <w:shd w:fill="F4F4F4" w:val="clear"/>
+      </w:pPr>
+      <w:r>
+        <w:t xml:space="preserve">  //     ...10 médicos] }</w:t>
+      </w:r>
+    </w:p>
+    <w:p>
+      <w:pPr>
+        <w:pStyle w:val="Code"/>
+        <w:shd w:fill="F4F4F4" w:val="clear"/>
+      </w:pPr>
+      <w:r>
+        <w:t xml:space="preserve"> </w:t>
+      </w:r>
+    </w:p>
+    <w:p>
+      <w:pPr>
+        <w:pStyle w:val="Code"/>
+        <w:shd w:fill="F4F4F4" w:val="clear"/>
+      </w:pPr>
+      <w:r>
+        <w:t xml:space="preserve">  // 3. Construye el HTML con esos datos reales</w:t>
+      </w:r>
+    </w:p>
+    <w:p>
+      <w:pPr>
+        <w:pStyle w:val="Code"/>
+        <w:shd w:fill="F4F4F4" w:val="clear"/>
+      </w:pPr>
+      <w:r>
+        <w:t xml:space="preserve">  const html = `</w:t>
+      </w:r>
+    </w:p>
+    <w:p>
+      <w:pPr>
+        <w:pStyle w:val="Code"/>
+        <w:shd w:fill="F4F4F4" w:val="clear"/>
+      </w:pPr>
+      <w:r>
+        <w:t xml:space="preserve">    &lt;h1&gt;Cuadro Médico de ASISA en Madrid&lt;/h1&gt;</w:t>
+      </w:r>
+    </w:p>
+    <w:p>
+      <w:pPr>
+        <w:pStyle w:val="Code"/>
+        <w:shd w:fill="F4F4F4" w:val="clear"/>
+      </w:pPr>
+      <w:r>
+        <w:t xml:space="preserve">    &lt;p&gt;Consulta el cuadro médico de ASISA en Madrid...&lt;/p&gt;</w:t>
+      </w:r>
+    </w:p>
+    <w:p>
+      <w:pPr>
+        <w:pStyle w:val="Code"/>
+        <w:shd w:fill="F4F4F4" w:val="clear"/>
+      </w:pPr>
+      <w:r>
+        <w:t xml:space="preserve">    &lt;div class="eds-mp-card"&gt;</w:t>
+      </w:r>
+    </w:p>
+    <w:p>
+      <w:pPr>
+        <w:pStyle w:val="Code"/>
+        <w:shd w:fill="F4F4F4" w:val="clear"/>
+      </w:pPr>
+      <w:r>
+        <w:t xml:space="preserve">      &lt;p&gt;Dr. Fraile Malmierca&lt;/p&gt;</w:t>
+      </w:r>
+    </w:p>
+    <w:p>
+      <w:pPr>
+        <w:pStyle w:val="Code"/>
+        <w:shd w:fill="F4F4F4" w:val="clear"/>
+      </w:pPr>
+      <w:r>
+        <w:t xml:space="preserve">      &lt;p&gt;Cardiología&lt;/p&gt;</w:t>
+      </w:r>
+    </w:p>
+    <w:p>
+      <w:pPr>
+        <w:pStyle w:val="Code"/>
+        <w:shd w:fill="F4F4F4" w:val="clear"/>
+      </w:pPr>
+      <w:r>
+        <w:t xml:space="preserve">      &lt;p&gt;Avenida Valladolid 83, 28008, Madrid&lt;/p&gt;</w:t>
+      </w:r>
+    </w:p>
+    <w:p>
+      <w:pPr>
+        <w:pStyle w:val="Code"/>
+        <w:shd w:fill="F4F4F4" w:val="clear"/>
+      </w:pPr>
+      <w:r>
+        <w:t xml:space="preserve">      &lt;a href="tel:917581196"&gt;917581196&lt;/a&gt;</w:t>
+      </w:r>
+    </w:p>
+    <w:p>
+      <w:pPr>
+        <w:pStyle w:val="Code"/>
+        <w:shd w:fill="F4F4F4" w:val="clear"/>
+      </w:pPr>
+      <w:r>
+        <w:t xml:space="preserve">      &lt;a href="/cuadro-medico/d/fraile-malmierca-emilio-453706204"&gt;</w:t>
+      </w:r>
+    </w:p>
+    <w:p>
+      <w:pPr>
+        <w:pStyle w:val="Code"/>
+        <w:shd w:fill="F4F4F4" w:val="clear"/>
+      </w:pPr>
+      <w:r>
+        <w:t xml:space="preserve">        Ver detalle</w:t>
+      </w:r>
+    </w:p>
+    <w:p>
+      <w:pPr>
+        <w:pStyle w:val="Code"/>
+        <w:shd w:fill="F4F4F4" w:val="clear"/>
+      </w:pPr>
+      <w:r>
+        <w:t xml:space="preserve">      &lt;/a&gt;</w:t>
+      </w:r>
+    </w:p>
+    <w:p>
+      <w:pPr>
+        <w:pStyle w:val="Code"/>
+        <w:shd w:fill="F4F4F4" w:val="clear"/>
+      </w:pPr>
+      <w:r>
+        <w:t xml:space="preserve">    &lt;/div&gt;</w:t>
+      </w:r>
+    </w:p>
+    <w:p>
+      <w:pPr>
+        <w:pStyle w:val="Code"/>
+        <w:shd w:fill="F4F4F4" w:val="clear"/>
+      </w:pPr>
+      <w:r>
+        <w:t xml:space="preserve">    &lt;div class="eds-mp-card"&gt;… 9 médicos más …&lt;/div&gt;`;</w:t>
+      </w:r>
+    </w:p>
+    <w:p>
+      <w:pPr>
+        <w:pStyle w:val="Code"/>
+        <w:shd w:fill="F4F4F4" w:val="clear"/>
+      </w:pPr>
+      <w:r>
+        <w:t xml:space="preserve"> </w:t>
+      </w:r>
+    </w:p>
+    <w:p>
+      <w:pPr>
+        <w:pStyle w:val="Code"/>
+        <w:shd w:fill="F4F4F4" w:val="clear"/>
+      </w:pPr>
+      <w:r>
+        <w:t xml:space="preserve">  return { title: "Cuadro Médico ASISA en Madrid",</w:t>
+      </w:r>
+    </w:p>
+    <w:p>
+      <w:pPr>
+        <w:pStyle w:val="Code"/>
+        <w:shd w:fill="F4F4F4" w:val="clear"/>
+      </w:pPr>
+      <w:r>
+        <w:t xml:space="preserve">           description: "...", blocks: html };</w:t>
+      </w:r>
+    </w:p>
+    <w:p>
+      <w:pPr>
+        <w:pStyle w:val="Code"/>
+        <w:shd w:fill="F4F4F4" w:val="clear"/>
+      </w:pPr>
+      <w:r>
+        <w:t>}</w:t>
+      </w:r>
+    </w:p>
+    <w:p>
+      <w:r>
+        <w:t>Esto es SSR (Server-Side Rendering): el HTML llega ya con el contenido real renderizado. Googlebot lo indexa al instante, el usuario lo ve sin esperar a JavaScript.</w:t>
+      </w:r>
+    </w:p>
+    <w:p>
+      <w:pPr>
+        <w:pStyle w:val="Heading4"/>
+      </w:pPr>
+      <w:r>
+        <w:t>Los endpoints de datos (NO devuelven HTML, devuelven JSON)</w:t>
+      </w:r>
+    </w:p>
+    <w:p>
+      <w:r>
+        <w:t>Estos endpoints los consumen los bloques cliente (el JavaScript que corre en el navegador) para las interacciones: cambiar de tab, paginar, abrir un acordeón, etc. Los puedes probar tú mismo con curl.</w:t>
+      </w:r>
+    </w:p>
+    <w:p>
+      <w:pPr>
+        <w:pStyle w:val="Heading4"/>
+      </w:pPr>
+      <w:r>
+        <w:t>api/providers.js — listado paginado</w:t>
+      </w:r>
+    </w:p>
+    <w:p>
+      <w:pPr>
+        <w:pStyle w:val="Code"/>
+        <w:shd w:fill="F4F4F4" w:val="clear"/>
+      </w:pPr>
+      <w:r>
+        <w:t>curl "https://asisa-pc.vercel.app/api/providers?\</w:t>
+      </w:r>
+    </w:p>
+    <w:p>
+      <w:pPr>
+        <w:pStyle w:val="Code"/>
+        <w:shd w:fill="F4F4F4" w:val="clear"/>
+      </w:pPr>
+      <w:r>
+        <w:t xml:space="preserve">  provinceSlug=madrid&amp;specSlug=cardiologia&amp;\</w:t>
+      </w:r>
+    </w:p>
+    <w:p>
+      <w:pPr>
+        <w:pStyle w:val="Code"/>
+        <w:shd w:fill="F4F4F4" w:val="clear"/>
+      </w:pPr>
+      <w:r>
+        <w:t xml:space="preserve">  tab=professionals&amp;page=1&amp;limit=2" | jq</w:t>
+      </w:r>
+    </w:p>
+    <w:p>
+      <w:pPr>
+        <w:pStyle w:val="Code"/>
+        <w:shd w:fill="F4F4F4" w:val="clear"/>
+      </w:pPr>
+      <w:r>
+        <w:t xml:space="preserve"> </w:t>
+      </w:r>
+    </w:p>
+    <w:p>
+      <w:pPr>
+        <w:pStyle w:val="Code"/>
+        <w:shd w:fill="F4F4F4" w:val="clear"/>
+      </w:pPr>
+      <w:r>
+        <w:t>{</w:t>
+      </w:r>
+    </w:p>
+    <w:p>
+      <w:pPr>
+        <w:pStyle w:val="Code"/>
+        <w:shd w:fill="F4F4F4" w:val="clear"/>
+      </w:pPr>
+      <w:r>
+        <w:t xml:space="preserve">  "provinceSlug": "madrid",</w:t>
+      </w:r>
+    </w:p>
+    <w:p>
+      <w:pPr>
+        <w:pStyle w:val="Code"/>
+        <w:shd w:fill="F4F4F4" w:val="clear"/>
+      </w:pPr>
+      <w:r>
+        <w:t xml:space="preserve">  "specSlug": "cardiologia",</w:t>
+      </w:r>
+    </w:p>
+    <w:p>
+      <w:pPr>
+        <w:pStyle w:val="Code"/>
+        <w:shd w:fill="F4F4F4" w:val="clear"/>
+      </w:pPr>
+      <w:r>
+        <w:t xml:space="preserve">  "tab": "professionals",</w:t>
+      </w:r>
+    </w:p>
+    <w:p>
+      <w:pPr>
+        <w:pStyle w:val="Code"/>
+        <w:shd w:fill="F4F4F4" w:val="clear"/>
+      </w:pPr>
+      <w:r>
+        <w:t xml:space="preserve">  "page": 1,</w:t>
+      </w:r>
+    </w:p>
+    <w:p>
+      <w:pPr>
+        <w:pStyle w:val="Code"/>
+        <w:shd w:fill="F4F4F4" w:val="clear"/>
+      </w:pPr>
+      <w:r>
+        <w:t xml:space="preserve">  "total": 30,                  // capado a 30 profesionales</w:t>
+      </w:r>
+    </w:p>
+    <w:p>
+      <w:pPr>
+        <w:pStyle w:val="Code"/>
+        <w:shd w:fill="F4F4F4" w:val="clear"/>
+      </w:pPr>
+      <w:r>
+        <w:t xml:space="preserve">  "totalProfessionals": 30,</w:t>
+      </w:r>
+    </w:p>
+    <w:p>
+      <w:pPr>
+        <w:pStyle w:val="Code"/>
+        <w:shd w:fill="F4F4F4" w:val="clear"/>
+      </w:pPr>
+      <w:r>
+        <w:t xml:space="preserve">  "totalCenters": 50,           // capado a 50 centros</w:t>
+      </w:r>
+    </w:p>
+    <w:p>
+      <w:pPr>
+        <w:pStyle w:val="Code"/>
+        <w:shd w:fill="F4F4F4" w:val="clear"/>
+      </w:pPr>
+      <w:r>
+        <w:t xml:space="preserve">  "results": [</w:t>
+      </w:r>
+    </w:p>
+    <w:p>
+      <w:pPr>
+        <w:pStyle w:val="Code"/>
+        <w:shd w:fill="F4F4F4" w:val="clear"/>
+      </w:pPr>
+      <w:r>
+        <w:t xml:space="preserve">    {</w:t>
+      </w:r>
+    </w:p>
+    <w:p>
+      <w:pPr>
+        <w:pStyle w:val="Code"/>
+        <w:shd w:fill="F4F4F4" w:val="clear"/>
+      </w:pPr>
+      <w:r>
+        <w:t xml:space="preserve">      "name": "FRAILE MALMIERCA, EMILIO",</w:t>
+      </w:r>
+    </w:p>
+    <w:p>
+      <w:pPr>
+        <w:pStyle w:val="Code"/>
+        <w:shd w:fill="F4F4F4" w:val="clear"/>
+      </w:pPr>
+      <w:r>
+        <w:t xml:space="preserve">      "speciality": "CARDIOLOGÍA",</w:t>
+      </w:r>
+    </w:p>
+    <w:p>
+      <w:pPr>
+        <w:pStyle w:val="Code"/>
+        <w:shd w:fill="F4F4F4" w:val="clear"/>
+      </w:pPr>
+      <w:r>
+        <w:t xml:space="preserve">      "phone": "917581196",</w:t>
+      </w:r>
+    </w:p>
+    <w:p>
+      <w:pPr>
+        <w:pStyle w:val="Code"/>
+        <w:shd w:fill="F4F4F4" w:val="clear"/>
+      </w:pPr>
+      <w:r>
+        <w:t xml:space="preserve">      "address": "AVENIDA VALLADOLID 83",</w:t>
+      </w:r>
+    </w:p>
+    <w:p>
+      <w:pPr>
+        <w:pStyle w:val="Code"/>
+        <w:shd w:fill="F4F4F4" w:val="clear"/>
+      </w:pPr>
+      <w:r>
+        <w:t xml:space="preserve">      "city": "MADRID",</w:t>
+      </w:r>
+    </w:p>
+    <w:p>
+      <w:pPr>
+        <w:pStyle w:val="Code"/>
+        <w:shd w:fill="F4F4F4" w:val="clear"/>
+      </w:pPr>
+      <w:r>
+        <w:t xml:space="preserve">      "detailUrl": "/cuadro-medico/d/fraile-malmierca-emilio-453706204"</w:t>
+      </w:r>
+    </w:p>
+    <w:p>
+      <w:pPr>
+        <w:pStyle w:val="Code"/>
+        <w:shd w:fill="F4F4F4" w:val="clear"/>
+      </w:pPr>
+      <w:r>
+        <w:t xml:space="preserve">    },</w:t>
+      </w:r>
+    </w:p>
+    <w:p>
+      <w:pPr>
+        <w:pStyle w:val="Code"/>
+        <w:shd w:fill="F4F4F4" w:val="clear"/>
+      </w:pPr>
+      <w:r>
+        <w:t xml:space="preserve">    { …segundo médico… }</w:t>
+      </w:r>
+    </w:p>
+    <w:p>
+      <w:pPr>
+        <w:pStyle w:val="Code"/>
+        <w:shd w:fill="F4F4F4" w:val="clear"/>
+      </w:pPr>
+      <w:r>
+        <w:t xml:space="preserve">  ]</w:t>
+      </w:r>
+    </w:p>
+    <w:p>
+      <w:pPr>
+        <w:pStyle w:val="Code"/>
+        <w:shd w:fill="F4F4F4" w:val="clear"/>
+      </w:pPr>
+      <w:r>
+        <w:t>}</w:t>
+      </w:r>
+    </w:p>
+    <w:p>
+      <w:r>
+        <w:t>Internamente lee de data/providers/madrid/cardiologia.json (lista cruda del catálogo) y aplica filtros: separa profesionales de centros, aplica el tope de negocio (30/50), pagina, etc.</w:t>
+      </w:r>
+    </w:p>
+    <w:p>
+      <w:pPr>
+        <w:pStyle w:val="Heading4"/>
+      </w:pPr>
+      <w:r>
+        <w:t>api/doctor.js — ficha de un médico</w:t>
+      </w:r>
+    </w:p>
+    <w:p>
+      <w:pPr>
+        <w:pStyle w:val="Code"/>
+        <w:shd w:fill="F4F4F4" w:val="clear"/>
+      </w:pPr>
+      <w:r>
+        <w:t>curl "https://asisa-pc.vercel.app/api/doctor?key=werenitzky-jose-282874657" | jq</w:t>
+      </w:r>
+    </w:p>
+    <w:p>
+      <w:pPr>
+        <w:pStyle w:val="Code"/>
+        <w:shd w:fill="F4F4F4" w:val="clear"/>
+      </w:pPr>
+      <w:r>
+        <w:t xml:space="preserve"> </w:t>
+      </w:r>
+    </w:p>
+    <w:p>
+      <w:pPr>
+        <w:pStyle w:val="Code"/>
+        <w:shd w:fill="F4F4F4" w:val="clear"/>
+      </w:pPr>
+      <w:r>
+        <w:t>{</w:t>
+      </w:r>
+    </w:p>
+    <w:p>
+      <w:pPr>
+        <w:pStyle w:val="Code"/>
+        <w:shd w:fill="F4F4F4" w:val="clear"/>
+      </w:pPr>
+      <w:r>
+        <w:t xml:space="preserve">  "key": "werenitzky-jose-282874657",</w:t>
+      </w:r>
+    </w:p>
+    <w:p>
+      <w:pPr>
+        <w:pStyle w:val="Code"/>
+        <w:shd w:fill="F4F4F4" w:val="clear"/>
+      </w:pPr>
+      <w:r>
+        <w:t xml:space="preserve">  "name": "WERENITZKY, JOSE",</w:t>
+      </w:r>
+    </w:p>
+    <w:p>
+      <w:pPr>
+        <w:pStyle w:val="Code"/>
+        <w:shd w:fill="F4F4F4" w:val="clear"/>
+      </w:pPr>
+      <w:r>
+        <w:t xml:space="preserve">  "collegiateCode": 282874657,</w:t>
+      </w:r>
+    </w:p>
+    <w:p>
+      <w:pPr>
+        <w:pStyle w:val="Code"/>
+        <w:shd w:fill="F4F4F4" w:val="clear"/>
+      </w:pPr>
+      <w:r>
+        <w:t xml:space="preserve">  "specialities": ["CARDIOLOGÍA"],</w:t>
+      </w:r>
+    </w:p>
+    <w:p>
+      <w:pPr>
+        <w:pStyle w:val="Code"/>
+        <w:shd w:fill="F4F4F4" w:val="clear"/>
+      </w:pPr>
+      <w:r>
+        <w:t xml:space="preserve">  "provinceSlug": "madrid",</w:t>
+      </w:r>
+    </w:p>
+    <w:p>
+      <w:pPr>
+        <w:pStyle w:val="Code"/>
+        <w:shd w:fill="F4F4F4" w:val="clear"/>
+      </w:pPr>
+      <w:r>
+        <w:t xml:space="preserve">  "parentDescription": "HOSPITAL UNIVERSITARIO HLA MONCLOA",</w:t>
+      </w:r>
+    </w:p>
+    <w:p>
+      <w:pPr>
+        <w:pStyle w:val="Code"/>
+        <w:shd w:fill="F4F4F4" w:val="clear"/>
+      </w:pPr>
+      <w:r>
+        <w:t xml:space="preserve">  "address": "AVENIDA VALLADOLID 83",</w:t>
+      </w:r>
+    </w:p>
+    <w:p>
+      <w:pPr>
+        <w:pStyle w:val="Code"/>
+        <w:shd w:fill="F4F4F4" w:val="clear"/>
+      </w:pPr>
+      <w:r>
+        <w:t xml:space="preserve">  "city": "MADRID",</w:t>
+      </w:r>
+    </w:p>
+    <w:p>
+      <w:pPr>
+        <w:pStyle w:val="Code"/>
+        <w:shd w:fill="F4F4F4" w:val="clear"/>
+      </w:pPr>
+      <w:r>
+        <w:t xml:space="preserve">  "phone": "917581196",</w:t>
+      </w:r>
+    </w:p>
+    <w:p>
+      <w:pPr>
+        <w:pStyle w:val="Code"/>
+        <w:shd w:fill="F4F4F4" w:val="clear"/>
+      </w:pPr>
+      <w:r>
+        <w:t xml:space="preserve">  "locations": [   // todos los centros donde pasa consulta</w:t>
+      </w:r>
+    </w:p>
+    <w:p>
+      <w:pPr>
+        <w:pStyle w:val="Code"/>
+        <w:shd w:fill="F4F4F4" w:val="clear"/>
+      </w:pPr>
+      <w:r>
+        <w:t xml:space="preserve">    {"providerLocalicationCode": 1496101, ...},</w:t>
+      </w:r>
+    </w:p>
+    <w:p>
+      <w:pPr>
+        <w:pStyle w:val="Code"/>
+        <w:shd w:fill="F4F4F4" w:val="clear"/>
+      </w:pPr>
+      <w:r>
+        <w:t xml:space="preserve">    {...}</w:t>
+      </w:r>
+    </w:p>
+    <w:p>
+      <w:pPr>
+        <w:pStyle w:val="Code"/>
+        <w:shd w:fill="F4F4F4" w:val="clear"/>
+      </w:pPr>
+      <w:r>
+        <w:t xml:space="preserve">  ]</w:t>
+      </w:r>
+    </w:p>
+    <w:p>
+      <w:pPr>
+        <w:pStyle w:val="Code"/>
+        <w:shd w:fill="F4F4F4" w:val="clear"/>
+      </w:pPr>
+      <w:r>
+        <w:t>}</w:t>
+      </w:r>
+    </w:p>
+    <w:p>
+      <w:r>
+        <w:t>Internamente: (1) busca el key en data/cuadro-medico/doctores-index.json, (2) para cada ubicación lee data/provider-details/&lt;locCode&gt;.json, (3) combina los datos. Si el key no existe exactamente, prueba con el slug del nombre como fallback (resuelve URLs viejas cuando ASISA cambia el identificador numérico).</w:t>
+      </w:r>
+    </w:p>
+    <w:p>
+      <w:pPr>
+        <w:pStyle w:val="Heading4"/>
+      </w:pPr>
+      <w:r>
+        <w:t>api/centro.js — ficha de un centro</w:t>
+      </w:r>
+    </w:p>
+    <w:p>
+      <w:pPr>
+        <w:pStyle w:val="Code"/>
+        <w:shd w:fill="F4F4F4" w:val="clear"/>
+      </w:pPr>
+      <w:r>
+        <w:t>curl "https://asisa-pc.vercel.app/api/centro?key=hospital-universitario-hla-moncloa" | jq</w:t>
+      </w:r>
+    </w:p>
+    <w:p>
+      <w:pPr>
+        <w:pStyle w:val="Code"/>
+        <w:shd w:fill="F4F4F4" w:val="clear"/>
+      </w:pPr>
+      <w:r>
+        <w:t xml:space="preserve"> </w:t>
+      </w:r>
+    </w:p>
+    <w:p>
+      <w:pPr>
+        <w:pStyle w:val="Code"/>
+        <w:shd w:fill="F4F4F4" w:val="clear"/>
+      </w:pPr>
+      <w:r>
+        <w:t>{</w:t>
+      </w:r>
+    </w:p>
+    <w:p>
+      <w:pPr>
+        <w:pStyle w:val="Code"/>
+        <w:shd w:fill="F4F4F4" w:val="clear"/>
+      </w:pPr>
+      <w:r>
+        <w:t xml:space="preserve">  "key": "hospital-universitario-hla-moncloa",</w:t>
+      </w:r>
+    </w:p>
+    <w:p>
+      <w:pPr>
+        <w:pStyle w:val="Code"/>
+        <w:shd w:fill="F4F4F4" w:val="clear"/>
+      </w:pPr>
+      <w:r>
+        <w:t xml:space="preserve">  "name": "HOSPITAL UNIVERSITARIO HLA MONCLOA",</w:t>
+      </w:r>
+    </w:p>
+    <w:p>
+      <w:pPr>
+        <w:pStyle w:val="Code"/>
+        <w:shd w:fill="F4F4F4" w:val="clear"/>
+      </w:pPr>
+      <w:r>
+        <w:t xml:space="preserve">  "address": "AVENIDA VALLADOLID 83",</w:t>
+      </w:r>
+    </w:p>
+    <w:p>
+      <w:pPr>
+        <w:pStyle w:val="Code"/>
+        <w:shd w:fill="F4F4F4" w:val="clear"/>
+      </w:pPr>
+      <w:r>
+        <w:t xml:space="preserve">  "city": "MADRID",</w:t>
+      </w:r>
+    </w:p>
+    <w:p>
+      <w:pPr>
+        <w:pStyle w:val="Code"/>
+        <w:shd w:fill="F4F4F4" w:val="clear"/>
+      </w:pPr>
+      <w:r>
+        <w:t xml:space="preserve">  "phone": "917581196",</w:t>
+      </w:r>
+    </w:p>
+    <w:p>
+      <w:pPr>
+        <w:pStyle w:val="Code"/>
+        <w:shd w:fill="F4F4F4" w:val="clear"/>
+      </w:pPr>
+      <w:r>
+        <w:t xml:space="preserve">  "specialities": [   // 36 especialidades</w:t>
+      </w:r>
+    </w:p>
+    <w:p>
+      <w:pPr>
+        <w:pStyle w:val="Code"/>
+        <w:shd w:fill="F4F4F4" w:val="clear"/>
+      </w:pPr>
+      <w:r>
+        <w:t xml:space="preserve">    {</w:t>
+      </w:r>
+    </w:p>
+    <w:p>
+      <w:pPr>
+        <w:pStyle w:val="Code"/>
+        <w:shd w:fill="F4F4F4" w:val="clear"/>
+      </w:pPr>
+      <w:r>
+        <w:t xml:space="preserve">      "speciality": "ALERGOLOGÍA",</w:t>
+      </w:r>
+    </w:p>
+    <w:p>
+      <w:pPr>
+        <w:pStyle w:val="Code"/>
+        <w:shd w:fill="F4F4F4" w:val="clear"/>
+      </w:pPr>
+      <w:r>
+        <w:t xml:space="preserve">      "doctors": [{key, name, ...}]</w:t>
+      </w:r>
+    </w:p>
+    <w:p>
+      <w:pPr>
+        <w:pStyle w:val="Code"/>
+        <w:shd w:fill="F4F4F4" w:val="clear"/>
+      </w:pPr>
+      <w:r>
+        <w:t xml:space="preserve">    }, ...</w:t>
+      </w:r>
+    </w:p>
+    <w:p>
+      <w:pPr>
+        <w:pStyle w:val="Code"/>
+        <w:shd w:fill="F4F4F4" w:val="clear"/>
+      </w:pPr>
+      <w:r>
+        <w:t xml:space="preserve">  ],</w:t>
+      </w:r>
+    </w:p>
+    <w:p>
+      <w:pPr>
+        <w:pStyle w:val="Code"/>
+        <w:shd w:fill="F4F4F4" w:val="clear"/>
+      </w:pPr>
+      <w:r>
+        <w:t xml:space="preserve">  "doctors": [...215 médicos...],</w:t>
+      </w:r>
+    </w:p>
+    <w:p>
+      <w:pPr>
+        <w:pStyle w:val="Code"/>
+        <w:shd w:fill="F4F4F4" w:val="clear"/>
+      </w:pPr>
+      <w:r>
+        <w:t xml:space="preserve">  "otherCentros": [...4 centros con specialidades parecidas...],</w:t>
+      </w:r>
+    </w:p>
+    <w:p>
+      <w:pPr>
+        <w:pStyle w:val="Code"/>
+        <w:shd w:fill="F4F4F4" w:val="clear"/>
+      </w:pPr>
+      <w:r>
+        <w:t xml:space="preserve">  "description": "Centro médico del cuadro de ASISA en MADRID…"</w:t>
+      </w:r>
+    </w:p>
+    <w:p>
+      <w:pPr>
+        <w:pStyle w:val="Code"/>
+        <w:shd w:fill="F4F4F4" w:val="clear"/>
+      </w:pPr>
+      <w:r>
+        <w:t>}</w:t>
+      </w:r>
+    </w:p>
+    <w:p>
+      <w:r>
+        <w:t>Internamente lee TODOS los JSON de data/providers/madrid/*.json y agrupa por centro. Es el endpoint más pesado del proyecto (~90 KB de respuesta para un hospital grande).</w:t>
+      </w:r>
+    </w:p>
+    <w:p>
+      <w:pPr>
+        <w:pStyle w:val="Heading4"/>
+      </w:pPr>
+      <w:r>
+        <w:t>api/provincias.js</w:t>
+      </w:r>
+    </w:p>
+    <w:p>
+      <w:pPr>
+        <w:pStyle w:val="Code"/>
+        <w:shd w:fill="F4F4F4" w:val="clear"/>
+      </w:pPr>
+      <w:r>
+        <w:t>curl "https://asisa-pc.vercel.app/api/provincias" | jq ".[0:2]"</w:t>
+      </w:r>
+    </w:p>
+    <w:p>
+      <w:pPr>
+        <w:pStyle w:val="Code"/>
+        <w:shd w:fill="F4F4F4" w:val="clear"/>
+      </w:pPr>
+      <w:r>
+        <w:t xml:space="preserve"> </w:t>
+      </w:r>
+    </w:p>
+    <w:p>
+      <w:pPr>
+        <w:pStyle w:val="Code"/>
+        <w:shd w:fill="F4F4F4" w:val="clear"/>
+      </w:pPr>
+      <w:r>
+        <w:t>[</w:t>
+      </w:r>
+    </w:p>
+    <w:p>
+      <w:pPr>
+        <w:pStyle w:val="Code"/>
+        <w:shd w:fill="F4F4F4" w:val="clear"/>
+      </w:pPr>
+      <w:r>
+        <w:t xml:space="preserve">  { "name":"ÁLAVA", "displayName":"Álava", "slug":"alava",</w:t>
+      </w:r>
+    </w:p>
+    <w:p>
+      <w:pPr>
+        <w:pStyle w:val="Code"/>
+        <w:shd w:fill="F4F4F4" w:val="clear"/>
+      </w:pPr>
+      <w:r>
+        <w:t xml:space="preserve">    "provinceCode":"1" },</w:t>
+      </w:r>
+    </w:p>
+    <w:p>
+      <w:pPr>
+        <w:pStyle w:val="Code"/>
+        <w:shd w:fill="F4F4F4" w:val="clear"/>
+      </w:pPr>
+      <w:r>
+        <w:t xml:space="preserve">  { "name":"ALBACETE", "displayName":"Albacete", "slug":"albacete",</w:t>
+      </w:r>
+    </w:p>
+    <w:p>
+      <w:pPr>
+        <w:pStyle w:val="Code"/>
+        <w:shd w:fill="F4F4F4" w:val="clear"/>
+      </w:pPr>
+      <w:r>
+        <w:t xml:space="preserve">    "provinceCode":"2" }</w:t>
+      </w:r>
+    </w:p>
+    <w:p>
+      <w:pPr>
+        <w:pStyle w:val="Code"/>
+        <w:shd w:fill="F4F4F4" w:val="clear"/>
+      </w:pPr>
+      <w:r>
+        <w:t>]</w:t>
+      </w:r>
+    </w:p>
+    <w:p>
+      <w:pPr>
+        <w:pStyle w:val="Code"/>
+        <w:shd w:fill="F4F4F4" w:val="clear"/>
+      </w:pPr>
+      <w:r>
+        <w:t xml:space="preserve"> </w:t>
+      </w:r>
+    </w:p>
+    <w:p>
+      <w:pPr>
+        <w:pStyle w:val="Code"/>
+        <w:shd w:fill="F4F4F4" w:val="clear"/>
+      </w:pPr>
+      <w:r>
+        <w:t>curl "https://asisa-pc.vercel.app/api/provincias?slug=madrid" | jq</w:t>
+      </w:r>
+    </w:p>
+    <w:p>
+      <w:pPr>
+        <w:pStyle w:val="Code"/>
+        <w:shd w:fill="F4F4F4" w:val="clear"/>
+      </w:pPr>
+      <w:r>
+        <w:t xml:space="preserve"> </w:t>
+      </w:r>
+    </w:p>
+    <w:p>
+      <w:pPr>
+        <w:pStyle w:val="Code"/>
+        <w:shd w:fill="F4F4F4" w:val="clear"/>
+      </w:pPr>
+      <w:r>
+        <w:t>{</w:t>
+      </w:r>
+    </w:p>
+    <w:p>
+      <w:pPr>
+        <w:pStyle w:val="Code"/>
+        <w:shd w:fill="F4F4F4" w:val="clear"/>
+      </w:pPr>
+      <w:r>
+        <w:t xml:space="preserve">  "slug": "madrid",</w:t>
+      </w:r>
+    </w:p>
+    <w:p>
+      <w:pPr>
+        <w:pStyle w:val="Code"/>
+        <w:shd w:fill="F4F4F4" w:val="clear"/>
+      </w:pPr>
+      <w:r>
+        <w:t xml:space="preserve">  "displayName": "Madrid",</w:t>
+      </w:r>
+    </w:p>
+    <w:p>
+      <w:pPr>
+        <w:pStyle w:val="Code"/>
+        <w:shd w:fill="F4F4F4" w:val="clear"/>
+      </w:pPr>
+      <w:r>
+        <w:t xml:space="preserve">  "provinceCode": "28",</w:t>
+      </w:r>
+    </w:p>
+    <w:p>
+      <w:pPr>
+        <w:pStyle w:val="Code"/>
+        <w:shd w:fill="F4F4F4" w:val="clear"/>
+      </w:pPr>
+      <w:r>
+        <w:t xml:space="preserve">  "especialidades": [</w:t>
+      </w:r>
+    </w:p>
+    <w:p>
+      <w:pPr>
+        <w:pStyle w:val="Code"/>
+        <w:shd w:fill="F4F4F4" w:val="clear"/>
+      </w:pPr>
+      <w:r>
+        <w:t xml:space="preserve">    "alergologia", "alergologia-infantil",</w:t>
+      </w:r>
+    </w:p>
+    <w:p>
+      <w:pPr>
+        <w:pStyle w:val="Code"/>
+        <w:shd w:fill="F4F4F4" w:val="clear"/>
+      </w:pPr>
+      <w:r>
+        <w:t xml:space="preserve">    "analisis-clinicos", ...</w:t>
+      </w:r>
+    </w:p>
+    <w:p>
+      <w:pPr>
+        <w:pStyle w:val="Code"/>
+        <w:shd w:fill="F4F4F4" w:val="clear"/>
+      </w:pPr>
+      <w:r>
+        <w:t xml:space="preserve">  ]</w:t>
+      </w:r>
+    </w:p>
+    <w:p>
+      <w:pPr>
+        <w:pStyle w:val="Code"/>
+        <w:shd w:fill="F4F4F4" w:val="clear"/>
+      </w:pPr>
+      <w:r>
+        <w:t>}</w:t>
+      </w:r>
+    </w:p>
+    <w:p>
+      <w:pPr>
+        <w:pStyle w:val="Heading4"/>
+      </w:pPr>
+      <w:r>
+        <w:t>api/especialidades.js</w:t>
+      </w:r>
+    </w:p>
+    <w:p>
+      <w:pPr>
+        <w:pStyle w:val="Code"/>
+        <w:shd w:fill="F4F4F4" w:val="clear"/>
+      </w:pPr>
+      <w:r>
+        <w:t>curl "https://asisa-pc.vercel.app/api/especialidades?slug=cardiologia" | jq</w:t>
+      </w:r>
+    </w:p>
+    <w:p>
+      <w:pPr>
+        <w:pStyle w:val="Code"/>
+        <w:shd w:fill="F4F4F4" w:val="clear"/>
+      </w:pPr>
+      <w:r>
+        <w:t xml:space="preserve"> </w:t>
+      </w:r>
+    </w:p>
+    <w:p>
+      <w:pPr>
+        <w:pStyle w:val="Code"/>
+        <w:shd w:fill="F4F4F4" w:val="clear"/>
+      </w:pPr>
+      <w:r>
+        <w:t>{</w:t>
+      </w:r>
+    </w:p>
+    <w:p>
+      <w:pPr>
+        <w:pStyle w:val="Code"/>
+        <w:shd w:fill="F4F4F4" w:val="clear"/>
+      </w:pPr>
+      <w:r>
+        <w:t xml:space="preserve">  "slug": "cardiologia",</w:t>
+      </w:r>
+    </w:p>
+    <w:p>
+      <w:pPr>
+        <w:pStyle w:val="Code"/>
+        <w:shd w:fill="F4F4F4" w:val="clear"/>
+      </w:pPr>
+      <w:r>
+        <w:t xml:space="preserve">  "name": "Cardiología",</w:t>
+      </w:r>
+    </w:p>
+    <w:p>
+      <w:pPr>
+        <w:pStyle w:val="Code"/>
+        <w:shd w:fill="F4F4F4" w:val="clear"/>
+      </w:pPr>
+      <w:r>
+        <w:t xml:space="preserve">  "provincias": [</w:t>
+      </w:r>
+    </w:p>
+    <w:p>
+      <w:pPr>
+        <w:pStyle w:val="Code"/>
+        <w:shd w:fill="F4F4F4" w:val="clear"/>
+      </w:pPr>
+      <w:r>
+        <w:t xml:space="preserve">    { "slug":"madrid", "displayName":"Madrid", "count":381 },</w:t>
+      </w:r>
+    </w:p>
+    <w:p>
+      <w:pPr>
+        <w:pStyle w:val="Code"/>
+        <w:shd w:fill="F4F4F4" w:val="clear"/>
+      </w:pPr>
+      <w:r>
+        <w:t xml:space="preserve">    { "slug":"barcelona", "displayName":"Barcelona", "count":218 },</w:t>
+      </w:r>
+    </w:p>
+    <w:p>
+      <w:pPr>
+        <w:pStyle w:val="Code"/>
+        <w:shd w:fill="F4F4F4" w:val="clear"/>
+      </w:pPr>
+      <w:r>
+        <w:t xml:space="preserve">    { "slug":"valencia", "displayName":"Valencia", "count":102 },</w:t>
+      </w:r>
+    </w:p>
+    <w:p>
+      <w:pPr>
+        <w:pStyle w:val="Code"/>
+        <w:shd w:fill="F4F4F4" w:val="clear"/>
+      </w:pPr>
+      <w:r>
+        <w:t xml:space="preserve">    ...</w:t>
+      </w:r>
+    </w:p>
+    <w:p>
+      <w:pPr>
+        <w:pStyle w:val="Code"/>
+        <w:shd w:fill="F4F4F4" w:val="clear"/>
+      </w:pPr>
+      <w:r>
+        <w:t xml:space="preserve">  ]</w:t>
+      </w:r>
+    </w:p>
+    <w:p>
+      <w:pPr>
+        <w:pStyle w:val="Code"/>
+        <w:shd w:fill="F4F4F4" w:val="clear"/>
+      </w:pPr>
+      <w:r>
+        <w:t>}</w:t>
+      </w:r>
+    </w:p>
+    <w:p>
+      <w:pPr>
+        <w:pStyle w:val="Heading4"/>
+      </w:pPr>
+      <w:r>
+        <w:t>api/specialities.js (con S, inglés — distinto del anterior)</w:t>
+      </w:r>
+    </w:p>
+    <w:p>
+      <w:r>
+        <w:t>Este es ESPECIAL: no lee del repo, es un PROXY que llama en vivo al backend de ASISA para autocompletado de especialidades. Si el backend de ASISA cae, este endpoint cae también.</w:t>
+      </w:r>
+    </w:p>
+    <w:p>
+      <w:pPr>
+        <w:pStyle w:val="Code"/>
+        <w:shd w:fill="F4F4F4" w:val="clear"/>
+      </w:pPr>
+      <w:r>
+        <w:t>curl "https://asisa-pc.vercel.app/api/specialities?provinceCode=28"</w:t>
+      </w:r>
+    </w:p>
+    <w:p>
+      <w:pPr>
+        <w:pStyle w:val="Code"/>
+        <w:shd w:fill="F4F4F4" w:val="clear"/>
+      </w:pPr>
+      <w:r>
+        <w:t xml:space="preserve"> </w:t>
+      </w:r>
+    </w:p>
+    <w:p>
+      <w:pPr>
+        <w:pStyle w:val="Code"/>
+        <w:shd w:fill="F4F4F4" w:val="clear"/>
+      </w:pPr>
+      <w:r>
+        <w:t># Internamente Vercel hace:</w:t>
+      </w:r>
+    </w:p>
+    <w:p>
+      <w:pPr>
+        <w:pStyle w:val="Code"/>
+        <w:shd w:fill="F4F4F4" w:val="clear"/>
+      </w:pPr>
+      <w:r>
+        <w:t>#   GET https://ursaepre.asisa.es/.../autocomplete/specialities?provinceCode=28</w:t>
+      </w:r>
+    </w:p>
+    <w:p>
+      <w:pPr>
+        <w:pStyle w:val="Code"/>
+        <w:shd w:fill="F4F4F4" w:val="clear"/>
+      </w:pPr>
+      <w:r>
+        <w:t># y devuelve lo que ASISA responda (passthrough).</w:t>
+      </w:r>
+    </w:p>
+    <w:p>
+      <w:pPr>
+        <w:pStyle w:val="Heading4"/>
+      </w:pPr>
+      <w:r>
+        <w:t>api/sitemap*.js — sitemaps XML</w:t>
+      </w:r>
+    </w:p>
+    <w:p>
+      <w:pPr>
+        <w:pStyle w:val="Code"/>
+        <w:shd w:fill="F4F4F4" w:val="clear"/>
+      </w:pPr>
+      <w:r>
+        <w:t>curl "https://asisa-pc.vercel.app/sitemap.xml"</w:t>
+      </w:r>
+    </w:p>
+    <w:p>
+      <w:pPr>
+        <w:pStyle w:val="Code"/>
+        <w:shd w:fill="F4F4F4" w:val="clear"/>
+      </w:pPr>
+      <w:r>
+        <w:t># → sitemap index que enlaza a los 5 sitemaps específicos</w:t>
+      </w:r>
+    </w:p>
+    <w:p>
+      <w:pPr>
+        <w:pStyle w:val="Code"/>
+        <w:shd w:fill="F4F4F4" w:val="clear"/>
+      </w:pPr>
+      <w:r>
+        <w:t xml:space="preserve"> </w:t>
+      </w:r>
+    </w:p>
+    <w:p>
+      <w:pPr>
+        <w:pStyle w:val="Code"/>
+        <w:shd w:fill="F4F4F4" w:val="clear"/>
+      </w:pPr>
+      <w:r>
+        <w:t>curl "https://asisa-pc.vercel.app/sitemap-cuadro-medico-doctores.xml" | head -20</w:t>
+      </w:r>
+    </w:p>
+    <w:p>
+      <w:pPr>
+        <w:pStyle w:val="Code"/>
+        <w:shd w:fill="F4F4F4" w:val="clear"/>
+      </w:pPr>
+      <w:r>
+        <w:t># → &lt;urlset&gt;</w:t>
+      </w:r>
+    </w:p>
+    <w:p>
+      <w:pPr>
+        <w:pStyle w:val="Code"/>
+        <w:shd w:fill="F4F4F4" w:val="clear"/>
+      </w:pPr>
+      <w:r>
+        <w:t>#     &lt;url&gt;&lt;loc&gt;https://www.asisa.es/cuadro-medico/d/...&lt;/loc&gt;&lt;/url&gt;</w:t>
+      </w:r>
+    </w:p>
+    <w:p>
+      <w:pPr>
+        <w:pStyle w:val="Code"/>
+        <w:shd w:fill="F4F4F4" w:val="clear"/>
+      </w:pPr>
+      <w:r>
+        <w:t>#     ... ~20.500 URLs</w:t>
+      </w:r>
+    </w:p>
+    <w:p>
+      <w:pPr>
+        <w:pStyle w:val="Code"/>
+        <w:shd w:fill="F4F4F4" w:val="clear"/>
+      </w:pPr>
+      <w:r>
+        <w:t>#   &lt;/urlset&gt;</w:t>
+      </w:r>
+    </w:p>
+    <w:p>
+      <w:pPr>
+        <w:pStyle w:val="Heading4"/>
+      </w:pPr>
+      <w:r>
+        <w:t>Flujo end-to-end con un ejemplo real</w:t>
+      </w:r>
+    </w:p>
+    <w:p>
+      <w:r>
+        <w:t>Vamos a seguir lo que pasa cuando un usuario pide /cuadro-medico/p/madrid/pe/cardiologia en su navegador.</w:t>
+      </w:r>
+    </w:p>
+    <w:p>
+      <w:pPr>
+        <w:pStyle w:val="Code"/>
+        <w:shd w:fill="F4F4F4" w:val="clear"/>
+      </w:pPr>
+      <w:r>
+        <w:t>1. Usuario teclea la URL en el navegador → aem.live</w:t>
+      </w:r>
+    </w:p>
+    <w:p>
+      <w:pPr>
+        <w:pStyle w:val="Code"/>
+        <w:shd w:fill="F4F4F4" w:val="clear"/>
+      </w:pPr>
+      <w:r>
+        <w:t xml:space="preserve">   └─ EDS busca en su content-bus si tiene el HTML procesado de esta URL.</w:t>
+      </w:r>
+    </w:p>
+    <w:p>
+      <w:pPr>
+        <w:pStyle w:val="Code"/>
+        <w:shd w:fill="F4F4F4" w:val="clear"/>
+      </w:pPr>
+      <w:r>
+        <w:t xml:space="preserve">      ¿No lo tiene? Entonces le pide al overlay configurado en su</w:t>
+      </w:r>
+    </w:p>
+    <w:p>
+      <w:pPr>
+        <w:pStyle w:val="Code"/>
+        <w:shd w:fill="F4F4F4" w:val="clear"/>
+      </w:pPr>
+      <w:r>
+        <w:t xml:space="preserve">      sitewide config:</w:t>
+      </w:r>
+    </w:p>
+    <w:p>
+      <w:pPr>
+        <w:pStyle w:val="Code"/>
+        <w:shd w:fill="F4F4F4" w:val="clear"/>
+      </w:pPr>
+      <w:r>
+        <w:t xml:space="preserve">      GET https://asisa-pc.vercel.app/markup/cuadro-medico/p/madrid/pe/cardiologia</w:t>
+      </w:r>
+    </w:p>
+    <w:p>
+      <w:pPr>
+        <w:pStyle w:val="Code"/>
+        <w:shd w:fill="F4F4F4" w:val="clear"/>
+      </w:pPr>
+      <w:r>
+        <w:t xml:space="preserve"> </w:t>
+      </w:r>
+    </w:p>
+    <w:p>
+      <w:pPr>
+        <w:pStyle w:val="Code"/>
+        <w:shd w:fill="F4F4F4" w:val="clear"/>
+      </w:pPr>
+      <w:r>
+        <w:t>2. Vercel arranca la función api/markup.js</w:t>
+      </w:r>
+    </w:p>
+    <w:p>
+      <w:pPr>
+        <w:pStyle w:val="Code"/>
+        <w:shd w:fill="F4F4F4" w:val="clear"/>
+      </w:pPr>
+      <w:r>
+        <w:t xml:space="preserve">   └─ Detecta el patrón /cuadro-medico/p/&lt;prov&gt;/pe/&lt;spec&gt;</w:t>
+      </w:r>
+    </w:p>
+    <w:p>
+      <w:pPr>
+        <w:pStyle w:val="Code"/>
+        <w:shd w:fill="F4F4F4" w:val="clear"/>
+      </w:pPr>
+      <w:r>
+        <w:t xml:space="preserve">      └─ Llama ssrListing({provSlug:"madrid", specSlug:"cardiologia"})</w:t>
+      </w:r>
+    </w:p>
+    <w:p>
+      <w:pPr>
+        <w:pStyle w:val="Code"/>
+        <w:shd w:fill="F4F4F4" w:val="clear"/>
+      </w:pPr>
+      <w:r>
+        <w:t xml:space="preserve">         └─ Internamente:</w:t>
+      </w:r>
+    </w:p>
+    <w:p>
+      <w:pPr>
+        <w:pStyle w:val="Code"/>
+        <w:shd w:fill="F4F4F4" w:val="clear"/>
+      </w:pPr>
+      <w:r>
+        <w:t xml:space="preserve">            · fetchProvincias() para obtener displayName "Madrid"</w:t>
+      </w:r>
+    </w:p>
+    <w:p>
+      <w:pPr>
+        <w:pStyle w:val="Code"/>
+        <w:shd w:fill="F4F4F4" w:val="clear"/>
+      </w:pPr>
+      <w:r>
+        <w:t xml:space="preserve">            · fetchEspecialidad("cardiologia") para obtener name "Cardiología"</w:t>
+      </w:r>
+    </w:p>
+    <w:p>
+      <w:pPr>
+        <w:pStyle w:val="Code"/>
+        <w:shd w:fill="F4F4F4" w:val="clear"/>
+      </w:pPr>
+      <w:r>
+        <w:t xml:space="preserve">            · fetchProviders({...}) para los 10 primeros cardiólogos</w:t>
+      </w:r>
+    </w:p>
+    <w:p>
+      <w:pPr>
+        <w:pStyle w:val="Code"/>
+        <w:shd w:fill="F4F4F4" w:val="clear"/>
+      </w:pPr>
+      <w:r>
+        <w:t xml:space="preserve">         └─ Construye HTML con &lt;title&gt;, &lt;h1&gt;, 10 cards, chips,</w:t>
+      </w:r>
+    </w:p>
+    <w:p>
+      <w:pPr>
+        <w:pStyle w:val="Code"/>
+        <w:shd w:fill="F4F4F4" w:val="clear"/>
+      </w:pPr>
+      <w:r>
+        <w:t xml:space="preserve">            grid de otras provincias</w:t>
+      </w:r>
+    </w:p>
+    <w:p>
+      <w:pPr>
+        <w:pStyle w:val="Code"/>
+        <w:shd w:fill="F4F4F4" w:val="clear"/>
+      </w:pPr>
+      <w:r>
+        <w:t xml:space="preserve">      └─ Devuelve HTML completo (~25 KB)</w:t>
+      </w:r>
+    </w:p>
+    <w:p>
+      <w:pPr>
+        <w:pStyle w:val="Code"/>
+        <w:shd w:fill="F4F4F4" w:val="clear"/>
+      </w:pPr>
+      <w:r>
+        <w:t xml:space="preserve">   └─ EDS guarda ese HTML en su bus live y se lo sirve al navegador</w:t>
+      </w:r>
+    </w:p>
+    <w:p>
+      <w:pPr>
+        <w:pStyle w:val="Code"/>
+        <w:shd w:fill="F4F4F4" w:val="clear"/>
+      </w:pPr>
+      <w:r>
+        <w:t xml:space="preserve"> </w:t>
+      </w:r>
+    </w:p>
+    <w:p>
+      <w:pPr>
+        <w:pStyle w:val="Code"/>
+        <w:shd w:fill="F4F4F4" w:val="clear"/>
+      </w:pPr>
+      <w:r>
+        <w:t>3. El navegador recibe el HTML</w:t>
+      </w:r>
+    </w:p>
+    <w:p>
+      <w:pPr>
+        <w:pStyle w:val="Code"/>
+        <w:shd w:fill="F4F4F4" w:val="clear"/>
+      </w:pPr>
+      <w:r>
+        <w:t xml:space="preserve">   · Ya tiene &lt;title&gt;, &lt;h1&gt;, 10 médicos visibles</w:t>
+      </w:r>
+    </w:p>
+    <w:p>
+      <w:pPr>
+        <w:pStyle w:val="Code"/>
+        <w:shd w:fill="F4F4F4" w:val="clear"/>
+      </w:pPr>
+      <w:r>
+        <w:t xml:space="preserve">   · Googlebot a este punto YA ha indexado todo el contenido</w:t>
+      </w:r>
+    </w:p>
+    <w:p>
+      <w:pPr>
+        <w:pStyle w:val="Code"/>
+        <w:shd w:fill="F4F4F4" w:val="clear"/>
+      </w:pPr>
+      <w:r>
+        <w:t xml:space="preserve"> </w:t>
+      </w:r>
+    </w:p>
+    <w:p>
+      <w:pPr>
+        <w:pStyle w:val="Code"/>
+        <w:shd w:fill="F4F4F4" w:val="clear"/>
+      </w:pPr>
+      <w:r>
+        <w:t>4. El navegador ejecuta scripts/aem.js + scripts/scripts.js</w:t>
+      </w:r>
+    </w:p>
+    <w:p>
+      <w:pPr>
+        <w:pStyle w:val="Code"/>
+        <w:shd w:fill="F4F4F4" w:val="clear"/>
+      </w:pPr>
+      <w:r>
+        <w:t xml:space="preserve">   └─ Detecta &lt;div class="cuadro-medico"&gt; y ejecuta</w:t>
+      </w:r>
+    </w:p>
+    <w:p>
+      <w:pPr>
+        <w:pStyle w:val="Code"/>
+        <w:shd w:fill="F4F4F4" w:val="clear"/>
+      </w:pPr>
+      <w:r>
+        <w:t xml:space="preserve">      blocks/cuadro-medico/cuadro-medico.js</w:t>
+      </w:r>
+    </w:p>
+    <w:p>
+      <w:pPr>
+        <w:pStyle w:val="Code"/>
+        <w:shd w:fill="F4F4F4" w:val="clear"/>
+      </w:pPr>
+      <w:r>
+        <w:t xml:space="preserve">      └─ El bloque hace fetch al endpoint de datos:</w:t>
+      </w:r>
+    </w:p>
+    <w:p>
+      <w:pPr>
+        <w:pStyle w:val="Code"/>
+        <w:shd w:fill="F4F4F4" w:val="clear"/>
+      </w:pPr>
+      <w:r>
+        <w:t xml:space="preserve">         GET https://asisa-pc.vercel.app/api/providers?\</w:t>
+      </w:r>
+    </w:p>
+    <w:p>
+      <w:pPr>
+        <w:pStyle w:val="Code"/>
+        <w:shd w:fill="F4F4F4" w:val="clear"/>
+      </w:pPr>
+      <w:r>
+        <w:t xml:space="preserve">             provinceSlug=madrid&amp;specSlug=cardiologia&amp;\</w:t>
+      </w:r>
+    </w:p>
+    <w:p>
+      <w:pPr>
+        <w:pStyle w:val="Code"/>
+        <w:shd w:fill="F4F4F4" w:val="clear"/>
+      </w:pPr>
+      <w:r>
+        <w:t xml:space="preserve">             tab=professionals&amp;page=1</w:t>
+      </w:r>
+    </w:p>
+    <w:p>
+      <w:pPr>
+        <w:pStyle w:val="Code"/>
+        <w:shd w:fill="F4F4F4" w:val="clear"/>
+      </w:pPr>
+      <w:r>
+        <w:t xml:space="preserve">      └─ Recibe los datos como JSON y los re-renderiza con todas las</w:t>
+      </w:r>
+    </w:p>
+    <w:p>
+      <w:pPr>
+        <w:pStyle w:val="Code"/>
+        <w:shd w:fill="F4F4F4" w:val="clear"/>
+      </w:pPr>
+      <w:r>
+        <w:t xml:space="preserve">         clases del design system de ASISA (para que el CSS aplique)</w:t>
+      </w:r>
+    </w:p>
+    <w:p>
+      <w:pPr>
+        <w:pStyle w:val="Code"/>
+        <w:shd w:fill="F4F4F4" w:val="clear"/>
+      </w:pPr>
+      <w:r>
+        <w:t xml:space="preserve"> </w:t>
+      </w:r>
+    </w:p>
+    <w:p>
+      <w:pPr>
+        <w:pStyle w:val="Code"/>
+        <w:shd w:fill="F4F4F4" w:val="clear"/>
+      </w:pPr>
+      <w:r>
+        <w:t>5. Cuando el usuario hace clic en "Centros médicos" (cambio de tab):</w:t>
+      </w:r>
+    </w:p>
+    <w:p>
+      <w:pPr>
+        <w:pStyle w:val="Code"/>
+        <w:shd w:fill="F4F4F4" w:val="clear"/>
+      </w:pPr>
+      <w:r>
+        <w:t xml:space="preserve">   └─ El bloque hace otro fetch:</w:t>
+      </w:r>
+    </w:p>
+    <w:p>
+      <w:pPr>
+        <w:pStyle w:val="Code"/>
+        <w:shd w:fill="F4F4F4" w:val="clear"/>
+      </w:pPr>
+      <w:r>
+        <w:t xml:space="preserve">      GET https://asisa-pc.vercel.app/api/providers?...&amp;tab=centers</w:t>
+      </w:r>
+    </w:p>
+    <w:p>
+      <w:pPr>
+        <w:pStyle w:val="Code"/>
+        <w:shd w:fill="F4F4F4" w:val="clear"/>
+      </w:pPr>
+      <w:r>
+        <w:t xml:space="preserve">   └─ Recibe los centros y los pinta en el mismo lugar.</w:t>
+      </w:r>
+    </w:p>
+    <w:p>
+      <w:r>
+        <w:t>Lo importante: el HTML inicial (SSR) trae el contenido para Googlebot, y el JavaScript se encarga de la interactividad (tabs, paginación, fichas) llamando a los endpoints de datos. Es la misma información servida dos veces — la primera como HTML para SEO, la segunda como JSON para que el bloque pueda manipularla y aplicar las clases del design system.</w:t>
+      </w:r>
+    </w:p>
+    <w:p>
+      <w:pPr>
+        <w:pStyle w:val="Heading4"/>
+      </w:pPr>
+      <w:r>
+        <w:t>vercel.json — las reglas de routing</w:t>
+      </w:r>
+    </w:p>
+    <w:p>
+      <w:r>
+        <w:t>Este fichero le dice a Vercel cómo redirigir URLs "bonitas" a las funciones serverless.</w:t>
+      </w:r>
+    </w:p>
+    <w:p>
+      <w:pPr>
+        <w:pStyle w:val="Code"/>
+        <w:shd w:fill="F4F4F4" w:val="clear"/>
+      </w:pPr>
+      <w:r>
+        <w:t>{</w:t>
+      </w:r>
+    </w:p>
+    <w:p>
+      <w:pPr>
+        <w:pStyle w:val="Code"/>
+        <w:shd w:fill="F4F4F4" w:val="clear"/>
+      </w:pPr>
+      <w:r>
+        <w:t xml:space="preserve">  "headers": [</w:t>
+      </w:r>
+    </w:p>
+    <w:p>
+      <w:pPr>
+        <w:pStyle w:val="Code"/>
+        <w:shd w:fill="F4F4F4" w:val="clear"/>
+      </w:pPr>
+      <w:r>
+        <w:t xml:space="preserve">    {</w:t>
+      </w:r>
+    </w:p>
+    <w:p>
+      <w:pPr>
+        <w:pStyle w:val="Code"/>
+        <w:shd w:fill="F4F4F4" w:val="clear"/>
+      </w:pPr>
+      <w:r>
+        <w:t xml:space="preserve">      "source": "/etc.clientlibs/:path*",</w:t>
+      </w:r>
+    </w:p>
+    <w:p>
+      <w:pPr>
+        <w:pStyle w:val="Code"/>
+        <w:shd w:fill="F4F4F4" w:val="clear"/>
+      </w:pPr>
+      <w:r>
+        <w:t xml:space="preserve">      "headers": [</w:t>
+      </w:r>
+    </w:p>
+    <w:p>
+      <w:pPr>
+        <w:pStyle w:val="Code"/>
+        <w:shd w:fill="F4F4F4" w:val="clear"/>
+      </w:pPr>
+      <w:r>
+        <w:t xml:space="preserve">        { "key": "Access-Control-Allow-Origin", "value": "*" }</w:t>
+      </w:r>
+    </w:p>
+    <w:p>
+      <w:pPr>
+        <w:pStyle w:val="Code"/>
+        <w:shd w:fill="F4F4F4" w:val="clear"/>
+      </w:pPr>
+      <w:r>
+        <w:t xml:space="preserve">      ]</w:t>
+      </w:r>
+    </w:p>
+    <w:p>
+      <w:pPr>
+        <w:pStyle w:val="Code"/>
+        <w:shd w:fill="F4F4F4" w:val="clear"/>
+      </w:pPr>
+      <w:r>
+        <w:t xml:space="preserve">    }</w:t>
+      </w:r>
+    </w:p>
+    <w:p>
+      <w:pPr>
+        <w:pStyle w:val="Code"/>
+        <w:shd w:fill="F4F4F4" w:val="clear"/>
+      </w:pPr>
+      <w:r>
+        <w:t xml:space="preserve">  ],</w:t>
+      </w:r>
+    </w:p>
+    <w:p>
+      <w:pPr>
+        <w:pStyle w:val="Code"/>
+        <w:shd w:fill="F4F4F4" w:val="clear"/>
+      </w:pPr>
+      <w:r>
+        <w:t xml:space="preserve">  "rewrites": [</w:t>
+      </w:r>
+    </w:p>
+    <w:p>
+      <w:pPr>
+        <w:pStyle w:val="Code"/>
+        <w:shd w:fill="F4F4F4" w:val="clear"/>
+      </w:pPr>
+      <w:r>
+        <w:t xml:space="preserve">    { "source": "/markup",     "destination": "/api/markup" },</w:t>
+      </w:r>
+    </w:p>
+    <w:p>
+      <w:pPr>
+        <w:pStyle w:val="Code"/>
+        <w:shd w:fill="F4F4F4" w:val="clear"/>
+      </w:pPr>
+      <w:r>
+        <w:t xml:space="preserve">    { "source": "/markup/(.*)", "destination": "/api/markup?path=$1" },</w:t>
+      </w:r>
+    </w:p>
+    <w:p>
+      <w:pPr>
+        <w:pStyle w:val="Code"/>
+        <w:shd w:fill="F4F4F4" w:val="clear"/>
+      </w:pPr>
+      <w:r>
+        <w:t xml:space="preserve">    { "source": "/sitemap.xml", "destination": "/api/sitemap" },</w:t>
+      </w:r>
+    </w:p>
+    <w:p>
+      <w:pPr>
+        <w:pStyle w:val="Code"/>
+        <w:shd w:fill="F4F4F4" w:val="clear"/>
+      </w:pPr>
+      <w:r>
+        <w:t xml:space="preserve">    { "source": "/sitemap-cuadro-medico-provincias.xml",</w:t>
+      </w:r>
+    </w:p>
+    <w:p>
+      <w:pPr>
+        <w:pStyle w:val="Code"/>
+        <w:shd w:fill="F4F4F4" w:val="clear"/>
+      </w:pPr>
+      <w:r>
+        <w:t xml:space="preserve">      "destination": "/api/sitemap-cuadro-medico?type=provincias" },</w:t>
+      </w:r>
+    </w:p>
+    <w:p>
+      <w:pPr>
+        <w:pStyle w:val="Code"/>
+        <w:shd w:fill="F4F4F4" w:val="clear"/>
+      </w:pPr>
+      <w:r>
+        <w:t xml:space="preserve">    …</w:t>
+      </w:r>
+    </w:p>
+    <w:p>
+      <w:pPr>
+        <w:pStyle w:val="Code"/>
+        <w:shd w:fill="F4F4F4" w:val="clear"/>
+      </w:pPr>
+      <w:r>
+        <w:t xml:space="preserve">  ]</w:t>
+      </w:r>
+    </w:p>
+    <w:p>
+      <w:pPr>
+        <w:pStyle w:val="Code"/>
+        <w:shd w:fill="F4F4F4" w:val="clear"/>
+      </w:pPr>
+      <w:r>
+        <w:t>}</w:t>
+      </w:r>
+    </w:p>
+    <w:p>
+      <w:r>
+        <w:t>Cómo se lee esto:</w:t>
+      </w:r>
+    </w:p>
+    <w:p>
+      <w:pPr>
+        <w:pStyle w:val="ListBullet"/>
+      </w:pPr>
+      <w:r>
+        <w:t>Una petición a /markup/cuadro-medico/p/madrid se traduce internamente a /api/markup?path=cuadro-medico/p/madrid. Vercel ejecuta api/markup.js con req.query.path = "cuadro-medico/p/madrid".</w:t>
+      </w:r>
+    </w:p>
+    <w:p>
+      <w:pPr>
+        <w:pStyle w:val="ListBullet"/>
+      </w:pPr>
+      <w:r>
+        <w:t>Una petición a /sitemap.xml se traduce a /api/sitemap → ejecuta api/sitemap.js.</w:t>
+      </w:r>
+    </w:p>
+    <w:p>
+      <w:pPr>
+        <w:pStyle w:val="ListBullet"/>
+      </w:pPr>
+      <w:r>
+        <w:t>El resto de paths (/etc.clientlibs/*, ficheros en /scripts/, /styles/, etc.) son estáticos: Vercel los sirve directamente desde el repo sin ejecutar funciones.</w:t>
+      </w:r>
+    </w:p>
+    <w:p>
+      <w:pPr>
+        <w:pStyle w:val="Heading4"/>
+      </w:pPr>
+      <w:r>
+        <w:t>Experimentos rápidos para entender el sistema</w:t>
+      </w:r>
+    </w:p>
+    <w:p>
+      <w:r>
+        <w:t>A) Pedir al overlay directamente (es lo que hace EDS en preview):</w:t>
+      </w:r>
+    </w:p>
+    <w:p>
+      <w:pPr>
+        <w:pStyle w:val="Code"/>
+        <w:shd w:fill="F4F4F4" w:val="clear"/>
+      </w:pPr>
+      <w:r>
+        <w:t>curl -s "https://asisa-pc.vercel.app/markup/cuadro-medico/p/madrid" | head -40</w:t>
+      </w:r>
+    </w:p>
+    <w:p>
+      <w:pPr>
+        <w:pStyle w:val="Code"/>
+        <w:shd w:fill="F4F4F4" w:val="clear"/>
+      </w:pPr>
+      <w:r>
+        <w:t># Verás &lt;title&gt;, &lt;h1&gt;, 10 cards reales de médicos.</w:t>
+      </w:r>
+    </w:p>
+    <w:p>
+      <w:pPr>
+        <w:pStyle w:val="Code"/>
+        <w:shd w:fill="F4F4F4" w:val="clear"/>
+      </w:pPr>
+      <w:r>
+        <w:t># Eso es lo que api/markup.js generó.</w:t>
+      </w:r>
+    </w:p>
+    <w:p>
+      <w:r>
+        <w:t>B) Pedir solo los datos JSON (es lo que hace el bloque cliente):</w:t>
+      </w:r>
+    </w:p>
+    <w:p>
+      <w:pPr>
+        <w:pStyle w:val="Code"/>
+        <w:shd w:fill="F4F4F4" w:val="clear"/>
+      </w:pPr>
+      <w:r>
+        <w:t>curl -s "https://asisa-pc.vercel.app/api/providers?\</w:t>
+      </w:r>
+    </w:p>
+    <w:p>
+      <w:pPr>
+        <w:pStyle w:val="Code"/>
+        <w:shd w:fill="F4F4F4" w:val="clear"/>
+      </w:pPr>
+      <w:r>
+        <w:t xml:space="preserve">  provinceSlug=madrid&amp;specSlug=cardiologia&amp;\</w:t>
+      </w:r>
+    </w:p>
+    <w:p>
+      <w:pPr>
+        <w:pStyle w:val="Code"/>
+        <w:shd w:fill="F4F4F4" w:val="clear"/>
+      </w:pPr>
+      <w:r>
+        <w:t xml:space="preserve">  tab=professionals&amp;page=1&amp;limit=3" | jq</w:t>
+      </w:r>
+    </w:p>
+    <w:p>
+      <w:pPr>
+        <w:pStyle w:val="Code"/>
+        <w:shd w:fill="F4F4F4" w:val="clear"/>
+      </w:pPr>
+      <w:r>
+        <w:t># Verás el JSON con 3 cardiólogos.</w:t>
+      </w:r>
+    </w:p>
+    <w:p>
+      <w:r>
+        <w:t>C) Lo mismo desde aem.live (ya cacheado en EDS):</w:t>
+      </w:r>
+    </w:p>
+    <w:p>
+      <w:pPr>
+        <w:pStyle w:val="Code"/>
+        <w:shd w:fill="F4F4F4" w:val="clear"/>
+      </w:pPr>
+      <w:r>
+        <w:t>curl -s "https://main--asisa-pc--asisa-softtek.aem.live/cuadro-medico/p/madrid" |</w:t>
+      </w:r>
+    </w:p>
+    <w:p>
+      <w:pPr>
+        <w:pStyle w:val="Code"/>
+        <w:shd w:fill="F4F4F4" w:val="clear"/>
+      </w:pPr>
+      <w:r>
+        <w:t xml:space="preserve">  grep -E "(title|h1)" | head -3</w:t>
+      </w:r>
+    </w:p>
+    <w:p>
+      <w:pPr>
+        <w:pStyle w:val="Code"/>
+        <w:shd w:fill="F4F4F4" w:val="clear"/>
+      </w:pPr>
+      <w:r>
+        <w:t># Mismo título y H1 — EDS guardó lo que recibió de Vercel.</w:t>
+      </w:r>
+    </w:p>
+    <w:p>
+      <w:r>
+        <w:t>D) Si modificas api/markup.js y haces deploy:</w:t>
+      </w:r>
+    </w:p>
+    <w:p>
+      <w:pPr>
+        <w:pStyle w:val="ListNumber"/>
+      </w:pPr>
+      <w:r>
+        <w:t>Vercel actualiza la función. https://asisa-pc.vercel.app/markup/... ya devuelve la versión nueva (verifícalo con A).</w:t>
+      </w:r>
+    </w:p>
+    <w:p>
+      <w:pPr>
+        <w:pStyle w:val="ListNumber"/>
+      </w:pPr>
+      <w:r>
+        <w:t>PERO https://main--asisa-pc--asisa-softtek.aem.live/... sigue sirviendo lo viejo, porque EDS tiene en su bus el HTML antiguo.</w:t>
+      </w:r>
+    </w:p>
+    <w:p>
+      <w:pPr>
+        <w:pStyle w:val="ListNumber"/>
+      </w:pPr>
+      <w:r>
+        <w:t>Para que EDS coja la nueva: POST /preview + POST /live (o `node refresh-eds-pages.mjs`). En esa petición EDS vuelve a pedir al overlay y guarda el HTML nuevo.</w:t>
+      </w:r>
+    </w:p>
+    <w:p>
+      <w:pPr>
+        <w:pStyle w:val="Heading4"/>
+      </w:pPr>
+      <w:r>
+        <w:t>Resumen muy corto</w:t>
+      </w:r>
+    </w:p>
+    <w:p>
+      <w:pPr>
+        <w:pStyle w:val="ListBullet"/>
+      </w:pPr>
+      <w:r>
+        <w:t>api/markup.js = "fábrica de HTML" para URLs dinámicas. Genera la página con &lt;title&gt;, &lt;h1&gt;, contenido real. Es lo que ven Googlebot y el usuario en su primera pintada.</w:t>
+      </w:r>
+    </w:p>
+    <w:p>
+      <w:pPr>
+        <w:pStyle w:val="ListBullet"/>
+      </w:pPr>
+      <w:r>
+        <w:t>api/&lt;endpoint&gt;.js (providers, doctor, centro, provincias, especialidades) = endpoints REST de datos. Devuelven JSON. Los consumen los bloques JS del navegador para interactividad.</w:t>
+      </w:r>
+    </w:p>
+    <w:p>
+      <w:pPr>
+        <w:pStyle w:val="ListBullet"/>
+      </w:pPr>
+      <w:r>
+        <w:t>vercel.json = reglas de routing. Reescribe URLs bonitas a las funciones.</w:t>
+      </w:r>
+    </w:p>
+    <w:p>
+      <w:pPr>
+        <w:pStyle w:val="ListBullet"/>
+      </w:pPr>
+      <w:r>
+        <w:t>data/ (carpeta) = los JSON pre-generados desde la API de ASISA. Los endpoints de Vercel los leen para no llamar a ASISA en cada request.</w:t>
+      </w:r>
+    </w:p>
+    <w:p>
+      <w:pPr>
+        <w:pStyle w:val="ListBullet"/>
+      </w:pPr>
+      <w:r>
+        <w:t>etc.clientlibs/ (carpeta) = los CSS y fuentes del design system de ASISA, guardados localmente en el repo y servidos por Vercel como estáticos (el WAF de ASISA bloqueaba el proxy).</w:t>
       </w:r>
     </w:p>
     <w:p>
@@ -11551,48 +14211,6 @@
           </w:tcPr>
           <w:p>
             <w:r>
-              <w:t>Concurrencia de copy AEM Author</w:t>
-            </w:r>
-          </w:p>
-        </w:tc>
-        <w:tc>
-          <w:tcPr>
-            <w:tcW w:type="dxa" w:w="1296"/>
-          </w:tcPr>
-          <w:p>
-            <w:r>
-              <w:t>5</w:t>
-            </w:r>
-          </w:p>
-        </w:tc>
-        <w:tc>
-          <w:tcPr>
-            <w:tcW w:type="dxa" w:w="2880"/>
-          </w:tcPr>
-          <w:p>
-            <w:r>
-              <w:t>create-aem-pages.mjs (CONCURRENCY)</w:t>
-            </w:r>
-          </w:p>
-        </w:tc>
-        <w:tc>
-          <w:tcPr>
-            <w:tcW w:type="dxa" w:w="2880"/>
-          </w:tcPr>
-          <w:p>
-            <w:r>
-              <w:t>Copias paralelas vía /bin/wcmcommand. Más causa OakLock collisions; menos enlentece.</w:t>
-            </w:r>
-          </w:p>
-        </w:tc>
-      </w:tr>
-      <w:tr>
-        <w:tc>
-          <w:tcPr>
-            <w:tcW w:type="dxa" w:w="2304"/>
-          </w:tcPr>
-          <w:p>
-            <w:r>
               <w:t>Cache TTL CDN</w:t>
             </w:r>
           </w:p>
@@ -12788,7 +15406,7 @@
     </w:p>
     <w:p>
       <w:r>
-        <w:t>Generador: generate-cuadro-medico-specs.mjs (agrupa entradas por collegiateCode). Consumido por: api/doctor.js + create-aem-pages.mjs (un page /cuadro-medico/d/&lt;key&gt; por cada key) + refresh-eds-pages.mjs --doctores.</w:t>
+        <w:t>Generador: generate-cuadro-medico-specs.mjs (agrupa entradas por collegiateCode). Consumido por: api/doctor.js + refresh-eds-pages.mjs --doctores. No hay páginas AEM dedicadas: las URLs /cuadro-medico/d/&lt;key&gt; las genera el overlay BYOM dinámicamente.</w:t>
       </w:r>
     </w:p>
     <w:p>
@@ -13063,7 +15681,7 @@
     </w:p>
     <w:p>
       <w:r>
-        <w:t>Generador: generate-cuadro-medico-specs.mjs. Consumido por: api/centro.js + create-aem-pages.mjs + refresh-eds-pages.mjs --centros.</w:t>
+        <w:t>Generador: generate-cuadro-medico-specs.mjs. Consumido por: api/centro.js + refresh-eds-pages.mjs --centros.</w:t>
       </w:r>
     </w:p>
     <w:p>
@@ -13230,7 +15848,7 @@
     </w:p>
     <w:p>
       <w:r>
-        <w:t>Generador: generate-cuadro-medico-specs.mjs. Consumido por: api/sitemap-cuadro-medico.js, refresh-eds-pages.mjs (genera todas las combinaciones /p/&lt;prov&gt;/pe/&lt;spec&gt;), create-aem-pages.mjs.</w:t>
+        <w:t>Generador: generate-cuadro-medico-specs.mjs. Consumido por: api/sitemap-cuadro-medico.js, refresh-eds-pages.mjs (genera todas las combinaciones /p/&lt;prov&gt;/pe/&lt;spec&gt;).</w:t>
       </w:r>
     </w:p>
     <w:p>
@@ -14610,28 +17228,6 @@
           </w:tcPr>
           <w:p>
             <w:r>
-              <w:t>create-aem-pages.mjs</w:t>
-            </w:r>
-          </w:p>
-        </w:tc>
-        <w:tc>
-          <w:tcPr>
-            <w:tcW w:type="dxa" w:w="5760"/>
-          </w:tcPr>
-          <w:p>
-            <w:r>
-              <w:t>Crea las páginas plantilla en AEM Author (copy + publish) y refresca EDS. Requiere AEM_TOKEN. Flags: --provincias, --especialidades, --doctores, --centros, --all.</w:t>
-            </w:r>
-          </w:p>
-        </w:tc>
-      </w:tr>
-      <w:tr>
-        <w:tc>
-          <w:tcPr>
-            <w:tcW w:type="dxa" w:w="3600"/>
-          </w:tcPr>
-          <w:p>
-            <w:r>
               <w:t>refresh-eds-pages.mjs</w:t>
             </w:r>
           </w:p>
@@ -14740,16 +17336,16 @@
         <w:shd w:fill="F4F4F4" w:val="clear"/>
       </w:pPr>
       <w:r>
-        <w:t># 4. (Solo la primera vez) crear páginas plantilla en AEM — necesita AEM_TOKEN</w:t>
-      </w:r>
-    </w:p>
-    <w:p>
-      <w:pPr>
-        <w:pStyle w:val="Code"/>
-        <w:shd w:fill="F4F4F4" w:val="clear"/>
-      </w:pPr>
-      <w:r>
-        <w:t>AEM_TOKEN=… node create-aem-pages.mjs --all</w:t>
+        <w:t># 4. Refrescar todo en EDS (anónimo, no necesita token)</w:t>
+      </w:r>
+    </w:p>
+    <w:p>
+      <w:pPr>
+        <w:pStyle w:val="Code"/>
+        <w:shd w:fill="F4F4F4" w:val="clear"/>
+      </w:pPr>
+      <w:r>
+        <w:t>node refresh-eds-pages.mjs</w:t>
       </w:r>
     </w:p>
     <w:p>
@@ -14767,16 +17363,77 @@
         <w:shd w:fill="F4F4F4" w:val="clear"/>
       </w:pPr>
       <w:r>
-        <w:t># 5. Refrescar todo en EDS (anónimo, no necesita token)</w:t>
-      </w:r>
-    </w:p>
-    <w:p>
-      <w:pPr>
-        <w:pStyle w:val="Code"/>
-        <w:shd w:fill="F4F4F4" w:val="clear"/>
-      </w:pPr>
-      <w:r>
-        <w:t>node refresh-eds-pages.mjs</w:t>
+        <w:t># 5. Repoblar índices si se cambió helix-query.yaml</w:t>
+      </w:r>
+    </w:p>
+    <w:p>
+      <w:pPr>
+        <w:pStyle w:val="Code"/>
+        <w:shd w:fill="F4F4F4" w:val="clear"/>
+      </w:pPr>
+      <w:r>
+        <w:t>node refresh-eds-pages.mjs --reindex</w:t>
+      </w:r>
+    </w:p>
+    <w:p>
+      <w:pPr>
+        <w:pStyle w:val="Heading2"/>
+      </w:pPr>
+      <w:r>
+        <w:t>6.1 Detalle exhaustivo de cada script</w:t>
+      </w:r>
+    </w:p>
+    <w:p>
+      <w:pPr>
+        <w:pStyle w:val="Heading3"/>
+      </w:pPr>
+      <w:r>
+        <w:t>Script 1 · generate-providers-data.mjs (~190 líneas)</w:t>
+      </w:r>
+    </w:p>
+    <w:p>
+      <w:r>
+        <w:t>Propósito: descarga el catálogo completo de profesionales y centros de ASISA, lo dedupla y lo guarda en data/providers/&lt;provinciaSlug&gt;/&lt;especialidadSlug&gt;.json. Es el cimiento de toda la pirámide de datos.</w:t>
+      </w:r>
+    </w:p>
+    <w:p>
+      <w:r>
+        <w:t>Inputs:</w:t>
+      </w:r>
+    </w:p>
+    <w:p>
+      <w:pPr>
+        <w:pStyle w:val="ListBullet"/>
+      </w:pPr>
+      <w:r>
+        <w:t>Env: FORCE=true (sobrescribe caché existente); PROVINCE_CODE=28 (solo una provincia).</w:t>
+      </w:r>
+    </w:p>
+    <w:p>
+      <w:pPr>
+        <w:pStyle w:val="ListBullet"/>
+      </w:pPr>
+      <w:r>
+        <w:t>Ficheros: data/provincias.json (lista provincias y sus códigos).</w:t>
+      </w:r>
+    </w:p>
+    <w:p>
+      <w:r>
+        <w:t>Outputs: data/providers/&lt;prov&gt;/&lt;spec&gt;.json — arrays planos de providers.</w:t>
+      </w:r>
+    </w:p>
+    <w:p>
+      <w:r>
+        <w:t>APIs externas a ASISA:</w:t>
+      </w:r>
+    </w:p>
+    <w:p>
+      <w:pPr>
+        <w:pStyle w:val="Code"/>
+        <w:shd w:fill="F4F4F4" w:val="clear"/>
+      </w:pPr>
+      <w:r>
+        <w:t>Base: https://ursaepre.asisa.es/ASISA/middlewasisa/public/v1/api/searchPortal</w:t>
       </w:r>
     </w:p>
     <w:p>
@@ -14794,24 +17451,318 @@
         <w:shd w:fill="F4F4F4" w:val="clear"/>
       </w:pPr>
       <w:r>
-        <w:t># 6. Repoblar índices si se cambió helix-query.yaml</w:t>
-      </w:r>
-    </w:p>
-    <w:p>
-      <w:pPr>
-        <w:pStyle w:val="Code"/>
-        <w:shd w:fill="F4F4F4" w:val="clear"/>
-      </w:pPr>
-      <w:r>
-        <w:t>node refresh-eds-pages.mjs --reindex</w:t>
-      </w:r>
-    </w:p>
-    <w:p>
-      <w:pPr>
-        <w:pStyle w:val="Heading2"/>
-      </w:pPr>
-      <w:r>
-        <w:t>6.1 Detalle exhaustivo de cada script</w:t>
+        <w:t>1) GET /autocomplete/specialities</w:t>
+      </w:r>
+    </w:p>
+    <w:p>
+      <w:pPr>
+        <w:pStyle w:val="Code"/>
+        <w:shd w:fill="F4F4F4" w:val="clear"/>
+      </w:pPr>
+      <w:r>
+        <w:t xml:space="preserve">   ?specialityDescription=&amp;networkCode=1&amp;provinceCode=&lt;code&gt;&amp;maxResultsNumber=200</w:t>
+      </w:r>
+    </w:p>
+    <w:p>
+      <w:pPr>
+        <w:pStyle w:val="Code"/>
+        <w:shd w:fill="F4F4F4" w:val="clear"/>
+      </w:pPr>
+      <w:r>
+        <w:t xml:space="preserve">   → lista de especialidades disponibles en esa provincia</w:t>
+      </w:r>
+    </w:p>
+    <w:p>
+      <w:pPr>
+        <w:pStyle w:val="Code"/>
+        <w:shd w:fill="F4F4F4" w:val="clear"/>
+      </w:pPr>
+      <w:r>
+        <w:t xml:space="preserve"> </w:t>
+      </w:r>
+    </w:p>
+    <w:p>
+      <w:pPr>
+        <w:pStyle w:val="Code"/>
+        <w:shd w:fill="F4F4F4" w:val="clear"/>
+      </w:pPr>
+      <w:r>
+        <w:t>2) GET /providers</w:t>
+      </w:r>
+    </w:p>
+    <w:p>
+      <w:pPr>
+        <w:pStyle w:val="Code"/>
+        <w:shd w:fill="F4F4F4" w:val="clear"/>
+      </w:pPr>
+      <w:r>
+        <w:t xml:space="preserve">   ?networkCode=1&amp;provinceCode=&lt;code&gt;</w:t>
+      </w:r>
+    </w:p>
+    <w:p>
+      <w:pPr>
+        <w:pStyle w:val="Code"/>
+        <w:shd w:fill="F4F4F4" w:val="clear"/>
+      </w:pPr>
+      <w:r>
+        <w:t xml:space="preserve">   &amp;specialityDescription=&lt;DESC&gt;&amp;specialityType=&lt;N&gt;</w:t>
+      </w:r>
+    </w:p>
+    <w:p>
+      <w:pPr>
+        <w:pStyle w:val="Code"/>
+        <w:shd w:fill="F4F4F4" w:val="clear"/>
+      </w:pPr>
+      <w:r>
+        <w:t xml:space="preserve">   &amp;pageNumber=&lt;P&gt;      // 100 results por página</w:t>
+      </w:r>
+    </w:p>
+    <w:p>
+      <w:pPr>
+        <w:pStyle w:val="Code"/>
+        <w:shd w:fill="F4F4F4" w:val="clear"/>
+      </w:pPr>
+      <w:r>
+        <w:t xml:space="preserve">   → listado paginado de providers</w:t>
+      </w:r>
+    </w:p>
+    <w:p>
+      <w:pPr>
+        <w:pStyle w:val="Code"/>
+        <w:shd w:fill="F4F4F4" w:val="clear"/>
+      </w:pPr>
+      <w:r>
+        <w:t xml:space="preserve"> </w:t>
+      </w:r>
+    </w:p>
+    <w:p>
+      <w:pPr>
+        <w:pStyle w:val="Code"/>
+        <w:shd w:fill="F4F4F4" w:val="clear"/>
+      </w:pPr>
+      <w:r>
+        <w:t>Headers (todas):</w:t>
+      </w:r>
+    </w:p>
+    <w:p>
+      <w:pPr>
+        <w:pStyle w:val="Code"/>
+        <w:shd w:fill="F4F4F4" w:val="clear"/>
+      </w:pPr>
+      <w:r>
+        <w:t xml:space="preserve">  Ocp-Apim-Subscription-Key: 0908b85b9d0e4a75b2eb33048bd9fe01</w:t>
+      </w:r>
+    </w:p>
+    <w:p>
+      <w:pPr>
+        <w:pStyle w:val="Code"/>
+        <w:shd w:fill="F4F4F4" w:val="clear"/>
+      </w:pPr>
+      <w:r>
+        <w:t xml:space="preserve">  Api-Version: 1</w:t>
+      </w:r>
+    </w:p>
+    <w:p>
+      <w:pPr>
+        <w:pStyle w:val="Code"/>
+        <w:shd w:fill="F4F4F4" w:val="clear"/>
+      </w:pPr>
+      <w:r>
+        <w:t xml:space="preserve"> </w:t>
+      </w:r>
+    </w:p>
+    <w:p>
+      <w:pPr>
+        <w:pStyle w:val="Code"/>
+        <w:shd w:fill="F4F4F4" w:val="clear"/>
+      </w:pPr>
+      <w:r>
+        <w:t>Timeout: 150 s</w:t>
+      </w:r>
+    </w:p>
+    <w:p>
+      <w:r>
+        <w:t>Flujo:</w:t>
+      </w:r>
+    </w:p>
+    <w:p>
+      <w:pPr>
+        <w:pStyle w:val="ListNumber"/>
+      </w:pPr>
+      <w:r>
+        <w:t>Lee data/provincias.json y filtra por PROVINCE_CODE si se ha pasado.</w:t>
+      </w:r>
+    </w:p>
+    <w:p>
+      <w:pPr>
+        <w:pStyle w:val="ListNumber"/>
+      </w:pPr>
+      <w:r>
+        <w:t>Para cada provincia (concurrencia 10), llama /autocomplete/specialities para obtener qué especialidades tiene.</w:t>
+      </w:r>
+    </w:p>
+    <w:p>
+      <w:pPr>
+        <w:pStyle w:val="ListNumber"/>
+      </w:pPr>
+      <w:r>
+        <w:t>Para cada (provincia, especialidad), llama /providers paginando de 100 en 100 hasta consumir totalCount.</w:t>
+      </w:r>
+    </w:p>
+    <w:p>
+      <w:pPr>
+        <w:pStyle w:val="ListNumber"/>
+      </w:pPr>
+      <w:r>
+        <w:t>Deduplica usando un Set por providerCode (si existe) o fallback (name, address, city).</w:t>
+      </w:r>
+    </w:p>
+    <w:p>
+      <w:pPr>
+        <w:pStyle w:val="ListNumber"/>
+      </w:pPr>
+      <w:r>
+        <w:t>Si el fichero destino existe y no hay FORCE → skip (lee caché del repo).</w:t>
+      </w:r>
+    </w:p>
+    <w:p>
+      <w:pPr>
+        <w:pStyle w:val="ListNumber"/>
+      </w:pPr>
+      <w:r>
+        <w:t>Escribe data/providers/&lt;prov&gt;/&lt;spec&gt;.json.</w:t>
+      </w:r>
+    </w:p>
+    <w:p>
+      <w:r>
+        <w:t>Concurrencia: 10. Sin retry automático para 429 (timeout 150 s da margen suficiente). Errores tolerados: status != 200, NETWORK, TIMEOUT — log y continúa.</w:t>
+      </w:r>
+    </w:p>
+    <w:p>
+      <w:r>
+        <w:t>Lanzador: manual (CLI) o GitHub Action workflow_dispatch (con cron diario disponible pero comentado).</w:t>
+      </w:r>
+    </w:p>
+    <w:p>
+      <w:r>
+        <w:t>Ejemplos de invocación:</w:t>
+      </w:r>
+    </w:p>
+    <w:p>
+      <w:pPr>
+        <w:pStyle w:val="Code"/>
+        <w:shd w:fill="F4F4F4" w:val="clear"/>
+      </w:pPr>
+      <w:r>
+        <w:t># Regeneración completa (~50 min, respeta caché del repo)</w:t>
+      </w:r>
+    </w:p>
+    <w:p>
+      <w:pPr>
+        <w:pStyle w:val="Code"/>
+        <w:shd w:fill="F4F4F4" w:val="clear"/>
+      </w:pPr>
+      <w:r>
+        <w:t>node generate-providers-data.mjs</w:t>
+      </w:r>
+    </w:p>
+    <w:p>
+      <w:pPr>
+        <w:pStyle w:val="Code"/>
+        <w:shd w:fill="F4F4F4" w:val="clear"/>
+      </w:pPr>
+      <w:r>
+        <w:t xml:space="preserve"> </w:t>
+      </w:r>
+    </w:p>
+    <w:p>
+      <w:pPr>
+        <w:pStyle w:val="Code"/>
+        <w:shd w:fill="F4F4F4" w:val="clear"/>
+      </w:pPr>
+      <w:r>
+        <w:t># Forzar redownload aunque exista caché en repo</w:t>
+      </w:r>
+    </w:p>
+    <w:p>
+      <w:pPr>
+        <w:pStyle w:val="Code"/>
+        <w:shd w:fill="F4F4F4" w:val="clear"/>
+      </w:pPr>
+      <w:r>
+        <w:t>FORCE=true node generate-providers-data.mjs</w:t>
+      </w:r>
+    </w:p>
+    <w:p>
+      <w:pPr>
+        <w:pStyle w:val="Code"/>
+        <w:shd w:fill="F4F4F4" w:val="clear"/>
+      </w:pPr>
+      <w:r>
+        <w:t xml:space="preserve"> </w:t>
+      </w:r>
+    </w:p>
+    <w:p>
+      <w:pPr>
+        <w:pStyle w:val="Code"/>
+        <w:shd w:fill="F4F4F4" w:val="clear"/>
+      </w:pPr>
+      <w:r>
+        <w:t># Solo Madrid (debug rápido, ~3 min)</w:t>
+      </w:r>
+    </w:p>
+    <w:p>
+      <w:pPr>
+        <w:pStyle w:val="Code"/>
+        <w:shd w:fill="F4F4F4" w:val="clear"/>
+      </w:pPr>
+      <w:r>
+        <w:t>PROVINCE_CODE=28 node generate-providers-data.mjs</w:t>
+      </w:r>
+    </w:p>
+    <w:p>
+      <w:pPr>
+        <w:pStyle w:val="Code"/>
+        <w:shd w:fill="F4F4F4" w:val="clear"/>
+      </w:pPr>
+      <w:r>
+        <w:t xml:space="preserve"> </w:t>
+      </w:r>
+    </w:p>
+    <w:p>
+      <w:pPr>
+        <w:pStyle w:val="Code"/>
+        <w:shd w:fill="F4F4F4" w:val="clear"/>
+      </w:pPr>
+      <w:r>
+        <w:t># Output típico:</w:t>
+      </w:r>
+    </w:p>
+    <w:p>
+      <w:pPr>
+        <w:pStyle w:val="Code"/>
+        <w:shd w:fill="F4F4F4" w:val="clear"/>
+      </w:pPr>
+      <w:r>
+        <w:t>#   ✓ madrid · alergologia: 47 providers</w:t>
+      </w:r>
+    </w:p>
+    <w:p>
+      <w:pPr>
+        <w:pStyle w:val="Code"/>
+        <w:shd w:fill="F4F4F4" w:val="clear"/>
+      </w:pPr>
+      <w:r>
+        <w:t>#   ✓ madrid · cardiologia: 381 providers</w:t>
+      </w:r>
+    </w:p>
+    <w:p>
+      <w:pPr>
+        <w:pStyle w:val="Code"/>
+        <w:shd w:fill="F4F4F4" w:val="clear"/>
+      </w:pPr>
+      <w:r>
+        <w:t>#   ✗ [TIMEOUT] barcelona · psicologia (continúa)</w:t>
       </w:r>
     </w:p>
     <w:p>
@@ -14819,17 +17770,191 @@
         <w:pStyle w:val="Heading3"/>
       </w:pPr>
       <w:r>
-        <w:t>Script 1 · generate-providers-data.mjs (~190 líneas)</w:t>
-      </w:r>
-    </w:p>
-    <w:p>
-      <w:r>
-        <w:t>Propósito: descarga el catálogo completo de profesionales y centros de ASISA, lo dedupla y lo guarda en data/providers/&lt;provinciaSlug&gt;/&lt;especialidadSlug&gt;.json. Es el cimiento de toda la pirámide de datos.</w:t>
-      </w:r>
-    </w:p>
-    <w:p>
-      <w:r>
-        <w:t>Inputs:</w:t>
+        <w:t>Script 2 · generate-provider-details.mjs (~158 líneas)</w:t>
+      </w:r>
+    </w:p>
+    <w:p>
+      <w:r>
+        <w:t>Propósito: por cada (providerLocalicationCode, documentNumber) único en los JSON de providers, llama /providers/details para obtener datos ampliados (observaciones, horarios, etc.) y los guarda en data/provider-details/.</w:t>
+      </w:r>
+    </w:p>
+    <w:p>
+      <w:r>
+        <w:t>Inputs: env FORCE; lee data/providers/**/*.json para extraer los pares únicos.</w:t>
+      </w:r>
+    </w:p>
+    <w:p>
+      <w:r>
+        <w:t>Outputs: data/provider-details/&lt;providerLocalicationCode&gt;.json — array con 1+ entries (o null si error).</w:t>
+      </w:r>
+    </w:p>
+    <w:p>
+      <w:r>
+        <w:t>APIs externas:</w:t>
+      </w:r>
+    </w:p>
+    <w:p>
+      <w:pPr>
+        <w:pStyle w:val="Code"/>
+        <w:shd w:fill="F4F4F4" w:val="clear"/>
+      </w:pPr>
+      <w:r>
+        <w:t>GET /searchPortal/providers/details</w:t>
+      </w:r>
+    </w:p>
+    <w:p>
+      <w:pPr>
+        <w:pStyle w:val="Code"/>
+        <w:shd w:fill="F4F4F4" w:val="clear"/>
+      </w:pPr>
+      <w:r>
+        <w:t xml:space="preserve">  ?networkCode=1&amp;providerLocalicationCode=&lt;id&gt;&amp;documentNumber=&lt;dni&gt;</w:t>
+      </w:r>
+    </w:p>
+    <w:p>
+      <w:pPr>
+        <w:pStyle w:val="Code"/>
+        <w:shd w:fill="F4F4F4" w:val="clear"/>
+      </w:pPr>
+      <w:r>
+        <w:t>Headers iguales que generate-providers-data.</w:t>
+      </w:r>
+    </w:p>
+    <w:p>
+      <w:pPr>
+        <w:pStyle w:val="Code"/>
+        <w:shd w:fill="F4F4F4" w:val="clear"/>
+      </w:pPr>
+      <w:r>
+        <w:t>Timeout: 150 s.</w:t>
+      </w:r>
+    </w:p>
+    <w:p>
+      <w:r>
+        <w:t>Concurrencia: 25 (bajar a 10 si la API empieza a devolver 429). Si la request falla, escribe "null" en el fichero (no propaga el error).</w:t>
+      </w:r>
+    </w:p>
+    <w:p>
+      <w:r>
+        <w:t>Lanzador: manual o workflow_dispatch (timeout configurado a 360 min, ~33k peticiones).</w:t>
+      </w:r>
+    </w:p>
+    <w:p>
+      <w:r>
+        <w:t>Ejemplos:</w:t>
+      </w:r>
+    </w:p>
+    <w:p>
+      <w:pPr>
+        <w:pStyle w:val="Code"/>
+        <w:shd w:fill="F4F4F4" w:val="clear"/>
+      </w:pPr>
+      <w:r>
+        <w:t># Modo normal (respeta caché de provider-details/)</w:t>
+      </w:r>
+    </w:p>
+    <w:p>
+      <w:pPr>
+        <w:pStyle w:val="Code"/>
+        <w:shd w:fill="F4F4F4" w:val="clear"/>
+      </w:pPr>
+      <w:r>
+        <w:t>node generate-provider-details.mjs</w:t>
+      </w:r>
+    </w:p>
+    <w:p>
+      <w:pPr>
+        <w:pStyle w:val="Code"/>
+        <w:shd w:fill="F4F4F4" w:val="clear"/>
+      </w:pPr>
+      <w:r>
+        <w:t>#   → reutiliza 30.000+ ficheros existentes; descarga solo los nuevos</w:t>
+      </w:r>
+    </w:p>
+    <w:p>
+      <w:pPr>
+        <w:pStyle w:val="Code"/>
+        <w:shd w:fill="F4F4F4" w:val="clear"/>
+      </w:pPr>
+      <w:r>
+        <w:t xml:space="preserve"> </w:t>
+      </w:r>
+    </w:p>
+    <w:p>
+      <w:pPr>
+        <w:pStyle w:val="Code"/>
+        <w:shd w:fill="F4F4F4" w:val="clear"/>
+      </w:pPr>
+      <w:r>
+        <w:t># Forzar redownload completo (~3 horas, ~33k requests)</w:t>
+      </w:r>
+    </w:p>
+    <w:p>
+      <w:pPr>
+        <w:pStyle w:val="Code"/>
+        <w:shd w:fill="F4F4F4" w:val="clear"/>
+      </w:pPr>
+      <w:r>
+        <w:t>FORCE=true node generate-provider-details.mjs</w:t>
+      </w:r>
+    </w:p>
+    <w:p>
+      <w:pPr>
+        <w:pStyle w:val="Code"/>
+        <w:shd w:fill="F4F4F4" w:val="clear"/>
+      </w:pPr>
+      <w:r>
+        <w:t xml:space="preserve"> </w:t>
+      </w:r>
+    </w:p>
+    <w:p>
+      <w:pPr>
+        <w:pStyle w:val="Code"/>
+        <w:shd w:fill="F4F4F4" w:val="clear"/>
+      </w:pPr>
+      <w:r>
+        <w:t># Output típico:</w:t>
+      </w:r>
+    </w:p>
+    <w:p>
+      <w:pPr>
+        <w:pStyle w:val="Code"/>
+        <w:shd w:fill="F4F4F4" w:val="clear"/>
+      </w:pPr>
+      <w:r>
+        <w:t>#   procesando (10/33058): 1234567 [werenitzky-jose-282874657]</w:t>
+      </w:r>
+    </w:p>
+    <w:p>
+      <w:pPr>
+        <w:pStyle w:val="Code"/>
+        <w:shd w:fill="F4F4F4" w:val="clear"/>
+      </w:pPr>
+      <w:r>
+        <w:t>#   ✓ cached: 28145 · descargados: 4500 · errores: 413</w:t>
+      </w:r>
+    </w:p>
+    <w:p>
+      <w:pPr>
+        <w:pStyle w:val="Heading3"/>
+      </w:pPr>
+      <w:r>
+        <w:t>Script 3 · generate-cuadro-medico-specs.mjs (~236 líneas)</w:t>
+      </w:r>
+    </w:p>
+    <w:p>
+      <w:r>
+        <w:t>Propósito: NO toca la red. Lee TODOS los data/providers/&lt;prov&gt;/&lt;spec&gt;.json y produce los 4 ficheros de índice + los 2 directorios de detalle agregado.</w:t>
+      </w:r>
+    </w:p>
+    <w:p>
+      <w:r>
+        <w:t>Inputs: env PROVINCE_SLUG=madrid (solo una); lee provincias.json, especialidades.json, data/providers/**/*.json.</w:t>
+      </w:r>
+    </w:p>
+    <w:p>
+      <w:r>
+        <w:t>Outputs:</w:t>
       </w:r>
     </w:p>
     <w:p>
@@ -14837,7 +17962,7 @@
         <w:pStyle w:val="ListBullet"/>
       </w:pPr>
       <w:r>
-        <w:t>Env: FORCE=true (sobrescribe caché existente); PROVINCE_CODE=28 (solo una provincia).</w:t>
+        <w:t>data/cuadro-medico/provincias/&lt;slug&gt;.json (52)</w:t>
       </w:r>
     </w:p>
     <w:p>
@@ -14845,26 +17970,93 @@
         <w:pStyle w:val="ListBullet"/>
       </w:pPr>
       <w:r>
-        <w:t>Ficheros: data/provincias.json (lista provincias y sus códigos).</w:t>
-      </w:r>
-    </w:p>
-    <w:p>
-      <w:r>
-        <w:t>Outputs: data/providers/&lt;prov&gt;/&lt;spec&gt;.json — arrays planos de providers.</w:t>
-      </w:r>
-    </w:p>
-    <w:p>
-      <w:r>
-        <w:t>APIs externas a ASISA:</w:t>
-      </w:r>
-    </w:p>
-    <w:p>
-      <w:pPr>
-        <w:pStyle w:val="Code"/>
-        <w:shd w:fill="F4F4F4" w:val="clear"/>
-      </w:pPr>
-      <w:r>
-        <w:t>Base: https://ursaepre.asisa.es/ASISA/middlewasisa/public/v1/api/searchPortal</w:t>
+        <w:t>data/cuadro-medico/especialidades/&lt;slug&gt;.json (~183)</w:t>
+      </w:r>
+    </w:p>
+    <w:p>
+      <w:pPr>
+        <w:pStyle w:val="ListBullet"/>
+      </w:pPr>
+      <w:r>
+        <w:t>data/cuadro-medico/doctores-index.json (~20.500 keys)</w:t>
+      </w:r>
+    </w:p>
+    <w:p>
+      <w:pPr>
+        <w:pStyle w:val="ListBullet"/>
+      </w:pPr>
+      <w:r>
+        <w:t>data/cuadro-medico/centros-index.json (~6.500 keys)</w:t>
+      </w:r>
+    </w:p>
+    <w:p>
+      <w:r>
+        <w:t>Flujo:</w:t>
+      </w:r>
+    </w:p>
+    <w:p>
+      <w:pPr>
+        <w:pStyle w:val="ListNumber"/>
+      </w:pPr>
+      <w:r>
+        <w:t>Itera cada (provincia, especialidad) → lee el JSON crudo.</w:t>
+      </w:r>
+    </w:p>
+    <w:p>
+      <w:pPr>
+        <w:pStyle w:val="ListNumber"/>
+      </w:pPr>
+      <w:r>
+        <w:t>Para cada provider: si doctorType=1, key="&lt;slug-nombre&gt;-&lt;collegiateCode|providerCode&gt;" → doctoresIndex. Si no, key="&lt;slug-nombre&gt;" → centrosIndex.</w:t>
+      </w:r>
+    </w:p>
+    <w:p>
+      <w:pPr>
+        <w:pStyle w:val="ListNumber"/>
+      </w:pPr>
+      <w:r>
+        <w:t>Mantiene un mapa provSlug → Set(specSlugs) y otro specSlug → Map(provSlug → count).</w:t>
+      </w:r>
+    </w:p>
+    <w:p>
+      <w:pPr>
+        <w:pStyle w:val="ListNumber"/>
+      </w:pPr>
+      <w:r>
+        <w:t>Al final escribe los 4 ficheros / 2 carpetas con los agregados.</w:t>
+      </w:r>
+    </w:p>
+    <w:p>
+      <w:r>
+        <w:t>Errores tolerados: ficheros vacíos o corruptos → skip silencioso. Fatales: sin provincias.json o sin especialidades.json → exit(1).</w:t>
+      </w:r>
+    </w:p>
+    <w:p>
+      <w:r>
+        <w:t>Lanzador: manual tras los dos generate-*.mjs anteriores.</w:t>
+      </w:r>
+    </w:p>
+    <w:p>
+      <w:r>
+        <w:t>Ejemplos:</w:t>
+      </w:r>
+    </w:p>
+    <w:p>
+      <w:pPr>
+        <w:pStyle w:val="Code"/>
+        <w:shd w:fill="F4F4F4" w:val="clear"/>
+      </w:pPr>
+      <w:r>
+        <w:t># Genera todos los índices (~2 min, sin red)</w:t>
+      </w:r>
+    </w:p>
+    <w:p>
+      <w:pPr>
+        <w:pStyle w:val="Code"/>
+        <w:shd w:fill="F4F4F4" w:val="clear"/>
+      </w:pPr>
+      <w:r>
+        <w:t>node generate-cuadro-medico-specs.mjs</w:t>
       </w:r>
     </w:p>
     <w:p>
@@ -14882,25 +18074,16 @@
         <w:shd w:fill="F4F4F4" w:val="clear"/>
       </w:pPr>
       <w:r>
-        <w:t>1) GET /autocomplete/specialities</w:t>
-      </w:r>
-    </w:p>
-    <w:p>
-      <w:pPr>
-        <w:pStyle w:val="Code"/>
-        <w:shd w:fill="F4F4F4" w:val="clear"/>
-      </w:pPr>
-      <w:r>
-        <w:t xml:space="preserve">   ?specialityDescription=&amp;networkCode=1&amp;provinceCode=&lt;code&gt;&amp;maxResultsNumber=200</w:t>
-      </w:r>
-    </w:p>
-    <w:p>
-      <w:pPr>
-        <w:pStyle w:val="Code"/>
-        <w:shd w:fill="F4F4F4" w:val="clear"/>
-      </w:pPr>
-      <w:r>
-        <w:t xml:space="preserve">   → lista de especialidades disponibles en esa provincia</w:t>
+        <w:t># Solo para una provincia</w:t>
+      </w:r>
+    </w:p>
+    <w:p>
+      <w:pPr>
+        <w:pStyle w:val="Code"/>
+        <w:shd w:fill="F4F4F4" w:val="clear"/>
+      </w:pPr>
+      <w:r>
+        <w:t>PROVINCE_SLUG=madrid node generate-cuadro-medico-specs.mjs</w:t>
       </w:r>
     </w:p>
     <w:p>
@@ -14918,282 +18101,43 @@
         <w:shd w:fill="F4F4F4" w:val="clear"/>
       </w:pPr>
       <w:r>
-        <w:t>2) GET /providers</w:t>
-      </w:r>
-    </w:p>
-    <w:p>
-      <w:pPr>
-        <w:pStyle w:val="Code"/>
-        <w:shd w:fill="F4F4F4" w:val="clear"/>
-      </w:pPr>
-      <w:r>
-        <w:t xml:space="preserve">   ?networkCode=1&amp;provinceCode=&lt;code&gt;</w:t>
-      </w:r>
-    </w:p>
-    <w:p>
-      <w:pPr>
-        <w:pStyle w:val="Code"/>
-        <w:shd w:fill="F4F4F4" w:val="clear"/>
-      </w:pPr>
-      <w:r>
-        <w:t xml:space="preserve">   &amp;specialityDescription=&lt;DESC&gt;&amp;specialityType=&lt;N&gt;</w:t>
-      </w:r>
-    </w:p>
-    <w:p>
-      <w:pPr>
-        <w:pStyle w:val="Code"/>
-        <w:shd w:fill="F4F4F4" w:val="clear"/>
-      </w:pPr>
-      <w:r>
-        <w:t xml:space="preserve">   &amp;pageNumber=&lt;P&gt;      // 100 results por página</w:t>
-      </w:r>
-    </w:p>
-    <w:p>
-      <w:pPr>
-        <w:pStyle w:val="Code"/>
-        <w:shd w:fill="F4F4F4" w:val="clear"/>
-      </w:pPr>
-      <w:r>
-        <w:t xml:space="preserve">   → listado paginado de providers</w:t>
-      </w:r>
-    </w:p>
-    <w:p>
-      <w:pPr>
-        <w:pStyle w:val="Code"/>
-        <w:shd w:fill="F4F4F4" w:val="clear"/>
-      </w:pPr>
-      <w:r>
-        <w:t xml:space="preserve"> </w:t>
-      </w:r>
-    </w:p>
-    <w:p>
-      <w:pPr>
-        <w:pStyle w:val="Code"/>
-        <w:shd w:fill="F4F4F4" w:val="clear"/>
-      </w:pPr>
-      <w:r>
-        <w:t>Headers (todas):</w:t>
-      </w:r>
-    </w:p>
-    <w:p>
-      <w:pPr>
-        <w:pStyle w:val="Code"/>
-        <w:shd w:fill="F4F4F4" w:val="clear"/>
-      </w:pPr>
-      <w:r>
-        <w:t xml:space="preserve">  Ocp-Apim-Subscription-Key: 0908b85b9d0e4a75b2eb33048bd9fe01</w:t>
-      </w:r>
-    </w:p>
-    <w:p>
-      <w:pPr>
-        <w:pStyle w:val="Code"/>
-        <w:shd w:fill="F4F4F4" w:val="clear"/>
-      </w:pPr>
-      <w:r>
-        <w:t xml:space="preserve">  Api-Version: 1</w:t>
-      </w:r>
-    </w:p>
-    <w:p>
-      <w:pPr>
-        <w:pStyle w:val="Code"/>
-        <w:shd w:fill="F4F4F4" w:val="clear"/>
-      </w:pPr>
-      <w:r>
-        <w:t xml:space="preserve"> </w:t>
-      </w:r>
-    </w:p>
-    <w:p>
-      <w:pPr>
-        <w:pStyle w:val="Code"/>
-        <w:shd w:fill="F4F4F4" w:val="clear"/>
-      </w:pPr>
-      <w:r>
-        <w:t>Timeout: 150 s</w:t>
-      </w:r>
-    </w:p>
-    <w:p>
-      <w:r>
-        <w:t>Flujo:</w:t>
-      </w:r>
-    </w:p>
-    <w:p>
-      <w:pPr>
-        <w:pStyle w:val="ListNumber"/>
-      </w:pPr>
-      <w:r>
-        <w:t>Lee data/provincias.json y filtra por PROVINCE_CODE si se ha pasado.</w:t>
-      </w:r>
-    </w:p>
-    <w:p>
-      <w:pPr>
-        <w:pStyle w:val="ListNumber"/>
-      </w:pPr>
-      <w:r>
-        <w:t>Para cada provincia (concurrencia 10), llama /autocomplete/specialities para obtener qué especialidades tiene.</w:t>
-      </w:r>
-    </w:p>
-    <w:p>
-      <w:pPr>
-        <w:pStyle w:val="ListNumber"/>
-      </w:pPr>
-      <w:r>
-        <w:t>Para cada (provincia, especialidad), llama /providers paginando de 100 en 100 hasta consumir totalCount.</w:t>
-      </w:r>
-    </w:p>
-    <w:p>
-      <w:pPr>
-        <w:pStyle w:val="ListNumber"/>
-      </w:pPr>
-      <w:r>
-        <w:t>Deduplica usando un Set por providerCode (si existe) o fallback (name, address, city).</w:t>
-      </w:r>
-    </w:p>
-    <w:p>
-      <w:pPr>
-        <w:pStyle w:val="ListNumber"/>
-      </w:pPr>
-      <w:r>
-        <w:t>Si el fichero destino existe y no hay FORCE → skip (lee caché del repo).</w:t>
-      </w:r>
-    </w:p>
-    <w:p>
-      <w:pPr>
-        <w:pStyle w:val="ListNumber"/>
-      </w:pPr>
-      <w:r>
-        <w:t>Escribe data/providers/&lt;prov&gt;/&lt;spec&gt;.json.</w:t>
-      </w:r>
-    </w:p>
-    <w:p>
-      <w:r>
-        <w:t>Concurrencia: 10. Sin retry automático para 429 (timeout 150 s da margen suficiente). Errores tolerados: status != 200, NETWORK, TIMEOUT — log y continúa.</w:t>
-      </w:r>
-    </w:p>
-    <w:p>
-      <w:r>
-        <w:t>Lanzador: manual (CLI) o GitHub Action workflow_dispatch (con cron diario disponible pero comentado).</w:t>
-      </w:r>
-    </w:p>
-    <w:p>
-      <w:r>
-        <w:t>Ejemplos de invocación:</w:t>
-      </w:r>
-    </w:p>
-    <w:p>
-      <w:pPr>
-        <w:pStyle w:val="Code"/>
-        <w:shd w:fill="F4F4F4" w:val="clear"/>
-      </w:pPr>
-      <w:r>
-        <w:t># Regeneración completa (~50 min, respeta caché del repo)</w:t>
-      </w:r>
-    </w:p>
-    <w:p>
-      <w:pPr>
-        <w:pStyle w:val="Code"/>
-        <w:shd w:fill="F4F4F4" w:val="clear"/>
-      </w:pPr>
-      <w:r>
-        <w:t>node generate-providers-data.mjs</w:t>
-      </w:r>
-    </w:p>
-    <w:p>
-      <w:pPr>
-        <w:pStyle w:val="Code"/>
-        <w:shd w:fill="F4F4F4" w:val="clear"/>
-      </w:pPr>
-      <w:r>
-        <w:t xml:space="preserve"> </w:t>
-      </w:r>
-    </w:p>
-    <w:p>
-      <w:pPr>
-        <w:pStyle w:val="Code"/>
-        <w:shd w:fill="F4F4F4" w:val="clear"/>
-      </w:pPr>
-      <w:r>
-        <w:t># Forzar redownload aunque exista caché en repo</w:t>
-      </w:r>
-    </w:p>
-    <w:p>
-      <w:pPr>
-        <w:pStyle w:val="Code"/>
-        <w:shd w:fill="F4F4F4" w:val="clear"/>
-      </w:pPr>
-      <w:r>
-        <w:t>FORCE=true node generate-providers-data.mjs</w:t>
-      </w:r>
-    </w:p>
-    <w:p>
-      <w:pPr>
-        <w:pStyle w:val="Code"/>
-        <w:shd w:fill="F4F4F4" w:val="clear"/>
-      </w:pPr>
-      <w:r>
-        <w:t xml:space="preserve"> </w:t>
-      </w:r>
-    </w:p>
-    <w:p>
-      <w:pPr>
-        <w:pStyle w:val="Code"/>
-        <w:shd w:fill="F4F4F4" w:val="clear"/>
-      </w:pPr>
-      <w:r>
-        <w:t># Solo Madrid (debug rápido, ~3 min)</w:t>
-      </w:r>
-    </w:p>
-    <w:p>
-      <w:pPr>
-        <w:pStyle w:val="Code"/>
-        <w:shd w:fill="F4F4F4" w:val="clear"/>
-      </w:pPr>
-      <w:r>
-        <w:t>PROVINCE_CODE=28 node generate-providers-data.mjs</w:t>
-      </w:r>
-    </w:p>
-    <w:p>
-      <w:pPr>
-        <w:pStyle w:val="Code"/>
-        <w:shd w:fill="F4F4F4" w:val="clear"/>
-      </w:pPr>
-      <w:r>
-        <w:t xml:space="preserve"> </w:t>
-      </w:r>
-    </w:p>
-    <w:p>
-      <w:pPr>
-        <w:pStyle w:val="Code"/>
-        <w:shd w:fill="F4F4F4" w:val="clear"/>
-      </w:pPr>
-      <w:r>
-        <w:t># Output típico:</w:t>
-      </w:r>
-    </w:p>
-    <w:p>
-      <w:pPr>
-        <w:pStyle w:val="Code"/>
-        <w:shd w:fill="F4F4F4" w:val="clear"/>
-      </w:pPr>
-      <w:r>
-        <w:t>#   ✓ madrid · alergologia: 47 providers</w:t>
-      </w:r>
-    </w:p>
-    <w:p>
-      <w:pPr>
-        <w:pStyle w:val="Code"/>
-        <w:shd w:fill="F4F4F4" w:val="clear"/>
-      </w:pPr>
-      <w:r>
-        <w:t>#   ✓ madrid · cardiologia: 381 providers</w:t>
-      </w:r>
-    </w:p>
-    <w:p>
-      <w:pPr>
-        <w:pStyle w:val="Code"/>
-        <w:shd w:fill="F4F4F4" w:val="clear"/>
-      </w:pPr>
-      <w:r>
-        <w:t>#   ✗ [TIMEOUT] barcelona · psicologia (continúa)</w:t>
+        <w:t># Output:</w:t>
+      </w:r>
+    </w:p>
+    <w:p>
+      <w:pPr>
+        <w:pStyle w:val="Code"/>
+        <w:shd w:fill="F4F4F4" w:val="clear"/>
+      </w:pPr>
+      <w:r>
+        <w:t>#   ✓ provincia: 52 procesadas</w:t>
+      </w:r>
+    </w:p>
+    <w:p>
+      <w:pPr>
+        <w:pStyle w:val="Code"/>
+        <w:shd w:fill="F4F4F4" w:val="clear"/>
+      </w:pPr>
+      <w:r>
+        <w:t>#   ✓ especialidades: 181 procesadas</w:t>
+      </w:r>
+    </w:p>
+    <w:p>
+      <w:pPr>
+        <w:pStyle w:val="Code"/>
+        <w:shd w:fill="F4F4F4" w:val="clear"/>
+      </w:pPr>
+      <w:r>
+        <w:t>#   ✓ doctores-index.json: 20567 entries</w:t>
+      </w:r>
+    </w:p>
+    <w:p>
+      <w:pPr>
+        <w:pStyle w:val="Code"/>
+        <w:shd w:fill="F4F4F4" w:val="clear"/>
+      </w:pPr>
+      <w:r>
+        <w:t>#   ✓ centros-index.json: 6505 entries</w:t>
       </w:r>
     </w:p>
     <w:p>
@@ -15201,732 +18145,7 @@
         <w:pStyle w:val="Heading3"/>
       </w:pPr>
       <w:r>
-        <w:t>Script 2 · generate-provider-details.mjs (~158 líneas)</w:t>
-      </w:r>
-    </w:p>
-    <w:p>
-      <w:r>
-        <w:t>Propósito: por cada (providerLocalicationCode, documentNumber) único en los JSON de providers, llama /providers/details para obtener datos ampliados (observaciones, horarios, etc.) y los guarda en data/provider-details/.</w:t>
-      </w:r>
-    </w:p>
-    <w:p>
-      <w:r>
-        <w:t>Inputs: env FORCE; lee data/providers/**/*.json para extraer los pares únicos.</w:t>
-      </w:r>
-    </w:p>
-    <w:p>
-      <w:r>
-        <w:t>Outputs: data/provider-details/&lt;providerLocalicationCode&gt;.json — array con 1+ entries (o null si error).</w:t>
-      </w:r>
-    </w:p>
-    <w:p>
-      <w:r>
-        <w:t>APIs externas:</w:t>
-      </w:r>
-    </w:p>
-    <w:p>
-      <w:pPr>
-        <w:pStyle w:val="Code"/>
-        <w:shd w:fill="F4F4F4" w:val="clear"/>
-      </w:pPr>
-      <w:r>
-        <w:t>GET /searchPortal/providers/details</w:t>
-      </w:r>
-    </w:p>
-    <w:p>
-      <w:pPr>
-        <w:pStyle w:val="Code"/>
-        <w:shd w:fill="F4F4F4" w:val="clear"/>
-      </w:pPr>
-      <w:r>
-        <w:t xml:space="preserve">  ?networkCode=1&amp;providerLocalicationCode=&lt;id&gt;&amp;documentNumber=&lt;dni&gt;</w:t>
-      </w:r>
-    </w:p>
-    <w:p>
-      <w:pPr>
-        <w:pStyle w:val="Code"/>
-        <w:shd w:fill="F4F4F4" w:val="clear"/>
-      </w:pPr>
-      <w:r>
-        <w:t>Headers iguales que generate-providers-data.</w:t>
-      </w:r>
-    </w:p>
-    <w:p>
-      <w:pPr>
-        <w:pStyle w:val="Code"/>
-        <w:shd w:fill="F4F4F4" w:val="clear"/>
-      </w:pPr>
-      <w:r>
-        <w:t>Timeout: 150 s.</w:t>
-      </w:r>
-    </w:p>
-    <w:p>
-      <w:r>
-        <w:t>Concurrencia: 25 (bajar a 10 si la API empieza a devolver 429). Si la request falla, escribe "null" en el fichero (no propaga el error).</w:t>
-      </w:r>
-    </w:p>
-    <w:p>
-      <w:r>
-        <w:t>Lanzador: manual o workflow_dispatch (timeout configurado a 360 min, ~33k peticiones).</w:t>
-      </w:r>
-    </w:p>
-    <w:p>
-      <w:r>
-        <w:t>Ejemplos:</w:t>
-      </w:r>
-    </w:p>
-    <w:p>
-      <w:pPr>
-        <w:pStyle w:val="Code"/>
-        <w:shd w:fill="F4F4F4" w:val="clear"/>
-      </w:pPr>
-      <w:r>
-        <w:t># Modo normal (respeta caché de provider-details/)</w:t>
-      </w:r>
-    </w:p>
-    <w:p>
-      <w:pPr>
-        <w:pStyle w:val="Code"/>
-        <w:shd w:fill="F4F4F4" w:val="clear"/>
-      </w:pPr>
-      <w:r>
-        <w:t>node generate-provider-details.mjs</w:t>
-      </w:r>
-    </w:p>
-    <w:p>
-      <w:pPr>
-        <w:pStyle w:val="Code"/>
-        <w:shd w:fill="F4F4F4" w:val="clear"/>
-      </w:pPr>
-      <w:r>
-        <w:t>#   → reutiliza 30.000+ ficheros existentes; descarga solo los nuevos</w:t>
-      </w:r>
-    </w:p>
-    <w:p>
-      <w:pPr>
-        <w:pStyle w:val="Code"/>
-        <w:shd w:fill="F4F4F4" w:val="clear"/>
-      </w:pPr>
-      <w:r>
-        <w:t xml:space="preserve"> </w:t>
-      </w:r>
-    </w:p>
-    <w:p>
-      <w:pPr>
-        <w:pStyle w:val="Code"/>
-        <w:shd w:fill="F4F4F4" w:val="clear"/>
-      </w:pPr>
-      <w:r>
-        <w:t># Forzar redownload completo (~3 horas, ~33k requests)</w:t>
-      </w:r>
-    </w:p>
-    <w:p>
-      <w:pPr>
-        <w:pStyle w:val="Code"/>
-        <w:shd w:fill="F4F4F4" w:val="clear"/>
-      </w:pPr>
-      <w:r>
-        <w:t>FORCE=true node generate-provider-details.mjs</w:t>
-      </w:r>
-    </w:p>
-    <w:p>
-      <w:pPr>
-        <w:pStyle w:val="Code"/>
-        <w:shd w:fill="F4F4F4" w:val="clear"/>
-      </w:pPr>
-      <w:r>
-        <w:t xml:space="preserve"> </w:t>
-      </w:r>
-    </w:p>
-    <w:p>
-      <w:pPr>
-        <w:pStyle w:val="Code"/>
-        <w:shd w:fill="F4F4F4" w:val="clear"/>
-      </w:pPr>
-      <w:r>
-        <w:t># Output típico:</w:t>
-      </w:r>
-    </w:p>
-    <w:p>
-      <w:pPr>
-        <w:pStyle w:val="Code"/>
-        <w:shd w:fill="F4F4F4" w:val="clear"/>
-      </w:pPr>
-      <w:r>
-        <w:t>#   procesando (10/33058): 1234567 [werenitzky-jose-282874657]</w:t>
-      </w:r>
-    </w:p>
-    <w:p>
-      <w:pPr>
-        <w:pStyle w:val="Code"/>
-        <w:shd w:fill="F4F4F4" w:val="clear"/>
-      </w:pPr>
-      <w:r>
-        <w:t>#   ✓ cached: 28145 · descargados: 4500 · errores: 413</w:t>
-      </w:r>
-    </w:p>
-    <w:p>
-      <w:pPr>
-        <w:pStyle w:val="Heading3"/>
-      </w:pPr>
-      <w:r>
-        <w:t>Script 3 · generate-cuadro-medico-specs.mjs (~236 líneas)</w:t>
-      </w:r>
-    </w:p>
-    <w:p>
-      <w:r>
-        <w:t>Propósito: NO toca la red. Lee TODOS los data/providers/&lt;prov&gt;/&lt;spec&gt;.json y produce los 4 ficheros de índice + los 2 directorios de detalle agregado.</w:t>
-      </w:r>
-    </w:p>
-    <w:p>
-      <w:r>
-        <w:t>Inputs: env PROVINCE_SLUG=madrid (solo una); lee provincias.json, especialidades.json, data/providers/**/*.json.</w:t>
-      </w:r>
-    </w:p>
-    <w:p>
-      <w:r>
-        <w:t>Outputs:</w:t>
-      </w:r>
-    </w:p>
-    <w:p>
-      <w:pPr>
-        <w:pStyle w:val="ListBullet"/>
-      </w:pPr>
-      <w:r>
-        <w:t>data/cuadro-medico/provincias/&lt;slug&gt;.json (52)</w:t>
-      </w:r>
-    </w:p>
-    <w:p>
-      <w:pPr>
-        <w:pStyle w:val="ListBullet"/>
-      </w:pPr>
-      <w:r>
-        <w:t>data/cuadro-medico/especialidades/&lt;slug&gt;.json (~183)</w:t>
-      </w:r>
-    </w:p>
-    <w:p>
-      <w:pPr>
-        <w:pStyle w:val="ListBullet"/>
-      </w:pPr>
-      <w:r>
-        <w:t>data/cuadro-medico/doctores-index.json (~20.500 keys)</w:t>
-      </w:r>
-    </w:p>
-    <w:p>
-      <w:pPr>
-        <w:pStyle w:val="ListBullet"/>
-      </w:pPr>
-      <w:r>
-        <w:t>data/cuadro-medico/centros-index.json (~6.500 keys)</w:t>
-      </w:r>
-    </w:p>
-    <w:p>
-      <w:r>
-        <w:t>Flujo:</w:t>
-      </w:r>
-    </w:p>
-    <w:p>
-      <w:pPr>
-        <w:pStyle w:val="ListNumber"/>
-      </w:pPr>
-      <w:r>
-        <w:t>Itera cada (provincia, especialidad) → lee el JSON crudo.</w:t>
-      </w:r>
-    </w:p>
-    <w:p>
-      <w:pPr>
-        <w:pStyle w:val="ListNumber"/>
-      </w:pPr>
-      <w:r>
-        <w:t>Para cada provider: si doctorType=1, key="&lt;slug-nombre&gt;-&lt;collegiateCode|providerCode&gt;" → doctoresIndex. Si no, key="&lt;slug-nombre&gt;" → centrosIndex.</w:t>
-      </w:r>
-    </w:p>
-    <w:p>
-      <w:pPr>
-        <w:pStyle w:val="ListNumber"/>
-      </w:pPr>
-      <w:r>
-        <w:t>Mantiene un mapa provSlug → Set(specSlugs) y otro specSlug → Map(provSlug → count).</w:t>
-      </w:r>
-    </w:p>
-    <w:p>
-      <w:pPr>
-        <w:pStyle w:val="ListNumber"/>
-      </w:pPr>
-      <w:r>
-        <w:t>Al final escribe los 4 ficheros / 2 carpetas con los agregados.</w:t>
-      </w:r>
-    </w:p>
-    <w:p>
-      <w:r>
-        <w:t>Errores tolerados: ficheros vacíos o corruptos → skip silencioso. Fatales: sin provincias.json o sin especialidades.json → exit(1).</w:t>
-      </w:r>
-    </w:p>
-    <w:p>
-      <w:r>
-        <w:t>Lanzador: manual tras los dos generate-*.mjs anteriores.</w:t>
-      </w:r>
-    </w:p>
-    <w:p>
-      <w:r>
-        <w:t>Ejemplos:</w:t>
-      </w:r>
-    </w:p>
-    <w:p>
-      <w:pPr>
-        <w:pStyle w:val="Code"/>
-        <w:shd w:fill="F4F4F4" w:val="clear"/>
-      </w:pPr>
-      <w:r>
-        <w:t># Genera todos los índices (~2 min, sin red)</w:t>
-      </w:r>
-    </w:p>
-    <w:p>
-      <w:pPr>
-        <w:pStyle w:val="Code"/>
-        <w:shd w:fill="F4F4F4" w:val="clear"/>
-      </w:pPr>
-      <w:r>
-        <w:t>node generate-cuadro-medico-specs.mjs</w:t>
-      </w:r>
-    </w:p>
-    <w:p>
-      <w:pPr>
-        <w:pStyle w:val="Code"/>
-        <w:shd w:fill="F4F4F4" w:val="clear"/>
-      </w:pPr>
-      <w:r>
-        <w:t xml:space="preserve"> </w:t>
-      </w:r>
-    </w:p>
-    <w:p>
-      <w:pPr>
-        <w:pStyle w:val="Code"/>
-        <w:shd w:fill="F4F4F4" w:val="clear"/>
-      </w:pPr>
-      <w:r>
-        <w:t># Solo para una provincia</w:t>
-      </w:r>
-    </w:p>
-    <w:p>
-      <w:pPr>
-        <w:pStyle w:val="Code"/>
-        <w:shd w:fill="F4F4F4" w:val="clear"/>
-      </w:pPr>
-      <w:r>
-        <w:t>PROVINCE_SLUG=madrid node generate-cuadro-medico-specs.mjs</w:t>
-      </w:r>
-    </w:p>
-    <w:p>
-      <w:pPr>
-        <w:pStyle w:val="Code"/>
-        <w:shd w:fill="F4F4F4" w:val="clear"/>
-      </w:pPr>
-      <w:r>
-        <w:t xml:space="preserve"> </w:t>
-      </w:r>
-    </w:p>
-    <w:p>
-      <w:pPr>
-        <w:pStyle w:val="Code"/>
-        <w:shd w:fill="F4F4F4" w:val="clear"/>
-      </w:pPr>
-      <w:r>
-        <w:t># Output:</w:t>
-      </w:r>
-    </w:p>
-    <w:p>
-      <w:pPr>
-        <w:pStyle w:val="Code"/>
-        <w:shd w:fill="F4F4F4" w:val="clear"/>
-      </w:pPr>
-      <w:r>
-        <w:t>#   ✓ provincia: 52 procesadas</w:t>
-      </w:r>
-    </w:p>
-    <w:p>
-      <w:pPr>
-        <w:pStyle w:val="Code"/>
-        <w:shd w:fill="F4F4F4" w:val="clear"/>
-      </w:pPr>
-      <w:r>
-        <w:t>#   ✓ especialidades: 181 procesadas</w:t>
-      </w:r>
-    </w:p>
-    <w:p>
-      <w:pPr>
-        <w:pStyle w:val="Code"/>
-        <w:shd w:fill="F4F4F4" w:val="clear"/>
-      </w:pPr>
-      <w:r>
-        <w:t>#   ✓ doctores-index.json: 20567 entries</w:t>
-      </w:r>
-    </w:p>
-    <w:p>
-      <w:pPr>
-        <w:pStyle w:val="Code"/>
-        <w:shd w:fill="F4F4F4" w:val="clear"/>
-      </w:pPr>
-      <w:r>
-        <w:t>#   ✓ centros-index.json: 6505 entries</w:t>
-      </w:r>
-    </w:p>
-    <w:p>
-      <w:pPr>
-        <w:pStyle w:val="Heading3"/>
-      </w:pPr>
-      <w:r>
-        <w:t>Script 4 · create-aem-pages.mjs (~183 líneas)</w:t>
-      </w:r>
-    </w:p>
-    <w:p>
-      <w:r>
-        <w:t>Propósito: crea en AEM Author la página AEM correspondiente a cada URL dinámica (copy desde plantilla), la activa (publish), y refresca preview+live en EDS. Es el único script que toca AEM directamente.</w:t>
-      </w:r>
-    </w:p>
-    <w:p>
-      <w:r>
-        <w:t>Inputs:</w:t>
-      </w:r>
-    </w:p>
-    <w:p>
-      <w:pPr>
-        <w:pStyle w:val="ListBullet"/>
-      </w:pPr>
-      <w:r>
-        <w:t>Env: AEM_TOKEN="login:eyJ..." (REQUERIDO; cookie login-token del Author).</w:t>
-      </w:r>
-    </w:p>
-    <w:p>
-      <w:pPr>
-        <w:pStyle w:val="ListBullet"/>
-      </w:pPr>
-      <w:r>
-        <w:t>Flags: --provincias, --especialidades, --doctores, --centros, --all.</w:t>
-      </w:r>
-    </w:p>
-    <w:p>
-      <w:pPr>
-        <w:pStyle w:val="ListBullet"/>
-      </w:pPr>
-      <w:r>
-        <w:t>Lee: provincias.json + provincias/&lt;slug&gt;.json + especialidades/ + doctores-index + centros-index según los flags.</w:t>
-      </w:r>
-    </w:p>
-    <w:p>
-      <w:r>
-        <w:t>APIs externas:</w:t>
-      </w:r>
-    </w:p>
-    <w:p>
-      <w:pPr>
-        <w:pStyle w:val="Code"/>
-        <w:shd w:fill="F4F4F4" w:val="clear"/>
-      </w:pPr>
-      <w:r>
-        <w:t>AEM Author (https://author-p133185-e1320482.adobeaemcloud.com)</w:t>
-      </w:r>
-    </w:p>
-    <w:p>
-      <w:pPr>
-        <w:pStyle w:val="Code"/>
-        <w:shd w:fill="F4F4F4" w:val="clear"/>
-      </w:pPr>
-      <w:r>
-        <w:t xml:space="preserve">  GET  {path}.infinity.json          → comprueba si la página existe</w:t>
-      </w:r>
-    </w:p>
-    <w:p>
-      <w:pPr>
-        <w:pStyle w:val="Code"/>
-        <w:shd w:fill="F4F4F4" w:val="clear"/>
-      </w:pPr>
-      <w:r>
-        <w:t xml:space="preserve">  POST /bin/wcmcommand               → cmd=copyPage&amp;srcPath=…&amp;destParentPath=…&amp;pageName=…</w:t>
-      </w:r>
-    </w:p>
-    <w:p>
-      <w:pPr>
-        <w:pStyle w:val="Code"/>
-        <w:shd w:fill="F4F4F4" w:val="clear"/>
-      </w:pPr>
-      <w:r>
-        <w:t xml:space="preserve">                                      &amp;shallow=false&amp;replaceExistingPages=false</w:t>
-      </w:r>
-    </w:p>
-    <w:p>
-      <w:pPr>
-        <w:pStyle w:val="Code"/>
-        <w:shd w:fill="F4F4F4" w:val="clear"/>
-      </w:pPr>
-      <w:r>
-        <w:t xml:space="preserve">  POST /bin/replicate.json           → cmd=activate&amp;path=…</w:t>
-      </w:r>
-    </w:p>
-    <w:p>
-      <w:pPr>
-        <w:pStyle w:val="Code"/>
-        <w:shd w:fill="F4F4F4" w:val="clear"/>
-      </w:pPr>
-      <w:r>
-        <w:t xml:space="preserve">  Headers: Cookie: login-token=&lt;AEM_TOKEN&gt;</w:t>
-      </w:r>
-    </w:p>
-    <w:p>
-      <w:pPr>
-        <w:pStyle w:val="Code"/>
-        <w:shd w:fill="F4F4F4" w:val="clear"/>
-      </w:pPr>
-      <w:r>
-        <w:t xml:space="preserve">           Content-Type: application/x-www-form-urlencoded</w:t>
-      </w:r>
-    </w:p>
-    <w:p>
-      <w:pPr>
-        <w:pStyle w:val="Code"/>
-        <w:shd w:fill="F4F4F4" w:val="clear"/>
-      </w:pPr>
-      <w:r>
-        <w:t xml:space="preserve"> </w:t>
-      </w:r>
-    </w:p>
-    <w:p>
-      <w:pPr>
-        <w:pStyle w:val="Code"/>
-        <w:shd w:fill="F4F4F4" w:val="clear"/>
-      </w:pPr>
-      <w:r>
-        <w:t>EDS admin (https://admin.hlx.page)</w:t>
-      </w:r>
-    </w:p>
-    <w:p>
-      <w:pPr>
-        <w:pStyle w:val="Code"/>
-        <w:shd w:fill="F4F4F4" w:val="clear"/>
-      </w:pPr>
-      <w:r>
-        <w:t xml:space="preserve">  POST /preview/asisa-softtek/asisa-pc/main&lt;edsPath&gt;</w:t>
-      </w:r>
-    </w:p>
-    <w:p>
-      <w:pPr>
-        <w:pStyle w:val="Code"/>
-        <w:shd w:fill="F4F4F4" w:val="clear"/>
-      </w:pPr>
-      <w:r>
-        <w:t xml:space="preserve">  POST /live/asisa-softtek/asisa-pc/main&lt;edsPath&gt;</w:t>
-      </w:r>
-    </w:p>
-    <w:p>
-      <w:r>
-        <w:t>Plantillas AEM de las que copia:</w:t>
-      </w:r>
-    </w:p>
-    <w:p>
-      <w:pPr>
-        <w:pStyle w:val="ListBullet"/>
-      </w:pPr>
-      <w:r>
-        <w:t>/content/site-pc/cuadro-medico/provincia → /cuadro-medico/p/&lt;slug&gt;</w:t>
-      </w:r>
-    </w:p>
-    <w:p>
-      <w:pPr>
-        <w:pStyle w:val="ListBullet"/>
-      </w:pPr>
-      <w:r>
-        <w:t>/content/site-pc/cuadro-medico/provincia → /cuadro-medico/p/&lt;prov&gt;/pe/&lt;spec&gt;</w:t>
-      </w:r>
-    </w:p>
-    <w:p>
-      <w:pPr>
-        <w:pStyle w:val="ListBullet"/>
-      </w:pPr>
-      <w:r>
-        <w:t>/content/site-pc/cuadro-medico/doctor → /cuadro-medico/d/&lt;key&gt;</w:t>
-      </w:r>
-    </w:p>
-    <w:p>
-      <w:pPr>
-        <w:pStyle w:val="ListBullet"/>
-      </w:pPr>
-      <w:r>
-        <w:t>/content/site-pc/cuadro-medico/centro → /cuadro-medico/c/&lt;key&gt;</w:t>
-      </w:r>
-    </w:p>
-    <w:p>
-      <w:pPr>
-        <w:pStyle w:val="ListBullet"/>
-      </w:pPr>
-      <w:r>
-        <w:t>/content/site-pc/cuadro-medico/especialidad → /cuadro-medico/e/&lt;slug&gt;</w:t>
-      </w:r>
-    </w:p>
-    <w:p>
-      <w:r>
-        <w:t>Concurrencia 5 con delay 200 ms entre batches (concurrencia más alta puede generar locks OAK en AEM). Errores tolerados: FAIL copy → log y continúa. Fatal: sin AEM_TOKEN → exit(1).</w:t>
-      </w:r>
-    </w:p>
-    <w:p>
-      <w:r>
-        <w:t>Este script es independiente de Vercel. Funciona igual sea cual sea el overlay. No requiere cambios.</w:t>
-      </w:r>
-    </w:p>
-    <w:p>
-      <w:r>
-        <w:t>Ejemplos:</w:t>
-      </w:r>
-    </w:p>
-    <w:p>
-      <w:pPr>
-        <w:pStyle w:val="Code"/>
-        <w:shd w:fill="F4F4F4" w:val="clear"/>
-      </w:pPr>
-      <w:r>
-        <w:t>export AEM_TOKEN="login:eyJhbGciOi..."  # obtener desde devtools/cookies</w:t>
-      </w:r>
-    </w:p>
-    <w:p>
-      <w:pPr>
-        <w:pStyle w:val="Code"/>
-        <w:shd w:fill="F4F4F4" w:val="clear"/>
-      </w:pPr>
-      <w:r>
-        <w:t xml:space="preserve"> </w:t>
-      </w:r>
-    </w:p>
-    <w:p>
-      <w:pPr>
-        <w:pStyle w:val="Code"/>
-        <w:shd w:fill="F4F4F4" w:val="clear"/>
-      </w:pPr>
-      <w:r>
-        <w:t># Crear/publicar TODAS las páginas (provincias + specs + doctores +</w:t>
-      </w:r>
-    </w:p>
-    <w:p>
-      <w:pPr>
-        <w:pStyle w:val="Code"/>
-        <w:shd w:fill="F4F4F4" w:val="clear"/>
-      </w:pPr>
-      <w:r>
-        <w:t># centros + especialidades). Tarda ~6-8 horas con concurrencia 5.</w:t>
-      </w:r>
-    </w:p>
-    <w:p>
-      <w:pPr>
-        <w:pStyle w:val="Code"/>
-        <w:shd w:fill="F4F4F4" w:val="clear"/>
-      </w:pPr>
-      <w:r>
-        <w:t>node create-aem-pages.mjs --all</w:t>
-      </w:r>
-    </w:p>
-    <w:p>
-      <w:pPr>
-        <w:pStyle w:val="Code"/>
-        <w:shd w:fill="F4F4F4" w:val="clear"/>
-      </w:pPr>
-      <w:r>
-        <w:t xml:space="preserve"> </w:t>
-      </w:r>
-    </w:p>
-    <w:p>
-      <w:pPr>
-        <w:pStyle w:val="Code"/>
-        <w:shd w:fill="F4F4F4" w:val="clear"/>
-      </w:pPr>
-      <w:r>
-        <w:t># Solo provincias + provincia+spec (52 + ~3.250 páginas)</w:t>
-      </w:r>
-    </w:p>
-    <w:p>
-      <w:pPr>
-        <w:pStyle w:val="Code"/>
-        <w:shd w:fill="F4F4F4" w:val="clear"/>
-      </w:pPr>
-      <w:r>
-        <w:t>node create-aem-pages.mjs --provincias</w:t>
-      </w:r>
-    </w:p>
-    <w:p>
-      <w:pPr>
-        <w:pStyle w:val="Code"/>
-        <w:shd w:fill="F4F4F4" w:val="clear"/>
-      </w:pPr>
-      <w:r>
-        <w:t xml:space="preserve"> </w:t>
-      </w:r>
-    </w:p>
-    <w:p>
-      <w:pPr>
-        <w:pStyle w:val="Code"/>
-        <w:shd w:fill="F4F4F4" w:val="clear"/>
-      </w:pPr>
-      <w:r>
-        <w:t># Solo doctores (~20.500 páginas)</w:t>
-      </w:r>
-    </w:p>
-    <w:p>
-      <w:pPr>
-        <w:pStyle w:val="Code"/>
-        <w:shd w:fill="F4F4F4" w:val="clear"/>
-      </w:pPr>
-      <w:r>
-        <w:t>node create-aem-pages.mjs --doctores</w:t>
-      </w:r>
-    </w:p>
-    <w:p>
-      <w:pPr>
-        <w:pStyle w:val="Code"/>
-        <w:shd w:fill="F4F4F4" w:val="clear"/>
-      </w:pPr>
-      <w:r>
-        <w:t xml:space="preserve"> </w:t>
-      </w:r>
-    </w:p>
-    <w:p>
-      <w:pPr>
-        <w:pStyle w:val="Code"/>
-        <w:shd w:fill="F4F4F4" w:val="clear"/>
-      </w:pPr>
-      <w:r>
-        <w:t># Output:</w:t>
-      </w:r>
-    </w:p>
-    <w:p>
-      <w:pPr>
-        <w:pStyle w:val="Code"/>
-        <w:shd w:fill="F4F4F4" w:val="clear"/>
-      </w:pPr>
-      <w:r>
-        <w:t>#   OK /cuadro-medico/p/madrid</w:t>
-      </w:r>
-    </w:p>
-    <w:p>
-      <w:pPr>
-        <w:pStyle w:val="Code"/>
-        <w:shd w:fill="F4F4F4" w:val="clear"/>
-      </w:pPr>
-      <w:r>
-        <w:t>#   OK /cuadro-medico/p/barcelona</w:t>
-      </w:r>
-    </w:p>
-    <w:p>
-      <w:pPr>
-        <w:pStyle w:val="Code"/>
-        <w:shd w:fill="F4F4F4" w:val="clear"/>
-      </w:pPr>
-      <w:r>
-        <w:t>#   FAIL copy /content/site-pc/cuadro-medico/d/&lt;slug&gt; (OAK lock)</w:t>
-      </w:r>
-    </w:p>
-    <w:p>
-      <w:pPr>
-        <w:pStyle w:val="Heading3"/>
-      </w:pPr>
-      <w:r>
-        <w:t>Script 5 · refresh-eds-pages.mjs (~254 líneas)</w:t>
+        <w:t>Script 4 · refresh-eds-pages.mjs (~254 líneas)</w:t>
       </w:r>
     </w:p>
     <w:p>
@@ -18211,38 +20430,6 @@
           <w:p>
             <w:r>
               <w:t>Local (export) o GitHub Secret</w:t>
-            </w:r>
-          </w:p>
-        </w:tc>
-      </w:tr>
-      <w:tr>
-        <w:tc>
-          <w:tcPr>
-            <w:tcW w:type="dxa" w:w="2880"/>
-          </w:tcPr>
-          <w:p>
-            <w:r>
-              <w:t>AEM_TOKEN</w:t>
-            </w:r>
-          </w:p>
-        </w:tc>
-        <w:tc>
-          <w:tcPr>
-            <w:tcW w:type="dxa" w:w="3600"/>
-          </w:tcPr>
-          <w:p>
-            <w:r>
-              <w:t>Token de AEM Author para create-aem-pages.mjs</w:t>
-            </w:r>
-          </w:p>
-        </w:tc>
-        <w:tc>
-          <w:tcPr>
-            <w:tcW w:type="dxa" w:w="2880"/>
-          </w:tcPr>
-          <w:p>
-            <w:r>
-              <w:t>Local (export)</w:t>
             </w:r>
           </w:p>
         </w:tc>

--- a/docs/traspaso-conocimiento.docx
+++ b/docs/traspaso-conocimiento.docx
@@ -2234,7 +2234,7 @@
           </w:tcPr>
           <w:p>
             <w:r>
-              <w:t>AEM_TOKEN (cookie login-token del Author)</w:t>
+              <w:t>Cookie login-token del Author</w:t>
             </w:r>
           </w:p>
         </w:tc>
@@ -2246,39 +2246,7 @@
           </w:tcPr>
           <w:p>
             <w:r>
-              <w:t>GET /api/sync-aem (endpoint propio en Vercel)</w:t>
-            </w:r>
-          </w:p>
-        </w:tc>
-        <w:tc>
-          <w:tcPr>
-            <w:tcW w:type="dxa" w:w="1152"/>
-          </w:tcPr>
-          <w:p>
-            <w:r>
-              <w:t>Sí</w:t>
-            </w:r>
-          </w:p>
-        </w:tc>
-        <w:tc>
-          <w:tcPr>
-            <w:tcW w:type="dxa" w:w="4608"/>
-          </w:tcPr>
-          <w:p>
-            <w:r>
-              <w:t>SYNC_SECRET como query param</w:t>
-            </w:r>
-          </w:p>
-        </w:tc>
-      </w:tr>
-      <w:tr>
-        <w:tc>
-          <w:tcPr>
-            <w:tcW w:type="dxa" w:w="3600"/>
-          </w:tcPr>
-          <w:p>
-            <w:r>
-              <w:t>Cualquier otro /api/* (Vercel)</w:t>
+              <w:t>Cualquier /api/* (Vercel)</w:t>
             </w:r>
           </w:p>
         </w:tc>
@@ -3008,7 +2976,7 @@
           </w:tcPr>
           <w:p>
             <w:r>
-              <w:t>api/providers-detail.js</w:t>
+              <w:t>api/sitemap.js</w:t>
             </w:r>
           </w:p>
         </w:tc>
@@ -3018,7 +2986,7 @@
           </w:tcPr>
           <w:p>
             <w:r>
-              <w:t>/api/providers-detail?id=…</w:t>
+              <w:t>/sitemap.xml (rewrite)</w:t>
             </w:r>
           </w:p>
         </w:tc>
@@ -3028,7 +2996,7 @@
           </w:tcPr>
           <w:p>
             <w:r>
-              <w:t>Detalle consolidado por código de localización.</w:t>
+              <w:t>Sitemap index "Vercel-only" (no usado por EDS). Apunta a www.asisa.es.</w:t>
             </w:r>
           </w:p>
         </w:tc>
@@ -3040,7 +3008,7 @@
           </w:tcPr>
           <w:p>
             <w:r>
-              <w:t>api/specialities.js</w:t>
+              <w:t>api/sitemap-cuadro-medico.js</w:t>
             </w:r>
           </w:p>
         </w:tc>
@@ -3050,7 +3018,7 @@
           </w:tcPr>
           <w:p>
             <w:r>
-              <w:t>/api/specialities?provinceCode=…</w:t>
+              <w:t>/sitemap-cuadro-medico-*.xml (rewrite)</w:t>
             </w:r>
           </w:p>
         </w:tc>
@@ -3060,103 +3028,7 @@
           </w:tcPr>
           <w:p>
             <w:r>
-              <w:t>PROXY en vivo al backend ASISA (ursaepre.asisa.es) — no usa caché local.</w:t>
-            </w:r>
-          </w:p>
-        </w:tc>
-      </w:tr>
-      <w:tr>
-        <w:tc>
-          <w:tcPr>
-            <w:tcW w:type="dxa" w:w="2592"/>
-          </w:tcPr>
-          <w:p>
-            <w:r>
-              <w:t>api/sitemap.js</w:t>
-            </w:r>
-          </w:p>
-        </w:tc>
-        <w:tc>
-          <w:tcPr>
-            <w:tcW w:type="dxa" w:w="2592"/>
-          </w:tcPr>
-          <w:p>
-            <w:r>
-              <w:t>/sitemap.xml (rewrite)</w:t>
-            </w:r>
-          </w:p>
-        </w:tc>
-        <w:tc>
-          <w:tcPr>
-            <w:tcW w:type="dxa" w:w="4176"/>
-          </w:tcPr>
-          <w:p>
-            <w:r>
-              <w:t>Sitemap index "Vercel-only" (no usado por EDS). Apunta a www.asisa.es.</w:t>
-            </w:r>
-          </w:p>
-        </w:tc>
-      </w:tr>
-      <w:tr>
-        <w:tc>
-          <w:tcPr>
-            <w:tcW w:type="dxa" w:w="2592"/>
-          </w:tcPr>
-          <w:p>
-            <w:r>
-              <w:t>api/sitemap-cuadro-medico.js</w:t>
-            </w:r>
-          </w:p>
-        </w:tc>
-        <w:tc>
-          <w:tcPr>
-            <w:tcW w:type="dxa" w:w="2592"/>
-          </w:tcPr>
-          <w:p>
-            <w:r>
-              <w:t>/sitemap-cuadro-medico-*.xml (rewrite)</w:t>
-            </w:r>
-          </w:p>
-        </w:tc>
-        <w:tc>
-          <w:tcPr>
-            <w:tcW w:type="dxa" w:w="4176"/>
-          </w:tcPr>
-          <w:p>
-            <w:r>
               <w:t>Sitemap específico por tipo. EDS no lo usa, pero está accesible directo en Vercel.</w:t>
-            </w:r>
-          </w:p>
-        </w:tc>
-      </w:tr>
-      <w:tr>
-        <w:tc>
-          <w:tcPr>
-            <w:tcW w:type="dxa" w:w="2592"/>
-          </w:tcPr>
-          <w:p>
-            <w:r>
-              <w:t>api/sync-aem.js</w:t>
-            </w:r>
-          </w:p>
-        </w:tc>
-        <w:tc>
-          <w:tcPr>
-            <w:tcW w:type="dxa" w:w="2592"/>
-          </w:tcPr>
-          <w:p>
-            <w:r>
-              <w:t>/api/sync-aem</w:t>
-            </w:r>
-          </w:p>
-        </w:tc>
-        <w:tc>
-          <w:tcPr>
-            <w:tcW w:type="dxa" w:w="4176"/>
-          </w:tcPr>
-          <w:p>
-            <w:r>
-              <w:t>Sincroniza URLs del sitemap remoto de www.asisa.es con preview+live de EDS. Requiere SYNC_SECRET y HLX_ADMIN_API_TOKEN.</w:t>
             </w:r>
           </w:p>
         </w:tc>
@@ -3476,24 +3348,6 @@
         <w:shd w:fill="F4F4F4" w:val="clear"/>
       </w:pPr>
       <w:r>
-        <w:t>api/providers-detail.js    ← detalle por código de localización</w:t>
-      </w:r>
-    </w:p>
-    <w:p>
-      <w:pPr>
-        <w:pStyle w:val="Code"/>
-        <w:shd w:fill="F4F4F4" w:val="clear"/>
-      </w:pPr>
-      <w:r>
-        <w:t>api/specialities.js        ← proxy en vivo al backend de ASISA</w:t>
-      </w:r>
-    </w:p>
-    <w:p>
-      <w:pPr>
-        <w:pStyle w:val="Code"/>
-        <w:shd w:fill="F4F4F4" w:val="clear"/>
-      </w:pPr>
-      <w:r>
         <w:t>api/sitemap.js             ← /sitemap.xml</w:t>
       </w:r>
     </w:p>
@@ -3508,15 +3362,6 @@
     </w:p>
     <w:p>
       <w:pPr>
-        <w:pStyle w:val="Code"/>
-        <w:shd w:fill="F4F4F4" w:val="clear"/>
-      </w:pPr>
-      <w:r>
-        <w:t>api/sync-aem.js            ← utilidad de sincronización</w:t>
-      </w:r>
-    </w:p>
-    <w:p>
-      <w:pPr>
         <w:pStyle w:val="Heading4"/>
       </w:pPr>
       <w:r>
@@ -4973,64 +4818,6 @@
       </w:pPr>
       <w:r>
         <w:t>}</w:t>
-      </w:r>
-    </w:p>
-    <w:p>
-      <w:pPr>
-        <w:pStyle w:val="Heading4"/>
-      </w:pPr>
-      <w:r>
-        <w:t>api/specialities.js (con S, inglés — distinto del anterior)</w:t>
-      </w:r>
-    </w:p>
-    <w:p>
-      <w:r>
-        <w:t>Este es ESPECIAL: no lee del repo, es un PROXY que llama en vivo al backend de ASISA para autocompletado de especialidades. Si el backend de ASISA cae, este endpoint cae también.</w:t>
-      </w:r>
-    </w:p>
-    <w:p>
-      <w:pPr>
-        <w:pStyle w:val="Code"/>
-        <w:shd w:fill="F4F4F4" w:val="clear"/>
-      </w:pPr>
-      <w:r>
-        <w:t>curl "https://asisa-pc.vercel.app/api/specialities?provinceCode=28"</w:t>
-      </w:r>
-    </w:p>
-    <w:p>
-      <w:pPr>
-        <w:pStyle w:val="Code"/>
-        <w:shd w:fill="F4F4F4" w:val="clear"/>
-      </w:pPr>
-      <w:r>
-        <w:t xml:space="preserve"> </w:t>
-      </w:r>
-    </w:p>
-    <w:p>
-      <w:pPr>
-        <w:pStyle w:val="Code"/>
-        <w:shd w:fill="F4F4F4" w:val="clear"/>
-      </w:pPr>
-      <w:r>
-        <w:t># Internamente Vercel hace:</w:t>
-      </w:r>
-    </w:p>
-    <w:p>
-      <w:pPr>
-        <w:pStyle w:val="Code"/>
-        <w:shd w:fill="F4F4F4" w:val="clear"/>
-      </w:pPr>
-      <w:r>
-        <w:t>#   GET https://ursaepre.asisa.es/.../autocomplete/specialities?provinceCode=28</w:t>
-      </w:r>
-    </w:p>
-    <w:p>
-      <w:pPr>
-        <w:pStyle w:val="Code"/>
-        <w:shd w:fill="F4F4F4" w:val="clear"/>
-      </w:pPr>
-      <w:r>
-        <w:t># y devuelve lo que ASISA responda (passthrough).</w:t>
       </w:r>
     </w:p>
     <w:p>
@@ -9531,46 +9318,21 @@
         <w:pStyle w:val="Heading4"/>
       </w:pPr>
       <w:r>
-        <w:t>Endpoint 7 · api/providers-detail.js (detalle por locCode)</w:t>
-      </w:r>
-    </w:p>
-    <w:p>
-      <w:r>
-        <w:t>Ruta: api/providers-detail.js · 78 líneas · HTTP: GET /api/providers-detail</w:t>
-      </w:r>
-    </w:p>
-    <w:p>
-      <w:r>
-        <w:t>Query: id (String, obligatorio) — providerLocalicationCode.</w:t>
-      </w:r>
-    </w:p>
-    <w:p>
-      <w:r>
-        <w:t>Lee data/provider-details/&lt;id&gt;.json. Sin caché in-memory.</w:t>
-      </w:r>
-    </w:p>
-    <w:p>
-      <w:r>
-        <w:t>Un mismo provider-details puede tener varios entries (mismo provider, distintas especialidades). mapDetail() consolida: toma base del primer entry, deduplica y agrupa specialities y languages de todos los entries.</w:t>
-      </w:r>
-    </w:p>
-    <w:p>
-      <w:r>
-        <w:t>Consumido por: usado como fallback / enriquecimiento desde otros endpoints; también accesible directo desde el frontend si se necesita una sola ubicación.</w:t>
-      </w:r>
-    </w:p>
-    <w:p>
-      <w:r>
-        <w:t>Ejemplo:</w:t>
-      </w:r>
-    </w:p>
-    <w:p>
-      <w:pPr>
-        <w:pStyle w:val="Code"/>
-        <w:shd w:fill="F4F4F4" w:val="clear"/>
-      </w:pPr>
-      <w:r>
-        <w:t>curl "https://asisa-pc.vercel.app/api/providers-detail?id=1496101"</w:t>
+        <w:t>Endpoint 7 y 8 · sitemaps en Vercel</w:t>
+      </w:r>
+    </w:p>
+    <w:p>
+      <w:r>
+        <w:t>api/sitemap.js (29 líneas) → /sitemap.xml: sitemap index estático que apunta a 5 sitemaps específicos en www.asisa.es. Exporta getSitemapIndexXml() para que api/markup.js lo reuse.</w:t>
+      </w:r>
+    </w:p>
+    <w:p>
+      <w:pPr>
+        <w:pStyle w:val="Code"/>
+        <w:shd w:fill="F4F4F4" w:val="clear"/>
+      </w:pPr>
+      <w:r>
+        <w:t>curl https://asisa-pc.vercel.app/sitemap.xml</w:t>
       </w:r>
     </w:p>
     <w:p>
@@ -9588,232 +9350,6 @@
         <w:shd w:fill="F4F4F4" w:val="clear"/>
       </w:pPr>
       <w:r>
-        <w:t>{</w:t>
-      </w:r>
-    </w:p>
-    <w:p>
-      <w:pPr>
-        <w:pStyle w:val="Code"/>
-        <w:shd w:fill="F4F4F4" w:val="clear"/>
-      </w:pPr>
-      <w:r>
-        <w:t xml:space="preserve">  "providerLocalicationCode": 1496101,</w:t>
-      </w:r>
-    </w:p>
-    <w:p>
-      <w:pPr>
-        <w:pStyle w:val="Code"/>
-        <w:shd w:fill="F4F4F4" w:val="clear"/>
-      </w:pPr>
-      <w:r>
-        <w:t xml:space="preserve">  "providerCode": 3839140,</w:t>
-      </w:r>
-    </w:p>
-    <w:p>
-      <w:pPr>
-        <w:pStyle w:val="Code"/>
-        <w:shd w:fill="F4F4F4" w:val="clear"/>
-      </w:pPr>
-      <w:r>
-        <w:t xml:space="preserve">  "name": "HOSPITAL UNIVERSITARIO HLA MONCLOA",</w:t>
-      </w:r>
-    </w:p>
-    <w:p>
-      <w:pPr>
-        <w:pStyle w:val="Code"/>
-        <w:shd w:fill="F4F4F4" w:val="clear"/>
-      </w:pPr>
-      <w:r>
-        <w:t xml:space="preserve">  "specialities": ["ALERGOLOGÍA", "CARDIOLOGÍA",</w:t>
-      </w:r>
-    </w:p>
-    <w:p>
-      <w:pPr>
-        <w:pStyle w:val="Code"/>
-        <w:shd w:fill="F4F4F4" w:val="clear"/>
-      </w:pPr>
-      <w:r>
-        <w:t xml:space="preserve">    "DERMATOLOGÍA MÉDICO-QUIRÚRGICA Y VENÉREO", ...],</w:t>
-      </w:r>
-    </w:p>
-    <w:p>
-      <w:pPr>
-        <w:pStyle w:val="Code"/>
-        <w:shd w:fill="F4F4F4" w:val="clear"/>
-      </w:pPr>
-      <w:r>
-        <w:t xml:space="preserve">  "address": "AVENIDA VALLADOLID 83",</w:t>
-      </w:r>
-    </w:p>
-    <w:p>
-      <w:pPr>
-        <w:pStyle w:val="Code"/>
-        <w:shd w:fill="F4F4F4" w:val="clear"/>
-      </w:pPr>
-      <w:r>
-        <w:t xml:space="preserve">  "city": "MADRID",</w:t>
-      </w:r>
-    </w:p>
-    <w:p>
-      <w:pPr>
-        <w:pStyle w:val="Code"/>
-        <w:shd w:fill="F4F4F4" w:val="clear"/>
-      </w:pPr>
-      <w:r>
-        <w:t xml:space="preserve">  "phone": "917581196",</w:t>
-      </w:r>
-    </w:p>
-    <w:p>
-      <w:pPr>
-        <w:pStyle w:val="Code"/>
-        <w:shd w:fill="F4F4F4" w:val="clear"/>
-      </w:pPr>
-      <w:r>
-        <w:t xml:space="preserve">  "languages": []</w:t>
-      </w:r>
-    </w:p>
-    <w:p>
-      <w:pPr>
-        <w:pStyle w:val="Code"/>
-        <w:shd w:fill="F4F4F4" w:val="clear"/>
-      </w:pPr>
-      <w:r>
-        <w:t>}</w:t>
-      </w:r>
-    </w:p>
-    <w:p>
-      <w:pPr>
-        <w:pStyle w:val="Heading4"/>
-      </w:pPr>
-      <w:r>
-        <w:t>Endpoint 8 · api/specialities.js (proxy autocomplete a ASISA)</w:t>
-      </w:r>
-    </w:p>
-    <w:p>
-      <w:r>
-        <w:t>Ruta: api/specialities.js · 32 líneas · HTTP: GET /api/specialities</w:t>
-      </w:r>
-    </w:p>
-    <w:p>
-      <w:r>
-        <w:t>Query: provinceCode (opcional, código numérico INE).</w:t>
-      </w:r>
-    </w:p>
-    <w:p>
-      <w:r>
-        <w:t>NO lee data/ ni tiene caché — es un PROXY EN VIVO al backend de ASISA:</w:t>
-      </w:r>
-    </w:p>
-    <w:p>
-      <w:pPr>
-        <w:pStyle w:val="Code"/>
-        <w:shd w:fill="F4F4F4" w:val="clear"/>
-      </w:pPr>
-      <w:r>
-        <w:t>GET https://ursaepre.asisa.es/ASISA/middlewasisa/public/v1/api/searchPortal/</w:t>
-      </w:r>
-    </w:p>
-    <w:p>
-      <w:pPr>
-        <w:pStyle w:val="Code"/>
-        <w:shd w:fill="F4F4F4" w:val="clear"/>
-      </w:pPr>
-      <w:r>
-        <w:t xml:space="preserve">    autocomplete/specialities</w:t>
-      </w:r>
-    </w:p>
-    <w:p>
-      <w:pPr>
-        <w:pStyle w:val="Code"/>
-        <w:shd w:fill="F4F4F4" w:val="clear"/>
-      </w:pPr>
-      <w:r>
-        <w:t xml:space="preserve">  ?specialityDescription=&amp;networkCode=1[&amp;provinceCode=&lt;code&gt;]</w:t>
-      </w:r>
-    </w:p>
-    <w:p>
-      <w:pPr>
-        <w:pStyle w:val="Code"/>
-        <w:shd w:fill="F4F4F4" w:val="clear"/>
-      </w:pPr>
-      <w:r>
-        <w:t xml:space="preserve">  &amp;maxResultsNumber=500</w:t>
-      </w:r>
-    </w:p>
-    <w:p>
-      <w:pPr>
-        <w:pStyle w:val="Code"/>
-        <w:shd w:fill="F4F4F4" w:val="clear"/>
-      </w:pPr>
-      <w:r>
-        <w:t>Headers:</w:t>
-      </w:r>
-    </w:p>
-    <w:p>
-      <w:pPr>
-        <w:pStyle w:val="Code"/>
-        <w:shd w:fill="F4F4F4" w:val="clear"/>
-      </w:pPr>
-      <w:r>
-        <w:t xml:space="preserve">  Ocp-Apim-Subscription-Key: 0908b85b9d0e4a75b2eb33048bd9fe01</w:t>
-      </w:r>
-    </w:p>
-    <w:p>
-      <w:pPr>
-        <w:pStyle w:val="Code"/>
-        <w:shd w:fill="F4F4F4" w:val="clear"/>
-      </w:pPr>
-      <w:r>
-        <w:t xml:space="preserve">  Api-Version: 1</w:t>
-      </w:r>
-    </w:p>
-    <w:p>
-      <w:r>
-        <w:t>Devuelve la respuesta tal cual (passthrough). Si el backend de ASISA cae, este endpoint cae también. Pensado para autocomplete de búsqueda.</w:t>
-      </w:r>
-    </w:p>
-    <w:p>
-      <w:r>
-        <w:t>Este endpoint es el único que sí depende del backend ASISA en runtime. La subscription key debe ir a Key Vault.</w:t>
-      </w:r>
-    </w:p>
-    <w:p>
-      <w:pPr>
-        <w:pStyle w:val="Heading4"/>
-      </w:pPr>
-      <w:r>
-        <w:t>Endpoints 9 y 10 · sitemaps en Vercel</w:t>
-      </w:r>
-    </w:p>
-    <w:p>
-      <w:r>
-        <w:t>api/sitemap.js (29 líneas) → /sitemap.xml: sitemap index estático que apunta a 5 sitemaps específicos en www.asisa.es. Exporta getSitemapIndexXml() para que api/markup.js lo reuse.</w:t>
-      </w:r>
-    </w:p>
-    <w:p>
-      <w:pPr>
-        <w:pStyle w:val="Code"/>
-        <w:shd w:fill="F4F4F4" w:val="clear"/>
-      </w:pPr>
-      <w:r>
-        <w:t>curl https://asisa-pc.vercel.app/sitemap.xml</w:t>
-      </w:r>
-    </w:p>
-    <w:p>
-      <w:pPr>
-        <w:pStyle w:val="Code"/>
-        <w:shd w:fill="F4F4F4" w:val="clear"/>
-      </w:pPr>
-      <w:r>
-        <w:t xml:space="preserve"> </w:t>
-      </w:r>
-    </w:p>
-    <w:p>
-      <w:pPr>
-        <w:pStyle w:val="Code"/>
-        <w:shd w:fill="F4F4F4" w:val="clear"/>
-      </w:pPr>
-      <w:r>
         <w:t>Devuelve:</w:t>
       </w:r>
     </w:p>
@@ -9960,93 +9496,6 @@
     <w:p>
       <w:r>
         <w:t>Devuelven XML con la lista de URLs. EDS sirve los mismos paths nativamente vía helix-sitemap.yaml (con origin: https://www.asisa.es). Los endpoints de Vercel son accesibles directamente en asisa-pc.vercel.app y útiles para debugging.</w:t>
-      </w:r>
-    </w:p>
-    <w:p>
-      <w:pPr>
-        <w:pStyle w:val="Heading4"/>
-      </w:pPr>
-      <w:r>
-        <w:t>Endpoint 11 · api/sync-aem.js (sincronizador de sitemap externo)</w:t>
-      </w:r>
-    </w:p>
-    <w:p>
-      <w:r>
-        <w:t>Ruta: api/sync-aem.js · 84 líneas · HTTP: GET /api/sync-aem (interno)</w:t>
-      </w:r>
-    </w:p>
-    <w:p>
-      <w:r>
-        <w:t>Query:</w:t>
-      </w:r>
-    </w:p>
-    <w:p>
-      <w:pPr>
-        <w:pStyle w:val="ListBullet"/>
-      </w:pPr>
-      <w:r>
-        <w:t>secret (String) — debe coincidir con env SYNC_SECRET, si no 401.</w:t>
-      </w:r>
-    </w:p>
-    <w:p>
-      <w:pPr>
-        <w:pStyle w:val="ListBullet"/>
-      </w:pPr>
-      <w:r>
-        <w:t>path (String, opcional) — sincroniza solo esa ruta.</w:t>
-      </w:r>
-    </w:p>
-    <w:p>
-      <w:pPr>
-        <w:pStyle w:val="ListBullet"/>
-      </w:pPr>
-      <w:r>
-        <w:t>limit (Number, default 50) — URLs por lote.</w:t>
-      </w:r>
-    </w:p>
-    <w:p>
-      <w:pPr>
-        <w:pStyle w:val="ListBullet"/>
-      </w:pPr>
-      <w:r>
-        <w:t>offset (Number, default 0) — offset para paginación.</w:t>
-      </w:r>
-    </w:p>
-    <w:p>
-      <w:r>
-        <w:t>Si no se pasa path, lee https://www.asisa.es/sitemap.xml, filtra URLs que contengan "/cuadro-medico/" y procesa por lotes. Para cada URL hace:</w:t>
-      </w:r>
-    </w:p>
-    <w:p>
-      <w:pPr>
-        <w:pStyle w:val="Code"/>
-        <w:shd w:fill="F4F4F4" w:val="clear"/>
-      </w:pPr>
-      <w:r>
-        <w:t>POST https://admin.hlx.page/preview/asisa-softtek/asisa-pc/main&lt;path&gt;</w:t>
-      </w:r>
-    </w:p>
-    <w:p>
-      <w:pPr>
-        <w:pStyle w:val="Code"/>
-        <w:shd w:fill="F4F4F4" w:val="clear"/>
-      </w:pPr>
-      <w:r>
-        <w:t>POST https://admin.hlx.page/live/asisa-softtek/asisa-pc/main&lt;path&gt;</w:t>
-      </w:r>
-    </w:p>
-    <w:p>
-      <w:pPr>
-        <w:pStyle w:val="Code"/>
-        <w:shd w:fill="F4F4F4" w:val="clear"/>
-      </w:pPr>
-      <w:r>
-        <w:t>Headers: x-auth-token: &lt;HLX_ADMIN_API_TOKEN&gt;</w:t>
-      </w:r>
-    </w:p>
-    <w:p>
-      <w:r>
-        <w:t>Concurrencia 5 (Promise.all en lotes). Requiere env HLX_ADMIN_API_TOKEN o devuelve 500. Útil para automatizar sincronización masiva desde un sitemap externo (e.g. tras una republicación en www.asisa.es).</w:t>
       </w:r>
     </w:p>
     <w:p>
@@ -10308,7 +9757,7 @@
           </w:tcPr>
           <w:p>
             <w:r>
-              <w:t>api/providers-detail.js</w:t>
+              <w:t>api/sitemap.js</w:t>
             </w:r>
           </w:p>
         </w:tc>
@@ -10340,7 +9789,7 @@
           </w:tcPr>
           <w:p>
             <w:r>
-              <w:t>api/specialities.js</w:t>
+              <w:t>api/sitemap-cuadro-medico.js</w:t>
             </w:r>
           </w:p>
         </w:tc>
@@ -10350,7 +9799,7 @@
           </w:tcPr>
           <w:p>
             <w:r>
-              <w:t>— (proxy en vivo)</w:t>
+              <w:t>—</w:t>
             </w:r>
           </w:p>
         </w:tc>
@@ -10360,103 +9809,7 @@
           </w:tcPr>
           <w:p>
             <w:r>
-              <w:t>s-maxage=86400, stale-while-revalidate=604800</w:t>
-            </w:r>
-          </w:p>
-        </w:tc>
-      </w:tr>
-      <w:tr>
-        <w:tc>
-          <w:tcPr>
-            <w:tcW w:type="dxa" w:w="3168"/>
-          </w:tcPr>
-          <w:p>
-            <w:r>
-              <w:t>api/sitemap.js</w:t>
-            </w:r>
-          </w:p>
-        </w:tc>
-        <w:tc>
-          <w:tcPr>
-            <w:tcW w:type="dxa" w:w="3600"/>
-          </w:tcPr>
-          <w:p>
-            <w:r>
-              <w:t>—</w:t>
-            </w:r>
-          </w:p>
-        </w:tc>
-        <w:tc>
-          <w:tcPr>
-            <w:tcW w:type="dxa" w:w="2880"/>
-          </w:tcPr>
-          <w:p>
-            <w:r>
-              <w:t>s-maxage=3600, stale-while-revalidate=86400</w:t>
-            </w:r>
-          </w:p>
-        </w:tc>
-      </w:tr>
-      <w:tr>
-        <w:tc>
-          <w:tcPr>
-            <w:tcW w:type="dxa" w:w="3168"/>
-          </w:tcPr>
-          <w:p>
-            <w:r>
-              <w:t>api/sitemap-cuadro-medico.js</w:t>
-            </w:r>
-          </w:p>
-        </w:tc>
-        <w:tc>
-          <w:tcPr>
-            <w:tcW w:type="dxa" w:w="3600"/>
-          </w:tcPr>
-          <w:p>
-            <w:r>
-              <w:t>—</w:t>
-            </w:r>
-          </w:p>
-        </w:tc>
-        <w:tc>
-          <w:tcPr>
-            <w:tcW w:type="dxa" w:w="2880"/>
-          </w:tcPr>
-          <w:p>
-            <w:r>
               <w:t>s-maxage=86400, stale-while-revalidate=86400</w:t>
-            </w:r>
-          </w:p>
-        </w:tc>
-      </w:tr>
-      <w:tr>
-        <w:tc>
-          <w:tcPr>
-            <w:tcW w:type="dxa" w:w="3168"/>
-          </w:tcPr>
-          <w:p>
-            <w:r>
-              <w:t>api/sync-aem.js</w:t>
-            </w:r>
-          </w:p>
-        </w:tc>
-        <w:tc>
-          <w:tcPr>
-            <w:tcW w:type="dxa" w:w="3600"/>
-          </w:tcPr>
-          <w:p>
-            <w:r>
-              <w:t>— (no cacheable)</w:t>
-            </w:r>
-          </w:p>
-        </w:tc>
-        <w:tc>
-          <w:tcPr>
-            <w:tcW w:type="dxa" w:w="2880"/>
-          </w:tcPr>
-          <w:p>
-            <w:r>
-              <w:t>—</w:t>
             </w:r>
           </w:p>
         </w:tc>
@@ -14441,72 +13794,6 @@
           </w:p>
         </w:tc>
       </w:tr>
-      <w:tr>
-        <w:tc>
-          <w:tcPr>
-            <w:tcW w:type="dxa" w:w="2880"/>
-          </w:tcPr>
-          <w:p>
-            <w:r>
-              <w:t>scripts/editor-support.js</w:t>
-            </w:r>
-          </w:p>
-        </w:tc>
-        <w:tc>
-          <w:tcPr>
-            <w:tcW w:type="dxa" w:w="6480"/>
-          </w:tcPr>
-          <w:p>
-            <w:r>
-              <w:t>Sólo activo dentro del Universal Editor de AEM. Escucha eventos aue:content-* y re-decora bloques sin recargar.</w:t>
-            </w:r>
-          </w:p>
-        </w:tc>
-      </w:tr>
-      <w:tr>
-        <w:tc>
-          <w:tcPr>
-            <w:tcW w:type="dxa" w:w="2880"/>
-          </w:tcPr>
-          <w:p>
-            <w:r>
-              <w:t>scripts/editor-support-rte.js</w:t>
-            </w:r>
-          </w:p>
-        </w:tc>
-        <w:tc>
-          <w:tcPr>
-            <w:tcW w:type="dxa" w:w="6480"/>
-          </w:tcPr>
-          <w:p>
-            <w:r>
-              <w:t>Agrupa nodos rich-text consecutivos para edición cómoda en el editor.</w:t>
-            </w:r>
-          </w:p>
-        </w:tc>
-      </w:tr>
-      <w:tr>
-        <w:tc>
-          <w:tcPr>
-            <w:tcW w:type="dxa" w:w="2880"/>
-          </w:tcPr>
-          <w:p>
-            <w:r>
-              <w:t>scripts/dompurify.min.js</w:t>
-            </w:r>
-          </w:p>
-        </w:tc>
-        <w:tc>
-          <w:tcPr>
-            <w:tcW w:type="dxa" w:w="6480"/>
-          </w:tcPr>
-          <w:p>
-            <w:r>
-              <w:t>Librería externa de sanitización XSS, usada por editor-support.js.</w:t>
-            </w:r>
-          </w:p>
-        </w:tc>
-      </w:tr>
     </w:tbl>
     <w:p>
       <w:pPr>
@@ -16586,7 +15873,7 @@
     </w:p>
     <w:p>
       <w:r>
-        <w:t>Generador: generate-provider-details.mjs (~33k fetches a /providers/details). Consumido por: api/providers-detail.js + api/doctor.js (enriquece datos del representative location).</w:t>
+        <w:t>Generador: generate-provider-details.mjs (~33k fetches a /providers/details). Consumido por: api/doctor.js (enriquece datos del representative location).</w:t>
       </w:r>
     </w:p>
     <w:p>
@@ -19112,7 +18399,7 @@
           </w:tcPr>
           <w:p>
             <w:r>
-              <w:t>API datos: providers-detail</w:t>
+              <w:t>Clientlibs CSS de ASISA (estáticos)</w:t>
             </w:r>
           </w:p>
         </w:tc>
@@ -19122,7 +18409,7 @@
           </w:tcPr>
           <w:p>
             <w:r>
-              <w:t>https://asisa-pc.vercel.app/api/providers-detail</w:t>
+              <w:t>https://asisa-pc.vercel.app/etc.clientlibs/*</w:t>
             </w:r>
           </w:p>
         </w:tc>
@@ -19132,103 +18419,7 @@
           </w:tcPr>
           <w:p>
             <w:r>
-              <w:t>api/providers-detail.js</w:t>
-            </w:r>
-          </w:p>
-        </w:tc>
-      </w:tr>
-      <w:tr>
-        <w:tc>
-          <w:tcPr>
-            <w:tcW w:type="dxa" w:w="3168"/>
-          </w:tcPr>
-          <w:p>
-            <w:r>
-              <w:t>Proxy autocomplete ASISA</w:t>
-            </w:r>
-          </w:p>
-        </w:tc>
-        <w:tc>
-          <w:tcPr>
-            <w:tcW w:type="dxa" w:w="3600"/>
-          </w:tcPr>
-          <w:p>
-            <w:r>
-              <w:t>https://asisa-pc.vercel.app/api/specialities</w:t>
-            </w:r>
-          </w:p>
-        </w:tc>
-        <w:tc>
-          <w:tcPr>
-            <w:tcW w:type="dxa" w:w="2880"/>
-          </w:tcPr>
-          <w:p>
-            <w:r>
-              <w:t>api/specialities.js (fetch en vivo a ursaepre.asisa.es)</w:t>
-            </w:r>
-          </w:p>
-        </w:tc>
-      </w:tr>
-      <w:tr>
-        <w:tc>
-          <w:tcPr>
-            <w:tcW w:type="dxa" w:w="3168"/>
-          </w:tcPr>
-          <w:p>
-            <w:r>
-              <w:t>Sync sitemap → EDS</w:t>
-            </w:r>
-          </w:p>
-        </w:tc>
-        <w:tc>
-          <w:tcPr>
-            <w:tcW w:type="dxa" w:w="3600"/>
-          </w:tcPr>
-          <w:p>
-            <w:r>
-              <w:t>https://asisa-pc.vercel.app/api/sync-aem</w:t>
-            </w:r>
-          </w:p>
-        </w:tc>
-        <w:tc>
-          <w:tcPr>
-            <w:tcW w:type="dxa" w:w="2880"/>
-          </w:tcPr>
-          <w:p>
-            <w:r>
-              <w:t>api/sync-aem.js</w:t>
-            </w:r>
-          </w:p>
-        </w:tc>
-      </w:tr>
-      <w:tr>
-        <w:tc>
-          <w:tcPr>
-            <w:tcW w:type="dxa" w:w="3168"/>
-          </w:tcPr>
-          <w:p>
-            <w:r>
-              <w:t>Proxy clientlibs CSS de ASISA</w:t>
-            </w:r>
-          </w:p>
-        </w:tc>
-        <w:tc>
-          <w:tcPr>
-            <w:tcW w:type="dxa" w:w="3600"/>
-          </w:tcPr>
-          <w:p>
-            <w:r>
-              <w:t>https://asisa-pc.vercel.app/etc.clientlibs/*</w:t>
-            </w:r>
-          </w:p>
-        </w:tc>
-        <w:tc>
-          <w:tcPr>
-            <w:tcW w:type="dxa" w:w="2880"/>
-          </w:tcPr>
-          <w:p>
-            <w:r>
-              <w:t>rewrite en vercel.json hacia www.asisa.es</w:t>
+              <w:t>CSS y fuentes del design system descargados al repo en etc.clientlibs/</w:t>
             </w:r>
           </w:p>
         </w:tc>
@@ -20441,38 +19632,6 @@
           </w:tcPr>
           <w:p>
             <w:r>
-              <w:t>SYNC_SECRET</w:t>
-            </w:r>
-          </w:p>
-        </w:tc>
-        <w:tc>
-          <w:tcPr>
-            <w:tcW w:type="dxa" w:w="3600"/>
-          </w:tcPr>
-          <w:p>
-            <w:r>
-              <w:t>Shared secret para api/sync-aem.js</w:t>
-            </w:r>
-          </w:p>
-        </w:tc>
-        <w:tc>
-          <w:tcPr>
-            <w:tcW w:type="dxa" w:w="2880"/>
-          </w:tcPr>
-          <w:p>
-            <w:r>
-              <w:t>Vercel env</w:t>
-            </w:r>
-          </w:p>
-        </w:tc>
-      </w:tr>
-      <w:tr>
-        <w:tc>
-          <w:tcPr>
-            <w:tcW w:type="dxa" w:w="2880"/>
-          </w:tcPr>
-          <w:p>
-            <w:r>
               <w:t>FORCE</w:t>
             </w:r>
           </w:p>
@@ -21485,42 +20644,6 @@
       </w:pPr>
       <w:r>
         <w:t>https://asisa-pc.vercel.app/api/centro?key=hospital-universitario-hla-moncloa</w:t>
-      </w:r>
-    </w:p>
-    <w:p>
-      <w:pPr>
-        <w:pStyle w:val="Code"/>
-        <w:shd w:fill="F4F4F4" w:val="clear"/>
-      </w:pPr>
-      <w:r>
-        <w:t>https://asisa-pc.vercel.app/api/providers-detail?id=12345</w:t>
-      </w:r>
-    </w:p>
-    <w:p>
-      <w:pPr>
-        <w:pStyle w:val="Code"/>
-        <w:shd w:fill="F4F4F4" w:val="clear"/>
-      </w:pPr>
-      <w:r>
-        <w:t xml:space="preserve"> </w:t>
-      </w:r>
-    </w:p>
-    <w:p>
-      <w:pPr>
-        <w:pStyle w:val="Code"/>
-        <w:shd w:fill="F4F4F4" w:val="clear"/>
-      </w:pPr>
-      <w:r>
-        <w:t># Proxy en vivo a backend ASISA</w:t>
-      </w:r>
-    </w:p>
-    <w:p>
-      <w:pPr>
-        <w:pStyle w:val="Code"/>
-        <w:shd w:fill="F4F4F4" w:val="clear"/>
-      </w:pPr>
-      <w:r>
-        <w:t>https://asisa-pc.vercel.app/api/specialities?provinceCode=28</w:t>
       </w:r>
     </w:p>
     <w:p>

--- a/docs/traspaso-conocimiento.docx
+++ b/docs/traspaso-conocimiento.docx
@@ -2685,28 +2685,6 @@
           <w:p>
             <w:r>
               <w:t>Esquema de campos editables por componente.</w:t>
-            </w:r>
-          </w:p>
-        </w:tc>
-      </w:tr>
-      <w:tr>
-        <w:tc>
-          <w:tcPr>
-            <w:tcW w:type="dxa" w:w="2880"/>
-          </w:tcPr>
-          <w:p>
-            <w:r>
-              <w:t>models/_*.json</w:t>
-            </w:r>
-          </w:p>
-        </w:tc>
-        <w:tc>
-          <w:tcPr>
-            <w:tcW w:type="dxa" w:w="6480"/>
-          </w:tcPr>
-          <w:p>
-            <w:r>
-              <w:t>Fragmentos modulares de las definiciones globales.</w:t>
             </w:r>
           </w:p>
         </w:tc>
